--- a/downloads/teacher/ai-7-week-01.docx
+++ b/downloads/teacher/ai-7-week-01.docx
@@ -1892,6 +1892,396 @@
         <w:t>For the Reproducible AI Research Study, retain an annotated worked trace and the changed-case reasoning. Connect the claim to its records, units and assumptions so another investigator can challenge or reproduce it.</w:t>
       </w:r>
     </w:p>
+    <w:p>
+      <w:pPr>
+        <w:pStyle w:val="Heading1"/>
+      </w:pPr>
+      <w:r>
+        <w:t>07. Prepare, teach and assess</w:t>
+      </w:r>
+    </w:p>
+    <w:p>
+      <w:r>
+        <w:t>Teaching target: Explain the mechanism and terminology of a question that evidence can answer</w:t>
+      </w:r>
+    </w:p>
+    <w:p>
+      <w:r>
+        <w:t>Prepare the labelled worked-case picture, the matching workbook, fictional input cards and a place for individual responses. Check a local Python 3 environment before class; have a paper-trace version ready.</w:t>
+      </w:r>
+    </w:p>
+    <w:tbl>
+      <w:tblPr>
+        <w:tblStyle w:val="LightShading-Accent1"/>
+        <w:tblW w:type="auto" w:w="0"/>
+        <w:tblLook w:firstColumn="1" w:firstRow="1" w:lastColumn="0" w:lastRow="0" w:noHBand="0" w:noVBand="1" w:val="04A0"/>
+      </w:tblPr>
+      <w:tblGrid>
+        <w:gridCol w:w="3408"/>
+        <w:gridCol w:w="3408"/>
+        <w:gridCol w:w="3408"/>
+      </w:tblGrid>
+      <w:tr>
+        <w:trPr>
+          <w:tblHeader/>
+        </w:trPr>
+        <w:tc>
+          <w:tcPr>
+            <w:tcW w:type="dxa" w:w="3408"/>
+          </w:tcPr>
+          <w:p>
+            <w:r>
+              <w:t>Session</w:t>
+            </w:r>
+          </w:p>
+        </w:tc>
+        <w:tc>
+          <w:tcPr>
+            <w:tcW w:type="dxa" w:w="3408"/>
+          </w:tcPr>
+          <w:p>
+            <w:r>
+              <w:t>Plan</w:t>
+            </w:r>
+          </w:p>
+        </w:tc>
+        <w:tc>
+          <w:tcPr>
+            <w:tcW w:type="dxa" w:w="3408"/>
+          </w:tcPr>
+          <w:p>
+            <w:r>
+              <w:t>Resources</w:t>
+            </w:r>
+          </w:p>
+        </w:tc>
+      </w:tr>
+      <w:tr>
+        <w:tc>
+          <w:tcPr>
+            <w:tcW w:type="dxa" w:w="3408"/>
+          </w:tcPr>
+          <w:p>
+            <w:r>
+              <w:t>Session 1 · Understand · 45 min</w:t>
+            </w:r>
+          </w:p>
+        </w:tc>
+        <w:tc>
+          <w:tcPr>
+            <w:tcW w:type="dxa" w:w="3408"/>
+          </w:tcPr>
+          <w:p>
+            <w:r>
+              <w:t>0–7: recall and prerequisite; 7–15: inspect the concrete case and predict; 15–30: teacher models the worked trace; 30–40: learners explain a step using the text and visual; 40–45: check the core idea.</w:t>
+            </w:r>
+          </w:p>
+        </w:tc>
+        <w:tc>
+          <w:tcPr>
+            <w:tcW w:type="dxa" w:w="3408"/>
+          </w:tcPr>
+          <w:p>
+            <w:r>
+              <w:t>Sections 1–6; record the brief recall in the workbook.</w:t>
+            </w:r>
+          </w:p>
+        </w:tc>
+      </w:tr>
+      <w:tr>
+        <w:tc>
+          <w:tcPr>
+            <w:tcW w:type="dxa" w:w="3408"/>
+          </w:tcPr>
+          <w:p>
+            <w:r>
+              <w:t>Session 2 · Practise · 45 min</w:t>
+            </w:r>
+          </w:p>
+        </w:tc>
+        <w:tc>
+          <w:tcPr>
+            <w:tcW w:type="dxa" w:w="3408"/>
+          </w:tcPr>
+          <w:p>
+            <w:r>
+              <w:t>0–5: retrieve the procedure; 5–15: W2 completion practice; 15–23: explain and check with a partner; 23–30: each learner answers the misconception check; 30–40: targeted reteaching or a harder variation; 40–45: prepare the investigation.</w:t>
+            </w:r>
+          </w:p>
+        </w:tc>
+        <w:tc>
+          <w:tcPr>
+            <w:tcW w:type="dxa" w:w="3408"/>
+          </w:tcPr>
+          <w:p>
+            <w:r>
+              <w:t>Sections 7–10; use the matching workbook W2 and misconception check.</w:t>
+            </w:r>
+          </w:p>
+        </w:tc>
+      </w:tr>
+      <w:tr>
+        <w:tc>
+          <w:tcPr>
+            <w:tcW w:type="dxa" w:w="3408"/>
+          </w:tcPr>
+          <w:p>
+            <w:r>
+              <w:t>Session 3 · Investigate and transfer · 45 min</w:t>
+            </w:r>
+          </w:p>
+        </w:tc>
+        <w:tc>
+          <w:tcPr>
+            <w:tcW w:type="dxa" w:w="3408"/>
+          </w:tcPr>
+          <w:p>
+            <w:r>
+              <w:t>0–5: retrieve the decision rule; 5–20: investigate or trace; 20–30: start the independent case; 30–38: connect the project; 38–43: act on feedback; 43–45: plan the return check.</w:t>
+            </w:r>
+          </w:p>
+        </w:tc>
+        <w:tc>
+          <w:tcPr>
+            <w:tcW w:type="dxa" w:w="3408"/>
+          </w:tcPr>
+          <w:p>
+            <w:r>
+              <w:t>Sections 9 and 11–14. Give extra time to finish the full task set; use Section 15 when the week includes a coding lab.</w:t>
+            </w:r>
+          </w:p>
+        </w:tc>
+      </w:tr>
+    </w:tbl>
+    <w:p>
+      <w:r>
+        <w:t>Before class, solve the supported practice: Proposal says prove AI is useful; available records are retrieval results for five room queries. Show the intermediate steps and give the conclusion with its scope.</w:t>
+      </w:r>
+    </w:p>
+    <w:p>
+      <w:r>
+        <w:t>Reasoned practice answer: Teacher explanation: Narrow to relevant retrieval at a declared cutoff on those queries. The supplied records cannot answer universal usefulness or deployment impact.</w:t>
+      </w:r>
+    </w:p>
+    <w:p>
+      <w:r>
+        <w:t>Check every learner before discussion: Use the worked case for A question that evidence can answer. Proposed explanation: “The worked result establishes every future case”. Decide whether this explanation is supported. Point to the step or supplied fact that decides; explain your repair if needed.</w:t>
+      </w:r>
+    </w:p>
+    <w:p>
+      <w:r>
+        <w:t>Misconception repair: A measurable narrow question is not evidence of its answer.</w:t>
+      </w:r>
+    </w:p>
+    <w:p>
+      <w:r>
+        <w:t>Support: read the exact case aloud, enlarge the labelled picture, supply input cards and model only the first deciding step. Accept a spoken explanation or drawing; retain the reasoning goal.</w:t>
+      </w:r>
+    </w:p>
+    <w:p>
+      <w:r>
+        <w:t>Extension: Replace the six tasks with six easier tasks only for B. Require a prediction and a reason before comparing. Expected result: The comparison no longer isolates the diagram condition. Reason: Task difficulty now changes alongside the proposed intervention.</w:t>
+      </w:r>
+    </w:p>
+    <w:p>
+      <w:r>
+        <w:t>Independent assessment: withhold the reserved answer until the learner has attempted the new case. Record support separately from correctness.</w:t>
+      </w:r>
+    </w:p>
+    <w:tbl>
+      <w:tblPr>
+        <w:tblStyle w:val="LightShading-Accent1"/>
+        <w:tblW w:type="auto" w:w="0"/>
+        <w:tblLook w:firstColumn="1" w:firstRow="1" w:lastColumn="0" w:lastRow="0" w:noHBand="0" w:noVBand="1" w:val="04A0"/>
+      </w:tblPr>
+      <w:tblGrid>
+        <w:gridCol w:w="2556"/>
+        <w:gridCol w:w="2556"/>
+        <w:gridCol w:w="2556"/>
+        <w:gridCol w:w="2556"/>
+      </w:tblGrid>
+      <w:tr>
+        <w:trPr>
+          <w:tblHeader/>
+        </w:trPr>
+        <w:tc>
+          <w:tcPr>
+            <w:tcW w:type="dxa" w:w="2556"/>
+          </w:tcPr>
+          <w:p>
+            <w:r>
+              <w:t>Criterion</w:t>
+            </w:r>
+          </w:p>
+        </w:tc>
+        <w:tc>
+          <w:tcPr>
+            <w:tcW w:type="dxa" w:w="2556"/>
+          </w:tcPr>
+          <w:p>
+            <w:r>
+              <w:t>Not yet</w:t>
+            </w:r>
+          </w:p>
+        </w:tc>
+        <w:tc>
+          <w:tcPr>
+            <w:tcW w:type="dxa" w:w="2556"/>
+          </w:tcPr>
+          <w:p>
+            <w:r>
+              <w:t>With support</w:t>
+            </w:r>
+          </w:p>
+        </w:tc>
+        <w:tc>
+          <w:tcPr>
+            <w:tcW w:type="dxa" w:w="2556"/>
+          </w:tcPr>
+          <w:p>
+            <w:r>
+              <w:t>Independent</w:t>
+            </w:r>
+          </w:p>
+        </w:tc>
+      </w:tr>
+      <w:tr>
+        <w:tc>
+          <w:tcPr>
+            <w:tcW w:type="dxa" w:w="2556"/>
+          </w:tcPr>
+          <w:p>
+            <w:r>
+              <w:t>Explanation</w:t>
+            </w:r>
+          </w:p>
+        </w:tc>
+        <w:tc>
+          <w:tcPr>
+            <w:tcW w:type="dxa" w:w="2556"/>
+          </w:tcPr>
+          <w:p>
+            <w:r>
+              <w:t>Names an answer without a deciding fact</w:t>
+            </w:r>
+          </w:p>
+        </w:tc>
+        <w:tc>
+          <w:tcPr>
+            <w:tcW w:type="dxa" w:w="2556"/>
+          </w:tcPr>
+          <w:p>
+            <w:r>
+              <w:t>Uses a hint to link fact and decision</w:t>
+            </w:r>
+          </w:p>
+        </w:tc>
+        <w:tc>
+          <w:tcPr>
+            <w:tcW w:type="dxa" w:w="2556"/>
+          </w:tcPr>
+          <w:p>
+            <w:r>
+              <w:t>Explains the deciding fact in own words</w:t>
+            </w:r>
+          </w:p>
+        </w:tc>
+      </w:tr>
+      <w:tr>
+        <w:tc>
+          <w:tcPr>
+            <w:tcW w:type="dxa" w:w="2556"/>
+          </w:tcPr>
+          <w:p>
+            <w:r>
+              <w:t>Trace or test</w:t>
+            </w:r>
+          </w:p>
+        </w:tc>
+        <w:tc>
+          <w:tcPr>
+            <w:tcW w:type="dxa" w:w="2556"/>
+          </w:tcPr>
+          <w:p>
+            <w:r>
+              <w:t>Cannot connect input and result</w:t>
+            </w:r>
+          </w:p>
+        </w:tc>
+        <w:tc>
+          <w:tcPr>
+            <w:tcW w:type="dxa" w:w="2556"/>
+          </w:tcPr>
+          <w:p>
+            <w:r>
+              <w:t>Completes steps with prompts</w:t>
+            </w:r>
+          </w:p>
+        </w:tc>
+        <w:tc>
+          <w:tcPr>
+            <w:tcW w:type="dxa" w:w="2556"/>
+          </w:tcPr>
+          <w:p>
+            <w:r>
+              <w:t>Traces or tests a changed case accurately</w:t>
+            </w:r>
+          </w:p>
+        </w:tc>
+      </w:tr>
+      <w:tr>
+        <w:tc>
+          <w:tcPr>
+            <w:tcW w:type="dxa" w:w="2556"/>
+          </w:tcPr>
+          <w:p>
+            <w:r>
+              <w:t>Limits and revision</w:t>
+            </w:r>
+          </w:p>
+        </w:tc>
+        <w:tc>
+          <w:tcPr>
+            <w:tcW w:type="dxa" w:w="2556"/>
+          </w:tcPr>
+          <w:p>
+            <w:r>
+              <w:t>Claims more than evidence supports</w:t>
+            </w:r>
+          </w:p>
+        </w:tc>
+        <w:tc>
+          <w:tcPr>
+            <w:tcW w:type="dxa" w:w="2556"/>
+          </w:tcPr>
+          <w:p>
+            <w:r>
+              <w:t>Names a limit after a prompt</w:t>
+            </w:r>
+          </w:p>
+        </w:tc>
+        <w:tc>
+          <w:tcPr>
+            <w:tcW w:type="dxa" w:w="2556"/>
+          </w:tcPr>
+          <w:p>
+            <w:r>
+              <w:t>States a defensible limit and useful next test</w:t>
+            </w:r>
+          </w:p>
+        </w:tc>
+      </w:tr>
+    </w:tbl>
+    <w:p>
+      <w:r>
+        <w:t>Project checkpoint: Frame the need. Name the user, the problem, allowed inputs and a safe simple starting method.</w:t>
+      </w:r>
+    </w:p>
+    <w:p>
+      <w:r>
+        <w:t>Use the weekly teacher answer for topic-specific reasoning. A saved progress tick is an activity record; judge mastery from the learner’s explanation and evidence.</w:t>
+      </w:r>
+    </w:p>
     <w:sectPr>
       <w:pgSz w:w="12240" w:h="15840"/>
       <w:pgMar w:top="936" w:right="1008" w:bottom="936" w:left="1008" w:header="720" w:footer="720" w:gutter="0"/>

--- a/downloads/teacher/ai-7-week-01.docx
+++ b/downloads/teacher/ai-7-week-01.docx
@@ -2282,6 +2282,39 @@
         <w:t>Use the weekly teacher answer for topic-specific reasoning. A saved progress tick is an activity record; judge mastery from the learner’s explanation and evidence.</w:t>
       </w:r>
     </w:p>
+    <w:p>
+      <w:pPr>
+        <w:pStyle w:val="Heading1"/>
+      </w:pPr>
+      <w:r>
+        <w:t>08. Use feedback, labs and repair paths</w:t>
+      </w:r>
+    </w:p>
+    <w:p>
+      <w:r>
+        <w:t>Use the two formative questions as supported practice, not as independent mastery scores. Discuss the deciding evidence rather than accepting a guessed selection.</w:t>
+      </w:r>
+    </w:p>
+    <w:p>
+      <w:r>
+        <w:t>The feedback comes from the reviewed public worked case. Do not reveal the separately reserved independent teacher answer until the learner has attempted that case.</w:t>
+      </w:r>
+    </w:p>
+    <w:p>
+      <w:r>
+        <w:t>Ask students to predict before running code. Preserve errors and actual outputs; collect a changed test and an explanation. The branch-boundary and indexing lessons deliberately include failure cases.</w:t>
+      </w:r>
+    </w:p>
+    <w:p>
+      <w:r>
+        <w:t>Use the earlier worked-explanation links to address a specific missing building block, then return to the current question. Adapt this suggestion after observing the learner; it is not an automatic diagnosis.</w:t>
+      </w:r>
+    </w:p>
+    <w:p>
+      <w:r>
+        <w:t>Collect the completed-work portfolio as evidence. Record support separately from correctness, and assess explanation, trace/test and limitations. Progress ticks and quiz selections alone do not establish mastery.</w:t>
+      </w:r>
+    </w:p>
     <w:sectPr>
       <w:pgSz w:w="12240" w:h="15840"/>
       <w:pgMar w:top="936" w:right="1008" w:bottom="936" w:left="1008" w:header="720" w:footer="720" w:gutter="0"/>

--- a/downloads/teacher/ai-7-week-01.docx
+++ b/downloads/teacher/ai-7-week-01.docx
@@ -29,16 +29,51 @@
       </w:r>
     </w:p>
     <w:p>
-      <w:pPr>
-        <w:pStyle w:val="Heading3"/>
-      </w:pPr>
-      <w:r>
-        <w:t>Teach the learning cycle</w:t>
+      <w:r>
+        <w:t>Prepare A question that evidence can answer: check the target, prerequisites, resources and adaptable teaching schedule.</w:t>
       </w:r>
     </w:p>
     <w:p>
-      <w:r>
-        <w:t>Primary target: Explain the mechanism and terminology of a question that evidence can answer</w:t>
+      <w:pPr>
+        <w:pStyle w:val="Heading3"/>
+      </w:pPr>
+      <w:r>
+        <w:t>Teach the learning cycle</w:t>
+      </w:r>
+    </w:p>
+    <w:p>
+      <w:pPr>
+        <w:spacing w:line="336" w:lineRule="auto" w:after="180"/>
+      </w:pPr>
+      <w:r>
+        <w:rPr>
+          <w:b w:val="0"/>
+        </w:rPr>
+        <w:t xml:space="preserve">Primary target: Explain the </w:t>
+      </w:r>
+      <w:r>
+        <w:rPr>
+          <w:b/>
+        </w:rPr>
+        <w:t>mechanism</w:t>
+      </w:r>
+      <w:r>
+        <w:rPr>
+          <w:b w:val="0"/>
+        </w:rPr>
+        <w:t xml:space="preserve"> and terminology of a question that </w:t>
+      </w:r>
+      <w:r>
+        <w:rPr>
+          <w:b/>
+        </w:rPr>
+        <w:t>evidence</w:t>
+      </w:r>
+      <w:r>
+        <w:rPr>
+          <w:b w:val="0"/>
+        </w:rPr>
+        <w:t xml:space="preserve"> can answer</w:t>
       </w:r>
     </w:p>
     <w:tbl>
@@ -185,16 +220,37 @@
       </w:tr>
     </w:tbl>
     <w:p>
-      <w:r>
-        <w:t>This is a starting allocation of 135 minutes, not a validated duration. Preserve all named topics. Schedule extra time for connected examples, the full investigation, independent cases and project building. Repeated copies of a case share one recorded attempt; they are not new evidence.</w:t>
+      <w:pPr>
+        <w:spacing w:line="336" w:lineRule="auto" w:after="180"/>
+      </w:pPr>
+      <w:r>
+        <w:rPr>
+          <w:b w:val="0"/>
+        </w:rPr>
+        <w:t>This is a starting allocation of 135 minutes, not a validated duration. Preserve all named topics. Schedule extra time for connected examples, the full investigation, independent cases and project building.</w:t>
       </w:r>
     </w:p>
     <w:p>
       <w:pPr>
-        <w:pStyle w:val="Heading3"/>
-      </w:pPr>
-      <w:r>
-        <w:t>Retrieval answer guidance</w:t>
+        <w:spacing w:line="336" w:lineRule="auto" w:after="180"/>
+      </w:pPr>
+      <w:r>
+        <w:rPr>
+          <w:b w:val="0"/>
+        </w:rPr>
+        <w:t xml:space="preserve">Repeated copies of a case share one recorded attempt; they are not new </w:t>
+      </w:r>
+      <w:r>
+        <w:rPr>
+          <w:b/>
+        </w:rPr>
+        <w:t>evidence</w:t>
+      </w:r>
+      <w:r>
+        <w:rPr>
+          <w:b w:val="0"/>
+        </w:rPr>
+        <w:t>.</w:t>
       </w:r>
     </w:p>
     <w:p>
@@ -202,132 +258,556 @@
         <w:pStyle w:val="Heading3"/>
       </w:pPr>
       <w:r>
-        <w:t>Engineering demonstration and defense</w:t>
+        <w:t>Retrieval answer guidance</w:t>
       </w:r>
     </w:p>
     <w:p>
-      <w:r>
-        <w:t>Without opening the old lesson, explain one key idea from Engineering demonstration and defense. Give an example and a mistake that the idea helps you avoid.</w:t>
+      <w:pPr>
+        <w:pStyle w:val="Heading3"/>
+      </w:pPr>
+      <w:r>
+        <w:t>Engineering demonstration and defense</w:t>
       </w:r>
     </w:p>
     <w:p>
-      <w:r>
-        <w:t>Look for: Explain the mechanism and terminology of engineering demonstration and defense</w:t>
+      <w:pPr>
+        <w:spacing w:line="336" w:lineRule="auto" w:after="180"/>
+      </w:pPr>
+      <w:r>
+        <w:rPr>
+          <w:b w:val="0"/>
+        </w:rPr>
+        <w:t>Without opening the old lesson, explain one key idea from Engineering demonstration and defense. Give an example and a mistake that the idea helps you avoid.</w:t>
       </w:r>
     </w:p>
     <w:p>
-      <w:r>
-        <w:t>Reference example, not the only acceptable wording: Teacher explanation: An engineering defense demonstrates correct operation and bounded failure with an inspectable implementation, tests and runbook. Present requirements, architecture, contracts, permissions, evaluation, resource measurements and recovery. Show one supported case, one legitimate review and one denied operation. State what was mocked and what remains untested.</w:t>
+      <w:pPr>
+        <w:spacing w:line="336" w:lineRule="auto" w:after="180"/>
+      </w:pPr>
+      <w:r>
+        <w:rPr>
+          <w:b w:val="0"/>
+        </w:rPr>
+        <w:t xml:space="preserve">Look for: Explain the </w:t>
+      </w:r>
+      <w:r>
+        <w:rPr>
+          <w:b/>
+        </w:rPr>
+        <w:t>mechanism</w:t>
+      </w:r>
+      <w:r>
+        <w:rPr>
+          <w:b w:val="0"/>
+        </w:rPr>
+        <w:t xml:space="preserve"> and terminology of engineering demonstration and defense</w:t>
       </w:r>
     </w:p>
     <w:p>
-      <w:r>
-        <w:t>Two 45-minute sessions. A research question identifies an outcome, comparison and conditions that evidence could answer. A broad aspiration needs narrowing before a study. Use the supplied constructed scenarios to make the mechanism inspectable. Collect W4 before sharing solutions. Students should name intermediate evidence and limitations; classroom pacing and learning effectiveness remain unvalidated.</w:t>
+      <w:pPr>
+        <w:spacing w:line="336" w:lineRule="auto" w:after="180"/>
+      </w:pPr>
+      <w:r>
+        <w:rPr>
+          <w:b w:val="0"/>
+        </w:rPr>
+        <w:t>Reference example, not the only acceptable wording: Teacher explanation: An engineering defense demonstrates correct operation and bounded failure with an inspectable implementation, tests and runbook.</w:t>
       </w:r>
     </w:p>
     <w:p>
       <w:pPr>
-        <w:pStyle w:val="Heading3"/>
-      </w:pPr>
-      <w:r>
-        <w:t>Outcomes</w:t>
+        <w:spacing w:line="336" w:lineRule="auto" w:after="180"/>
+      </w:pPr>
+      <w:r>
+        <w:rPr>
+          <w:b w:val="0"/>
+        </w:rPr>
+        <w:t>Present requirements, architecture, contracts, permissions, evaluation, resource measurements and recovery. Show one supported case, one legitimate review and one denied operation.</w:t>
       </w:r>
     </w:p>
     <w:p>
-      <w:r>
-        <w:t>Explain the mechanism and terminology of a question that evidence can answer</w:t>
+      <w:pPr>
+        <w:spacing w:line="336" w:lineRule="auto" w:after="180"/>
+      </w:pPr>
+      <w:r>
+        <w:rPr>
+          <w:b w:val="0"/>
+        </w:rPr>
+        <w:t>State what was mocked and what remains untested.</w:t>
       </w:r>
     </w:p>
     <w:p>
-      <w:r>
-        <w:t>Apply the stated procedure to a new case with a traceable result</w:t>
+      <w:pPr>
+        <w:spacing w:line="336" w:lineRule="auto" w:after="180"/>
+      </w:pPr>
+      <w:r>
+        <w:rPr>
+          <w:b w:val="0"/>
+        </w:rPr>
+        <w:t xml:space="preserve">Two 45-minute sessions. A </w:t>
+      </w:r>
+      <w:r>
+        <w:rPr>
+          <w:b/>
+        </w:rPr>
+        <w:t>research question</w:t>
+      </w:r>
+      <w:r>
+        <w:rPr>
+          <w:b w:val="0"/>
+        </w:rPr>
+        <w:t xml:space="preserve"> identifies an </w:t>
+      </w:r>
+      <w:r>
+        <w:rPr>
+          <w:b/>
+        </w:rPr>
+        <w:t>outcome</w:t>
+      </w:r>
+      <w:r>
+        <w:rPr>
+          <w:b w:val="0"/>
+        </w:rPr>
+        <w:t xml:space="preserve">, comparison and conditions that </w:t>
+      </w:r>
+      <w:r>
+        <w:rPr>
+          <w:b/>
+        </w:rPr>
+        <w:t>evidence</w:t>
+      </w:r>
+      <w:r>
+        <w:rPr>
+          <w:b w:val="0"/>
+        </w:rPr>
+        <w:t xml:space="preserve"> could answer. A broad aspiration needs narrowing before a study.</w:t>
       </w:r>
     </w:p>
     <w:p>
-      <w:r>
-        <w:t>Identify an assumption or limitation and design a revealing follow-up</w:t>
+      <w:pPr>
+        <w:spacing w:line="336" w:lineRule="auto" w:after="180"/>
+      </w:pPr>
+      <w:r>
+        <w:rPr>
+          <w:b w:val="0"/>
+        </w:rPr>
+        <w:t xml:space="preserve">Use the supplied constructed scenarios to make the </w:t>
+      </w:r>
+      <w:r>
+        <w:rPr>
+          <w:b/>
+        </w:rPr>
+        <w:t>mechanism</w:t>
+      </w:r>
+      <w:r>
+        <w:rPr>
+          <w:b w:val="0"/>
+        </w:rPr>
+        <w:t xml:space="preserve"> inspectable. Collect W4 before sharing solutions.</w:t>
       </w:r>
     </w:p>
     <w:p>
       <w:pPr>
-        <w:pStyle w:val="Heading3"/>
-      </w:pPr>
-      <w:r>
-        <w:t>Preparation</w:t>
+        <w:spacing w:line="336" w:lineRule="auto" w:after="180"/>
+      </w:pPr>
+      <w:r>
+        <w:rPr>
+          <w:b w:val="0"/>
+        </w:rPr>
+        <w:t xml:space="preserve">Students should name intermediate </w:t>
+      </w:r>
+      <w:r>
+        <w:rPr>
+          <w:b/>
+        </w:rPr>
+        <w:t>evidence</w:t>
+      </w:r>
+      <w:r>
+        <w:rPr>
+          <w:b w:val="0"/>
+        </w:rPr>
+        <w:t xml:space="preserve"> and limitations; classroom pacing and learning effectiveness remain unvalidated.</w:t>
       </w:r>
     </w:p>
     <w:p>
-      <w:r>
-        <w:t>Lesson and workbook; paper and pencil</w:t>
+      <w:pPr>
+        <w:pStyle w:val="Heading3"/>
+      </w:pPr>
+      <w:r>
+        <w:t>Outcomes</w:t>
       </w:r>
     </w:p>
     <w:p>
-      <w:r>
-        <w:t>Calculator and optional local Python 3 for arithmetic; no live API or private data</w:t>
+      <w:pPr>
+        <w:spacing w:line="336" w:lineRule="auto" w:after="180"/>
+      </w:pPr>
+      <w:r>
+        <w:rPr>
+          <w:b w:val="0"/>
+        </w:rPr>
+        <w:t xml:space="preserve">Explain the </w:t>
+      </w:r>
+      <w:r>
+        <w:rPr>
+          <w:b/>
+        </w:rPr>
+        <w:t>mechanism</w:t>
+      </w:r>
+      <w:r>
+        <w:rPr>
+          <w:b w:val="0"/>
+        </w:rPr>
+        <w:t xml:space="preserve"> and terminology of a question that </w:t>
+      </w:r>
+      <w:r>
+        <w:rPr>
+          <w:b/>
+        </w:rPr>
+        <w:t>evidence</w:t>
+      </w:r>
+      <w:r>
+        <w:rPr>
+          <w:b w:val="0"/>
+        </w:rPr>
+        <w:t xml:space="preserve"> can answer</w:t>
       </w:r>
     </w:p>
     <w:p>
-      <w:r>
-        <w:t>Prepare the fresh retry separately and withhold its solution until after collection</w:t>
+      <w:pPr>
+        <w:spacing w:line="336" w:lineRule="auto" w:after="180"/>
+      </w:pPr>
+      <w:r>
+        <w:rPr>
+          <w:b w:val="0"/>
+        </w:rPr>
+        <w:t>Apply the stated procedure to a new case with a traceable result</w:t>
       </w:r>
     </w:p>
     <w:p>
       <w:pPr>
-        <w:pStyle w:val="Heading3"/>
-      </w:pPr>
-      <w:r>
-        <w:t>Prerequisite answer</w:t>
+        <w:spacing w:line="336" w:lineRule="auto" w:after="180"/>
+      </w:pPr>
+      <w:r>
+        <w:rPr>
+          <w:b w:val="0"/>
+        </w:rPr>
+        <w:t>Identify an assumption or limitation and design a revealing follow-up</w:t>
       </w:r>
     </w:p>
     <w:p>
-      <w:r>
-        <w:t>A result depends on the inputs, procedure and conditions that produced it. Preserve data roles and distinguish observed outcomes from predictions or unmeasured conditions. If the prior concept cannot be explained, use a short retrieval activity before this chapter.</w:t>
+      <w:pPr>
+        <w:pStyle w:val="Heading3"/>
+      </w:pPr>
+      <w:r>
+        <w:t>Preparation</w:t>
       </w:r>
     </w:p>
     <w:p>
       <w:pPr>
-        <w:pStyle w:val="Heading3"/>
-      </w:pPr>
-      <w:r>
-        <w:t>End goal for the pictorial case</w:t>
+        <w:spacing w:line="336" w:lineRule="auto" w:after="180"/>
+      </w:pPr>
+      <w:r>
+        <w:rPr>
+          <w:b w:val="0"/>
+        </w:rPr>
+        <w:t>Lesson and workbook; paper and pencil</w:t>
       </w:r>
     </w:p>
     <w:p>
-      <w:r>
-        <w:t>Explain a question that evidence can answer using the records and boundaries of this fictional investigation.</w:t>
+      <w:pPr>
+        <w:spacing w:line="336" w:lineRule="auto" w:after="180"/>
+      </w:pPr>
+      <w:r>
+        <w:rPr>
+          <w:b w:val="0"/>
+        </w:rPr>
+        <w:t>Calculator and optional local Python 3 for arithmetic; no live API or private data</w:t>
       </w:r>
     </w:p>
     <w:p>
-      <w:r>
-        <w:t>This added worked case illustrates the week’s main idea. Retain all original and connected topics; schedule its practice within the teaching cycle.</w:t>
+      <w:pPr>
+        <w:spacing w:line="336" w:lineRule="auto" w:after="180"/>
+      </w:pPr>
+      <w:r>
+        <w:rPr>
+          <w:b w:val="0"/>
+        </w:rPr>
+        <w:t>Prepare the fresh retry separately and withhold its solution until after collection</w:t>
       </w:r>
     </w:p>
     <w:p>
       <w:pPr>
-        <w:pStyle w:val="Heading1"/>
-      </w:pPr>
-      <w:r>
-        <w:t>02. Explain and model the mechanism</w:t>
+        <w:pStyle w:val="Heading3"/>
+      </w:pPr>
+      <w:r>
+        <w:t>Prerequisite answer</w:t>
       </w:r>
     </w:p>
     <w:p>
-      <w:r>
-        <w:t>A research question identifies an outcome, comparison and conditions that evidence could answer. A broad aspiration needs narrowing before a study.</w:t>
+      <w:pPr>
+        <w:spacing w:line="336" w:lineRule="auto" w:after="180"/>
+      </w:pPr>
+      <w:r>
+        <w:rPr>
+          <w:b w:val="0"/>
+        </w:rPr>
+        <w:t xml:space="preserve">A result depends on the </w:t>
+      </w:r>
+      <w:r>
+        <w:rPr>
+          <w:b/>
+        </w:rPr>
+        <w:t>input</w:t>
+      </w:r>
+      <w:r>
+        <w:rPr>
+          <w:b w:val="0"/>
+        </w:rPr>
+        <w:t xml:space="preserve">s, procedure and conditions that produced it. Preserve data roles and distinguish observed </w:t>
+      </w:r>
+      <w:r>
+        <w:rPr>
+          <w:b/>
+        </w:rPr>
+        <w:t>outcome</w:t>
+      </w:r>
+      <w:r>
+        <w:rPr>
+          <w:b w:val="0"/>
+        </w:rPr>
+        <w:t xml:space="preserve">s from </w:t>
+      </w:r>
+      <w:r>
+        <w:rPr>
+          <w:b/>
+        </w:rPr>
+        <w:t>prediction</w:t>
+      </w:r>
+      <w:r>
+        <w:rPr>
+          <w:b w:val="0"/>
+        </w:rPr>
+        <w:t>s or unmeasured conditions.</w:t>
       </w:r>
     </w:p>
     <w:p>
-      <w:r>
-        <w:t>Begin by writing the question the procedure is intended to answer. Identify the information already supplied, the information it will produce and the information still missing. These are constructed classroom examples; they do not require live accounts, private records or an external service. Do not treat a plausible explanation as a measured outcome.</w:t>
+      <w:pPr>
+        <w:spacing w:line="336" w:lineRule="auto" w:after="180"/>
+      </w:pPr>
+      <w:r>
+        <w:rPr>
+          <w:b w:val="0"/>
+        </w:rPr>
+        <w:t>If the prior concept cannot be explained, use a short retrieval activity before this chapter.</w:t>
       </w:r>
     </w:p>
     <w:p>
-      <w:r>
-        <w:t>For fictional classroom retrieval, ask whether method B returns more relevant records than lexical baseline A on a reserved judged query set at cutoff3. Define eligible corpus and relevance rules before running.</w:t>
+      <w:pPr>
+        <w:pStyle w:val="Heading3"/>
+      </w:pPr>
+      <w:r>
+        <w:t>End goal for the pictorial case</w:t>
       </w:r>
     </w:p>
     <w:p>
-      <w:r>
-        <w:t>Before applying the procedure, write its units, denominator or decision boundary where relevant. A partner should be able to repeat each step using the same inputs. If a required input is absent or violates the stated contract, record that condition explicitly instead of quietly replacing it with a convenient value.</w:t>
+      <w:pPr>
+        <w:spacing w:line="336" w:lineRule="auto" w:after="180"/>
+      </w:pPr>
+      <w:r>
+        <w:rPr>
+          <w:b w:val="0"/>
+        </w:rPr>
+        <w:t xml:space="preserve">Explain a question that </w:t>
+      </w:r>
+      <w:r>
+        <w:rPr>
+          <w:b/>
+        </w:rPr>
+        <w:t>evidence</w:t>
+      </w:r>
+      <w:r>
+        <w:rPr>
+          <w:b w:val="0"/>
+        </w:rPr>
+        <w:t xml:space="preserve"> can answer using the records and boundaries of this fictional investigation.</w:t>
+      </w:r>
+    </w:p>
+    <w:p>
+      <w:pPr>
+        <w:spacing w:line="336" w:lineRule="auto" w:after="180"/>
+      </w:pPr>
+      <w:r>
+        <w:rPr>
+          <w:b w:val="0"/>
+        </w:rPr>
+        <w:t>This added worked case illustrates the week’s main idea. Retain all original and connected topics; schedule its practice within the teaching cycle.</w:t>
+      </w:r>
+    </w:p>
+    <w:p>
+      <w:pPr>
+        <w:pStyle w:val="Heading1"/>
+      </w:pPr>
+      <w:r>
+        <w:t>02. Explain and model the mechanism</w:t>
+      </w:r>
+    </w:p>
+    <w:p>
+      <w:r>
+        <w:t>Model A question that evidence can answer using the supplied case, labelled mechanism and reasoning. Make the scope of each conclusion explicit.</w:t>
+      </w:r>
+    </w:p>
+    <w:p>
+      <w:pPr>
+        <w:spacing w:line="336" w:lineRule="auto" w:after="180"/>
+      </w:pPr>
+      <w:r>
+        <w:rPr>
+          <w:b w:val="0"/>
+        </w:rPr>
+        <w:t xml:space="preserve">A </w:t>
+      </w:r>
+      <w:r>
+        <w:rPr>
+          <w:b/>
+        </w:rPr>
+        <w:t>research question</w:t>
+      </w:r>
+      <w:r>
+        <w:rPr>
+          <w:b w:val="0"/>
+        </w:rPr>
+        <w:t xml:space="preserve"> identifies an </w:t>
+      </w:r>
+      <w:r>
+        <w:rPr>
+          <w:b/>
+        </w:rPr>
+        <w:t>outcome</w:t>
+      </w:r>
+      <w:r>
+        <w:rPr>
+          <w:b w:val="0"/>
+        </w:rPr>
+        <w:t xml:space="preserve">, comparison and conditions that </w:t>
+      </w:r>
+      <w:r>
+        <w:rPr>
+          <w:b/>
+        </w:rPr>
+        <w:t>evidence</w:t>
+      </w:r>
+      <w:r>
+        <w:rPr>
+          <w:b w:val="0"/>
+        </w:rPr>
+        <w:t xml:space="preserve"> could answer. A broad aspiration needs narrowing before a study.</w:t>
+      </w:r>
+    </w:p>
+    <w:p>
+      <w:pPr>
+        <w:pStyle w:val="Heading3"/>
+      </w:pPr>
+      <w:r>
+        <w:t>Explain A question that evidence can answer · 1</w:t>
+      </w:r>
+    </w:p>
+    <w:p>
+      <w:pPr>
+        <w:spacing w:line="336" w:lineRule="auto" w:after="180"/>
+      </w:pPr>
+      <w:r>
+        <w:rPr>
+          <w:b w:val="0"/>
+        </w:rPr>
+        <w:t>Begin by writing the question the procedure is intended to answer. Identify the information already supplied, the information it will produce and the information still missing.</w:t>
+      </w:r>
+    </w:p>
+    <w:p>
+      <w:pPr>
+        <w:spacing w:line="336" w:lineRule="auto" w:after="180"/>
+      </w:pPr>
+      <w:r>
+        <w:rPr>
+          <w:b w:val="0"/>
+        </w:rPr>
+        <w:t xml:space="preserve">These are constructed classroom examples; they do not require live accounts, private records or an external service. Do not treat a plausible explanation as a measured </w:t>
+      </w:r>
+      <w:r>
+        <w:rPr>
+          <w:b/>
+        </w:rPr>
+        <w:t>outcome</w:t>
+      </w:r>
+      <w:r>
+        <w:rPr>
+          <w:b w:val="0"/>
+        </w:rPr>
+        <w:t>.</w:t>
+      </w:r>
+    </w:p>
+    <w:p>
+      <w:pPr>
+        <w:spacing w:line="336" w:lineRule="auto" w:after="180"/>
+      </w:pPr>
+      <w:r>
+        <w:rPr>
+          <w:b w:val="0"/>
+        </w:rPr>
+        <w:t>For fictional classroom retrieval, ask whether method B returns more relevant records than lexical baseline A on a reserved judged query set at cutoff3. Define eligible corpus and relevance rules before running.</w:t>
+      </w:r>
+    </w:p>
+    <w:p>
+      <w:pPr>
+        <w:pStyle w:val="Heading3"/>
+      </w:pPr>
+      <w:r>
+        <w:t>Explain A question that evidence can answer · 2</w:t>
+      </w:r>
+    </w:p>
+    <w:p>
+      <w:pPr>
+        <w:spacing w:line="336" w:lineRule="auto" w:after="180"/>
+      </w:pPr>
+      <w:r>
+        <w:rPr>
+          <w:b w:val="0"/>
+        </w:rPr>
+        <w:t xml:space="preserve">Before applying the procedure, write its units, denominator or decision boundary where relevant. A partner should be able to repeat each step using the same </w:t>
+      </w:r>
+      <w:r>
+        <w:rPr>
+          <w:b/>
+        </w:rPr>
+        <w:t>input</w:t>
+      </w:r>
+      <w:r>
+        <w:rPr>
+          <w:b w:val="0"/>
+        </w:rPr>
+        <w:t>s.</w:t>
+      </w:r>
+    </w:p>
+    <w:p>
+      <w:pPr>
+        <w:spacing w:line="336" w:lineRule="auto" w:after="180"/>
+      </w:pPr>
+      <w:r>
+        <w:rPr>
+          <w:b w:val="0"/>
+        </w:rPr>
+        <w:t xml:space="preserve">If a required </w:t>
+      </w:r>
+      <w:r>
+        <w:rPr>
+          <w:b/>
+        </w:rPr>
+        <w:t>input</w:t>
+      </w:r>
+      <w:r>
+        <w:rPr>
+          <w:b w:val="0"/>
+        </w:rPr>
+        <w:t xml:space="preserve"> is absent or violates the stated contract, record that condition explicitly instead of quietly replacing it with a convenient value.</w:t>
       </w:r>
     </w:p>
     <w:tbl>
@@ -525,36 +1005,222 @@
       </w:r>
     </w:p>
     <w:p>
-      <w:r>
-        <w:t>Guided: Narrow to relevant retrieval at a declared cutoff on those queries. The supplied records cannot answer universal usefulness or deployment impact. Qualification: A measurable narrow question is not evidence of its answer. Exit: accept a concrete variation with its predicted outcome and a stated condition that would challenge the mechanism; reject a claim resting on unmeasured evidence.</w:t>
+      <w:pPr>
+        <w:pStyle w:val="Heading3"/>
+      </w:pPr>
+      <w:r>
+        <w:t>Explain A question that evidence can answer · 3</w:t>
       </w:r>
     </w:p>
     <w:p>
       <w:pPr>
-        <w:pStyle w:val="Heading3"/>
-      </w:pPr>
-      <w:r>
-        <w:t>Model the reasoning aloud</w:t>
+        <w:spacing w:line="336" w:lineRule="auto" w:after="180"/>
+      </w:pPr>
+      <w:r>
+        <w:rPr>
+          <w:b w:val="0"/>
+        </w:rPr>
+        <w:t>Guided: Narrow to relevant retrieval at a declared cutoff on those queries. The supplied records cannot answer universal usefulness or deployment impact.</w:t>
       </w:r>
     </w:p>
     <w:p>
-      <w:r>
-        <w:t>Use the complete worked example below before asking learners to complete W2. Reveal a small part, invite a prediction, then explain the deciding step. These teacher notes contain solutions; do not reveal the independent case answer during modelling.</w:t>
+      <w:pPr>
+        <w:spacing w:line="336" w:lineRule="auto" w:after="180"/>
+      </w:pPr>
+      <w:r>
+        <w:rPr>
+          <w:b w:val="0"/>
+        </w:rPr>
+        <w:t xml:space="preserve">Qualification: A measurable narrow question is not </w:t>
+      </w:r>
+      <w:r>
+        <w:rPr>
+          <w:b/>
+        </w:rPr>
+        <w:t>evidence</w:t>
+      </w:r>
+      <w:r>
+        <w:rPr>
+          <w:b w:val="0"/>
+        </w:rPr>
+        <w:t xml:space="preserve"> of its answer.</w:t>
       </w:r>
     </w:p>
     <w:p>
-      <w:r>
-        <w:t>Proposal says prove AI is useful; available records are retrieval results for five room queries.</w:t>
+      <w:pPr>
+        <w:spacing w:line="336" w:lineRule="auto" w:after="180"/>
+      </w:pPr>
+      <w:r>
+        <w:rPr>
+          <w:b w:val="0"/>
+        </w:rPr>
+        <w:t xml:space="preserve">Exit: accept a concrete variation with its predicted </w:t>
+      </w:r>
+      <w:r>
+        <w:rPr>
+          <w:b/>
+        </w:rPr>
+        <w:t>outcome</w:t>
+      </w:r>
+      <w:r>
+        <w:rPr>
+          <w:b w:val="0"/>
+        </w:rPr>
+        <w:t xml:space="preserve"> and a stated condition that would challenge the </w:t>
+      </w:r>
+      <w:r>
+        <w:rPr>
+          <w:b/>
+        </w:rPr>
+        <w:t>mechanism</w:t>
+      </w:r>
+      <w:r>
+        <w:rPr>
+          <w:b w:val="0"/>
+        </w:rPr>
+        <w:t xml:space="preserve">; reject a claim resting on unmeasured </w:t>
+      </w:r>
+      <w:r>
+        <w:rPr>
+          <w:b/>
+        </w:rPr>
+        <w:t>evidence</w:t>
+      </w:r>
+      <w:r>
+        <w:rPr>
+          <w:b w:val="0"/>
+        </w:rPr>
+        <w:t>.</w:t>
       </w:r>
     </w:p>
     <w:p>
-      <w:r>
-        <w:t>Narrow to relevant retrieval at a declared cutoff on those queries. The supplied records cannot answer universal usefulness or deployment impact.</w:t>
+      <w:pPr>
+        <w:pStyle w:val="Heading3"/>
+      </w:pPr>
+      <w:r>
+        <w:t>Model the reasoning aloud</w:t>
       </w:r>
     </w:p>
     <w:p>
-      <w:r>
-        <w:t>Compare the intermediate evidence with the final statement. Explain why each number or decision follows from the stated inputs. The conclusion belongs to this scenario and procedure; changing the inputs, evaluation population or authority can change what it establishes. Retain the raw record so a later revision can be compared honestly.</w:t>
+      <w:pPr>
+        <w:spacing w:line="336" w:lineRule="auto" w:after="180"/>
+      </w:pPr>
+      <w:r>
+        <w:rPr>
+          <w:b w:val="0"/>
+        </w:rPr>
+        <w:t xml:space="preserve">Use the complete worked example below before asking learners to complete W2. Reveal a small part, invite a </w:t>
+      </w:r>
+      <w:r>
+        <w:rPr>
+          <w:b/>
+        </w:rPr>
+        <w:t>prediction</w:t>
+      </w:r>
+      <w:r>
+        <w:rPr>
+          <w:b w:val="0"/>
+        </w:rPr>
+        <w:t>, then explain the deciding step.</w:t>
+      </w:r>
+    </w:p>
+    <w:p>
+      <w:pPr>
+        <w:spacing w:line="336" w:lineRule="auto" w:after="180"/>
+      </w:pPr>
+      <w:r>
+        <w:rPr>
+          <w:b w:val="0"/>
+        </w:rPr>
+        <w:t>These teacher notes contain solutions; do not reveal the independent case answer during modelling.</w:t>
+      </w:r>
+    </w:p>
+    <w:p>
+      <w:pPr>
+        <w:spacing w:line="336" w:lineRule="auto" w:after="180"/>
+      </w:pPr>
+      <w:r>
+        <w:rPr>
+          <w:b w:val="0"/>
+        </w:rPr>
+        <w:t>Proposal says prove AI is useful; available records are retrieval results for five room queries.</w:t>
+      </w:r>
+    </w:p>
+    <w:p>
+      <w:pPr>
+        <w:spacing w:line="336" w:lineRule="auto" w:after="180"/>
+      </w:pPr>
+      <w:r>
+        <w:rPr>
+          <w:b w:val="0"/>
+        </w:rPr>
+        <w:t>Narrow to relevant retrieval at a declared cutoff on those queries. The supplied records cannot answer universal usefulness or deployment impact.</w:t>
+      </w:r>
+    </w:p>
+    <w:p>
+      <w:pPr>
+        <w:pStyle w:val="Heading3"/>
+      </w:pPr>
+      <w:r>
+        <w:t>Model the reasoning aloud · 4</w:t>
+      </w:r>
+    </w:p>
+    <w:p>
+      <w:pPr>
+        <w:spacing w:line="336" w:lineRule="auto" w:after="180"/>
+      </w:pPr>
+      <w:r>
+        <w:rPr>
+          <w:b w:val="0"/>
+        </w:rPr>
+        <w:t xml:space="preserve">Compare the intermediate </w:t>
+      </w:r>
+      <w:r>
+        <w:rPr>
+          <w:b/>
+        </w:rPr>
+        <w:t>evidence</w:t>
+      </w:r>
+      <w:r>
+        <w:rPr>
+          <w:b w:val="0"/>
+        </w:rPr>
+        <w:t xml:space="preserve"> with the final statement. Explain why each number or decision follows from the stated </w:t>
+      </w:r>
+      <w:r>
+        <w:rPr>
+          <w:b/>
+        </w:rPr>
+        <w:t>input</w:t>
+      </w:r>
+      <w:r>
+        <w:rPr>
+          <w:b w:val="0"/>
+        </w:rPr>
+        <w:t>s.</w:t>
+      </w:r>
+    </w:p>
+    <w:p>
+      <w:pPr>
+        <w:spacing w:line="336" w:lineRule="auto" w:after="180"/>
+      </w:pPr>
+      <w:r>
+        <w:rPr>
+          <w:b w:val="0"/>
+        </w:rPr>
+        <w:t xml:space="preserve">The conclusion belongs to this scenario and procedure; changing the </w:t>
+      </w:r>
+      <w:r>
+        <w:rPr>
+          <w:b/>
+        </w:rPr>
+        <w:t>input</w:t>
+      </w:r>
+      <w:r>
+        <w:rPr>
+          <w:b w:val="0"/>
+        </w:rPr>
+        <w:t>s, evaluation population or authority can change what it establishes. Retain the raw record so a later revision can be compared honestly.</w:t>
       </w:r>
     </w:p>
     <w:tbl>
@@ -660,7 +1326,13 @@
       </w:tr>
     </w:tbl>
     <w:p>
-      <w:r>
+      <w:pPr>
+        <w:spacing w:line="336" w:lineRule="auto" w:after="180"/>
+      </w:pPr>
+      <w:r>
+        <w:rPr>
+          <w:b w:val="0"/>
+        </w:rPr>
         <w:t>Use the diagram and verbal explanation together. Ask learners to match a sentence to a specific visual step; do not assign learners fixed visual or auditory learning styles.</w:t>
       </w:r>
     </w:p>
@@ -673,7 +1345,13 @@
       </w:r>
     </w:p>
     <w:p>
-      <w:r>
+      <w:pPr>
+        <w:spacing w:line="336" w:lineRule="auto" w:after="180"/>
+      </w:pPr>
+      <w:r>
+        <w:rPr>
+          <w:b w:val="0"/>
+        </w:rPr>
         <w:t>A question with a measurable answer. A team wants to know whether giving a diagram changes accuracy on six fixed plant-identification tasks.</w:t>
       </w:r>
     </w:p>
@@ -686,7 +1364,22 @@
       </w:r>
     </w:p>
     <w:p>
-      <w:r>
+      <w:pPr>
+        <w:pStyle w:val="Heading3"/>
+      </w:pPr>
+      <w:r>
+        <w:t>Supplied facts</w:t>
+      </w:r>
+    </w:p>
+    <w:p>
+      <w:pPr>
+        <w:spacing w:line="336" w:lineRule="auto" w:after="180"/>
+        <w:shd w:fill="F1F6FC"/>
+      </w:pPr>
+      <w:r>
+        <w:rPr>
+          <w:b w:val="0"/>
+        </w:rPr>
         <w:t>Candidate questions: "Are diagrams wonderful?" and "Does version B answer more of these six tasks correctly than version A?"</w:t>
       </w:r>
     </w:p>
@@ -850,21 +1543,55 @@
       </w:r>
     </w:p>
     <w:p>
-      <w:r>
-        <w:t>An answerable research question connects a change to an observable outcome and a specified population. Opinion words need an operational definition before measurement.</w:t>
+      <w:pPr>
+        <w:pStyle w:val="Heading3"/>
+      </w:pPr>
+      <w:r>
+        <w:t>Why the result follows</w:t>
       </w:r>
     </w:p>
     <w:p>
       <w:pPr>
-        <w:pStyle w:val="Heading3"/>
-      </w:pPr>
-      <w:r>
-        <w:t>What this example does not establish</w:t>
+        <w:spacing w:line="336" w:lineRule="auto" w:after="180"/>
+        <w:shd w:fill="F1F6FC"/>
+      </w:pPr>
+      <w:r>
+        <w:rPr>
+          <w:b w:val="0"/>
+        </w:rPr>
+        <w:t xml:space="preserve">An answerable </w:t>
+      </w:r>
+      <w:r>
+        <w:rPr>
+          <w:b/>
+        </w:rPr>
+        <w:t>research question</w:t>
+      </w:r>
+      <w:r>
+        <w:rPr>
+          <w:b w:val="0"/>
+        </w:rPr>
+        <w:t xml:space="preserve"> connects a change to an observable </w:t>
+      </w:r>
+      <w:r>
+        <w:rPr>
+          <w:b/>
+        </w:rPr>
+        <w:t>outcome</w:t>
+      </w:r>
+      <w:r>
+        <w:rPr>
+          <w:b w:val="0"/>
+        </w:rPr>
+        <w:t xml:space="preserve"> and a specified population. Opinion words need an operational definition before measurement.</w:t>
       </w:r>
     </w:p>
     <w:p>
-      <w:r>
-        <w:t>This fictional study does not establish effects on children or general classroom learning.</w:t>
+      <w:pPr>
+        <w:pStyle w:val="Heading3"/>
+      </w:pPr>
+      <w:r>
+        <w:t>What this example does not establish</w:t>
       </w:r>
     </w:p>
     <w:p>
@@ -872,43 +1599,168 @@
         <w:pStyle w:val="Heading3"/>
       </w:pPr>
       <w:r>
-        <w:t>Change one thing in the pictured case</w:t>
+        <w:t>Keep the stated limit</w:t>
       </w:r>
     </w:p>
     <w:p>
-      <w:r>
-        <w:t>Change: Replace the six tasks with six easier tasks only for B.</w:t>
+      <w:pPr>
+        <w:spacing w:line="336" w:lineRule="auto" w:after="180"/>
+        <w:shd w:fill="FFF5E6"/>
+      </w:pPr>
+      <w:r>
+        <w:rPr>
+          <w:b w:val="0"/>
+        </w:rPr>
+        <w:t>This fictional study does not establish effects on children or general classroom learning.</w:t>
       </w:r>
     </w:p>
     <w:p>
-      <w:r>
-        <w:t>Prediction: The comparison no longer isolates the diagram condition.</w:t>
+      <w:pPr>
+        <w:pStyle w:val="Heading3"/>
+      </w:pPr>
+      <w:r>
+        <w:t>Change one thing in the pictured case</w:t>
       </w:r>
     </w:p>
     <w:p>
-      <w:r>
-        <w:t>Reason: Task difficulty now changes alongside the proposed intervention.</w:t>
+      <w:pPr>
+        <w:pStyle w:val="Heading3"/>
+      </w:pPr>
+      <w:r>
+        <w:t>Change one thing</w:t>
       </w:r>
     </w:p>
     <w:p>
       <w:pPr>
-        <w:pStyle w:val="Heading3"/>
-      </w:pPr>
-      <w:r>
-        <w:t>Ask while showing the picture</w:t>
+        <w:spacing w:line="336" w:lineRule="auto" w:after="180"/>
+        <w:shd w:fill="F5F1FB"/>
+      </w:pPr>
+      <w:r>
+        <w:rPr>
+          <w:b w:val="0"/>
+        </w:rPr>
+        <w:t>Change: Replace the six tasks with six easier tasks only for B.</w:t>
       </w:r>
     </w:p>
     <w:p>
-      <w:r>
-        <w:t>Cover the result. Ask learners to name the inputs and predict the next step. Uncover one step, connect the icon to the actual procedure, and explain its evidence. Then change the supplied condition and compare. The picture is a representation; it does not document execution of a real AI model.</w:t>
+      <w:pPr>
+        <w:pStyle w:val="Heading3"/>
+      </w:pPr>
+      <w:r>
+        <w:t>Predicted result</w:t>
       </w:r>
     </w:p>
     <w:p>
       <w:pPr>
+        <w:spacing w:line="336" w:lineRule="auto" w:after="180"/>
+        <w:shd w:fill="F1F6FC"/>
+      </w:pPr>
+      <w:r>
+        <w:rPr>
+          <w:b/>
+        </w:rPr>
+        <w:t>Prediction</w:t>
+      </w:r>
+      <w:r>
+        <w:rPr>
+          <w:b w:val="0"/>
+        </w:rPr>
+        <w:t>: The comparison no longer isolates the diagram condition.</w:t>
+      </w:r>
+    </w:p>
+    <w:p>
+      <w:pPr>
+        <w:pStyle w:val="Heading3"/>
+      </w:pPr>
+      <w:r>
+        <w:t>Why the result follows</w:t>
+      </w:r>
+    </w:p>
+    <w:p>
+      <w:pPr>
+        <w:spacing w:line="336" w:lineRule="auto" w:after="180"/>
+        <w:shd w:fill="F1F6FC"/>
+      </w:pPr>
+      <w:r>
+        <w:rPr>
+          <w:b w:val="0"/>
+        </w:rPr>
+        <w:t>Reason: Task difficulty now changes alongside the proposed intervention.</w:t>
+      </w:r>
+    </w:p>
+    <w:p>
+      <w:pPr>
+        <w:pStyle w:val="Heading3"/>
+      </w:pPr>
+      <w:r>
+        <w:t>Ask while showing the picture</w:t>
+      </w:r>
+    </w:p>
+    <w:p>
+      <w:pPr>
+        <w:pStyle w:val="Heading3"/>
+      </w:pPr>
+      <w:r>
+        <w:t>Ask while showing the picture · 5</w:t>
+      </w:r>
+    </w:p>
+    <w:p>
+      <w:pPr>
+        <w:spacing w:line="336" w:lineRule="auto" w:after="180"/>
+      </w:pPr>
+      <w:r>
+        <w:rPr>
+          <w:b w:val="0"/>
+        </w:rPr>
+        <w:t xml:space="preserve">Cover the result. Ask learners to name the </w:t>
+      </w:r>
+      <w:r>
+        <w:rPr>
+          <w:b/>
+        </w:rPr>
+        <w:t>input</w:t>
+      </w:r>
+      <w:r>
+        <w:rPr>
+          <w:b w:val="0"/>
+        </w:rPr>
+        <w:t xml:space="preserve">s and predict the next step. Uncover one step, connect the icon to the actual procedure, and explain its </w:t>
+      </w:r>
+      <w:r>
+        <w:rPr>
+          <w:b/>
+        </w:rPr>
+        <w:t>evidence</w:t>
+      </w:r>
+      <w:r>
+        <w:rPr>
+          <w:b w:val="0"/>
+        </w:rPr>
+        <w:t>. Then change the supplied condition and compare.</w:t>
+      </w:r>
+    </w:p>
+    <w:p>
+      <w:pPr>
+        <w:spacing w:line="336" w:lineRule="auto" w:after="180"/>
+      </w:pPr>
+      <w:r>
+        <w:rPr>
+          <w:b w:val="0"/>
+        </w:rPr>
+        <w:t>The picture is a representation; it does not document execution of a real AI model.</w:t>
+      </w:r>
+    </w:p>
+    <w:p>
+      <w:pPr>
         <w:pStyle w:val="Heading1"/>
       </w:pPr>
       <w:r>
         <w:t>03. Demonstrate and guide practice</w:t>
+      </w:r>
+    </w:p>
+    <w:p>
+      <w:r>
+        <w:t>Demonstrate A question that evidence can answer, reduce support deliberately and check individual reasoning before discussing answers.</w:t>
       </w:r>
     </w:p>
     <w:tbl>
@@ -1124,36 +1976,124 @@
       </w:tr>
     </w:tbl>
     <w:p>
-      <w:r>
-        <w:t>Use the worked example in Sections 3 and 6. Collect a prediction before revealing its result; ask the learner to point to each intermediate fact.</w:t>
+      <w:pPr>
+        <w:spacing w:line="336" w:lineRule="auto" w:after="180"/>
+      </w:pPr>
+      <w:r>
+        <w:rPr>
+          <w:b w:val="0"/>
+        </w:rPr>
+        <w:t xml:space="preserve">Use the worked example in Sections 3 and 6. Collect a </w:t>
+      </w:r>
+      <w:r>
+        <w:rPr>
+          <w:b/>
+        </w:rPr>
+        <w:t>prediction</w:t>
+      </w:r>
+      <w:r>
+        <w:rPr>
+          <w:b w:val="0"/>
+        </w:rPr>
+        <w:t xml:space="preserve"> before revealing its result; ask the learner to point to each intermediate fact.</w:t>
       </w:r>
     </w:p>
     <w:p>
-      <w:r>
-        <w:t>Provide an input/procedure/result/limit frame and a calculator when needed. Ask students to identify the first step before completing the whole trace. Extension: compare two concrete variants of this mechanism while holding unrelated conditions fixed; report both successful and unsuccessful outcomes.</w:t>
+      <w:pPr>
+        <w:spacing w:line="336" w:lineRule="auto" w:after="180"/>
+      </w:pPr>
+      <w:r>
+        <w:rPr>
+          <w:b w:val="0"/>
+        </w:rPr>
+        <w:t xml:space="preserve">Provide an </w:t>
+      </w:r>
+      <w:r>
+        <w:rPr>
+          <w:b/>
+        </w:rPr>
+        <w:t>input</w:t>
+      </w:r>
+      <w:r>
+        <w:rPr>
+          <w:b w:val="0"/>
+        </w:rPr>
+        <w:t>/procedure/result/limit frame and a calculator when needed. Ask students to identify the first step before completing the whole trace.</w:t>
       </w:r>
     </w:p>
     <w:p>
       <w:pPr>
-        <w:pStyle w:val="Heading3"/>
-      </w:pPr>
-      <w:r>
-        <w:t>Reduce help deliberately</w:t>
+        <w:spacing w:line="336" w:lineRule="auto" w:after="180"/>
+      </w:pPr>
+      <w:r>
+        <w:rPr>
+          <w:b w:val="0"/>
+        </w:rPr>
+        <w:t xml:space="preserve">Extension: compare two concrete variants of this </w:t>
+      </w:r>
+      <w:r>
+        <w:rPr>
+          <w:b/>
+        </w:rPr>
+        <w:t>mechanism</w:t>
+      </w:r>
+      <w:r>
+        <w:rPr>
+          <w:b w:val="0"/>
+        </w:rPr>
+        <w:t xml:space="preserve"> while holding unrelated conditions fixed; report both successful and unsuccessful </w:t>
+      </w:r>
+      <w:r>
+        <w:rPr>
+          <w:b/>
+        </w:rPr>
+        <w:t>outcome</w:t>
+      </w:r>
+      <w:r>
+        <w:rPr>
+          <w:b w:val="0"/>
+        </w:rPr>
+        <w:t>s.</w:t>
       </w:r>
     </w:p>
     <w:p>
-      <w:r>
-        <w:t>Completion task: Proposal says prove AI is useful; available records are retrieval results for five room queries. Show the intermediate steps and give the conclusion with its scope.</w:t>
+      <w:pPr>
+        <w:pStyle w:val="Heading3"/>
+      </w:pPr>
+      <w:r>
+        <w:t>Reduce help deliberately</w:t>
       </w:r>
     </w:p>
     <w:p>
-      <w:r>
-        <w:t>Teacher check: Teacher explanation: Narrow to relevant retrieval at a declared cutoff on those queries. The supplied records cannot answer universal usefulness or deployment impact.</w:t>
+      <w:pPr>
+        <w:pStyle w:val="Heading3"/>
+      </w:pPr>
+      <w:r>
+        <w:t>Completion practice</w:t>
       </w:r>
     </w:p>
     <w:p>
-      <w:r>
-        <w:t>Start by identifying the given inputs together. Leave the intermediate steps blank. If needed, model one step, then withdraw that help on the next step. Move to a full trace only when the partial trace is understood. For partners, alternate explainer and checker; collect a response from every learner before discussion.</w:t>
+      <w:pPr>
+        <w:spacing w:line="336" w:lineRule="auto" w:after="180"/>
+        <w:shd w:fill="F5F1FB"/>
+      </w:pPr>
+      <w:r>
+        <w:rPr>
+          <w:b w:val="0"/>
+        </w:rPr>
+        <w:t xml:space="preserve">Completion task: Proposal says prove AI is useful; available records are retrieval results for five room queries. Show the intermediate steps and give the conclusion with its </w:t>
+      </w:r>
+      <w:r>
+        <w:rPr>
+          <w:b/>
+        </w:rPr>
+        <w:t>scope</w:t>
+      </w:r>
+      <w:r>
+        <w:rPr>
+          <w:b w:val="0"/>
+        </w:rPr>
+        <w:t>.</w:t>
       </w:r>
     </w:p>
     <w:p>
@@ -1161,22 +2101,53 @@
         <w:pStyle w:val="Heading3"/>
       </w:pPr>
       <w:r>
-        <w:t>Individual reasoning check</w:t>
+        <w:t>Reasoning to listen for</w:t>
       </w:r>
     </w:p>
     <w:p>
-      <w:r>
-        <w:t>Use the worked case for A question that evidence can answer. Proposed explanation: “The worked result establishes every future case”. Decide whether this explanation is supported. Point to the step or supplied fact that decides; explain your repair if needed.</w:t>
+      <w:pPr>
+        <w:spacing w:line="336" w:lineRule="auto" w:after="180"/>
+        <w:shd w:fill="F1F6FC"/>
+      </w:pPr>
+      <w:r>
+        <w:rPr>
+          <w:b w:val="0"/>
+        </w:rPr>
+        <w:t>Teacher check: Teacher explanation: Narrow to relevant retrieval at a declared cutoff on those queries. The supplied records cannot answer universal usefulness or deployment impact.</w:t>
       </w:r>
     </w:p>
     <w:p>
-      <w:r>
-        <w:t>Expected correction: A measurable narrow question is not evidence of its answer.</w:t>
+      <w:pPr>
+        <w:spacing w:line="336" w:lineRule="auto" w:after="180"/>
+      </w:pPr>
+      <w:r>
+        <w:rPr>
+          <w:b w:val="0"/>
+        </w:rPr>
+        <w:t xml:space="preserve">Start by identifying the given </w:t>
+      </w:r>
+      <w:r>
+        <w:rPr>
+          <w:b/>
+        </w:rPr>
+        <w:t>input</w:t>
+      </w:r>
+      <w:r>
+        <w:rPr>
+          <w:b w:val="0"/>
+        </w:rPr>
+        <w:t>s together. Leave the intermediate steps blank. If needed, model one step, then withdraw that help on the next step. Move to a full trace only when the partial trace is understood.</w:t>
       </w:r>
     </w:p>
     <w:p>
-      <w:r>
-        <w:t>Collect explanations, not only yes/no votes. If a misunderstanding is common, re-model the relevant step for the class. If it affects a few learners, give a short targeted group explanation while others solve a more demanding variation.</w:t>
+      <w:pPr>
+        <w:spacing w:line="336" w:lineRule="auto" w:after="180"/>
+      </w:pPr>
+      <w:r>
+        <w:rPr>
+          <w:b w:val="0"/>
+        </w:rPr>
+        <w:t>For partners, alternate explainer and checker; collect a response from every learner before discussion.</w:t>
       </w:r>
     </w:p>
     <w:p>
@@ -1184,63 +2155,331 @@
         <w:pStyle w:val="Heading3"/>
       </w:pPr>
       <w:r>
-        <w:t>Pictorial practice question</w:t>
+        <w:t>Individual reasoning check</w:t>
       </w:r>
     </w:p>
     <w:p>
-      <w:r>
-        <w:t>Which proposed diagram question has a measurable outcome? Name its versions, six-case denominator and fixed scoring, then explain why giving only B easier tasks spoils the comparison.</w:t>
+      <w:pPr>
+        <w:spacing w:line="336" w:lineRule="auto" w:after="180"/>
+      </w:pPr>
+      <w:r>
+        <w:rPr>
+          <w:b w:val="0"/>
+        </w:rPr>
+        <w:t xml:space="preserve">Use the worked case for A question that </w:t>
+      </w:r>
+      <w:r>
+        <w:rPr>
+          <w:b/>
+        </w:rPr>
+        <w:t>evidence</w:t>
+      </w:r>
+      <w:r>
+        <w:rPr>
+          <w:b w:val="0"/>
+        </w:rPr>
+        <w:t xml:space="preserve"> can answer. Proposed explanation: “The worked result establishes every future case”. Decide whether this explanation is supported.</w:t>
       </w:r>
     </w:p>
     <w:p>
       <w:pPr>
-        <w:pStyle w:val="Heading3"/>
-      </w:pPr>
-      <w:r>
-        <w:t>Reasoned teacher answer</w:t>
+        <w:spacing w:line="336" w:lineRule="auto" w:after="180"/>
+      </w:pPr>
+      <w:r>
+        <w:rPr>
+          <w:b w:val="0"/>
+        </w:rPr>
+        <w:t>Point to the step or supplied fact that decides; explain your repair if needed.</w:t>
       </w:r>
     </w:p>
     <w:p>
-      <w:r>
-        <w:t>Name versions A and B, the six tasks and correct-answer scoring. Use the same tasks and labels with and without the diagram. The study can compare those versions on those tasks, not all diagrams or learners. Changed case: The comparison no longer isolates the diagram condition. Task difficulty now changes alongside the proposed intervention.</w:t>
+      <w:pPr>
+        <w:pStyle w:val="Heading3"/>
+      </w:pPr>
+      <w:r>
+        <w:t>Expected repair</w:t>
       </w:r>
     </w:p>
     <w:p>
-      <w:r>
-        <w:t>Changed-case reasoning: The comparison no longer isolates the diagram condition. Task difficulty now changes alongside the proposed intervention.</w:t>
+      <w:pPr>
+        <w:spacing w:line="336" w:lineRule="auto" w:after="180"/>
+        <w:shd w:fill="F1F6FC"/>
+      </w:pPr>
+      <w:r>
+        <w:rPr>
+          <w:b w:val="0"/>
+        </w:rPr>
+        <w:t xml:space="preserve">Expected correction: A measurable narrow question is not </w:t>
+      </w:r>
+      <w:r>
+        <w:rPr>
+          <w:b/>
+        </w:rPr>
+        <w:t>evidence</w:t>
+      </w:r>
+      <w:r>
+        <w:rPr>
+          <w:b w:val="0"/>
+        </w:rPr>
+        <w:t xml:space="preserve"> of its answer.</w:t>
       </w:r>
     </w:p>
     <w:p>
-      <w:r>
-        <w:t>Collect each learner’s explanation before discussion. Use the first missing connection between input, deciding step and result to choose support. This question is worked-case practice, not fresh mastery evidence.</w:t>
+      <w:pPr>
+        <w:spacing w:line="336" w:lineRule="auto" w:after="180"/>
+      </w:pPr>
+      <w:r>
+        <w:rPr>
+          <w:b w:val="0"/>
+        </w:rPr>
+        <w:t>Collect explanations, not only yes/no votes. If a misunderstanding is common, re-model the relevant step for the class.</w:t>
       </w:r>
     </w:p>
     <w:p>
       <w:pPr>
-        <w:pStyle w:val="Heading1"/>
-      </w:pPr>
-      <w:r>
-        <w:t>04. Run the investigation and diagnose misconceptions</w:t>
+        <w:spacing w:line="336" w:lineRule="auto" w:after="180"/>
+      </w:pPr>
+      <w:r>
+        <w:rPr>
+          <w:b w:val="0"/>
+        </w:rPr>
+        <w:t>If it affects a few learners, give a short targeted group explanation while others solve a more demanding variation.</w:t>
       </w:r>
     </w:p>
     <w:p>
-      <w:r>
-        <w:t>The worked result establishes every future case: A measurable narrow question is not evidence of its answer.</w:t>
+      <w:pPr>
+        <w:pStyle w:val="Heading3"/>
+      </w:pPr>
+      <w:r>
+        <w:t>Pictorial practice question</w:t>
       </w:r>
     </w:p>
     <w:p>
-      <w:r>
-        <w:t>A missing input may be replaced without recording the change: A replacement changes the evidence or contract. Record the change and its justification; do not silently turn unknown into a measured value.</w:t>
+      <w:pPr>
+        <w:spacing w:line="336" w:lineRule="auto" w:after="180"/>
+      </w:pPr>
+      <w:r>
+        <w:rPr>
+          <w:b w:val="0"/>
+        </w:rPr>
+        <w:t xml:space="preserve">Which proposed diagram question has a measurable </w:t>
+      </w:r>
+      <w:r>
+        <w:rPr>
+          <w:b/>
+        </w:rPr>
+        <w:t>outcome</w:t>
+      </w:r>
+      <w:r>
+        <w:rPr>
+          <w:b w:val="0"/>
+        </w:rPr>
+        <w:t>? Name its versions, six-case denominator and fixed scoring, then explain why giving only B easier tasks spoils the comparison.</w:t>
       </w:r>
     </w:p>
     <w:p>
-      <w:r>
-        <w:t>Repeating an assessed case is new independent evidence: A replay checks consistency. An example used for feedback or revision cannot later be described as untouched final evaluation.</w:t>
+      <w:pPr>
+        <w:pStyle w:val="Heading3"/>
+      </w:pPr>
+      <w:r>
+        <w:t>Reasoned teacher answer</w:t>
       </w:r>
     </w:p>
     <w:p>
-      <w:r>
-        <w:t>Use Section 9 for the evidence ledger. Add a boundary or missing-input case and record the expected response before checking. More successful repeats of one case do not establish wider coverage.</w:t>
+      <w:pPr>
+        <w:spacing w:line="336" w:lineRule="auto" w:after="180"/>
+      </w:pPr>
+      <w:r>
+        <w:rPr>
+          <w:b w:val="0"/>
+        </w:rPr>
+        <w:t>Name versions A and B, the six tasks and correct-answer scoring. Use the same tasks and labels with and without the diagram. The study can compare those versions on those tasks, not all diagrams or learners.</w:t>
+      </w:r>
+    </w:p>
+    <w:p>
+      <w:pPr>
+        <w:spacing w:line="336" w:lineRule="auto" w:after="180"/>
+      </w:pPr>
+      <w:r>
+        <w:rPr>
+          <w:b w:val="0"/>
+        </w:rPr>
+        <w:t>Changed case: The comparison no longer isolates the diagram condition. Task difficulty now changes alongside the proposed intervention.</w:t>
+      </w:r>
+    </w:p>
+    <w:p>
+      <w:pPr>
+        <w:spacing w:line="336" w:lineRule="auto" w:after="180"/>
+      </w:pPr>
+      <w:r>
+        <w:rPr>
+          <w:b w:val="0"/>
+        </w:rPr>
+        <w:t>Changed-case reasoning: The comparison no longer isolates the diagram condition. Task difficulty now changes alongside the proposed intervention.</w:t>
+      </w:r>
+    </w:p>
+    <w:p>
+      <w:pPr>
+        <w:spacing w:line="336" w:lineRule="auto" w:after="180"/>
+      </w:pPr>
+      <w:r>
+        <w:rPr>
+          <w:b w:val="0"/>
+        </w:rPr>
+        <w:t xml:space="preserve">Collect each learner’s explanation before discussion. Use the first missing connection between </w:t>
+      </w:r>
+      <w:r>
+        <w:rPr>
+          <w:b/>
+        </w:rPr>
+        <w:t>input</w:t>
+      </w:r>
+      <w:r>
+        <w:rPr>
+          <w:b w:val="0"/>
+        </w:rPr>
+        <w:t xml:space="preserve">, deciding step and result to choose support. This question is worked-case practice, not fresh mastery </w:t>
+      </w:r>
+      <w:r>
+        <w:rPr>
+          <w:b/>
+        </w:rPr>
+        <w:t>evidence</w:t>
+      </w:r>
+      <w:r>
+        <w:rPr>
+          <w:b w:val="0"/>
+        </w:rPr>
+        <w:t>.</w:t>
+      </w:r>
+    </w:p>
+    <w:p>
+      <w:pPr>
+        <w:pStyle w:val="Heading1"/>
+      </w:pPr>
+      <w:r>
+        <w:t>04. Run the investigation and diagnose misconceptions</w:t>
+      </w:r>
+    </w:p>
+    <w:p>
+      <w:r>
+        <w:t>Run the A question that evidence can answer investigation and use the first unsupported step to choose a teaching response.</w:t>
+      </w:r>
+    </w:p>
+    <w:p>
+      <w:pPr>
+        <w:spacing w:line="336" w:lineRule="auto" w:after="180"/>
+      </w:pPr>
+      <w:r>
+        <w:rPr>
+          <w:b w:val="0"/>
+        </w:rPr>
+        <w:t xml:space="preserve">The worked result establishes every future case: A measurable narrow question is not </w:t>
+      </w:r>
+      <w:r>
+        <w:rPr>
+          <w:b/>
+        </w:rPr>
+        <w:t>evidence</w:t>
+      </w:r>
+      <w:r>
+        <w:rPr>
+          <w:b w:val="0"/>
+        </w:rPr>
+        <w:t xml:space="preserve"> of its answer.</w:t>
+      </w:r>
+    </w:p>
+    <w:p>
+      <w:pPr>
+        <w:spacing w:line="336" w:lineRule="auto" w:after="180"/>
+      </w:pPr>
+      <w:r>
+        <w:rPr>
+          <w:b w:val="0"/>
+        </w:rPr>
+        <w:t xml:space="preserve">A missing </w:t>
+      </w:r>
+      <w:r>
+        <w:rPr>
+          <w:b/>
+        </w:rPr>
+        <w:t>input</w:t>
+      </w:r>
+      <w:r>
+        <w:rPr>
+          <w:b w:val="0"/>
+        </w:rPr>
+        <w:t xml:space="preserve"> may be replaced without recording the change: A replacement changes the </w:t>
+      </w:r>
+      <w:r>
+        <w:rPr>
+          <w:b/>
+        </w:rPr>
+        <w:t>evidence</w:t>
+      </w:r>
+      <w:r>
+        <w:rPr>
+          <w:b w:val="0"/>
+        </w:rPr>
+        <w:t xml:space="preserve"> or contract. Record the change and its justification; do not silently turn unknown into a measured value.</w:t>
+      </w:r>
+    </w:p>
+    <w:p>
+      <w:pPr>
+        <w:spacing w:line="336" w:lineRule="auto" w:after="180"/>
+      </w:pPr>
+      <w:r>
+        <w:rPr>
+          <w:b w:val="0"/>
+        </w:rPr>
+        <w:t xml:space="preserve">Repeating an assessed case is new independent </w:t>
+      </w:r>
+      <w:r>
+        <w:rPr>
+          <w:b/>
+        </w:rPr>
+        <w:t>evidence</w:t>
+      </w:r>
+      <w:r>
+        <w:rPr>
+          <w:b w:val="0"/>
+        </w:rPr>
+        <w:t>: A replay checks consistency. An example used for feedback or revision cannot later be described as untouched final evaluation.</w:t>
+      </w:r>
+    </w:p>
+    <w:p>
+      <w:pPr>
+        <w:spacing w:line="336" w:lineRule="auto" w:after="180"/>
+      </w:pPr>
+      <w:r>
+        <w:rPr>
+          <w:b w:val="0"/>
+        </w:rPr>
+        <w:t xml:space="preserve">Use Section 9 for the </w:t>
+      </w:r>
+      <w:r>
+        <w:rPr>
+          <w:b/>
+        </w:rPr>
+        <w:t>evidence</w:t>
+      </w:r>
+      <w:r>
+        <w:rPr>
+          <w:b w:val="0"/>
+        </w:rPr>
+        <w:t xml:space="preserve"> ledger. Add a boundary or missing-</w:t>
+      </w:r>
+      <w:r>
+        <w:rPr>
+          <w:b/>
+        </w:rPr>
+        <w:t>input</w:t>
+      </w:r>
+      <w:r>
+        <w:rPr>
+          <w:b w:val="0"/>
+        </w:rPr>
+        <w:t xml:space="preserve"> case and record the expected response before checking. More successful repeats of one case do not establish wider coverage.</w:t>
       </w:r>
     </w:p>
     <w:p>
@@ -1398,29 +2637,38 @@
       </w:tr>
     </w:tbl>
     <w:p>
-      <w:r>
-        <w:t>Offer an oral explanation, drawing, enlarged visual or fewer examples when that removes a reading/writing barrier. Keep the same reasoning goal. Stretch secure learners by changing a boundary or assumption and asking them to defend the effect, not simply by assigning more of the same questions.</w:t>
+      <w:pPr>
+        <w:spacing w:line="336" w:lineRule="auto" w:after="180"/>
+      </w:pPr>
+      <w:r>
+        <w:rPr>
+          <w:b w:val="0"/>
+        </w:rPr>
+        <w:t>Offer an oral explanation, drawing, enlarged visual or fewer examples when that removes a reading/writing barrier. Keep the same reasoning goal.</w:t>
       </w:r>
     </w:p>
     <w:p>
       <w:pPr>
-        <w:pStyle w:val="Heading1"/>
-      </w:pPr>
-      <w:r>
-        <w:t>05. Assess and explain the answers</w:t>
+        <w:spacing w:line="336" w:lineRule="auto" w:after="180"/>
+      </w:pPr>
+      <w:r>
+        <w:rPr>
+          <w:b w:val="0"/>
+        </w:rPr>
+        <w:t>Stretch secure learners by changing a boundary or assumption and asking them to defend the effect, not simply by assigning more of the same questions.</w:t>
       </w:r>
     </w:p>
     <w:p>
       <w:pPr>
-        <w:pStyle w:val="Heading3"/>
-      </w:pPr>
-      <w:r>
-        <w:t>Guided and exit questions</w:t>
+        <w:pStyle w:val="Heading1"/>
+      </w:pPr>
+      <w:r>
+        <w:t>05. Assess and explain the answers</w:t>
       </w:r>
     </w:p>
     <w:p>
       <w:r>
-        <w:t>Guided: Narrow to relevant retrieval at a declared cutoff on those queries. The supplied records cannot answer universal usefulness or deployment impact. Qualification: A measurable narrow question is not evidence of its answer. Exit: accept a concrete variation with its predicted outcome and a stated condition that would challenge the mechanism; reject a claim resting on unmeasured evidence.</w:t>
+        <w:t>Use the A question that evidence can answer questions, teacher keys and criteria after the relevant attempts. Previously discussed cases are practice; protect the separately selected independent task.</w:t>
       </w:r>
     </w:p>
     <w:p>
@@ -1428,89 +2676,280 @@
         <w:pStyle w:val="Heading3"/>
       </w:pPr>
       <w:r>
-        <w:t>W1 Explain the mechanism</w:t>
+        <w:t>Guided and exit questions</w:t>
       </w:r>
     </w:p>
     <w:p>
-      <w:r>
-        <w:t>Explain the weekly mechanism in your own words. Use the worked scenario to name its input, decision rule and output.</w:t>
+      <w:pPr>
+        <w:spacing w:line="336" w:lineRule="auto" w:after="180"/>
+      </w:pPr>
+      <w:r>
+        <w:rPr>
+          <w:b w:val="0"/>
+        </w:rPr>
+        <w:t>Guided: Narrow to relevant retrieval at a declared cutoff on those queries. The supplied records cannot answer universal usefulness or deployment impact.</w:t>
       </w:r>
     </w:p>
     <w:p>
-      <w:r>
-        <w:t>Teacher explanation: A research question identifies an outcome, comparison and conditions that evidence could answer. A broad aspiration needs narrowing before a study. For fictional classroom retrieval, ask whether method B returns more relevant records than lexical baseline A on a reserved judged query set at cutoff3. Define eligible corpus and relevance rules before running.</w:t>
+      <w:pPr>
+        <w:spacing w:line="336" w:lineRule="auto" w:after="180"/>
+      </w:pPr>
+      <w:r>
+        <w:rPr>
+          <w:b w:val="0"/>
+        </w:rPr>
+        <w:t xml:space="preserve">Qualification: A measurable narrow question is not </w:t>
+      </w:r>
+      <w:r>
+        <w:rPr>
+          <w:b/>
+        </w:rPr>
+        <w:t>evidence</w:t>
+      </w:r>
+      <w:r>
+        <w:rPr>
+          <w:b w:val="0"/>
+        </w:rPr>
+        <w:t xml:space="preserve"> of its answer.</w:t>
       </w:r>
     </w:p>
     <w:p>
       <w:pPr>
-        <w:pStyle w:val="Heading3"/>
-      </w:pPr>
-      <w:r>
-        <w:t>W2 Trace the worked case</w:t>
+        <w:spacing w:line="336" w:lineRule="auto" w:after="180"/>
+      </w:pPr>
+      <w:r>
+        <w:rPr>
+          <w:b w:val="0"/>
+        </w:rPr>
+        <w:t xml:space="preserve">Exit: accept a concrete variation with its predicted </w:t>
+      </w:r>
+      <w:r>
+        <w:rPr>
+          <w:b/>
+        </w:rPr>
+        <w:t>outcome</w:t>
+      </w:r>
+      <w:r>
+        <w:rPr>
+          <w:b w:val="0"/>
+        </w:rPr>
+        <w:t xml:space="preserve"> and a stated condition that would challenge the </w:t>
+      </w:r>
+      <w:r>
+        <w:rPr>
+          <w:b/>
+        </w:rPr>
+        <w:t>mechanism</w:t>
+      </w:r>
+      <w:r>
+        <w:rPr>
+          <w:b w:val="0"/>
+        </w:rPr>
+        <w:t xml:space="preserve">; reject a claim resting on unmeasured </w:t>
+      </w:r>
+      <w:r>
+        <w:rPr>
+          <w:b/>
+        </w:rPr>
+        <w:t>evidence</w:t>
+      </w:r>
+      <w:r>
+        <w:rPr>
+          <w:b w:val="0"/>
+        </w:rPr>
+        <w:t>.</w:t>
       </w:r>
     </w:p>
     <w:p>
-      <w:r>
-        <w:t>Proposal says prove AI is useful; available records are retrieval results for five room queries. Show the intermediate steps and give the conclusion with its scope.</w:t>
+      <w:pPr>
+        <w:pStyle w:val="Heading3"/>
+      </w:pPr>
+      <w:r>
+        <w:t>W1 Explain the mechanism</w:t>
       </w:r>
     </w:p>
     <w:p>
-      <w:r>
-        <w:t>Teacher explanation: Narrow to relevant retrieval at a declared cutoff on those queries. The supplied records cannot answer universal usefulness or deployment impact.</w:t>
+      <w:pPr>
+        <w:pStyle w:val="Heading3"/>
+      </w:pPr>
+      <w:r>
+        <w:t>Workbook question · W1</w:t>
       </w:r>
     </w:p>
     <w:p>
       <w:pPr>
-        <w:pStyle w:val="Heading3"/>
-      </w:pPr>
-      <w:r>
-        <w:t>W3 Audit the limit</w:t>
+        <w:spacing w:line="336" w:lineRule="auto" w:after="180"/>
+        <w:shd w:fill="F5F1FB"/>
+      </w:pPr>
+      <w:r>
+        <w:rPr>
+          <w:b w:val="0"/>
+        </w:rPr>
+        <w:t xml:space="preserve">Explain the weekly </w:t>
+      </w:r>
+      <w:r>
+        <w:rPr>
+          <w:b/>
+        </w:rPr>
+        <w:t>mechanism</w:t>
+      </w:r>
+      <w:r>
+        <w:rPr>
+          <w:b w:val="0"/>
+        </w:rPr>
+        <w:t xml:space="preserve"> in your own words. Use the worked scenario to name its </w:t>
+      </w:r>
+      <w:r>
+        <w:rPr>
+          <w:b/>
+        </w:rPr>
+        <w:t>input</w:t>
+      </w:r>
+      <w:r>
+        <w:rPr>
+          <w:b w:val="0"/>
+        </w:rPr>
+        <w:t xml:space="preserve">, decision rule and </w:t>
+      </w:r>
+      <w:r>
+        <w:rPr>
+          <w:b/>
+        </w:rPr>
+        <w:t>output</w:t>
+      </w:r>
+      <w:r>
+        <w:rPr>
+          <w:b w:val="0"/>
+        </w:rPr>
+        <w:t>.</w:t>
       </w:r>
     </w:p>
     <w:p>
-      <w:r>
-        <w:t>A report omits this qualification: A measurable narrow question is not evidence of its answer. Explain how omitting it could change a reader's interpretation, and write an accurate replacement.</w:t>
+      <w:pPr>
+        <w:pStyle w:val="Heading3"/>
+      </w:pPr>
+      <w:r>
+        <w:t>Teacher reasoning · W1</w:t>
       </w:r>
     </w:p>
     <w:p>
-      <w:r>
-        <w:t>Teacher explanation: A measurable narrow question is not evidence of its answer. State the observed result separately from the unverified or out-of-scope claim; preserve the original evidence rather than inventing a missing fact.</w:t>
+      <w:pPr>
+        <w:spacing w:line="336" w:lineRule="auto" w:after="180"/>
+        <w:shd w:fill="F1F6FC"/>
+      </w:pPr>
+      <w:r>
+        <w:rPr>
+          <w:b w:val="0"/>
+        </w:rPr>
+        <w:t xml:space="preserve">Teacher explanation: A </w:t>
+      </w:r>
+      <w:r>
+        <w:rPr>
+          <w:b/>
+        </w:rPr>
+        <w:t>research question</w:t>
+      </w:r>
+      <w:r>
+        <w:rPr>
+          <w:b w:val="0"/>
+        </w:rPr>
+        <w:t xml:space="preserve"> identifies an </w:t>
+      </w:r>
+      <w:r>
+        <w:rPr>
+          <w:b/>
+        </w:rPr>
+        <w:t>outcome</w:t>
+      </w:r>
+      <w:r>
+        <w:rPr>
+          <w:b w:val="0"/>
+        </w:rPr>
+        <w:t xml:space="preserve">, comparison and conditions that </w:t>
+      </w:r>
+      <w:r>
+        <w:rPr>
+          <w:b/>
+        </w:rPr>
+        <w:t>evidence</w:t>
+      </w:r>
+      <w:r>
+        <w:rPr>
+          <w:b w:val="0"/>
+        </w:rPr>
+        <w:t xml:space="preserve"> could answer. A broad aspiration needs narrowing before a study.</w:t>
       </w:r>
     </w:p>
     <w:p>
       <w:pPr>
-        <w:pStyle w:val="Heading3"/>
-      </w:pPr>
-      <w:r>
-        <w:t>W4 Apply a new case independently</w:t>
+        <w:spacing w:line="336" w:lineRule="auto" w:after="180"/>
+        <w:shd w:fill="F1F6FC"/>
+      </w:pPr>
+      <w:r>
+        <w:rPr>
+          <w:b w:val="0"/>
+        </w:rPr>
+        <w:t>For fictional classroom retrieval, ask whether method B returns more relevant records than lexical baseline A on a reserved judged query set at cutoff3. Define eligible corpus and relevance rules before running.</w:t>
       </w:r>
     </w:p>
     <w:p>
-      <w:r>
-        <w:t>You have response times and correctness for two lookup procedures on ten fictional requests. Write a bounded question and one missing detail.</w:t>
+      <w:pPr>
+        <w:pStyle w:val="Heading3"/>
+      </w:pPr>
+      <w:r>
+        <w:t>W2 Trace the worked case</w:t>
       </w:r>
     </w:p>
     <w:p>
-      <w:r>
-        <w:t>Teacher explanation: Ask whether B lowers latency while preserving correctness on those ten cases; specify timing boundary, matched inputs and scoring. No population-wide claim follows.</w:t>
+      <w:pPr>
+        <w:pStyle w:val="Heading3"/>
+      </w:pPr>
+      <w:r>
+        <w:t>Workbook question · W2</w:t>
       </w:r>
     </w:p>
     <w:p>
       <w:pPr>
-        <w:pStyle w:val="Heading3"/>
-      </w:pPr>
-      <w:r>
-        <w:t>W5 Design a revealing follow-up</w:t>
+        <w:spacing w:line="336" w:lineRule="auto" w:after="180"/>
+        <w:shd w:fill="F5F1FB"/>
+      </w:pPr>
+      <w:r>
+        <w:rPr>
+          <w:b w:val="0"/>
+        </w:rPr>
+        <w:t xml:space="preserve">Proposal says prove AI is useful; available records are retrieval results for five room queries. Show the intermediate steps and give the conclusion with its </w:t>
+      </w:r>
+      <w:r>
+        <w:rPr>
+          <w:b/>
+        </w:rPr>
+        <w:t>scope</w:t>
+      </w:r>
+      <w:r>
+        <w:rPr>
+          <w:b w:val="0"/>
+        </w:rPr>
+        <w:t>.</w:t>
       </w:r>
     </w:p>
     <w:p>
-      <w:r>
-        <w:t>For the worked scenario, propose one additional case that could reveal a failure, describe its expected outcome before running it, and explain what would need to remain fixed for a fair comparison. Do not reuse W4 as a new final test after receiving feedback.</w:t>
+      <w:pPr>
+        <w:pStyle w:val="Heading3"/>
+      </w:pPr>
+      <w:r>
+        <w:t>Teacher reasoning · W2</w:t>
       </w:r>
     </w:p>
     <w:p>
-      <w:r>
-        <w:t>Teacher explanation: Accept a concrete variant of the worked input or a missing/conflicting/boundary condition, with an expectation derived from the declared procedure. Require preserved settings, original outputs and data roles. A measurable narrow question is not evidence of its answer. The new case should test this particular mechanism rather than merely restate the original result.</w:t>
+      <w:pPr>
+        <w:spacing w:line="336" w:lineRule="auto" w:after="180"/>
+        <w:shd w:fill="F1F6FC"/>
+      </w:pPr>
+      <w:r>
+        <w:rPr>
+          <w:b w:val="0"/>
+        </w:rPr>
+        <w:t>Teacher explanation: Narrow to relevant retrieval at a declared cutoff on those queries. The supplied records cannot answer universal usefulness or deployment impact.</w:t>
       </w:r>
     </w:p>
     <w:p>
@@ -1518,38 +2957,467 @@
         <w:pStyle w:val="Heading3"/>
       </w:pPr>
       <w:r>
-        <w:t>Independent assessment and fresh retry</w:t>
+        <w:t>W3 Audit the limit</w:t>
       </w:r>
     </w:p>
     <w:p>
-      <w:r>
-        <w:t>W4: Ask whether B lowers latency while preserving correctness on those ten cases; specify timing boundary, matched inputs and scoring. No population-wide claim follows. Require intermediate reasoning and the stated scope. Fresh retry: You have citations and support judgments for six outputs. Expected reasoning: Ask whether the method improves claim support against a stated baseline on those six outputs; specify judgment rules. If students need support, record it and reassess with another new case rather than awarding independence to a copied answer.</w:t>
+      <w:pPr>
+        <w:pStyle w:val="Heading3"/>
+      </w:pPr>
+      <w:r>
+        <w:t>Workbook question · W3</w:t>
       </w:r>
     </w:p>
     <w:p>
       <w:pPr>
-        <w:pStyle w:val="Heading3"/>
-      </w:pPr>
-      <w:r>
-        <w:t>Assess independent transfer</w:t>
+        <w:spacing w:line="336" w:lineRule="auto" w:after="180"/>
+        <w:shd w:fill="F5F1FB"/>
+      </w:pPr>
+      <w:r>
+        <w:rPr>
+          <w:b w:val="0"/>
+        </w:rPr>
+        <w:t xml:space="preserve">A report omits this qualification: A measurable narrow question is not </w:t>
+      </w:r>
+      <w:r>
+        <w:rPr>
+          <w:b/>
+        </w:rPr>
+        <w:t>evidence</w:t>
+      </w:r>
+      <w:r>
+        <w:rPr>
+          <w:b w:val="0"/>
+        </w:rPr>
+        <w:t xml:space="preserve"> of its answer. Explain how omitting it could change a reader's interpretation, and write an accurate replacement.</w:t>
       </w:r>
     </w:p>
     <w:p>
-      <w:r>
-        <w:t>Selected case: You have response times and correctness for two lookup procedures on ten fictional requests. Write a bounded question and one missing detail.</w:t>
+      <w:pPr>
+        <w:pStyle w:val="Heading3"/>
+      </w:pPr>
+      <w:r>
+        <w:t>Teacher reasoning · W3</w:t>
       </w:r>
     </w:p>
     <w:p>
       <w:pPr>
-        <w:pStyle w:val="Heading3"/>
-      </w:pPr>
-      <w:r>
-        <w:t>Selected case answer</w:t>
+        <w:spacing w:line="336" w:lineRule="auto" w:after="180"/>
+        <w:shd w:fill="F1F6FC"/>
+      </w:pPr>
+      <w:r>
+        <w:rPr>
+          <w:b w:val="0"/>
+        </w:rPr>
+        <w:t xml:space="preserve">Teacher explanation: A measurable narrow question is not </w:t>
+      </w:r>
+      <w:r>
+        <w:rPr>
+          <w:b/>
+        </w:rPr>
+        <w:t>evidence</w:t>
+      </w:r>
+      <w:r>
+        <w:rPr>
+          <w:b w:val="0"/>
+        </w:rPr>
+        <w:t xml:space="preserve"> of its answer.</w:t>
       </w:r>
     </w:p>
     <w:p>
-      <w:r>
-        <w:t>Teacher explanation: Ask whether B lowers latency while preserving correctness on those ten cases; specify timing boundary, matched inputs and scoring. No population-wide claim follows.</w:t>
+      <w:pPr>
+        <w:spacing w:line="336" w:lineRule="auto" w:after="180"/>
+        <w:shd w:fill="F1F6FC"/>
+      </w:pPr>
+      <w:r>
+        <w:rPr>
+          <w:b w:val="0"/>
+        </w:rPr>
+        <w:t>State the observed result separately from the unverified or out-of-</w:t>
+      </w:r>
+      <w:r>
+        <w:rPr>
+          <w:b/>
+        </w:rPr>
+        <w:t>scope</w:t>
+      </w:r>
+      <w:r>
+        <w:rPr>
+          <w:b w:val="0"/>
+        </w:rPr>
+        <w:t xml:space="preserve"> claim; preserve the original </w:t>
+      </w:r>
+      <w:r>
+        <w:rPr>
+          <w:b/>
+        </w:rPr>
+        <w:t>evidence</w:t>
+      </w:r>
+      <w:r>
+        <w:rPr>
+          <w:b w:val="0"/>
+        </w:rPr>
+        <w:t xml:space="preserve"> rather than inventing a missing fact.</w:t>
+      </w:r>
+    </w:p>
+    <w:p>
+      <w:pPr>
+        <w:pStyle w:val="Heading3"/>
+      </w:pPr>
+      <w:r>
+        <w:t>W4 Apply a new case independently</w:t>
+      </w:r>
+    </w:p>
+    <w:p>
+      <w:pPr>
+        <w:pStyle w:val="Heading3"/>
+      </w:pPr>
+      <w:r>
+        <w:t>Workbook question · W4</w:t>
+      </w:r>
+    </w:p>
+    <w:p>
+      <w:pPr>
+        <w:spacing w:line="336" w:lineRule="auto" w:after="180"/>
+        <w:shd w:fill="F5F1FB"/>
+      </w:pPr>
+      <w:r>
+        <w:rPr>
+          <w:b w:val="0"/>
+        </w:rPr>
+        <w:t>You have response times and correctness for two lookup procedures on ten fictional requests. Write a bounded question and one missing detail.</w:t>
+      </w:r>
+    </w:p>
+    <w:p>
+      <w:pPr>
+        <w:pStyle w:val="Heading3"/>
+      </w:pPr>
+      <w:r>
+        <w:t>Teacher reasoning · W4</w:t>
+      </w:r>
+    </w:p>
+    <w:p>
+      <w:pPr>
+        <w:spacing w:line="336" w:lineRule="auto" w:after="180"/>
+        <w:shd w:fill="F1F6FC"/>
+      </w:pPr>
+      <w:r>
+        <w:rPr>
+          <w:b w:val="0"/>
+        </w:rPr>
+        <w:t xml:space="preserve">Teacher explanation: Ask whether B lowers latency while preserving correctness on those ten cases; specify timing boundary, matched </w:t>
+      </w:r>
+      <w:r>
+        <w:rPr>
+          <w:b/>
+        </w:rPr>
+        <w:t>input</w:t>
+      </w:r>
+      <w:r>
+        <w:rPr>
+          <w:b w:val="0"/>
+        </w:rPr>
+        <w:t>s and scoring. No population-wide claim follows.</w:t>
+      </w:r>
+    </w:p>
+    <w:p>
+      <w:pPr>
+        <w:pStyle w:val="Heading3"/>
+      </w:pPr>
+      <w:r>
+        <w:t>W5 Design a revealing follow-up</w:t>
+      </w:r>
+    </w:p>
+    <w:p>
+      <w:pPr>
+        <w:pStyle w:val="Heading3"/>
+      </w:pPr>
+      <w:r>
+        <w:t>Workbook question · W5</w:t>
+      </w:r>
+    </w:p>
+    <w:p>
+      <w:pPr>
+        <w:spacing w:line="336" w:lineRule="auto" w:after="180"/>
+        <w:shd w:fill="F5F1FB"/>
+      </w:pPr>
+      <w:r>
+        <w:rPr>
+          <w:b w:val="0"/>
+        </w:rPr>
+        <w:t xml:space="preserve">For the worked scenario, propose one additional case that could reveal a failure, describe its expected </w:t>
+      </w:r>
+      <w:r>
+        <w:rPr>
+          <w:b/>
+        </w:rPr>
+        <w:t>outcome</w:t>
+      </w:r>
+      <w:r>
+        <w:rPr>
+          <w:b w:val="0"/>
+        </w:rPr>
+        <w:t xml:space="preserve"> before running it, and explain what would need to remain fixed for a fair comparison.</w:t>
+      </w:r>
+    </w:p>
+    <w:p>
+      <w:pPr>
+        <w:spacing w:line="336" w:lineRule="auto" w:after="180"/>
+        <w:shd w:fill="F5F1FB"/>
+      </w:pPr>
+      <w:r>
+        <w:rPr>
+          <w:b w:val="0"/>
+        </w:rPr>
+        <w:t>Do not reuse W4 as a new final test after receiving feedback.</w:t>
+      </w:r>
+    </w:p>
+    <w:p>
+      <w:pPr>
+        <w:pStyle w:val="Heading3"/>
+      </w:pPr>
+      <w:r>
+        <w:t>Teacher reasoning · W5</w:t>
+      </w:r>
+    </w:p>
+    <w:p>
+      <w:pPr>
+        <w:spacing w:line="336" w:lineRule="auto" w:after="180"/>
+        <w:shd w:fill="F1F6FC"/>
+      </w:pPr>
+      <w:r>
+        <w:rPr>
+          <w:b w:val="0"/>
+        </w:rPr>
+        <w:t xml:space="preserve">Teacher explanation: Accept a concrete variant of the worked </w:t>
+      </w:r>
+      <w:r>
+        <w:rPr>
+          <w:b/>
+        </w:rPr>
+        <w:t>input</w:t>
+      </w:r>
+      <w:r>
+        <w:rPr>
+          <w:b w:val="0"/>
+        </w:rPr>
+        <w:t xml:space="preserve"> or a missing/conflicting/boundary condition, with an expectation derived from the declared procedure.</w:t>
+      </w:r>
+    </w:p>
+    <w:p>
+      <w:pPr>
+        <w:spacing w:line="336" w:lineRule="auto" w:after="180"/>
+        <w:shd w:fill="F1F6FC"/>
+      </w:pPr>
+      <w:r>
+        <w:rPr>
+          <w:b w:val="0"/>
+        </w:rPr>
+        <w:t xml:space="preserve">Require preserved settings, original </w:t>
+      </w:r>
+      <w:r>
+        <w:rPr>
+          <w:b/>
+        </w:rPr>
+        <w:t>output</w:t>
+      </w:r>
+      <w:r>
+        <w:rPr>
+          <w:b w:val="0"/>
+        </w:rPr>
+        <w:t xml:space="preserve">s and data roles. A measurable narrow question is not </w:t>
+      </w:r>
+      <w:r>
+        <w:rPr>
+          <w:b/>
+        </w:rPr>
+        <w:t>evidence</w:t>
+      </w:r>
+      <w:r>
+        <w:rPr>
+          <w:b w:val="0"/>
+        </w:rPr>
+        <w:t xml:space="preserve"> of its answer. The new case should test this particular </w:t>
+      </w:r>
+      <w:r>
+        <w:rPr>
+          <w:b/>
+        </w:rPr>
+        <w:t>mechanism</w:t>
+      </w:r>
+      <w:r>
+        <w:rPr>
+          <w:b w:val="0"/>
+        </w:rPr>
+        <w:t xml:space="preserve"> rather than merely restate the original result.</w:t>
+      </w:r>
+    </w:p>
+    <w:p>
+      <w:pPr>
+        <w:pStyle w:val="Heading3"/>
+      </w:pPr>
+      <w:r>
+        <w:t>Independent assessment and fresh retry</w:t>
+      </w:r>
+    </w:p>
+    <w:p>
+      <w:pPr>
+        <w:pStyle w:val="Heading3"/>
+      </w:pPr>
+      <w:r>
+        <w:t>Teacher key · Independent assessment and fresh retry</w:t>
+      </w:r>
+    </w:p>
+    <w:p>
+      <w:pPr>
+        <w:spacing w:line="336" w:lineRule="auto" w:after="180"/>
+        <w:shd w:fill="F1F6FC"/>
+      </w:pPr>
+      <w:r>
+        <w:rPr>
+          <w:b w:val="0"/>
+        </w:rPr>
+        <w:t xml:space="preserve">W4: Ask whether B lowers latency while preserving correctness on those ten cases; specify timing boundary, matched </w:t>
+      </w:r>
+      <w:r>
+        <w:rPr>
+          <w:b/>
+        </w:rPr>
+        <w:t>input</w:t>
+      </w:r>
+      <w:r>
+        <w:rPr>
+          <w:b w:val="0"/>
+        </w:rPr>
+        <w:t xml:space="preserve">s and scoring. No population-wide claim follows. Require intermediate reasoning and the stated </w:t>
+      </w:r>
+      <w:r>
+        <w:rPr>
+          <w:b/>
+        </w:rPr>
+        <w:t>scope</w:t>
+      </w:r>
+      <w:r>
+        <w:rPr>
+          <w:b w:val="0"/>
+        </w:rPr>
+        <w:t>.</w:t>
+      </w:r>
+    </w:p>
+    <w:p>
+      <w:pPr>
+        <w:spacing w:line="336" w:lineRule="auto" w:after="180"/>
+        <w:shd w:fill="F1F6FC"/>
+      </w:pPr>
+      <w:r>
+        <w:rPr>
+          <w:b w:val="0"/>
+        </w:rPr>
+        <w:t xml:space="preserve">Fresh retry: You have citations and support judgments for six </w:t>
+      </w:r>
+      <w:r>
+        <w:rPr>
+          <w:b/>
+        </w:rPr>
+        <w:t>output</w:t>
+      </w:r>
+      <w:r>
+        <w:rPr>
+          <w:b w:val="0"/>
+        </w:rPr>
+        <w:t xml:space="preserve">s. Expected reasoning: Ask whether the method improves claim support against a stated baseline on those six </w:t>
+      </w:r>
+      <w:r>
+        <w:rPr>
+          <w:b/>
+        </w:rPr>
+        <w:t>output</w:t>
+      </w:r>
+      <w:r>
+        <w:rPr>
+          <w:b w:val="0"/>
+        </w:rPr>
+        <w:t>s; specify judgment rules.</w:t>
+      </w:r>
+    </w:p>
+    <w:p>
+      <w:pPr>
+        <w:spacing w:line="336" w:lineRule="auto" w:after="180"/>
+        <w:shd w:fill="F1F6FC"/>
+      </w:pPr>
+      <w:r>
+        <w:rPr>
+          <w:b w:val="0"/>
+        </w:rPr>
+        <w:t>If students need support, record it and reassess with another new case rather than awarding independence to a copied answer.</w:t>
+      </w:r>
+    </w:p>
+    <w:p>
+      <w:pPr>
+        <w:pStyle w:val="Heading3"/>
+      </w:pPr>
+      <w:r>
+        <w:t>Assess independent transfer</w:t>
+      </w:r>
+    </w:p>
+    <w:p>
+      <w:pPr>
+        <w:pStyle w:val="Heading3"/>
+      </w:pPr>
+      <w:r>
+        <w:t>Independent question · withhold the key</w:t>
+      </w:r>
+    </w:p>
+    <w:p>
+      <w:pPr>
+        <w:spacing w:line="336" w:lineRule="auto" w:after="180"/>
+        <w:shd w:fill="F5F1FB"/>
+      </w:pPr>
+      <w:r>
+        <w:rPr>
+          <w:b w:val="0"/>
+        </w:rPr>
+        <w:t>Selected case: You have response times and correctness for two lookup procedures on ten fictional requests. Write a bounded question and one missing detail.</w:t>
+      </w:r>
+    </w:p>
+    <w:p>
+      <w:pPr>
+        <w:pStyle w:val="Heading3"/>
+      </w:pPr>
+      <w:r>
+        <w:t>Selected case answer</w:t>
+      </w:r>
+    </w:p>
+    <w:p>
+      <w:pPr>
+        <w:pStyle w:val="Heading3"/>
+      </w:pPr>
+      <w:r>
+        <w:t>Teacher key · Selected case answer</w:t>
+      </w:r>
+    </w:p>
+    <w:p>
+      <w:pPr>
+        <w:spacing w:line="336" w:lineRule="auto" w:after="180"/>
+        <w:shd w:fill="F1F6FC"/>
+      </w:pPr>
+      <w:r>
+        <w:rPr>
+          <w:b w:val="0"/>
+        </w:rPr>
+        <w:t xml:space="preserve">Teacher explanation: Ask whether B lowers latency while preserving correctness on those ten cases; specify timing boundary, matched </w:t>
+      </w:r>
+      <w:r>
+        <w:rPr>
+          <w:b/>
+        </w:rPr>
+        <w:t>input</w:t>
+      </w:r>
+      <w:r>
+        <w:rPr>
+          <w:b w:val="0"/>
+        </w:rPr>
+        <w:t>s and scoring. No population-wide claim follows.</w:t>
       </w:r>
     </w:p>
     <w:tbl>
@@ -1655,67 +3523,317 @@
       </w:tr>
     </w:tbl>
     <w:p>
-      <w:r>
-        <w:t>Record each dimension as not yet, with support, or independent. Accept a valid alternative procedure with a defensible trace. Do not penalise an honestly recorded model failure if the learner correctly explains its evidence and limits.</w:t>
+      <w:pPr>
+        <w:pStyle w:val="Heading3"/>
+      </w:pPr>
+      <w:r>
+        <w:t>Teacher key · Selected case answer</w:t>
       </w:r>
     </w:p>
     <w:p>
       <w:pPr>
-        <w:pStyle w:val="Heading3"/>
-      </w:pPr>
-      <w:r>
-        <w:t>Feedback that the learner uses</w:t>
+        <w:spacing w:line="336" w:lineRule="auto" w:after="180"/>
+        <w:shd w:fill="F1F6FC"/>
+      </w:pPr>
+      <w:r>
+        <w:rPr>
+          <w:b w:val="0"/>
+        </w:rPr>
+        <w:t>Record each dimension as not yet, with support, or independent. Accept a valid alternative procedure with a defensible trace.</w:t>
       </w:r>
     </w:p>
     <w:p>
-      <w:r>
-        <w:t>Name the earliest unsupported step and give one action to repair it. Have the learner make that repair now and explain why. Then assess the relevant skill on a fresh, fully specified case. Confirm it was not previously practised with feedback; solve and check the new case before assigning it. A follow-up design prompt is a starting brief, not automatically an equivalent test.</w:t>
+      <w:pPr>
+        <w:spacing w:line="336" w:lineRule="auto" w:after="180"/>
+        <w:shd w:fill="F1F6FC"/>
+      </w:pPr>
+      <w:r>
+        <w:rPr>
+          <w:b w:val="0"/>
+        </w:rPr>
+        <w:t xml:space="preserve">Do not penalise an honestly recorded model failure if the learner correctly explains its </w:t>
+      </w:r>
+      <w:r>
+        <w:rPr>
+          <w:b/>
+        </w:rPr>
+        <w:t>evidence</w:t>
+      </w:r>
+      <w:r>
+        <w:rPr>
+          <w:b w:val="0"/>
+        </w:rPr>
+        <w:t xml:space="preserve"> and limits.</w:t>
       </w:r>
     </w:p>
     <w:p>
       <w:pPr>
-        <w:pStyle w:val="Heading1"/>
-      </w:pPr>
-      <w:r>
-        <w:t>06. Connect the project, support and next lesson</w:t>
+        <w:pStyle w:val="Heading3"/>
+      </w:pPr>
+      <w:r>
+        <w:t>Feedback that the learner uses</w:t>
       </w:r>
     </w:p>
     <w:p>
-      <w:r>
-        <w:t>Add a labelled a question that evidence can answer evidence sheet to Reproducible AI Research Study. Show how you can explain the mechanism and terminology of a question that evidence can answer. Use the supplied fictional case and keep its inputs, intermediate steps, calculation or prediction, and limitation. Connect this record to last week’s record; a matching answer without a trace is insufficient.</w:t>
+      <w:pPr>
+        <w:spacing w:line="336" w:lineRule="auto" w:after="180"/>
+      </w:pPr>
+      <w:r>
+        <w:rPr>
+          <w:b w:val="0"/>
+        </w:rPr>
+        <w:t>Name the earliest unsupported step and give one action to repair it. Have the learner make that repair now and explain why. Then assess the relevant skill on a fresh, fully specified case.</w:t>
       </w:r>
     </w:p>
     <w:p>
-      <w:r>
-        <w:t>Provide an input/procedure/result/limit frame and a calculator when needed. Ask students to identify the first step before completing the whole trace. Extension: compare two concrete variants of this mechanism while holding unrelated conditions fixed; report both successful and unsuccessful outcomes.</w:t>
+      <w:pPr>
+        <w:spacing w:line="336" w:lineRule="auto" w:after="180"/>
+      </w:pPr>
+      <w:r>
+        <w:rPr>
+          <w:b w:val="0"/>
+        </w:rPr>
+        <w:t>Confirm it was not previously practised with feedback; solve and check the new case before assigning it. A follow-up design prompt is a starting brief, not automatically an equivalent test.</w:t>
       </w:r>
     </w:p>
     <w:p>
-      <w:r>
-        <w:t>Next connection: Reading a research claim. Preserve the current case record and retrieve its evidence boundary before moving on.</w:t>
+      <w:pPr>
+        <w:pStyle w:val="Heading1"/>
+      </w:pPr>
+      <w:r>
+        <w:t>06. Connect the project, support and next lesson</w:t>
       </w:r>
     </w:p>
     <w:p>
       <w:r>
-        <w:t>Retain the project ledger and assess a changed case after support. Check the relevant prerequisite before carrying this component forward.</w:t>
+        <w:t>Connect A question that evidence can answer to Reproducible AI Research Study, adapt support and plan a later changed-case check.</w:t>
       </w:r>
     </w:p>
     <w:p>
       <w:pPr>
-        <w:pStyle w:val="Heading3"/>
-      </w:pPr>
-      <w:r>
-        <w:t>Plan the delayed return</w:t>
+        <w:spacing w:line="336" w:lineRule="auto" w:after="180"/>
+      </w:pPr>
+      <w:r>
+        <w:rPr>
+          <w:b w:val="0"/>
+        </w:rPr>
+        <w:t xml:space="preserve">Add a labelled a question that </w:t>
+      </w:r>
+      <w:r>
+        <w:rPr>
+          <w:b/>
+        </w:rPr>
+        <w:t>evidence</w:t>
+      </w:r>
+      <w:r>
+        <w:rPr>
+          <w:b w:val="0"/>
+        </w:rPr>
+        <w:t xml:space="preserve"> can answer </w:t>
+      </w:r>
+      <w:r>
+        <w:rPr>
+          <w:b/>
+        </w:rPr>
+        <w:t>evidence</w:t>
+      </w:r>
+      <w:r>
+        <w:rPr>
+          <w:b w:val="0"/>
+        </w:rPr>
+        <w:t xml:space="preserve"> sheet to Reproducible AI Research Study. Show how you can explain the </w:t>
+      </w:r>
+      <w:r>
+        <w:rPr>
+          <w:b/>
+        </w:rPr>
+        <w:t>mechanism</w:t>
+      </w:r>
+      <w:r>
+        <w:rPr>
+          <w:b w:val="0"/>
+        </w:rPr>
+        <w:t xml:space="preserve"> and terminology of a question that </w:t>
+      </w:r>
+      <w:r>
+        <w:rPr>
+          <w:b/>
+        </w:rPr>
+        <w:t>evidence</w:t>
+      </w:r>
+      <w:r>
+        <w:rPr>
+          <w:b w:val="0"/>
+        </w:rPr>
+        <w:t xml:space="preserve"> can answer.</w:t>
       </w:r>
     </w:p>
     <w:p>
-      <w:r>
-        <w:t>Suggested return points in this level: ai-7/2, ai-7/4, ai-7/7. Use actual classroom dates, adjusting for holidays and gaps. One, three and six teaching weeks are scheduling choices, not a claimed optimal spacing.</w:t>
+      <w:pPr>
+        <w:spacing w:line="336" w:lineRule="auto" w:after="180"/>
+      </w:pPr>
+      <w:r>
+        <w:rPr>
+          <w:b w:val="0"/>
+        </w:rPr>
+        <w:t xml:space="preserve">Use the supplied fictional case and keep its </w:t>
+      </w:r>
+      <w:r>
+        <w:rPr>
+          <w:b/>
+        </w:rPr>
+        <w:t>input</w:t>
+      </w:r>
+      <w:r>
+        <w:rPr>
+          <w:b w:val="0"/>
+        </w:rPr>
+        <w:t xml:space="preserve">s, intermediate steps, calculation or </w:t>
+      </w:r>
+      <w:r>
+        <w:rPr>
+          <w:b/>
+        </w:rPr>
+        <w:t>prediction</w:t>
+      </w:r>
+      <w:r>
+        <w:rPr>
+          <w:b w:val="0"/>
+        </w:rPr>
+        <w:t>, and limitation. Connect this record to last week’s record; a matching answer without a trace is insufficient.</w:t>
       </w:r>
     </w:p>
     <w:p>
-      <w:r>
-        <w:t>At a delayed check, ask for the idea from memory and a changed application. Compare with the earlier independent response and record support used. For a new level, revisit the previous capstone before checking the new prerequisites.</w:t>
+      <w:pPr>
+        <w:spacing w:line="336" w:lineRule="auto" w:after="180"/>
+      </w:pPr>
+      <w:r>
+        <w:rPr>
+          <w:b w:val="0"/>
+        </w:rPr>
+        <w:t xml:space="preserve">Provide an </w:t>
+      </w:r>
+      <w:r>
+        <w:rPr>
+          <w:b/>
+        </w:rPr>
+        <w:t>input</w:t>
+      </w:r>
+      <w:r>
+        <w:rPr>
+          <w:b w:val="0"/>
+        </w:rPr>
+        <w:t>/procedure/result/limit frame and a calculator when needed. Ask students to identify the first step before completing the whole trace.</w:t>
+      </w:r>
+    </w:p>
+    <w:p>
+      <w:pPr>
+        <w:spacing w:line="336" w:lineRule="auto" w:after="180"/>
+      </w:pPr>
+      <w:r>
+        <w:rPr>
+          <w:b w:val="0"/>
+        </w:rPr>
+        <w:t xml:space="preserve">Extension: compare two concrete variants of this </w:t>
+      </w:r>
+      <w:r>
+        <w:rPr>
+          <w:b/>
+        </w:rPr>
+        <w:t>mechanism</w:t>
+      </w:r>
+      <w:r>
+        <w:rPr>
+          <w:b w:val="0"/>
+        </w:rPr>
+        <w:t xml:space="preserve"> while holding unrelated conditions fixed; report both successful and unsuccessful </w:t>
+      </w:r>
+      <w:r>
+        <w:rPr>
+          <w:b/>
+        </w:rPr>
+        <w:t>outcome</w:t>
+      </w:r>
+      <w:r>
+        <w:rPr>
+          <w:b w:val="0"/>
+        </w:rPr>
+        <w:t>s.</w:t>
+      </w:r>
+    </w:p>
+    <w:p>
+      <w:pPr>
+        <w:spacing w:line="336" w:lineRule="auto" w:after="180"/>
+      </w:pPr>
+      <w:r>
+        <w:rPr>
+          <w:b w:val="0"/>
+        </w:rPr>
+        <w:t xml:space="preserve">Next connection: Reading a research claim. Preserve the current case record and retrieve its </w:t>
+      </w:r>
+      <w:r>
+        <w:rPr>
+          <w:b/>
+        </w:rPr>
+        <w:t>evidence</w:t>
+      </w:r>
+      <w:r>
+        <w:rPr>
+          <w:b w:val="0"/>
+        </w:rPr>
+        <w:t xml:space="preserve"> boundary before moving on.</w:t>
+      </w:r>
+    </w:p>
+    <w:p>
+      <w:pPr>
+        <w:spacing w:line="336" w:lineRule="auto" w:after="180"/>
+      </w:pPr>
+      <w:r>
+        <w:rPr>
+          <w:b w:val="0"/>
+        </w:rPr>
+        <w:t>Retain the project ledger and assess a changed case after support. Check the relevant prerequisite before carrying this component forward.</w:t>
+      </w:r>
+    </w:p>
+    <w:p>
+      <w:pPr>
+        <w:pStyle w:val="Heading3"/>
+      </w:pPr>
+      <w:r>
+        <w:t>Plan the delayed return</w:t>
+      </w:r>
+    </w:p>
+    <w:p>
+      <w:pPr>
+        <w:spacing w:line="336" w:lineRule="auto" w:after="180"/>
+      </w:pPr>
+      <w:r>
+        <w:rPr>
+          <w:b w:val="0"/>
+        </w:rPr>
+        <w:t>Suggested return points in this level: ai-7/2, ai-7/4, ai-7/7. Use actual classroom dates, adjusting for holidays and gaps. One, three and six teaching weeks are scheduling choices, not a claimed optimal spacing.</w:t>
+      </w:r>
+    </w:p>
+    <w:p>
+      <w:pPr>
+        <w:spacing w:line="336" w:lineRule="auto" w:after="180"/>
+      </w:pPr>
+      <w:r>
+        <w:rPr>
+          <w:b w:val="0"/>
+        </w:rPr>
+        <w:t>At a delayed check, ask for the idea from memory and a changed application. Compare with the earlier independent response and record support used.</w:t>
+      </w:r>
+    </w:p>
+    <w:p>
+      <w:pPr>
+        <w:spacing w:line="336" w:lineRule="auto" w:after="180"/>
+      </w:pPr>
+      <w:r>
+        <w:rPr>
+          <w:b w:val="0"/>
+        </w:rPr>
+        <w:t>For a new level, revisit the previous capstone before checking the new prerequisites.</w:t>
       </w:r>
     </w:p>
     <w:tbl>
@@ -1875,8 +3993,26 @@
       </w:tr>
     </w:tbl>
     <w:p>
-      <w:r>
-        <w:t>Use the evidence to choose reteaching or the next step. A completed page, confidence rating or attractive project does not by itself demonstrate understanding.</w:t>
+      <w:pPr>
+        <w:spacing w:line="336" w:lineRule="auto" w:after="180"/>
+      </w:pPr>
+      <w:r>
+        <w:rPr>
+          <w:b w:val="0"/>
+        </w:rPr>
+        <w:t xml:space="preserve">Use the </w:t>
+      </w:r>
+      <w:r>
+        <w:rPr>
+          <w:b/>
+        </w:rPr>
+        <w:t>evidence</w:t>
+      </w:r>
+      <w:r>
+        <w:rPr>
+          <w:b w:val="0"/>
+        </w:rPr>
+        <w:t xml:space="preserve"> to choose reteaching or the next step. A completed page, confidence rating or attractive project does not by itself demonstrate understanding.</w:t>
       </w:r>
     </w:p>
     <w:p>
@@ -1888,7 +4024,13 @@
       </w:r>
     </w:p>
     <w:p>
-      <w:r>
+      <w:pPr>
+        <w:spacing w:line="336" w:lineRule="auto" w:after="180"/>
+      </w:pPr>
+      <w:r>
+        <w:rPr>
+          <w:b w:val="0"/>
+        </w:rPr>
         <w:t>For the Reproducible AI Research Study, retain an annotated worked trace and the changed-case reasoning. Connect the claim to its records, units and assumptions so another investigator can challenge or reproduce it.</w:t>
       </w:r>
     </w:p>
@@ -1902,12 +4044,74 @@
     </w:p>
     <w:p>
       <w:r>
-        <w:t>Teaching target: Explain the mechanism and terminology of a question that evidence can answer</w:t>
+        <w:t>Use this preparation summary alongside the detailed A question that evidence can answer lesson; it is a checklist rather than a replacement for the full sequence.</w:t>
       </w:r>
     </w:p>
     <w:p>
-      <w:r>
-        <w:t>Prepare the labelled worked-case picture, the matching workbook, fictional input cards and a place for individual responses. Check a local Python 3 environment before class; have a paper-trace version ready.</w:t>
+      <w:pPr>
+        <w:pStyle w:val="Heading3"/>
+      </w:pPr>
+      <w:r>
+        <w:t>Teaching target</w:t>
+      </w:r>
+    </w:p>
+    <w:p>
+      <w:pPr>
+        <w:spacing w:line="336" w:lineRule="auto" w:after="180"/>
+        <w:shd w:fill="EDF7F3"/>
+      </w:pPr>
+      <w:r>
+        <w:rPr>
+          <w:b w:val="0"/>
+        </w:rPr>
+        <w:t xml:space="preserve">Teaching target: Explain the </w:t>
+      </w:r>
+      <w:r>
+        <w:rPr>
+          <w:b/>
+        </w:rPr>
+        <w:t>mechanism</w:t>
+      </w:r>
+      <w:r>
+        <w:rPr>
+          <w:b w:val="0"/>
+        </w:rPr>
+        <w:t xml:space="preserve"> and terminology of a question that </w:t>
+      </w:r>
+      <w:r>
+        <w:rPr>
+          <w:b/>
+        </w:rPr>
+        <w:t>evidence</w:t>
+      </w:r>
+      <w:r>
+        <w:rPr>
+          <w:b w:val="0"/>
+        </w:rPr>
+        <w:t xml:space="preserve"> can answer</w:t>
+      </w:r>
+    </w:p>
+    <w:p>
+      <w:pPr>
+        <w:spacing w:line="336" w:lineRule="auto" w:after="180"/>
+      </w:pPr>
+      <w:r>
+        <w:rPr>
+          <w:b w:val="0"/>
+        </w:rPr>
+        <w:t xml:space="preserve">Prepare the labelled worked-case picture, the matching workbook, fictional </w:t>
+      </w:r>
+      <w:r>
+        <w:rPr>
+          <w:b/>
+        </w:rPr>
+        <w:t>input</w:t>
+      </w:r>
+      <w:r>
+        <w:rPr>
+          <w:b w:val="0"/>
+        </w:rPr>
+        <w:t xml:space="preserve"> cards and a place for individual responses. Check a local Python 3 environment before class; have a paper-trace version ready.</w:t>
       </w:r>
     </w:p>
     <w:tbl>
@@ -2054,37 +4258,207 @@
       </w:tr>
     </w:tbl>
     <w:p>
-      <w:r>
-        <w:t>Before class, solve the supported practice: Proposal says prove AI is useful; available records are retrieval results for five room queries. Show the intermediate steps and give the conclusion with its scope.</w:t>
+      <w:pPr>
+        <w:spacing w:line="336" w:lineRule="auto" w:after="180"/>
+      </w:pPr>
+      <w:r>
+        <w:rPr>
+          <w:b w:val="0"/>
+        </w:rPr>
+        <w:t xml:space="preserve">Before class, solve the supported practice: Proposal says prove AI is useful; available records are retrieval results for five room queries. Show the intermediate steps and give the conclusion with its </w:t>
+      </w:r>
+      <w:r>
+        <w:rPr>
+          <w:b/>
+        </w:rPr>
+        <w:t>scope</w:t>
+      </w:r>
+      <w:r>
+        <w:rPr>
+          <w:b w:val="0"/>
+        </w:rPr>
+        <w:t>.</w:t>
       </w:r>
     </w:p>
     <w:p>
-      <w:r>
-        <w:t>Reasoned practice answer: Teacher explanation: Narrow to relevant retrieval at a declared cutoff on those queries. The supplied records cannot answer universal usefulness or deployment impact.</w:t>
+      <w:pPr>
+        <w:pStyle w:val="Heading3"/>
+      </w:pPr>
+      <w:r>
+        <w:t>Supported practice answer</w:t>
       </w:r>
     </w:p>
     <w:p>
-      <w:r>
-        <w:t>Check every learner before discussion: Use the worked case for A question that evidence can answer. Proposed explanation: “The worked result establishes every future case”. Decide whether this explanation is supported. Point to the step or supplied fact that decides; explain your repair if needed.</w:t>
+      <w:pPr>
+        <w:spacing w:line="336" w:lineRule="auto" w:after="180"/>
+        <w:shd w:fill="F1F6FC"/>
+      </w:pPr>
+      <w:r>
+        <w:rPr>
+          <w:b w:val="0"/>
+        </w:rPr>
+        <w:t>Reasoned practice answer: Teacher explanation: Narrow to relevant retrieval at a declared cutoff on those queries. The supplied records cannot answer universal usefulness or deployment impact.</w:t>
       </w:r>
     </w:p>
     <w:p>
-      <w:r>
-        <w:t>Misconception repair: A measurable narrow question is not evidence of its answer.</w:t>
+      <w:pPr>
+        <w:spacing w:line="336" w:lineRule="auto" w:after="180"/>
+      </w:pPr>
+      <w:r>
+        <w:rPr>
+          <w:b w:val="0"/>
+        </w:rPr>
+        <w:t xml:space="preserve">Check every learner before discussion: Use the worked case for A question that </w:t>
+      </w:r>
+      <w:r>
+        <w:rPr>
+          <w:b/>
+        </w:rPr>
+        <w:t>evidence</w:t>
+      </w:r>
+      <w:r>
+        <w:rPr>
+          <w:b w:val="0"/>
+        </w:rPr>
+        <w:t xml:space="preserve"> can answer. Proposed explanation: “The worked result establishes every future case”. Decide whether this explanation is supported.</w:t>
       </w:r>
     </w:p>
     <w:p>
-      <w:r>
-        <w:t>Support: read the exact case aloud, enlarge the labelled picture, supply input cards and model only the first deciding step. Accept a spoken explanation or drawing; retain the reasoning goal.</w:t>
+      <w:pPr>
+        <w:spacing w:line="336" w:lineRule="auto" w:after="180"/>
+      </w:pPr>
+      <w:r>
+        <w:rPr>
+          <w:b w:val="0"/>
+        </w:rPr>
+        <w:t>Point to the step or supplied fact that decides; explain your repair if needed.</w:t>
       </w:r>
     </w:p>
     <w:p>
-      <w:r>
-        <w:t>Extension: Replace the six tasks with six easier tasks only for B. Require a prediction and a reason before comparing. Expected result: The comparison no longer isolates the diagram condition. Reason: Task difficulty now changes alongside the proposed intervention.</w:t>
+      <w:pPr>
+        <w:pStyle w:val="Heading3"/>
+      </w:pPr>
+      <w:r>
+        <w:t>Repair the misconception</w:t>
       </w:r>
     </w:p>
     <w:p>
-      <w:r>
+      <w:pPr>
+        <w:spacing w:line="336" w:lineRule="auto" w:after="180"/>
+        <w:shd w:fill="FFF5E6"/>
+      </w:pPr>
+      <w:r>
+        <w:rPr>
+          <w:b w:val="0"/>
+        </w:rPr>
+        <w:t xml:space="preserve">Misconception repair: A measurable narrow question is not </w:t>
+      </w:r>
+      <w:r>
+        <w:rPr>
+          <w:b/>
+        </w:rPr>
+        <w:t>evidence</w:t>
+      </w:r>
+      <w:r>
+        <w:rPr>
+          <w:b w:val="0"/>
+        </w:rPr>
+        <w:t xml:space="preserve"> of its answer.</w:t>
+      </w:r>
+    </w:p>
+    <w:p>
+      <w:pPr>
+        <w:pStyle w:val="Heading3"/>
+      </w:pPr>
+      <w:r>
+        <w:t>Support without giving away the answer</w:t>
+      </w:r>
+    </w:p>
+    <w:p>
+      <w:pPr>
+        <w:spacing w:line="336" w:lineRule="auto" w:after="180"/>
+        <w:shd w:fill="F1F6F8"/>
+      </w:pPr>
+      <w:r>
+        <w:rPr>
+          <w:b w:val="0"/>
+        </w:rPr>
+        <w:t xml:space="preserve">Support: read the exact case aloud, enlarge the labelled picture, supply </w:t>
+      </w:r>
+      <w:r>
+        <w:rPr>
+          <w:b/>
+        </w:rPr>
+        <w:t>input</w:t>
+      </w:r>
+      <w:r>
+        <w:rPr>
+          <w:b w:val="0"/>
+        </w:rPr>
+        <w:t xml:space="preserve"> cards and model only the first deciding step. Accept a spoken explanation or drawing; retain the reasoning goal.</w:t>
+      </w:r>
+    </w:p>
+    <w:p>
+      <w:pPr>
+        <w:pStyle w:val="Heading3"/>
+      </w:pPr>
+      <w:r>
+        <w:t>Extend the reasoning</w:t>
+      </w:r>
+    </w:p>
+    <w:p>
+      <w:pPr>
+        <w:spacing w:line="336" w:lineRule="auto" w:after="180"/>
+        <w:shd w:fill="F5F1FB"/>
+      </w:pPr>
+      <w:r>
+        <w:rPr>
+          <w:b w:val="0"/>
+        </w:rPr>
+        <w:t xml:space="preserve">Extension: Replace the six tasks with six easier tasks only for B. Require a </w:t>
+      </w:r>
+      <w:r>
+        <w:rPr>
+          <w:b/>
+        </w:rPr>
+        <w:t>prediction</w:t>
+      </w:r>
+      <w:r>
+        <w:rPr>
+          <w:b w:val="0"/>
+        </w:rPr>
+        <w:t xml:space="preserve"> and a reason before comparing. Expected result: The comparison no longer isolates the diagram condition.</w:t>
+      </w:r>
+    </w:p>
+    <w:p>
+      <w:pPr>
+        <w:spacing w:line="336" w:lineRule="auto" w:after="180"/>
+        <w:shd w:fill="F5F1FB"/>
+      </w:pPr>
+      <w:r>
+        <w:rPr>
+          <w:b w:val="0"/>
+        </w:rPr>
+        <w:t>Reason: Task difficulty now changes alongside the proposed intervention.</w:t>
+      </w:r>
+    </w:p>
+    <w:p>
+      <w:pPr>
+        <w:pStyle w:val="Heading3"/>
+      </w:pPr>
+      <w:r>
+        <w:t>Protect the independent attempt</w:t>
+      </w:r>
+    </w:p>
+    <w:p>
+      <w:pPr>
+        <w:spacing w:line="336" w:lineRule="auto" w:after="180"/>
+        <w:shd w:fill="FFF5E6"/>
+      </w:pPr>
+      <w:r>
+        <w:rPr>
+          <w:b w:val="0"/>
+        </w:rPr>
         <w:t>Independent assessment: withhold the reserved answer until the learner has attempted the new case. Record support separately from correctness.</w:t>
       </w:r>
     </w:p>
@@ -2273,46 +4647,991 @@
       </w:tr>
     </w:tbl>
     <w:p>
-      <w:r>
-        <w:t>Project checkpoint: Frame the need. Name the user, the problem, allowed inputs and a safe simple starting method.</w:t>
+      <w:pPr>
+        <w:pStyle w:val="Heading3"/>
+      </w:pPr>
+      <w:r>
+        <w:t>Project checkpoint</w:t>
       </w:r>
     </w:p>
     <w:p>
-      <w:r>
-        <w:t>Use the weekly teacher answer for topic-specific reasoning. A saved progress tick is an activity record; judge mastery from the learner’s explanation and evidence.</w:t>
+      <w:pPr>
+        <w:spacing w:line="336" w:lineRule="auto" w:after="180"/>
+        <w:shd w:fill="EDF7F3"/>
+      </w:pPr>
+      <w:r>
+        <w:rPr>
+          <w:b w:val="0"/>
+        </w:rPr>
+        <w:t xml:space="preserve">Project checkpoint: Frame the need. Name the user, the problem, allowed </w:t>
+      </w:r>
+      <w:r>
+        <w:rPr>
+          <w:b/>
+        </w:rPr>
+        <w:t>input</w:t>
+      </w:r>
+      <w:r>
+        <w:rPr>
+          <w:b w:val="0"/>
+        </w:rPr>
+        <w:t>s and a safe simple starting method.</w:t>
       </w:r>
     </w:p>
     <w:p>
       <w:pPr>
-        <w:pStyle w:val="Heading1"/>
-      </w:pPr>
-      <w:r>
-        <w:t>08. Use feedback, labs and repair paths</w:t>
+        <w:spacing w:line="336" w:lineRule="auto" w:after="180"/>
+      </w:pPr>
+      <w:r>
+        <w:rPr>
+          <w:b w:val="0"/>
+        </w:rPr>
+        <w:t xml:space="preserve">Use the weekly teacher answer for topic-specific reasoning. A saved progress tick is an activity record; judge mastery from the learner’s explanation and </w:t>
+      </w:r>
+      <w:r>
+        <w:rPr>
+          <w:b/>
+        </w:rPr>
+        <w:t>evidence</w:t>
+      </w:r>
+      <w:r>
+        <w:rPr>
+          <w:b w:val="0"/>
+        </w:rPr>
+        <w:t>.</w:t>
       </w:r>
     </w:p>
     <w:p>
-      <w:r>
-        <w:t>Use the two formative questions as supported practice, not as independent mastery scores. Discuss the deciding evidence rather than accepting a guessed selection.</w:t>
+      <w:pPr>
+        <w:pStyle w:val="Heading1"/>
+      </w:pPr>
+      <w:r>
+        <w:t>08. Use feedback, labs and repair paths</w:t>
       </w:r>
     </w:p>
     <w:p>
       <w:r>
-        <w:t>The feedback comes from the reviewed public worked case. Do not reveal the separately reserved independent teacher answer until the learner has attempted that case.</w:t>
+        <w:t>Use feedback, earlier review and portfolios purposefully. Apply the coding routine only when this lesson has an executable lab.</w:t>
       </w:r>
     </w:p>
     <w:p>
-      <w:r>
-        <w:t>Ask students to predict before running code. Preserve errors and actual outputs; collect a changed test and an explanation. The branch-boundary and indexing lessons deliberately include failure cases.</w:t>
+      <w:pPr>
+        <w:spacing w:line="336" w:lineRule="auto" w:after="180"/>
+      </w:pPr>
+      <w:r>
+        <w:rPr>
+          <w:b w:val="0"/>
+        </w:rPr>
+        <w:t xml:space="preserve">Use the two formative questions as supported practice, not as independent mastery scores. Discuss the deciding </w:t>
+      </w:r>
+      <w:r>
+        <w:rPr>
+          <w:b/>
+        </w:rPr>
+        <w:t>evidence</w:t>
+      </w:r>
+      <w:r>
+        <w:rPr>
+          <w:b w:val="0"/>
+        </w:rPr>
+        <w:t xml:space="preserve"> rather than accepting a guessed selection.</w:t>
       </w:r>
     </w:p>
     <w:p>
-      <w:r>
-        <w:t>Use the earlier worked-explanation links to address a specific missing building block, then return to the current question. Adapt this suggestion after observing the learner; it is not an automatic diagnosis.</w:t>
+      <w:pPr>
+        <w:spacing w:line="336" w:lineRule="auto" w:after="180"/>
+      </w:pPr>
+      <w:r>
+        <w:rPr>
+          <w:b w:val="0"/>
+        </w:rPr>
+        <w:t>The feedback comes from the reviewed public worked case. Do not reveal the separately reserved independent teacher answer until the learner has attempted that case.</w:t>
       </w:r>
     </w:p>
     <w:p>
-      <w:r>
-        <w:t>Collect the completed-work portfolio as evidence. Record support separately from correctness, and assess explanation, trace/test and limitations. Progress ticks and quiz selections alone do not establish mastery.</w:t>
+      <w:pPr>
+        <w:pStyle w:val="Heading3"/>
+      </w:pPr>
+      <w:r>
+        <w:t>For later coding lessons</w:t>
+      </w:r>
+    </w:p>
+    <w:p>
+      <w:r>
+        <w:t>This week has no code block. Use this routine when a later lesson includes an executable lab.</w:t>
+      </w:r>
+    </w:p>
+    <w:p>
+      <w:pPr>
+        <w:spacing w:line="336" w:lineRule="auto" w:after="180"/>
+        <w:shd w:fill="F1F6F8"/>
+      </w:pPr>
+      <w:r>
+        <w:rPr>
+          <w:b w:val="0"/>
+        </w:rPr>
+        <w:t xml:space="preserve">Ask students to predict before running code. Preserve errors and actual </w:t>
+      </w:r>
+      <w:r>
+        <w:rPr>
+          <w:b/>
+        </w:rPr>
+        <w:t>output</w:t>
+      </w:r>
+      <w:r>
+        <w:rPr>
+          <w:b w:val="0"/>
+        </w:rPr>
+        <w:t>s; collect a changed test and an explanation. The branch-boundary and indexing lessons deliberately include failure cases.</w:t>
+      </w:r>
+    </w:p>
+    <w:p>
+      <w:pPr>
+        <w:spacing w:line="336" w:lineRule="auto" w:after="180"/>
+      </w:pPr>
+      <w:r>
+        <w:rPr>
+          <w:b w:val="0"/>
+        </w:rPr>
+        <w:t>Use the earlier worked-explanation links to address a specific missing building block, then return to the current question. Adapt this suggestion after observing the learner; it is not an automatic diagnosis.</w:t>
+      </w:r>
+    </w:p>
+    <w:p>
+      <w:pPr>
+        <w:spacing w:line="336" w:lineRule="auto" w:after="180"/>
+      </w:pPr>
+      <w:r>
+        <w:rPr>
+          <w:b w:val="0"/>
+        </w:rPr>
+        <w:t xml:space="preserve">Collect the completed-work portfolio as </w:t>
+      </w:r>
+      <w:r>
+        <w:rPr>
+          <w:b/>
+        </w:rPr>
+        <w:t>evidence</w:t>
+      </w:r>
+      <w:r>
+        <w:rPr>
+          <w:b w:val="0"/>
+        </w:rPr>
+        <w:t>. Record support separately from correctness, and assess explanation, trace/test and limitations. Progress ticks and quiz selections alone do not establish mastery.</w:t>
+      </w:r>
+    </w:p>
+    <w:p>
+      <w:pPr>
+        <w:pStyle w:val="Heading1"/>
+      </w:pPr>
+      <w:r>
+        <w:t>09. Visual concept journey</w:t>
+      </w:r>
+    </w:p>
+    <w:p>
+      <w:r>
+        <w:t>Show one A question that evidence can answer graphic at a time, request a prediction and discuss its trace before the independent assessment.</w:t>
+      </w:r>
+    </w:p>
+    <w:p>
+      <w:pPr>
+        <w:spacing w:line="336" w:lineRule="auto" w:after="180"/>
+      </w:pPr>
+      <w:r>
+        <w:rPr>
+          <w:b w:val="0"/>
+        </w:rPr>
+        <w:t xml:space="preserve">Use one picture at a time. Hide a worked result before asking for a </w:t>
+      </w:r>
+      <w:r>
+        <w:rPr>
+          <w:b/>
+        </w:rPr>
+        <w:t>prediction</w:t>
+      </w:r>
+      <w:r>
+        <w:rPr>
+          <w:b w:val="0"/>
+        </w:rPr>
+        <w:t>, then reveal it for feedback. These are supported teaching cases; retain the separate independent assessment for a fresh first attempt.</w:t>
+      </w:r>
+    </w:p>
+    <w:p>
+      <w:pPr>
+        <w:pStyle w:val="Heading3"/>
+      </w:pPr>
+      <w:r>
+        <w:t>01. A question that evidence can answer: the case</w:t>
+      </w:r>
+    </w:p>
+    <w:p>
+      <w:r>
+        <w:drawing>
+          <wp:inline xmlns:a="http://schemas.openxmlformats.org/drawingml/2006/main" xmlns:pic="http://schemas.openxmlformats.org/drawingml/2006/picture">
+            <wp:extent cx="5486400" cy="2834640"/>
+            <wp:docPr id="2" name="Picture 2" descr="A question with a measurable answer. A team wants to know whether giving a diagram changes accuracy on six fixed plant-identification tasks. Supplied facts: Candidate questions: &quot;Are diagrams wonderful?&quot; and &quot;Does version B answer more of these six tasks correctly than version A?&quot;"/>
+            <wp:cNvGraphicFramePr>
+              <a:graphicFrameLocks noChangeAspect="1"/>
+            </wp:cNvGraphicFramePr>
+            <a:graphic>
+              <a:graphicData uri="http://schemas.openxmlformats.org/drawingml/2006/picture">
+                <pic:pic>
+                  <pic:nvPicPr>
+                    <pic:cNvPr id="0" name="academy-story-ai-7-1-01.png"/>
+                    <pic:cNvPicPr/>
+                  </pic:nvPicPr>
+                  <pic:blipFill>
+                    <a:blip r:embed="rId10"/>
+                    <a:stretch>
+                      <a:fillRect/>
+                    </a:stretch>
+                  </pic:blipFill>
+                  <pic:spPr>
+                    <a:xfrm>
+                      <a:off x="0" y="0"/>
+                      <a:ext cx="5486400" cy="2834640"/>
+                    </a:xfrm>
+                    <a:prstGeom prst="rect"/>
+                  </pic:spPr>
+                </pic:pic>
+              </a:graphicData>
+            </a:graphic>
+          </wp:inline>
+        </w:drawing>
+      </w:r>
+    </w:p>
+    <w:p>
+      <w:pPr>
+        <w:spacing w:line="336" w:lineRule="auto" w:after="180"/>
+      </w:pPr>
+      <w:r>
+        <w:rPr>
+          <w:b w:val="0"/>
+        </w:rPr>
+        <w:t>A question with a measurable answer. A team wants to know whether giving a diagram changes accuracy on six fixed plant-identification tasks.</w:t>
+      </w:r>
+    </w:p>
+    <w:p>
+      <w:pPr>
+        <w:spacing w:line="336" w:lineRule="auto" w:after="180"/>
+      </w:pPr>
+      <w:r>
+        <w:rPr>
+          <w:b w:val="0"/>
+        </w:rPr>
+        <w:t>Supplied facts: Candidate questions: "Are diagrams wonderful?" and "Does version B answer more of these six tasks correctly than version A?"</w:t>
+      </w:r>
+    </w:p>
+    <w:p>
+      <w:pPr>
+        <w:spacing w:line="336" w:lineRule="auto" w:after="180"/>
+        <w:shd w:fill="F5F1FB"/>
+      </w:pPr>
+      <w:r>
+        <w:rPr>
+          <w:b w:val="0"/>
+        </w:rPr>
+        <w:t>Point to the given fact that matters most. Explain why it matters.</w:t>
+      </w:r>
+    </w:p>
+    <w:p>
+      <w:pPr>
+        <w:pStyle w:val="Heading3"/>
+      </w:pPr>
+      <w:r>
+        <w:t>Discuss while showing the picture</w:t>
+      </w:r>
+    </w:p>
+    <w:p>
+      <w:pPr>
+        <w:spacing w:line="336" w:lineRule="auto" w:after="180"/>
+        <w:shd w:fill="F1F6F8"/>
+      </w:pPr>
+      <w:r>
+        <w:rPr>
+          <w:b w:val="0"/>
+        </w:rPr>
+        <w:t>Teacher prompt: Point to the given fact that matters most. Explain why it matters. Ask learners to describe one label or arrow in ordinary words. Use the adjacent transcript if the image is difficult to see.</w:t>
+      </w:r>
+    </w:p>
+    <w:p>
+      <w:pPr>
+        <w:pStyle w:val="Heading3"/>
+      </w:pPr>
+      <w:r>
+        <w:t>02. Follow the deciding steps</w:t>
+      </w:r>
+    </w:p>
+    <w:p>
+      <w:r>
+        <w:drawing>
+          <wp:inline xmlns:a="http://schemas.openxmlformats.org/drawingml/2006/main" xmlns:pic="http://schemas.openxmlformats.org/drawingml/2006/picture">
+            <wp:extent cx="5486400" cy="3337560"/>
+            <wp:docPr id="3" name="Picture 3" descr="Narrow the question: Name versions A and B, the six tasks and correct-answer scoring. → Define the comparison: Use the same tasks and labels with and without the diagram. → Bound the conclusion: The study can compare those versions on those tasks, not all diagrams or learners."/>
+            <wp:cNvGraphicFramePr>
+              <a:graphicFrameLocks noChangeAspect="1"/>
+            </wp:cNvGraphicFramePr>
+            <a:graphic>
+              <a:graphicData uri="http://schemas.openxmlformats.org/drawingml/2006/picture">
+                <pic:pic>
+                  <pic:nvPicPr>
+                    <pic:cNvPr id="0" name="academy-story-ai-7-1-02.png"/>
+                    <pic:cNvPicPr/>
+                  </pic:nvPicPr>
+                  <pic:blipFill>
+                    <a:blip r:embed="rId11"/>
+                    <a:stretch>
+                      <a:fillRect/>
+                    </a:stretch>
+                  </pic:blipFill>
+                  <pic:spPr>
+                    <a:xfrm>
+                      <a:off x="0" y="0"/>
+                      <a:ext cx="5486400" cy="3337560"/>
+                    </a:xfrm>
+                    <a:prstGeom prst="rect"/>
+                  </pic:spPr>
+                </pic:pic>
+              </a:graphicData>
+            </a:graphic>
+          </wp:inline>
+        </w:drawing>
+      </w:r>
+    </w:p>
+    <w:p>
+      <w:pPr>
+        <w:spacing w:line="336" w:lineRule="auto" w:after="180"/>
+      </w:pPr>
+      <w:r>
+        <w:rPr>
+          <w:b w:val="0"/>
+        </w:rPr>
+        <w:t>Narrow the question: Name versions A and B, the six tasks and correct-answer scoring. → Define the comparison: Use the same tasks and labels with and without the diagram. → Bound the conclusion: The study can compare those versions on those tasks, not all diagrams or learners.</w:t>
+      </w:r>
+    </w:p>
+    <w:p>
+      <w:pPr>
+        <w:spacing w:line="336" w:lineRule="auto" w:after="180"/>
+        <w:shd w:fill="F5F1FB"/>
+      </w:pPr>
+      <w:r>
+        <w:rPr>
+          <w:b w:val="0"/>
+        </w:rPr>
+        <w:t xml:space="preserve">Point to each numbered stage and explain which recorded </w:t>
+      </w:r>
+      <w:r>
+        <w:rPr>
+          <w:b/>
+        </w:rPr>
+        <w:t>input</w:t>
+      </w:r>
+      <w:r>
+        <w:rPr>
+          <w:b w:val="0"/>
+        </w:rPr>
+        <w:t xml:space="preserve"> it uses.</w:t>
+      </w:r>
+    </w:p>
+    <w:p>
+      <w:pPr>
+        <w:pStyle w:val="Heading3"/>
+      </w:pPr>
+      <w:r>
+        <w:t>Discuss while showing the picture</w:t>
+      </w:r>
+    </w:p>
+    <w:p>
+      <w:pPr>
+        <w:spacing w:line="336" w:lineRule="auto" w:after="180"/>
+        <w:shd w:fill="F1F6F8"/>
+      </w:pPr>
+      <w:r>
+        <w:rPr>
+          <w:b w:val="0"/>
+        </w:rPr>
+        <w:t xml:space="preserve">Teacher prompt: Point to each numbered stage and explain which recorded </w:t>
+      </w:r>
+      <w:r>
+        <w:rPr>
+          <w:b/>
+        </w:rPr>
+        <w:t>input</w:t>
+      </w:r>
+      <w:r>
+        <w:rPr>
+          <w:b w:val="0"/>
+        </w:rPr>
+        <w:t xml:space="preserve"> it uses. Ask learners to describe one label or arrow in ordinary words. Use the adjacent transcript if the image is difficult to see.</w:t>
+      </w:r>
+    </w:p>
+    <w:p>
+      <w:pPr>
+        <w:pStyle w:val="Heading3"/>
+      </w:pPr>
+      <w:r>
+        <w:t>03. A question that evidence can answer — evidence trace</w:t>
+      </w:r>
+    </w:p>
+    <w:p>
+      <w:r>
+        <w:drawing>
+          <wp:inline xmlns:a="http://schemas.openxmlformats.org/drawingml/2006/main" xmlns:pic="http://schemas.openxmlformats.org/drawingml/2006/picture">
+            <wp:extent cx="5486400" cy="3145536"/>
+            <wp:docPr id="4" name="Picture 4" descr="A question that evidence can answer — evidence trace. Proposal says prove AI is useful; available records are retrieval results for five room queries. | For fictional classroom retrieval, ask whether method B returns more relevant records than lexical baseline A on a reserved judged query set at cutoff3. Define eligible corpus and relevance rules before running. | Narrow to relevant retrieval at a declared cutoff on those queries. The supplied records cannot answer universal usefulness or deployment impact."/>
+            <wp:cNvGraphicFramePr>
+              <a:graphicFrameLocks noChangeAspect="1"/>
+            </wp:cNvGraphicFramePr>
+            <a:graphic>
+              <a:graphicData uri="http://schemas.openxmlformats.org/drawingml/2006/picture">
+                <pic:pic>
+                  <pic:nvPicPr>
+                    <pic:cNvPr id="0" name="academy-story-ai-7-1-03.png"/>
+                    <pic:cNvPicPr/>
+                  </pic:nvPicPr>
+                  <pic:blipFill>
+                    <a:blip r:embed="rId12"/>
+                    <a:stretch>
+                      <a:fillRect/>
+                    </a:stretch>
+                  </pic:blipFill>
+                  <pic:spPr>
+                    <a:xfrm>
+                      <a:off x="0" y="0"/>
+                      <a:ext cx="5486400" cy="3145536"/>
+                    </a:xfrm>
+                    <a:prstGeom prst="rect"/>
+                  </pic:spPr>
+                </pic:pic>
+              </a:graphicData>
+            </a:graphic>
+          </wp:inline>
+        </w:drawing>
+      </w:r>
+    </w:p>
+    <w:p>
+      <w:pPr>
+        <w:spacing w:line="336" w:lineRule="auto" w:after="180"/>
+      </w:pPr>
+      <w:r>
+        <w:rPr>
+          <w:b w:val="0"/>
+        </w:rPr>
+        <w:t xml:space="preserve">A question that </w:t>
+      </w:r>
+      <w:r>
+        <w:rPr>
+          <w:b/>
+        </w:rPr>
+        <w:t>evidence</w:t>
+      </w:r>
+      <w:r>
+        <w:rPr>
+          <w:b w:val="0"/>
+        </w:rPr>
+        <w:t xml:space="preserve"> can answer — </w:t>
+      </w:r>
+      <w:r>
+        <w:rPr>
+          <w:b/>
+        </w:rPr>
+        <w:t>evidence</w:t>
+      </w:r>
+      <w:r>
+        <w:rPr>
+          <w:b w:val="0"/>
+        </w:rPr>
+        <w:t xml:space="preserve"> trace.</w:t>
+      </w:r>
+    </w:p>
+    <w:p>
+      <w:pPr>
+        <w:spacing w:line="336" w:lineRule="auto" w:after="180"/>
+      </w:pPr>
+      <w:r>
+        <w:rPr>
+          <w:b w:val="0"/>
+        </w:rPr>
+        <w:t>Proposal says prove AI is useful; available records are retrieval results for five room queries. | For fictional classroom retrieval, ask whether method B returns more relevant records than lexical baseline A on a reserved judged query set at cutoff3.</w:t>
+      </w:r>
+    </w:p>
+    <w:p>
+      <w:pPr>
+        <w:spacing w:line="336" w:lineRule="auto" w:after="180"/>
+      </w:pPr>
+      <w:r>
+        <w:rPr>
+          <w:b w:val="0"/>
+        </w:rPr>
+        <w:t>Define eligible corpus and relevance rules before running. | Narrow to relevant retrieval at a declared cutoff on those queries. The supplied records cannot answer universal usefulness or deployment impact.</w:t>
+      </w:r>
+    </w:p>
+    <w:p>
+      <w:pPr>
+        <w:spacing w:line="336" w:lineRule="auto" w:after="180"/>
+        <w:shd w:fill="F5F1FB"/>
+      </w:pPr>
+      <w:r>
+        <w:rPr>
+          <w:b w:val="0"/>
+        </w:rPr>
+        <w:t>Read the labels and values. Explain the relationship the model shows.</w:t>
+      </w:r>
+    </w:p>
+    <w:p>
+      <w:pPr>
+        <w:pStyle w:val="Heading3"/>
+      </w:pPr>
+      <w:r>
+        <w:t>Discuss while showing the picture</w:t>
+      </w:r>
+    </w:p>
+    <w:p>
+      <w:pPr>
+        <w:spacing w:line="336" w:lineRule="auto" w:after="180"/>
+        <w:shd w:fill="F1F6F8"/>
+      </w:pPr>
+      <w:r>
+        <w:rPr>
+          <w:b w:val="0"/>
+        </w:rPr>
+        <w:t>Teacher prompt: Read the labels and values. Explain the relationship the model shows. Ask learners to describe one label or arrow in ordinary words. Use the adjacent transcript if the image is difficult to see.</w:t>
+      </w:r>
+    </w:p>
+    <w:p>
+      <w:pPr>
+        <w:pStyle w:val="Heading3"/>
+      </w:pPr>
+      <w:r>
+        <w:t>04. Change one thing. Trace what follows.</w:t>
+      </w:r>
+    </w:p>
+    <w:p>
+      <w:r>
+        <w:drawing>
+          <wp:inline xmlns:a="http://schemas.openxmlformats.org/drawingml/2006/main" xmlns:pic="http://schemas.openxmlformats.org/drawingml/2006/picture">
+            <wp:extent cx="5486400" cy="3026664"/>
+            <wp:docPr id="5" name="Picture 5" descr="Original case: The study can compare those versions on those tasks, not all diagrams or learners. Changed condition: Replace the six tasks with six easier tasks only for B. Expected result: The comparison no longer isolates the diagram condition. Reason: Task difficulty now changes alongside the proposed intervention."/>
+            <wp:cNvGraphicFramePr>
+              <a:graphicFrameLocks noChangeAspect="1"/>
+            </wp:cNvGraphicFramePr>
+            <a:graphic>
+              <a:graphicData uri="http://schemas.openxmlformats.org/drawingml/2006/picture">
+                <pic:pic>
+                  <pic:nvPicPr>
+                    <pic:cNvPr id="0" name="academy-story-ai-7-1-04.png"/>
+                    <pic:cNvPicPr/>
+                  </pic:nvPicPr>
+                  <pic:blipFill>
+                    <a:blip r:embed="rId13"/>
+                    <a:stretch>
+                      <a:fillRect/>
+                    </a:stretch>
+                  </pic:blipFill>
+                  <pic:spPr>
+                    <a:xfrm>
+                      <a:off x="0" y="0"/>
+                      <a:ext cx="5486400" cy="3026664"/>
+                    </a:xfrm>
+                    <a:prstGeom prst="rect"/>
+                  </pic:spPr>
+                </pic:pic>
+              </a:graphicData>
+            </a:graphic>
+          </wp:inline>
+        </w:drawing>
+      </w:r>
+    </w:p>
+    <w:p>
+      <w:pPr>
+        <w:spacing w:line="336" w:lineRule="auto" w:after="180"/>
+      </w:pPr>
+      <w:r>
+        <w:rPr>
+          <w:b w:val="0"/>
+        </w:rPr>
+        <w:t>Original case: The study can compare those versions on those tasks, not all diagrams or learners. Changed condition: Replace the six tasks with six easier tasks only for B.</w:t>
+      </w:r>
+    </w:p>
+    <w:p>
+      <w:pPr>
+        <w:spacing w:line="336" w:lineRule="auto" w:after="180"/>
+      </w:pPr>
+      <w:r>
+        <w:rPr>
+          <w:b w:val="0"/>
+        </w:rPr>
+        <w:t>Expected result: The comparison no longer isolates the diagram condition. Reason: Task difficulty now changes alongside the proposed intervention.</w:t>
+      </w:r>
+    </w:p>
+    <w:p>
+      <w:pPr>
+        <w:spacing w:line="336" w:lineRule="auto" w:after="180"/>
+        <w:shd w:fill="F5F1FB"/>
+      </w:pPr>
+      <w:r>
+        <w:rPr>
+          <w:b w:val="0"/>
+        </w:rPr>
+        <w:t>Predict before checking the worked changed-case result. Name what changed and what the supplied facts allow you to conclude.</w:t>
+      </w:r>
+    </w:p>
+    <w:p>
+      <w:pPr>
+        <w:pStyle w:val="Heading3"/>
+      </w:pPr>
+      <w:r>
+        <w:t>Discuss while showing the picture</w:t>
+      </w:r>
+    </w:p>
+    <w:p>
+      <w:pPr>
+        <w:spacing w:line="336" w:lineRule="auto" w:after="180"/>
+        <w:shd w:fill="F1F6F8"/>
+      </w:pPr>
+      <w:r>
+        <w:rPr>
+          <w:b w:val="0"/>
+        </w:rPr>
+        <w:t>Teacher prompt: Predict before checking the worked changed-case result. Name what changed and what the supplied facts allow you to conclude. Ask learners to describe one label or arrow in ordinary words.</w:t>
+      </w:r>
+    </w:p>
+    <w:p>
+      <w:pPr>
+        <w:spacing w:line="336" w:lineRule="auto" w:after="180"/>
+        <w:shd w:fill="F1F6F8"/>
+      </w:pPr>
+      <w:r>
+        <w:rPr>
+          <w:b w:val="0"/>
+        </w:rPr>
+        <w:t>Use the adjacent transcript if the image is difficult to see. Changed-case reasoning: Task difficulty now changes alongside the proposed intervention.</w:t>
+      </w:r>
+    </w:p>
+    <w:p>
+      <w:pPr>
+        <w:pStyle w:val="Heading3"/>
+      </w:pPr>
+      <w:r>
+        <w:t>05. Connect the explanation to its limit</w:t>
+      </w:r>
+    </w:p>
+    <w:p>
+      <w:r>
+        <w:drawing>
+          <wp:inline xmlns:a="http://schemas.openxmlformats.org/drawingml/2006/main" xmlns:pic="http://schemas.openxmlformats.org/drawingml/2006/picture">
+            <wp:extent cx="5486400" cy="2834640"/>
+            <wp:docPr id="6" name="Picture 6" descr="An answerable research question connects a change to an observable outcome and a specified population. Opinion words need an operational definition before measurement. Limit: This fictional study does not establish effects on children or general classroom learning."/>
+            <wp:cNvGraphicFramePr>
+              <a:graphicFrameLocks noChangeAspect="1"/>
+            </wp:cNvGraphicFramePr>
+            <a:graphic>
+              <a:graphicData uri="http://schemas.openxmlformats.org/drawingml/2006/picture">
+                <pic:pic>
+                  <pic:nvPicPr>
+                    <pic:cNvPr id="0" name="academy-story-ai-7-1-05.png"/>
+                    <pic:cNvPicPr/>
+                  </pic:nvPicPr>
+                  <pic:blipFill>
+                    <a:blip r:embed="rId14"/>
+                    <a:stretch>
+                      <a:fillRect/>
+                    </a:stretch>
+                  </pic:blipFill>
+                  <pic:spPr>
+                    <a:xfrm>
+                      <a:off x="0" y="0"/>
+                      <a:ext cx="5486400" cy="2834640"/>
+                    </a:xfrm>
+                    <a:prstGeom prst="rect"/>
+                  </pic:spPr>
+                </pic:pic>
+              </a:graphicData>
+            </a:graphic>
+          </wp:inline>
+        </w:drawing>
+      </w:r>
+    </w:p>
+    <w:p>
+      <w:pPr>
+        <w:spacing w:line="336" w:lineRule="auto" w:after="180"/>
+      </w:pPr>
+      <w:r>
+        <w:rPr>
+          <w:b w:val="0"/>
+        </w:rPr>
+        <w:t xml:space="preserve">An answerable </w:t>
+      </w:r>
+      <w:r>
+        <w:rPr>
+          <w:b/>
+        </w:rPr>
+        <w:t>research question</w:t>
+      </w:r>
+      <w:r>
+        <w:rPr>
+          <w:b w:val="0"/>
+        </w:rPr>
+        <w:t xml:space="preserve"> connects a change to an observable </w:t>
+      </w:r>
+      <w:r>
+        <w:rPr>
+          <w:b/>
+        </w:rPr>
+        <w:t>outcome</w:t>
+      </w:r>
+      <w:r>
+        <w:rPr>
+          <w:b w:val="0"/>
+        </w:rPr>
+        <w:t xml:space="preserve"> and a specified population. Opinion words need an operational definition before measurement.</w:t>
+      </w:r>
+    </w:p>
+    <w:p>
+      <w:pPr>
+        <w:spacing w:line="336" w:lineRule="auto" w:after="180"/>
+      </w:pPr>
+      <w:r>
+        <w:rPr>
+          <w:b w:val="0"/>
+        </w:rPr>
+        <w:t>Limit: This fictional study does not establish effects on children or general classroom learning.</w:t>
+      </w:r>
+    </w:p>
+    <w:p>
+      <w:pPr>
+        <w:spacing w:line="336" w:lineRule="auto" w:after="180"/>
+        <w:shd w:fill="F5F1FB"/>
+      </w:pPr>
+      <w:r>
+        <w:rPr>
+          <w:b w:val="0"/>
+        </w:rPr>
+        <w:t>Explain the case, then point to a limit on the claim.</w:t>
+      </w:r>
+    </w:p>
+    <w:p>
+      <w:pPr>
+        <w:pStyle w:val="Heading3"/>
+      </w:pPr>
+      <w:r>
+        <w:t>Discuss while showing the picture</w:t>
+      </w:r>
+    </w:p>
+    <w:p>
+      <w:pPr>
+        <w:spacing w:line="336" w:lineRule="auto" w:after="180"/>
+        <w:shd w:fill="F1F6F8"/>
+      </w:pPr>
+      <w:r>
+        <w:rPr>
+          <w:b w:val="0"/>
+        </w:rPr>
+        <w:t>Teacher prompt: Explain the case, then point to a limit on the claim. Ask learners to describe one label or arrow in ordinary words. Use the adjacent transcript if the image is difficult to see.</w:t>
+      </w:r>
+    </w:p>
+    <w:p>
+      <w:pPr>
+        <w:spacing w:line="336" w:lineRule="auto" w:after="180"/>
+        <w:shd w:fill="F1F6F8"/>
+      </w:pPr>
+      <w:r>
+        <w:rPr>
+          <w:b w:val="0"/>
+        </w:rPr>
+        <w:t xml:space="preserve">Keep the stated </w:t>
+      </w:r>
+      <w:r>
+        <w:rPr>
+          <w:b/>
+        </w:rPr>
+        <w:t>scope</w:t>
+      </w:r>
+      <w:r>
+        <w:rPr>
+          <w:b w:val="0"/>
+        </w:rPr>
+        <w:t>: This fictional study does not establish effects on children or general classroom learning.</w:t>
+      </w:r>
+    </w:p>
+    <w:p>
+      <w:pPr>
+        <w:pStyle w:val="Heading3"/>
+      </w:pPr>
+      <w:r>
+        <w:t>06. Make the idea visible in your project</w:t>
+      </w:r>
+    </w:p>
+    <w:p>
+      <w:r>
+        <w:drawing>
+          <wp:inline xmlns:a="http://schemas.openxmlformats.org/drawingml/2006/main" xmlns:pic="http://schemas.openxmlformats.org/drawingml/2006/picture">
+            <wp:extent cx="5486400" cy="3681984"/>
+            <wp:docPr id="7" name="Picture 7" descr="For the Reproducible AI Research Study, retain an annotated worked trace and the changed-case reasoning. Connect the claim to its records, units and assumptions so another investigator can challenge or reproduce it. Draw your input, deciding step, result and limit. Supported question: Which proposed diagram question has a measurable outcome? Name its versions, six-case denominator and fixed scoring, then explain why giving only B easier tasks spoils the comparison."/>
+            <wp:cNvGraphicFramePr>
+              <a:graphicFrameLocks noChangeAspect="1"/>
+            </wp:cNvGraphicFramePr>
+            <a:graphic>
+              <a:graphicData uri="http://schemas.openxmlformats.org/drawingml/2006/picture">
+                <pic:pic>
+                  <pic:nvPicPr>
+                    <pic:cNvPr id="0" name="academy-story-ai-7-1-06.png"/>
+                    <pic:cNvPicPr/>
+                  </pic:nvPicPr>
+                  <pic:blipFill>
+                    <a:blip r:embed="rId15"/>
+                    <a:stretch>
+                      <a:fillRect/>
+                    </a:stretch>
+                  </pic:blipFill>
+                  <pic:spPr>
+                    <a:xfrm>
+                      <a:off x="0" y="0"/>
+                      <a:ext cx="5486400" cy="3681984"/>
+                    </a:xfrm>
+                    <a:prstGeom prst="rect"/>
+                  </pic:spPr>
+                </pic:pic>
+              </a:graphicData>
+            </a:graphic>
+          </wp:inline>
+        </w:drawing>
+      </w:r>
+    </w:p>
+    <w:p>
+      <w:pPr>
+        <w:spacing w:line="336" w:lineRule="auto" w:after="180"/>
+      </w:pPr>
+      <w:r>
+        <w:rPr>
+          <w:b w:val="0"/>
+        </w:rPr>
+        <w:t>For the Reproducible AI Research Study, retain an annotated worked trace and the changed-case reasoning. Connect the claim to its records, units and assumptions so another investigator can challenge or reproduce it.</w:t>
+      </w:r>
+    </w:p>
+    <w:p>
+      <w:pPr>
+        <w:spacing w:line="336" w:lineRule="auto" w:after="180"/>
+      </w:pPr>
+      <w:r>
+        <w:rPr>
+          <w:b w:val="0"/>
+        </w:rPr>
+        <w:t xml:space="preserve">Draw your </w:t>
+      </w:r>
+      <w:r>
+        <w:rPr>
+          <w:b/>
+        </w:rPr>
+        <w:t>input</w:t>
+      </w:r>
+      <w:r>
+        <w:rPr>
+          <w:b w:val="0"/>
+        </w:rPr>
+        <w:t xml:space="preserve">, deciding step, result and limit. Supported question: Which proposed diagram question has a measurable </w:t>
+      </w:r>
+      <w:r>
+        <w:rPr>
+          <w:b/>
+        </w:rPr>
+        <w:t>outcome</w:t>
+      </w:r>
+      <w:r>
+        <w:rPr>
+          <w:b w:val="0"/>
+        </w:rPr>
+        <w:t>?</w:t>
+      </w:r>
+    </w:p>
+    <w:p>
+      <w:pPr>
+        <w:spacing w:line="336" w:lineRule="auto" w:after="180"/>
+      </w:pPr>
+      <w:r>
+        <w:rPr>
+          <w:b w:val="0"/>
+        </w:rPr>
+        <w:t>Name its versions, six-case denominator and fixed scoring, then explain why giving only B easier tasks spoils the comparison.</w:t>
+      </w:r>
+    </w:p>
+    <w:p>
+      <w:pPr>
+        <w:spacing w:line="336" w:lineRule="auto" w:after="180"/>
+        <w:shd w:fill="F5F1FB"/>
+      </w:pPr>
+      <w:r>
+        <w:rPr>
+          <w:b w:val="0"/>
+        </w:rPr>
+        <w:t xml:space="preserve">Draw your project trace and justify the deciding step using </w:t>
+      </w:r>
+      <w:r>
+        <w:rPr>
+          <w:b/>
+        </w:rPr>
+        <w:t>evidence</w:t>
+      </w:r>
+      <w:r>
+        <w:rPr>
+          <w:b w:val="0"/>
+        </w:rPr>
+        <w:t>.</w:t>
+      </w:r>
+    </w:p>
+    <w:p>
+      <w:pPr>
+        <w:pStyle w:val="Heading3"/>
+      </w:pPr>
+      <w:r>
+        <w:t>Discuss while showing the picture</w:t>
+      </w:r>
+    </w:p>
+    <w:p>
+      <w:pPr>
+        <w:spacing w:line="336" w:lineRule="auto" w:after="180"/>
+        <w:shd w:fill="F1F6F8"/>
+      </w:pPr>
+      <w:r>
+        <w:rPr>
+          <w:b w:val="0"/>
+        </w:rPr>
+        <w:t xml:space="preserve">Teacher prompt: Draw your project trace and justify the deciding step using </w:t>
+      </w:r>
+      <w:r>
+        <w:rPr>
+          <w:b/>
+        </w:rPr>
+        <w:t>evidence</w:t>
+      </w:r>
+      <w:r>
+        <w:rPr>
+          <w:b w:val="0"/>
+        </w:rPr>
+        <w:t>. Ask learners to describe one label or arrow in ordinary words. Use the adjacent transcript if the image is difficult to see.</w:t>
+      </w:r>
+    </w:p>
+    <w:p>
+      <w:pPr>
+        <w:spacing w:line="336" w:lineRule="auto" w:after="180"/>
+        <w:shd w:fill="F1F6F8"/>
+      </w:pPr>
+      <w:r>
+        <w:rPr>
+          <w:b w:val="0"/>
+        </w:rPr>
+        <w:t>Supported practice key: Name versions A and B, the six tasks and correct-answer scoring. Use the same tasks and labels with and without the diagram.</w:t>
+      </w:r>
+    </w:p>
+    <w:p>
+      <w:pPr>
+        <w:spacing w:line="336" w:lineRule="auto" w:after="180"/>
+        <w:shd w:fill="F1F6F8"/>
+      </w:pPr>
+      <w:r>
+        <w:rPr>
+          <w:b w:val="0"/>
+        </w:rPr>
+        <w:t>The study can compare those versions on those tasks, not all diagrams or learners. Changed case: The comparison no longer isolates the diagram condition. Task difficulty now changes alongside the proposed intervention.</w:t>
       </w:r>
     </w:p>
     <w:sectPr>

--- a/downloads/teacher/ai-7-week-01.docx
+++ b/downloads/teacher/ai-7-week-01.docx
@@ -149,7 +149,7 @@
           </w:tcPr>
           <w:p>
             <w:r>
-              <w:t>Sections 1–6; record the brief recall in the workbook.</w:t>
+              <w:t>Use Your mission, Notice the evidence, See how it works, Words that unlock the idea and Follow a worked example; record the brief recall in the workbook.</w:t>
             </w:r>
           </w:p>
         </w:tc>
@@ -181,7 +181,7 @@
           </w:tcPr>
           <w:p>
             <w:r>
-              <w:t>Sections 7–10; use the matching workbook W2 and misconception check.</w:t>
+              <w:t>Use Find and repair a mistake, Practise together and Run the investigation, with workbook W2 and Individual reasoning check.</w:t>
             </w:r>
           </w:p>
         </w:tc>
@@ -213,7 +213,7 @@
           </w:tcPr>
           <w:p>
             <w:r>
-              <w:t>Sections 9 and 11–14. Give extra time to finish the full task set; use Section 15 when the week includes a coding lab.</w:t>
+              <w:t>Use Run the investigation, Build your understanding, Connect your project and Show what you know. Reserve further time for the full task set. Use a code example only where one is actually supplied.</w:t>
             </w:r>
           </w:p>
         </w:tc>
@@ -344,7 +344,7 @@
         <w:rPr>
           <w:b w:val="0"/>
         </w:rPr>
-        <w:t xml:space="preserve">Two 45-minute sessions. A </w:t>
+        <w:t xml:space="preserve">Compact alternative: two 45-minute sessions for the core explanation and W1–W5 only. The main plan uses three sessions; schedule further time for the complete investigation, project, visual journey and any code examples. A </w:t>
       </w:r>
       <w:r>
         <w:rPr>
@@ -1837,7 +1837,7 @@
           </w:tcPr>
           <w:p>
             <w:r>
-              <w:t>Explain section 1 and vocabulary. Complete W1 with a mechanism-based explanation.</w:t>
+              <w:t>Explain See how it works and Words that unlock the idea. Complete W1 with a mechanism-based explanation.</w:t>
             </w:r>
           </w:p>
         </w:tc>
@@ -4187,7 +4187,7 @@
           </w:tcPr>
           <w:p>
             <w:r>
-              <w:t>Sections 1–6; record the brief recall in the workbook.</w:t>
+              <w:t>Use Your mission, Notice the evidence, See how it works, Words that unlock the idea and Follow a worked example; record the brief recall in the workbook.</w:t>
             </w:r>
           </w:p>
         </w:tc>
@@ -4219,7 +4219,7 @@
           </w:tcPr>
           <w:p>
             <w:r>
-              <w:t>Sections 7–10; use the matching workbook W2 and misconception check.</w:t>
+              <w:t>Use Find and repair a mistake, Practise together and Run the investigation, with workbook W2 and Individual reasoning check.</w:t>
             </w:r>
           </w:p>
         </w:tc>
@@ -4251,7 +4251,7 @@
           </w:tcPr>
           <w:p>
             <w:r>
-              <w:t>Sections 9 and 11–14. Give extra time to finish the full task set; use Section 15 when the week includes a coding lab.</w:t>
+              <w:t>Use Run the investigation, Build your understanding, Connect your project and Show what you know. Reserve further time for the full task set. Use a code example only where one is actually supplied.</w:t>
             </w:r>
           </w:p>
         </w:tc>

--- a/downloads/teacher/ai-7-week-01.docx
+++ b/downloads/teacher/ai-7-week-01.docx
@@ -25,20 +25,38 @@
         <w:pStyle w:val="Heading1"/>
       </w:pPr>
       <w:r>
-        <w:t>01. Prepare the purpose, prerequisites and materials</w:t>
+        <w:t>Ask what observation would answer this question and under which fixed conditions.</w:t>
       </w:r>
     </w:p>
     <w:p>
       <w:r>
-        <w:t>Prepare A question that evidence can answer: check the target, prerequisites, resources and adaptable teaching schedule.</w:t>
+        <w:t>Teach measurable outcomes and honest study scope before inferential claims.</w:t>
       </w:r>
     </w:p>
     <w:p>
-      <w:pPr>
-        <w:pStyle w:val="Heading3"/>
-      </w:pPr>
-      <w:r>
-        <w:t>Teach the learning cycle</w:t>
+      <w:r>
+        <w:t>Model broad-to-bounded question → inspect supplied rankings → contrast missing diagram results → assess ten-request comparison → retain evidence-status distinctions.</w:t>
+      </w:r>
+    </w:p>
+    <w:p>
+      <w:pPr>
+        <w:pStyle w:val="Heading1"/>
+      </w:pPr>
+      <w:r>
+        <w:t>01. Prepare the connected research investigation</w:t>
+      </w:r>
+    </w:p>
+    <w:p>
+      <w:r>
+        <w:t>Keep modelling, shared practice and independent evidence distinct.</w:t>
+      </w:r>
+    </w:p>
+    <w:p>
+      <w:pPr>
+        <w:pStyle w:val="Heading2"/>
+      </w:pPr>
+      <w:r>
+        <w:t>Target and main teaching plan</w:t>
       </w:r>
     </w:p>
     <w:p>
@@ -255,18 +273,21 @@
     </w:p>
     <w:p>
       <w:pPr>
-        <w:pStyle w:val="Heading3"/>
-      </w:pPr>
-      <w:r>
-        <w:t>Retrieval answer guidance</w:t>
+        <w:pStyle w:val="Heading2"/>
+      </w:pPr>
+      <w:r>
+        <w:t>Preparation and prerequisite</w:t>
       </w:r>
     </w:p>
     <w:p>
       <w:pPr>
-        <w:pStyle w:val="Heading3"/>
-      </w:pPr>
-      <w:r>
-        <w:t>Engineering demonstration and defense</w:t>
+        <w:spacing w:line="336" w:lineRule="auto" w:after="180"/>
+      </w:pPr>
+      <w:r>
+        <w:rPr>
+          <w:b w:val="0"/>
+        </w:rPr>
+        <w:t>Lesson and workbook; paper and pencil</w:t>
       </w:r>
     </w:p>
     <w:p>
@@ -277,7 +298,7 @@
         <w:rPr>
           <w:b w:val="0"/>
         </w:rPr>
-        <w:t>Without opening the old lesson, explain one key idea from Engineering demonstration and defense. Give an example and a mistake that the idea helps you avoid.</w:t>
+        <w:t>Calculator and optional local Python 3 for arithmetic; no live API or private data</w:t>
       </w:r>
     </w:p>
     <w:p>
@@ -288,19 +309,7 @@
         <w:rPr>
           <w:b w:val="0"/>
         </w:rPr>
-        <w:t xml:space="preserve">Look for: Explain the </w:t>
-      </w:r>
-      <w:r>
-        <w:rPr>
-          <w:b/>
-        </w:rPr>
-        <w:t>mechanism</w:t>
-      </w:r>
-      <w:r>
-        <w:rPr>
-          <w:b w:val="0"/>
-        </w:rPr>
-        <w:t xml:space="preserve"> and terminology of engineering demonstration and defense</w:t>
+        <w:t>Prepare the fresh retry separately and withhold its solution until after collection</w:t>
       </w:r>
     </w:p>
     <w:p>
@@ -311,7 +320,43 @@
         <w:rPr>
           <w:b w:val="0"/>
         </w:rPr>
-        <w:t>Reference example, not the only acceptable wording: Teacher explanation: An engineering defense demonstrates correct operation and bounded failure with an inspectable implementation, tests and runbook.</w:t>
+        <w:t xml:space="preserve">A result depends on the </w:t>
+      </w:r>
+      <w:r>
+        <w:rPr>
+          <w:b/>
+        </w:rPr>
+        <w:t>input</w:t>
+      </w:r>
+      <w:r>
+        <w:rPr>
+          <w:b w:val="0"/>
+        </w:rPr>
+        <w:t xml:space="preserve">s, procedure and conditions that produced it. Preserve data roles and distinguish observed </w:t>
+      </w:r>
+      <w:r>
+        <w:rPr>
+          <w:b/>
+        </w:rPr>
+        <w:t>outcome</w:t>
+      </w:r>
+      <w:r>
+        <w:rPr>
+          <w:b w:val="0"/>
+        </w:rPr>
+        <w:t xml:space="preserve">s from </w:t>
+      </w:r>
+      <w:r>
+        <w:rPr>
+          <w:b/>
+        </w:rPr>
+        <w:t>prediction</w:t>
+      </w:r>
+      <w:r>
+        <w:rPr>
+          <w:b w:val="0"/>
+        </w:rPr>
+        <w:t>s or unmeasured conditions.</w:t>
       </w:r>
     </w:p>
     <w:p>
@@ -322,18 +367,15 @@
         <w:rPr>
           <w:b w:val="0"/>
         </w:rPr>
-        <w:t>Present requirements, architecture, contracts, permissions, evaluation, resource measurements and recovery. Show one supported case, one legitimate review and one denied operation.</w:t>
+        <w:t>If the prior concept cannot be explained, use a short retrieval activity before this chapter.</w:t>
       </w:r>
     </w:p>
     <w:p>
       <w:pPr>
-        <w:spacing w:line="336" w:lineRule="auto" w:after="180"/>
-      </w:pPr>
-      <w:r>
-        <w:rPr>
-          <w:b w:val="0"/>
-        </w:rPr>
-        <w:t>State what was mocked and what remains untested.</w:t>
+        <w:pStyle w:val="Heading2"/>
+      </w:pPr>
+      <w:r>
+        <w:t>Opening retrieval</w:t>
       </w:r>
     </w:p>
     <w:p>
@@ -344,43 +386,7 @@
         <w:rPr>
           <w:b w:val="0"/>
         </w:rPr>
-        <w:t xml:space="preserve">Compact alternative: two 45-minute sessions for the core explanation and W1–W5 only. The main plan uses three sessions; schedule further time for the complete investigation, project, visual journey and any code examples. A </w:t>
-      </w:r>
-      <w:r>
-        <w:rPr>
-          <w:b/>
-        </w:rPr>
-        <w:t>research question</w:t>
-      </w:r>
-      <w:r>
-        <w:rPr>
-          <w:b w:val="0"/>
-        </w:rPr>
-        <w:t xml:space="preserve"> identifies an </w:t>
-      </w:r>
-      <w:r>
-        <w:rPr>
-          <w:b/>
-        </w:rPr>
-        <w:t>outcome</w:t>
-      </w:r>
-      <w:r>
-        <w:rPr>
-          <w:b w:val="0"/>
-        </w:rPr>
-        <w:t xml:space="preserve">, comparison and conditions that </w:t>
-      </w:r>
-      <w:r>
-        <w:rPr>
-          <w:b/>
-        </w:rPr>
-        <w:t>evidence</w:t>
-      </w:r>
-      <w:r>
-        <w:rPr>
-          <w:b w:val="0"/>
-        </w:rPr>
-        <w:t xml:space="preserve"> could answer. A broad aspiration needs narrowing before a study.</w:t>
+        <w:t>Without opening the old lesson, explain one key idea from Engineering demonstration and defense. Give an example and a mistake that the idea helps you avoid.</w:t>
       </w:r>
     </w:p>
     <w:p>
@@ -391,7 +397,7 @@
         <w:rPr>
           <w:b w:val="0"/>
         </w:rPr>
-        <w:t xml:space="preserve">Use the supplied constructed scenarios to make the </w:t>
+        <w:t xml:space="preserve">Look for: Explain the </w:t>
       </w:r>
       <w:r>
         <w:rPr>
@@ -403,7 +409,7 @@
         <w:rPr>
           <w:b w:val="0"/>
         </w:rPr>
-        <w:t xml:space="preserve"> inspectable. Collect W4 before sharing solutions.</w:t>
+        <w:t xml:space="preserve"> and terminology of engineering demonstration and defense</w:t>
       </w:r>
     </w:p>
     <w:p>
@@ -414,27 +420,18 @@
         <w:rPr>
           <w:b w:val="0"/>
         </w:rPr>
-        <w:t xml:space="preserve">Students should name intermediate </w:t>
-      </w:r>
-      <w:r>
-        <w:rPr>
-          <w:b/>
-        </w:rPr>
-        <w:t>evidence</w:t>
-      </w:r>
-      <w:r>
-        <w:rPr>
-          <w:b w:val="0"/>
-        </w:rPr>
-        <w:t xml:space="preserve"> and limitations; classroom pacing and learning effectiveness remain unvalidated.</w:t>
+        <w:t>Reference example, not the only acceptable wording: Teacher explanation: An engineering defense demonstrates correct operation and bounded failure with an inspectable implementation, tests and runbook.</w:t>
       </w:r>
     </w:p>
     <w:p>
       <w:pPr>
-        <w:pStyle w:val="Heading3"/>
-      </w:pPr>
-      <w:r>
-        <w:t>Outcomes</w:t>
+        <w:spacing w:line="336" w:lineRule="auto" w:after="180"/>
+      </w:pPr>
+      <w:r>
+        <w:rPr>
+          <w:b w:val="0"/>
+        </w:rPr>
+        <w:t>Present requirements, architecture, contracts, permissions, evaluation, resource measurements and recovery. Show one supported case, one legitimate review and one denied operation.</w:t>
       </w:r>
     </w:p>
     <w:p>
@@ -445,42 +442,15 @@
         <w:rPr>
           <w:b w:val="0"/>
         </w:rPr>
-        <w:t xml:space="preserve">Explain the </w:t>
-      </w:r>
-      <w:r>
-        <w:rPr>
-          <w:b/>
-        </w:rPr>
-        <w:t>mechanism</w:t>
-      </w:r>
-      <w:r>
-        <w:rPr>
-          <w:b w:val="0"/>
-        </w:rPr>
-        <w:t xml:space="preserve"> and terminology of a question that </w:t>
-      </w:r>
-      <w:r>
-        <w:rPr>
-          <w:b/>
-        </w:rPr>
-        <w:t>evidence</w:t>
-      </w:r>
-      <w:r>
-        <w:rPr>
-          <w:b w:val="0"/>
-        </w:rPr>
-        <w:t xml:space="preserve"> can answer</w:t>
+        <w:t>State what was mocked and what remains untested.</w:t>
       </w:r>
     </w:p>
     <w:p>
       <w:pPr>
-        <w:spacing w:line="336" w:lineRule="auto" w:after="180"/>
-      </w:pPr>
-      <w:r>
-        <w:rPr>
-          <w:b w:val="0"/>
-        </w:rPr>
-        <w:t>Apply the stated procedure to a new case with a traceable result</w:t>
+        <w:pStyle w:val="Heading2"/>
+      </w:pPr>
+      <w:r>
+        <w:t>Pictured end goal</w:t>
       </w:r>
     </w:p>
     <w:p>
@@ -491,56 +461,98 @@
         <w:rPr>
           <w:b w:val="0"/>
         </w:rPr>
-        <w:t>Identify an assumption or limitation and design a revealing follow-up</w:t>
+        <w:t xml:space="preserve">Explain a question that </w:t>
+      </w:r>
+      <w:r>
+        <w:rPr>
+          <w:b/>
+        </w:rPr>
+        <w:t>evidence</w:t>
+      </w:r>
+      <w:r>
+        <w:rPr>
+          <w:b w:val="0"/>
+        </w:rPr>
+        <w:t xml:space="preserve"> can answer using the records and boundaries of this fictional investigation.</w:t>
       </w:r>
     </w:p>
     <w:p>
       <w:pPr>
-        <w:pStyle w:val="Heading3"/>
-      </w:pPr>
-      <w:r>
-        <w:t>Preparation</w:t>
+        <w:pStyle w:val="Heading2"/>
+      </w:pPr>
+      <w:r>
+        <w:t>Earlier wording, alternatives and picture transcripts · reference / check after trying</w:t>
       </w:r>
     </w:p>
     <w:p>
       <w:pPr>
-        <w:spacing w:line="336" w:lineRule="auto" w:after="180"/>
-      </w:pPr>
-      <w:r>
-        <w:rPr>
-          <w:b w:val="0"/>
-        </w:rPr>
-        <w:t>Lesson and workbook; paper and pencil</w:t>
+        <w:pStyle w:val="Heading3"/>
+      </w:pPr>
+      <w:r>
+        <w:t>Teach the learning cycle</w:t>
       </w:r>
     </w:p>
     <w:p>
       <w:pPr>
-        <w:spacing w:line="336" w:lineRule="auto" w:after="180"/>
-      </w:pPr>
-      <w:r>
-        <w:rPr>
-          <w:b w:val="0"/>
-        </w:rPr>
-        <w:t>Calculator and optional local Python 3 for arithmetic; no live API or private data</w:t>
+        <w:pStyle w:val="Heading3"/>
+      </w:pPr>
+      <w:r>
+        <w:t>Retrieval answer guidance</w:t>
       </w:r>
     </w:p>
     <w:p>
       <w:pPr>
-        <w:spacing w:line="336" w:lineRule="auto" w:after="180"/>
-      </w:pPr>
-      <w:r>
-        <w:rPr>
-          <w:b w:val="0"/>
-        </w:rPr>
-        <w:t>Prepare the fresh retry separately and withhold its solution until after collection</w:t>
+        <w:pStyle w:val="Heading3"/>
+      </w:pPr>
+      <w:r>
+        <w:t>Engineering demonstration and defense</w:t>
       </w:r>
     </w:p>
     <w:p>
       <w:pPr>
-        <w:pStyle w:val="Heading3"/>
-      </w:pPr>
-      <w:r>
-        <w:t>Prerequisite answer</w:t>
+        <w:spacing w:line="336" w:lineRule="auto" w:after="180"/>
+      </w:pPr>
+      <w:r>
+        <w:rPr>
+          <w:b w:val="0"/>
+        </w:rPr>
+        <w:t xml:space="preserve">Compact alternative: two 45-minute sessions for the core explanation and W1–W5 only. The main plan uses three sessions; schedule further time for the complete investigation, project, visual journey and any code examples. A </w:t>
+      </w:r>
+      <w:r>
+        <w:rPr>
+          <w:b/>
+        </w:rPr>
+        <w:t>research question</w:t>
+      </w:r>
+      <w:r>
+        <w:rPr>
+          <w:b w:val="0"/>
+        </w:rPr>
+        <w:t xml:space="preserve"> identifies an </w:t>
+      </w:r>
+      <w:r>
+        <w:rPr>
+          <w:b/>
+        </w:rPr>
+        <w:t>outcome</w:t>
+      </w:r>
+      <w:r>
+        <w:rPr>
+          <w:b w:val="0"/>
+        </w:rPr>
+        <w:t xml:space="preserve">, comparison and conditions that </w:t>
+      </w:r>
+      <w:r>
+        <w:rPr>
+          <w:b/>
+        </w:rPr>
+        <w:t>evidence</w:t>
+      </w:r>
+      <w:r>
+        <w:rPr>
+          <w:b w:val="0"/>
+        </w:rPr>
+        <w:t xml:space="preserve"> could answer. A broad aspiration needs narrowing before a study.</w:t>
       </w:r>
     </w:p>
     <w:p>
@@ -551,43 +563,19 @@
         <w:rPr>
           <w:b w:val="0"/>
         </w:rPr>
-        <w:t xml:space="preserve">A result depends on the </w:t>
+        <w:t xml:space="preserve">Use the supplied constructed scenarios to make the </w:t>
       </w:r>
       <w:r>
         <w:rPr>
           <w:b/>
         </w:rPr>
-        <w:t>input</w:t>
+        <w:t>mechanism</w:t>
       </w:r>
       <w:r>
         <w:rPr>
           <w:b w:val="0"/>
         </w:rPr>
-        <w:t xml:space="preserve">s, procedure and conditions that produced it. Preserve data roles and distinguish observed </w:t>
-      </w:r>
-      <w:r>
-        <w:rPr>
-          <w:b/>
-        </w:rPr>
-        <w:t>outcome</w:t>
-      </w:r>
-      <w:r>
-        <w:rPr>
-          <w:b w:val="0"/>
-        </w:rPr>
-        <w:t xml:space="preserve">s from </w:t>
-      </w:r>
-      <w:r>
-        <w:rPr>
-          <w:b/>
-        </w:rPr>
-        <w:t>prediction</w:t>
-      </w:r>
-      <w:r>
-        <w:rPr>
-          <w:b w:val="0"/>
-        </w:rPr>
-        <w:t>s or unmeasured conditions.</w:t>
+        <w:t xml:space="preserve"> inspectable. Collect W4 before sharing solutions.</w:t>
       </w:r>
     </w:p>
     <w:p>
@@ -598,7 +586,19 @@
         <w:rPr>
           <w:b w:val="0"/>
         </w:rPr>
-        <w:t>If the prior concept cannot be explained, use a short retrieval activity before this chapter.</w:t>
+        <w:t xml:space="preserve">Students should name intermediate </w:t>
+      </w:r>
+      <w:r>
+        <w:rPr>
+          <w:b/>
+        </w:rPr>
+        <w:t>evidence</w:t>
+      </w:r>
+      <w:r>
+        <w:rPr>
+          <w:b w:val="0"/>
+        </w:rPr>
+        <w:t xml:space="preserve"> and limitations; classroom pacing and learning effectiveness remain unvalidated.</w:t>
       </w:r>
     </w:p>
     <w:p>
@@ -606,7 +606,7 @@
         <w:pStyle w:val="Heading3"/>
       </w:pPr>
       <w:r>
-        <w:t>End goal for the pictorial case</w:t>
+        <w:t>Outcomes</w:t>
       </w:r>
     </w:p>
     <w:p>
@@ -617,19 +617,31 @@
         <w:rPr>
           <w:b w:val="0"/>
         </w:rPr>
-        <w:t xml:space="preserve">Explain a question that </w:t>
+        <w:t xml:space="preserve">Explain the </w:t>
       </w:r>
       <w:r>
         <w:rPr>
           <w:b/>
         </w:rPr>
+        <w:t>mechanism</w:t>
+      </w:r>
+      <w:r>
+        <w:rPr>
+          <w:b w:val="0"/>
+        </w:rPr>
+        <w:t xml:space="preserve"> and terminology of a question that </w:t>
+      </w:r>
+      <w:r>
+        <w:rPr>
+          <w:b/>
+        </w:rPr>
         <w:t>evidence</w:t>
       </w:r>
       <w:r>
         <w:rPr>
           <w:b w:val="0"/>
         </w:rPr>
-        <w:t xml:space="preserve"> can answer using the records and boundaries of this fictional investigation.</w:t>
+        <w:t xml:space="preserve"> can answer</w:t>
       </w:r>
     </w:p>
     <w:p>
@@ -640,67 +652,34 @@
         <w:rPr>
           <w:b w:val="0"/>
         </w:rPr>
-        <w:t>This added worked case illustrates the week’s main idea. Retain all original and connected topics; schedule its practice within the teaching cycle.</w:t>
+        <w:t>Apply the stated procedure to a new case with a traceable result</w:t>
       </w:r>
     </w:p>
     <w:p>
       <w:pPr>
-        <w:pStyle w:val="Heading1"/>
-      </w:pPr>
-      <w:r>
-        <w:t>02. Explain and model the mechanism</w:t>
+        <w:spacing w:line="336" w:lineRule="auto" w:after="180"/>
+      </w:pPr>
+      <w:r>
+        <w:rPr>
+          <w:b w:val="0"/>
+        </w:rPr>
+        <w:t>Identify an assumption or limitation and design a revealing follow-up</w:t>
       </w:r>
     </w:p>
     <w:p>
-      <w:r>
-        <w:t>Model A question that evidence can answer using the supplied case, labelled mechanism and reasoning. Make the scope of each conclusion explicit.</w:t>
+      <w:pPr>
+        <w:pStyle w:val="Heading3"/>
+      </w:pPr>
+      <w:r>
+        <w:t>Preparation</w:t>
       </w:r>
     </w:p>
     <w:p>
       <w:pPr>
-        <w:spacing w:line="336" w:lineRule="auto" w:after="180"/>
-      </w:pPr>
-      <w:r>
-        <w:rPr>
-          <w:b w:val="0"/>
-        </w:rPr>
-        <w:t xml:space="preserve">A </w:t>
-      </w:r>
-      <w:r>
-        <w:rPr>
-          <w:b/>
-        </w:rPr>
-        <w:t>research question</w:t>
-      </w:r>
-      <w:r>
-        <w:rPr>
-          <w:b w:val="0"/>
-        </w:rPr>
-        <w:t xml:space="preserve"> identifies an </w:t>
-      </w:r>
-      <w:r>
-        <w:rPr>
-          <w:b/>
-        </w:rPr>
-        <w:t>outcome</w:t>
-      </w:r>
-      <w:r>
-        <w:rPr>
-          <w:b w:val="0"/>
-        </w:rPr>
-        <w:t xml:space="preserve">, comparison and conditions that </w:t>
-      </w:r>
-      <w:r>
-        <w:rPr>
-          <w:b/>
-        </w:rPr>
-        <w:t>evidence</w:t>
-      </w:r>
-      <w:r>
-        <w:rPr>
-          <w:b w:val="0"/>
-        </w:rPr>
-        <w:t xml:space="preserve"> could answer. A broad aspiration needs narrowing before a study.</w:t>
+        <w:pStyle w:val="Heading3"/>
+      </w:pPr>
+      <w:r>
+        <w:t>Prerequisite answer</w:t>
       </w:r>
     </w:p>
     <w:p>
@@ -708,7 +687,7 @@
         <w:pStyle w:val="Heading3"/>
       </w:pPr>
       <w:r>
-        <w:t>Explain A question that evidence can answer · 1</w:t>
+        <w:t>End goal for the pictorial case</w:t>
       </w:r>
     </w:p>
     <w:p>
@@ -719,49 +698,1515 @@
         <w:rPr>
           <w:b w:val="0"/>
         </w:rPr>
-        <w:t>Begin by writing the question the procedure is intended to answer. Identify the information already supplied, the information it will produce and the information still missing.</w:t>
+        <w:t>This added worked case illustrates the week’s main idea. Retain all original and connected topics; schedule its practice within the teaching cycle.</w:t>
       </w:r>
     </w:p>
     <w:p>
       <w:pPr>
-        <w:spacing w:line="336" w:lineRule="auto" w:after="180"/>
-      </w:pPr>
-      <w:r>
-        <w:rPr>
-          <w:b w:val="0"/>
-        </w:rPr>
-        <w:t xml:space="preserve">These are constructed classroom examples; they do not require live accounts, private records or an external service. Do not treat a plausible explanation as a measured </w:t>
-      </w:r>
-      <w:r>
-        <w:rPr>
-          <w:b/>
-        </w:rPr>
-        <w:t>outcome</w:t>
-      </w:r>
-      <w:r>
-        <w:rPr>
-          <w:b w:val="0"/>
-        </w:rPr>
-        <w:t>.</w:t>
+        <w:pStyle w:val="Heading1"/>
+      </w:pPr>
+      <w:r>
+        <w:t>02. Teach operational definitions and claim scope before statistical inference</w:t>
       </w:r>
     </w:p>
     <w:p>
-      <w:pPr>
-        <w:spacing w:line="336" w:lineRule="auto" w:after="180"/>
-      </w:pPr>
-      <w:r>
-        <w:rPr>
-          <w:b w:val="0"/>
-        </w:rPr>
-        <w:t>For fictional classroom retrieval, ask whether method B returns more relevant records than lexical baseline A on a reserved judged query set at cutoff3. Define eligible corpus and relevance rules before running.</w:t>
+      <w:r>
+        <w:t>Keep the supplied practice snapshot, planned reserved study and diagram design separate.</w:t>
       </w:r>
     </w:p>
     <w:p>
       <w:pPr>
+        <w:pStyle w:val="Heading2"/>
+      </w:pPr>
+      <w:r>
+        <w:t>Definitions and complete fictional question protocol</w:t>
+      </w:r>
+    </w:p>
+    <w:p>
+      <w:pPr>
+        <w:spacing w:line="336" w:lineRule="auto" w:after="180"/>
+      </w:pPr>
+      <w:r>
+        <w:rPr>
+          <w:b w:val="0"/>
+        </w:rPr>
+        <w:t xml:space="preserve">A </w:t>
+      </w:r>
+      <w:r>
+        <w:rPr>
+          <w:b/>
+        </w:rPr>
+        <w:t>research question</w:t>
+      </w:r>
+      <w:r>
+        <w:rPr>
+          <w:b w:val="0"/>
+        </w:rPr>
+        <w:t xml:space="preserve"> identifies an </w:t>
+      </w:r>
+      <w:r>
+        <w:rPr>
+          <w:b/>
+        </w:rPr>
+        <w:t>outcome</w:t>
+      </w:r>
+      <w:r>
+        <w:rPr>
+          <w:b w:val="0"/>
+        </w:rPr>
+        <w:t xml:space="preserve">, comparison and conditions that </w:t>
+      </w:r>
+      <w:r>
+        <w:rPr>
+          <w:b/>
+        </w:rPr>
+        <w:t>evidence</w:t>
+      </w:r>
+      <w:r>
+        <w:rPr>
+          <w:b w:val="0"/>
+        </w:rPr>
+        <w:t xml:space="preserve"> could answer. A broad aspiration needs narrowing before a study.</w:t>
+      </w:r>
+    </w:p>
+    <w:p>
+      <w:pPr>
+        <w:spacing w:line="336" w:lineRule="auto" w:after="180"/>
+      </w:pPr>
+      <w:r>
+        <w:rPr>
+          <w:b w:val="0"/>
+        </w:rPr>
+        <w:t>For fictional classroom retrieval, ask whether method B returns more relevant records than lexical baseline A on a reserved judged query set at cutoff 3. Define eligible corpus and relevance rules before running.</w:t>
+      </w:r>
+    </w:p>
+    <w:tbl>
+      <w:tblPr>
+        <w:tblStyle w:val="LightShading-Accent1"/>
+        <w:tblW w:type="auto" w:w="0"/>
+        <w:tblLook w:firstColumn="1" w:firstRow="1" w:lastColumn="0" w:lastRow="0" w:noHBand="0" w:noVBand="1" w:val="04A0"/>
+      </w:tblPr>
+      <w:tblGrid>
+        <w:gridCol w:w="5112"/>
+        <w:gridCol w:w="5112"/>
+      </w:tblGrid>
+      <w:tr>
+        <w:trPr>
+          <w:tblHeader/>
+        </w:trPr>
+        <w:tc>
+          <w:tcPr>
+            <w:tcW w:type="dxa" w:w="5112"/>
+          </w:tcPr>
+          <w:p>
+            <w:r>
+              <w:t>Question element</w:t>
+            </w:r>
+          </w:p>
+        </w:tc>
+        <w:tc>
+          <w:tcPr>
+            <w:tcW w:type="dxa" w:w="5112"/>
+          </w:tcPr>
+          <w:p>
+            <w:r>
+              <w:t>Complete added fictional practice protocol</w:t>
+            </w:r>
+          </w:p>
+        </w:tc>
+      </w:tr>
+      <w:tr>
+        <w:tc>
+          <w:tcPr>
+            <w:tcW w:type="dxa" w:w="5112"/>
+          </w:tcPr>
+          <w:p>
+            <w:r>
+              <w:t>Versions and comparison</w:t>
+            </w:r>
+          </w:p>
+        </w:tc>
+        <w:tc>
+          <w:tcPr>
+            <w:tcW w:type="dxa" w:w="5112"/>
+          </w:tcPr>
+          <w:p>
+            <w:r>
+              <w:t>Baseline A and method B; their ranking outputs are supplied snapshots, not implemented algorithms</w:t>
+            </w:r>
+          </w:p>
+        </w:tc>
+      </w:tr>
+      <w:tr>
+        <w:tc>
+          <w:tcPr>
+            <w:tcW w:type="dxa" w:w="5112"/>
+          </w:tcPr>
+          <w:p>
+            <w:r>
+              <w:t>Cases</w:t>
+            </w:r>
+          </w:p>
+        </w:tc>
+        <w:tc>
+          <w:tcPr>
+            <w:tcW w:type="dxa" w:w="5112"/>
+          </w:tcPr>
+          <w:p>
+            <w:r>
+              <w:t>Fixed matched query IDs Q1–Q5, same for both versions</w:t>
+            </w:r>
+          </w:p>
+        </w:tc>
+      </w:tr>
+      <w:tr>
+        <w:tc>
+          <w:tcPr>
+            <w:tcW w:type="dxa" w:w="5112"/>
+          </w:tcPr>
+          <w:p>
+            <w:r>
+              <w:t>Eligible corpus</w:t>
+            </w:r>
+          </w:p>
+        </w:tc>
+        <w:tc>
+          <w:tcPr>
+            <w:tcW w:type="dxa" w:w="5112"/>
+          </w:tcPr>
+          <w:p>
+            <w:r>
+              <w:t>c1 contains R1–R10 only</w:t>
+            </w:r>
+          </w:p>
+        </w:tc>
+      </w:tr>
+      <w:tr>
+        <w:tc>
+          <w:tcPr>
+            <w:tcW w:type="dxa" w:w="5112"/>
+          </w:tcPr>
+          <w:p>
+            <w:r>
+              <w:t>Outcome</w:t>
+            </w:r>
+          </w:p>
+        </w:tc>
+        <w:tc>
+          <w:tcPr>
+            <w:tcW w:type="dxa" w:w="5112"/>
+          </w:tcPr>
+          <w:p>
+            <w:r>
+              <w:t>Number of supplied relevant records in the first three, averaged over five queries</w:t>
+            </w:r>
+          </w:p>
+        </w:tc>
+      </w:tr>
+      <w:tr>
+        <w:tc>
+          <w:tcPr>
+            <w:tcW w:type="dxa" w:w="5112"/>
+          </w:tcPr>
+          <w:p>
+            <w:r>
+              <w:t>Scoring rule</w:t>
+            </w:r>
+          </w:p>
+        </w:tc>
+        <w:tc>
+          <w:tcPr>
+            <w:tcW w:type="dxa" w:w="5112"/>
+          </w:tcPr>
+          <w:p>
+            <w:r>
+              <w:t>Fixed supplied relevance sets; exactly three unique eligible records per query</w:t>
+            </w:r>
+          </w:p>
+        </w:tc>
+      </w:tr>
+      <w:tr>
+        <w:tc>
+          <w:tcPr>
+            <w:tcW w:type="dxa" w:w="5112"/>
+          </w:tcPr>
+          <w:p>
+            <w:r>
+              <w:t>Relevance sets</w:t>
+            </w:r>
+          </w:p>
+        </w:tc>
+        <w:tc>
+          <w:tcPr>
+            <w:tcW w:type="dxa" w:w="5112"/>
+          </w:tcPr>
+          <w:p>
+            <w:r>
+              <w:t>Q1 R1/R2; Q2 R3; Q3 R4/R5; Q4 R6; Q5 R7/R8</w:t>
+            </w:r>
+          </w:p>
+        </w:tc>
+      </w:tr>
+      <w:tr>
+        <w:tc>
+          <w:tcPr>
+            <w:tcW w:type="dxa" w:w="5112"/>
+          </w:tcPr>
+          <w:p>
+            <w:r>
+              <w:t>What is held fixed</w:t>
+            </w:r>
+          </w:p>
+        </w:tc>
+        <w:tc>
+          <w:tcPr>
+            <w:tcW w:type="dxa" w:w="5112"/>
+          </w:tcPr>
+          <w:p>
+            <w:r>
+              <w:t>Case IDs, corpus/version, cutoff 3 and relevance labels</w:t>
+            </w:r>
+          </w:p>
+        </w:tc>
+      </w:tr>
+      <w:tr>
+        <w:tc>
+          <w:tcPr>
+            <w:tcW w:type="dxa" w:w="5112"/>
+          </w:tcPr>
+          <w:p>
+            <w:r>
+              <w:t>Evidence status</w:t>
+            </w:r>
+          </w:p>
+        </w:tc>
+        <w:tc>
+          <w:tcPr>
+            <w:tcW w:type="dxa" w:w="5112"/>
+          </w:tcPr>
+          <w:p>
+            <w:r>
+              <w:t>Added constructed snapshots for worked practice; no live retrieval or real annotator judgments</w:t>
+            </w:r>
+          </w:p>
+        </w:tc>
+      </w:tr>
+      <w:tr>
+        <w:tc>
+          <w:tcPr>
+            <w:tcW w:type="dxa" w:w="5112"/>
+          </w:tcPr>
+          <w:p>
+            <w:r>
+              <w:t>Reserved evaluation</w:t>
+            </w:r>
+          </w:p>
+        </w:tc>
+        <w:tc>
+          <w:tcPr>
+            <w:tcW w:type="dxa" w:w="5112"/>
+          </w:tcPr>
+          <w:p>
+            <w:r>
+              <w:t>A future unseen judged set must remain separate; these revealed examples are not fresh reserved cases</w:t>
+            </w:r>
+          </w:p>
+        </w:tc>
+      </w:tr>
+      <w:tr>
+        <w:tc>
+          <w:tcPr>
+            <w:tcW w:type="dxa" w:w="5112"/>
+          </w:tcPr>
+          <w:p>
+            <w:r>
+              <w:t>Claim boundary</w:t>
+            </w:r>
+          </w:p>
+        </w:tc>
+        <w:tc>
+          <w:tcPr>
+            <w:tcW w:type="dxa" w:w="5112"/>
+          </w:tcPr>
+          <w:p>
+            <w:r>
+              <w:t>Compare supplied outputs on these queries only; no universal usefulness, deployment impact, causal mechanism or child-learning claim</w:t>
+            </w:r>
+          </w:p>
+        </w:tc>
+      </w:tr>
+    </w:tbl>
+    <w:p>
+      <w:pPr>
+        <w:pStyle w:val="Heading2"/>
+      </w:pPr>
+      <w:r>
+        <w:t>Main constructed count ledger and checked reasoning</w:t>
+      </w:r>
+    </w:p>
+    <w:tbl>
+      <w:tblPr>
+        <w:tblStyle w:val="LightShading-Accent1"/>
+        <w:tblW w:type="auto" w:w="0"/>
+        <w:tblLook w:firstColumn="1" w:firstRow="1" w:lastColumn="0" w:lastRow="0" w:noHBand="0" w:noVBand="1" w:val="04A0"/>
+      </w:tblPr>
+      <w:tblGrid>
+        <w:gridCol w:w="2556"/>
+        <w:gridCol w:w="2556"/>
+        <w:gridCol w:w="2556"/>
+        <w:gridCol w:w="2556"/>
+      </w:tblGrid>
+      <w:tr>
+        <w:trPr>
+          <w:tblHeader/>
+        </w:trPr>
+        <w:tc>
+          <w:tcPr>
+            <w:tcW w:type="dxa" w:w="2556"/>
+          </w:tcPr>
+          <w:p>
+            <w:r>
+              <w:t>Query</w:t>
+            </w:r>
+          </w:p>
+        </w:tc>
+        <w:tc>
+          <w:tcPr>
+            <w:tcW w:type="dxa" w:w="2556"/>
+          </w:tcPr>
+          <w:p>
+            <w:r>
+              <w:t>Supplied relevant IDs</w:t>
+            </w:r>
+          </w:p>
+        </w:tc>
+        <w:tc>
+          <w:tcPr>
+            <w:tcW w:type="dxa" w:w="2556"/>
+          </w:tcPr>
+          <w:p>
+            <w:r>
+              <w:t>A top three / relevant count</w:t>
+            </w:r>
+          </w:p>
+        </w:tc>
+        <w:tc>
+          <w:tcPr>
+            <w:tcW w:type="dxa" w:w="2556"/>
+          </w:tcPr>
+          <w:p>
+            <w:r>
+              <w:t>B top three / relevant count</w:t>
+            </w:r>
+          </w:p>
+        </w:tc>
+      </w:tr>
+      <w:tr>
+        <w:tc>
+          <w:tcPr>
+            <w:tcW w:type="dxa" w:w="2556"/>
+          </w:tcPr>
+          <w:p>
+            <w:r>
+              <w:t>Q1</w:t>
+            </w:r>
+          </w:p>
+        </w:tc>
+        <w:tc>
+          <w:tcPr>
+            <w:tcW w:type="dxa" w:w="2556"/>
+          </w:tcPr>
+          <w:p>
+            <w:r>
+              <w:t>R1, R2</w:t>
+            </w:r>
+          </w:p>
+        </w:tc>
+        <w:tc>
+          <w:tcPr>
+            <w:tcW w:type="dxa" w:w="2556"/>
+          </w:tcPr>
+          <w:p>
+            <w:r>
+              <w:t>R1, R9, R10 / 1</w:t>
+            </w:r>
+          </w:p>
+        </w:tc>
+        <w:tc>
+          <w:tcPr>
+            <w:tcW w:type="dxa" w:w="2556"/>
+          </w:tcPr>
+          <w:p>
+            <w:r>
+              <w:t>R1, R2, R9 / 2</w:t>
+            </w:r>
+          </w:p>
+        </w:tc>
+      </w:tr>
+      <w:tr>
+        <w:tc>
+          <w:tcPr>
+            <w:tcW w:type="dxa" w:w="2556"/>
+          </w:tcPr>
+          <w:p>
+            <w:r>
+              <w:t>Q2</w:t>
+            </w:r>
+          </w:p>
+        </w:tc>
+        <w:tc>
+          <w:tcPr>
+            <w:tcW w:type="dxa" w:w="2556"/>
+          </w:tcPr>
+          <w:p>
+            <w:r>
+              <w:t>R3</w:t>
+            </w:r>
+          </w:p>
+        </w:tc>
+        <w:tc>
+          <w:tcPr>
+            <w:tcW w:type="dxa" w:w="2556"/>
+          </w:tcPr>
+          <w:p>
+            <w:r>
+              <w:t>R3, R9, R10 / 1</w:t>
+            </w:r>
+          </w:p>
+        </w:tc>
+        <w:tc>
+          <w:tcPr>
+            <w:tcW w:type="dxa" w:w="2556"/>
+          </w:tcPr>
+          <w:p>
+            <w:r>
+              <w:t>R3, R9, R10 / 1</w:t>
+            </w:r>
+          </w:p>
+        </w:tc>
+      </w:tr>
+      <w:tr>
+        <w:tc>
+          <w:tcPr>
+            <w:tcW w:type="dxa" w:w="2556"/>
+          </w:tcPr>
+          <w:p>
+            <w:r>
+              <w:t>Q3</w:t>
+            </w:r>
+          </w:p>
+        </w:tc>
+        <w:tc>
+          <w:tcPr>
+            <w:tcW w:type="dxa" w:w="2556"/>
+          </w:tcPr>
+          <w:p>
+            <w:r>
+              <w:t>R4, R5</w:t>
+            </w:r>
+          </w:p>
+        </w:tc>
+        <w:tc>
+          <w:tcPr>
+            <w:tcW w:type="dxa" w:w="2556"/>
+          </w:tcPr>
+          <w:p>
+            <w:r>
+              <w:t>R4, R9, R10 / 1</w:t>
+            </w:r>
+          </w:p>
+        </w:tc>
+        <w:tc>
+          <w:tcPr>
+            <w:tcW w:type="dxa" w:w="2556"/>
+          </w:tcPr>
+          <w:p>
+            <w:r>
+              <w:t>R4, R5, R9 / 2</w:t>
+            </w:r>
+          </w:p>
+        </w:tc>
+      </w:tr>
+      <w:tr>
+        <w:tc>
+          <w:tcPr>
+            <w:tcW w:type="dxa" w:w="2556"/>
+          </w:tcPr>
+          <w:p>
+            <w:r>
+              <w:t>Q4</w:t>
+            </w:r>
+          </w:p>
+        </w:tc>
+        <w:tc>
+          <w:tcPr>
+            <w:tcW w:type="dxa" w:w="2556"/>
+          </w:tcPr>
+          <w:p>
+            <w:r>
+              <w:t>R6</w:t>
+            </w:r>
+          </w:p>
+        </w:tc>
+        <w:tc>
+          <w:tcPr>
+            <w:tcW w:type="dxa" w:w="2556"/>
+          </w:tcPr>
+          <w:p>
+            <w:r>
+              <w:t>R6, R9, R10 / 1</w:t>
+            </w:r>
+          </w:p>
+        </w:tc>
+        <w:tc>
+          <w:tcPr>
+            <w:tcW w:type="dxa" w:w="2556"/>
+          </w:tcPr>
+          <w:p>
+            <w:r>
+              <w:t>R9, R10, R8 / 0</w:t>
+            </w:r>
+          </w:p>
+        </w:tc>
+      </w:tr>
+      <w:tr>
+        <w:tc>
+          <w:tcPr>
+            <w:tcW w:type="dxa" w:w="2556"/>
+          </w:tcPr>
+          <w:p>
+            <w:r>
+              <w:t>Q5</w:t>
+            </w:r>
+          </w:p>
+        </w:tc>
+        <w:tc>
+          <w:tcPr>
+            <w:tcW w:type="dxa" w:w="2556"/>
+          </w:tcPr>
+          <w:p>
+            <w:r>
+              <w:t>R7, R8</w:t>
+            </w:r>
+          </w:p>
+        </w:tc>
+        <w:tc>
+          <w:tcPr>
+            <w:tcW w:type="dxa" w:w="2556"/>
+          </w:tcPr>
+          <w:p>
+            <w:r>
+              <w:t>R7, R9, R10 / 1</w:t>
+            </w:r>
+          </w:p>
+        </w:tc>
+        <w:tc>
+          <w:tcPr>
+            <w:tcW w:type="dxa" w:w="2556"/>
+          </w:tcPr>
+          <w:p>
+            <w:r>
+              <w:t>R7, R8, R10 / 2</w:t>
+            </w:r>
+          </w:p>
+        </w:tc>
+      </w:tr>
+      <w:tr>
+        <w:tc>
+          <w:tcPr>
+            <w:tcW w:type="dxa" w:w="2556"/>
+          </w:tcPr>
+          <w:p>
+            <w:r>
+              <w:t>Five-query mean</w:t>
+            </w:r>
+          </w:p>
+        </w:tc>
+        <w:tc>
+          <w:tcPr>
+            <w:tcW w:type="dxa" w:w="2556"/>
+          </w:tcPr>
+          <w:p>
+            <w:r>
+              <w:t>Same fixed labels and corpus</w:t>
+            </w:r>
+          </w:p>
+        </w:tc>
+        <w:tc>
+          <w:tcPr>
+            <w:tcW w:type="dxa" w:w="2556"/>
+          </w:tcPr>
+          <w:p>
+            <w:r>
+              <w:t>5/5 = 1 relevant record</w:t>
+            </w:r>
+          </w:p>
+        </w:tc>
+        <w:tc>
+          <w:tcPr>
+            <w:tcW w:type="dxa" w:w="2556"/>
+          </w:tcPr>
+          <w:p>
+            <w:r>
+              <w:t>7/5 = 1.4 relevant records</w:t>
+            </w:r>
+          </w:p>
+        </w:tc>
+      </w:tr>
+    </w:tbl>
+    <w:p>
+      <w:pPr>
+        <w:spacing w:line="336" w:lineRule="auto" w:after="180"/>
+      </w:pPr>
+      <w:r>
+        <w:rPr>
+          <w:b w:val="0"/>
+        </w:rPr>
+        <w:t>Main question compares top-three relevance under fixed five-query/c1 labels, not universal usefulness. Added practice snapshots supply A counts 1/1/1/1/1 and B 2/1/2/0/2, means 1 versus 1.4, with Q4 worse. These are constructed labels/rankings, not live retrieval or human judgments, and revealed practice is not a reserved test set.</w:t>
+      </w:r>
+    </w:p>
+    <w:p>
+      <w:pPr>
+        <w:spacing w:line="336" w:lineRule="auto" w:after="180"/>
+      </w:pPr>
+      <w:r>
+        <w:rPr>
+          <w:b w:val="0"/>
+        </w:rPr>
+        <w:t>Picture six-task diagram comparison has no outcomes supplied; measurable question does not imply B wins. Easier B-only tasks confound difficulty with version. Selected ten-request case: ask whether B lowers specified latency while preserving correctness on those same requests; state timing boundary, matched inputs and scoring. No population-wide or child-learning claim follows.</w:t>
+      </w:r>
+    </w:p>
+    <w:p>
+      <w:pPr>
         <w:pStyle w:val="Heading3"/>
       </w:pPr>
       <w:r>
-        <w:t>Explain A question that evidence can answer · 2</w:t>
+        <w:t>A question that evidence can answer — evidence trace</w:t>
+      </w:r>
+    </w:p>
+    <w:tbl>
+      <w:tblPr>
+        <w:tblStyle w:val="LightShading-Accent1"/>
+        <w:tblW w:type="auto" w:w="0"/>
+        <w:tblLook w:firstColumn="1" w:firstRow="1" w:lastColumn="0" w:lastRow="0" w:noHBand="0" w:noVBand="1" w:val="04A0"/>
+      </w:tblPr>
+      <w:tblGrid>
+        <w:gridCol w:w="3408"/>
+        <w:gridCol w:w="3408"/>
+        <w:gridCol w:w="3408"/>
+      </w:tblGrid>
+      <w:tr>
+        <w:trPr>
+          <w:tblHeader/>
+        </w:trPr>
+        <w:tc>
+          <w:tcPr>
+            <w:tcW w:type="dxa" w:w="3408"/>
+          </w:tcPr>
+          <w:p>
+            <w:r>
+              <w:t>Input and scope</w:t>
+            </w:r>
+          </w:p>
+        </w:tc>
+        <w:tc>
+          <w:tcPr>
+            <w:tcW w:type="dxa" w:w="3408"/>
+          </w:tcPr>
+          <w:p>
+            <w:r>
+              <w:t>Check or calculation</w:t>
+            </w:r>
+          </w:p>
+        </w:tc>
+        <w:tc>
+          <w:tcPr>
+            <w:tcW w:type="dxa" w:w="3408"/>
+          </w:tcPr>
+          <w:p>
+            <w:r>
+              <w:t>Conclusion and limit</w:t>
+            </w:r>
+          </w:p>
+        </w:tc>
+      </w:tr>
+      <w:tr>
+        <w:tc>
+          <w:tcPr>
+            <w:tcW w:type="dxa" w:w="3408"/>
+          </w:tcPr>
+          <w:p>
+            <w:r>
+              <w:t>Proposal says prove AI is useful; available records are retrieval results for five room queries.</w:t>
+            </w:r>
+          </w:p>
+        </w:tc>
+        <w:tc>
+          <w:tcPr>
+            <w:tcW w:type="dxa" w:w="3408"/>
+          </w:tcPr>
+          <w:p>
+            <w:r>
+              <w:t>For fictional classroom retrieval, ask whether method B returns more relevant records than lexical baseline A on a reserved judged query set at cutoff 3. Define eligible corpus and relevance rules before running.</w:t>
+            </w:r>
+          </w:p>
+        </w:tc>
+        <w:tc>
+          <w:tcPr>
+            <w:tcW w:type="dxa" w:w="3408"/>
+          </w:tcPr>
+          <w:p>
+            <w:r>
+              <w:t>Narrow to relevant retrieval at a declared cutoff on those queries. The supplied records cannot answer universal usefulness or deployment impact.</w:t>
+            </w:r>
+          </w:p>
+        </w:tc>
+      </w:tr>
+    </w:tbl>
+    <w:p>
+      <w:r>
+        <w:t>The figure connects this chapter's worked input, declared procedure and result. Read the complete worked reasoning for qualifiers and intermediate steps; the abbreviated labels do not replace that reasoning.</w:t>
+      </w:r>
+    </w:p>
+    <w:p>
+      <w:pPr>
+        <w:spacing w:line="336" w:lineRule="auto" w:after="180"/>
+      </w:pPr>
+      <w:r>
+        <w:rPr>
+          <w:b w:val="0"/>
+        </w:rPr>
+        <w:t>Guided: Narrow to relevant retrieval at a declared cutoff on those queries. The supplied records cannot answer universal usefulness or deployment impact.</w:t>
+      </w:r>
+    </w:p>
+    <w:p>
+      <w:pPr>
+        <w:spacing w:line="336" w:lineRule="auto" w:after="180"/>
+      </w:pPr>
+      <w:r>
+        <w:rPr>
+          <w:b w:val="0"/>
+        </w:rPr>
+        <w:t xml:space="preserve">Qualification: A measurable narrow question is not </w:t>
+      </w:r>
+      <w:r>
+        <w:rPr>
+          <w:b/>
+        </w:rPr>
+        <w:t>evidence</w:t>
+      </w:r>
+      <w:r>
+        <w:rPr>
+          <w:b w:val="0"/>
+        </w:rPr>
+        <w:t xml:space="preserve"> of its answer.</w:t>
+      </w:r>
+    </w:p>
+    <w:p>
+      <w:pPr>
+        <w:spacing w:line="336" w:lineRule="auto" w:after="180"/>
+      </w:pPr>
+      <w:r>
+        <w:rPr>
+          <w:b w:val="0"/>
+        </w:rPr>
+        <w:t xml:space="preserve">Exit: accept a concrete variation with its predicted </w:t>
+      </w:r>
+      <w:r>
+        <w:rPr>
+          <w:b/>
+        </w:rPr>
+        <w:t>outcome</w:t>
+      </w:r>
+      <w:r>
+        <w:rPr>
+          <w:b w:val="0"/>
+        </w:rPr>
+        <w:t xml:space="preserve"> and a stated condition that would challenge the </w:t>
+      </w:r>
+      <w:r>
+        <w:rPr>
+          <w:b/>
+        </w:rPr>
+        <w:t>mechanism</w:t>
+      </w:r>
+      <w:r>
+        <w:rPr>
+          <w:b w:val="0"/>
+        </w:rPr>
+        <w:t xml:space="preserve">; reject a claim resting on unmeasured </w:t>
+      </w:r>
+      <w:r>
+        <w:rPr>
+          <w:b/>
+        </w:rPr>
+        <w:t>evidence</w:t>
+      </w:r>
+      <w:r>
+        <w:rPr>
+          <w:b w:val="0"/>
+        </w:rPr>
+        <w:t>.</w:t>
+      </w:r>
+    </w:p>
+    <w:p>
+      <w:pPr>
+        <w:spacing w:line="336" w:lineRule="auto" w:after="180"/>
+      </w:pPr>
+      <w:r>
+        <w:rPr>
+          <w:b w:val="0"/>
+        </w:rPr>
+        <w:t>Proposal says prove AI is useful; available records are retrieval results for five room queries.</w:t>
+      </w:r>
+    </w:p>
+    <w:p>
+      <w:pPr>
+        <w:spacing w:line="336" w:lineRule="auto" w:after="180"/>
+      </w:pPr>
+      <w:r>
+        <w:rPr>
+          <w:b w:val="0"/>
+        </w:rPr>
+        <w:t>Narrow to relevant retrieval at a declared cutoff on those queries. The supplied records cannot answer universal usefulness or deployment impact.</w:t>
+      </w:r>
+    </w:p>
+    <w:p>
+      <w:pPr>
+        <w:spacing w:line="336" w:lineRule="auto" w:after="180"/>
+      </w:pPr>
+      <w:r>
+        <w:rPr>
+          <w:b w:val="0"/>
+        </w:rPr>
+        <w:t xml:space="preserve">Compare the intermediate </w:t>
+      </w:r>
+      <w:r>
+        <w:rPr>
+          <w:b/>
+        </w:rPr>
+        <w:t>evidence</w:t>
+      </w:r>
+      <w:r>
+        <w:rPr>
+          <w:b w:val="0"/>
+        </w:rPr>
+        <w:t xml:space="preserve"> with the final statement. Explain why each number or decision follows from the stated </w:t>
+      </w:r>
+      <w:r>
+        <w:rPr>
+          <w:b/>
+        </w:rPr>
+        <w:t>input</w:t>
+      </w:r>
+      <w:r>
+        <w:rPr>
+          <w:b w:val="0"/>
+        </w:rPr>
+        <w:t>s.</w:t>
+      </w:r>
+    </w:p>
+    <w:p>
+      <w:pPr>
+        <w:spacing w:line="336" w:lineRule="auto" w:after="180"/>
+      </w:pPr>
+      <w:r>
+        <w:rPr>
+          <w:b w:val="0"/>
+        </w:rPr>
+        <w:t xml:space="preserve">The conclusion belongs to this scenario and procedure; changing the </w:t>
+      </w:r>
+      <w:r>
+        <w:rPr>
+          <w:b/>
+        </w:rPr>
+        <w:t>input</w:t>
+      </w:r>
+      <w:r>
+        <w:rPr>
+          <w:b w:val="0"/>
+        </w:rPr>
+        <w:t>s, evaluation population or authority can change what it establishes. Retain the raw record so a later revision can be compared honestly.</w:t>
+      </w:r>
+    </w:p>
+    <w:p>
+      <w:pPr>
+        <w:pStyle w:val="Heading2"/>
+      </w:pPr>
+      <w:r>
+        <w:t>Measurement, confounding and evidence-status probes</w:t>
+      </w:r>
+    </w:p>
+    <w:tbl>
+      <w:tblPr>
+        <w:tblStyle w:val="LightShading-Accent1"/>
+        <w:tblW w:type="auto" w:w="0"/>
+        <w:tblLook w:firstColumn="1" w:firstRow="1" w:lastColumn="0" w:lastRow="0" w:noHBand="0" w:noVBand="1" w:val="04A0"/>
+      </w:tblPr>
+      <w:tblGrid>
+        <w:gridCol w:w="5112"/>
+        <w:gridCol w:w="5112"/>
+      </w:tblGrid>
+      <w:tr>
+        <w:trPr>
+          <w:tblHeader/>
+        </w:trPr>
+        <w:tc>
+          <w:tcPr>
+            <w:tcW w:type="dxa" w:w="5112"/>
+          </w:tcPr>
+          <w:p>
+            <w:r>
+              <w:t>Research-question probe</w:t>
+            </w:r>
+          </w:p>
+        </w:tc>
+        <w:tc>
+          <w:tcPr>
+            <w:tcW w:type="dxa" w:w="5112"/>
+          </w:tcPr>
+          <w:p>
+            <w:r>
+              <w:t>Expected interpretation</w:t>
+            </w:r>
+          </w:p>
+        </w:tc>
+      </w:tr>
+      <w:tr>
+        <w:tc>
+          <w:tcPr>
+            <w:tcW w:type="dxa" w:w="5112"/>
+          </w:tcPr>
+          <w:p>
+            <w:r>
+              <w:t>“Is AI useful?”</w:t>
+            </w:r>
+          </w:p>
+        </w:tc>
+        <w:tc>
+          <w:tcPr>
+            <w:tcW w:type="dxa" w:w="5112"/>
+          </w:tcPr>
+          <w:p>
+            <w:r>
+              <w:t>Needs task, comparison, measurable outcome and conditions</w:t>
+            </w:r>
+          </w:p>
+        </w:tc>
+      </w:tr>
+      <w:tr>
+        <w:tc>
+          <w:tcPr>
+            <w:tcW w:type="dxa" w:w="5112"/>
+          </w:tcPr>
+          <w:p>
+            <w:r>
+              <w:t>A/B rankings on same five queries at cutoff 3</w:t>
+            </w:r>
+          </w:p>
+        </w:tc>
+        <w:tc>
+          <w:tcPr>
+            <w:tcW w:type="dxa" w:w="5112"/>
+          </w:tcPr>
+          <w:p>
+            <w:r>
+              <w:t>Can compare relevant counts under supplied labels</w:t>
+            </w:r>
+          </w:p>
+        </w:tc>
+      </w:tr>
+      <w:tr>
+        <w:tc>
+          <w:tcPr>
+            <w:tcW w:type="dxa" w:w="5112"/>
+          </w:tcPr>
+          <w:p>
+            <w:r>
+              <w:t>B wins mean but loses Q4</w:t>
+            </w:r>
+          </w:p>
+        </w:tc>
+        <w:tc>
+          <w:tcPr>
+            <w:tcW w:type="dxa" w:w="5112"/>
+          </w:tcPr>
+          <w:p>
+            <w:r>
+              <w:t>Report both; mean does not mean every case improved</w:t>
+            </w:r>
+          </w:p>
+        </w:tc>
+      </w:tr>
+      <w:tr>
+        <w:tc>
+          <w:tcPr>
+            <w:tcW w:type="dxa" w:w="5112"/>
+          </w:tcPr>
+          <w:p>
+            <w:r>
+              <w:t>B only receives easier tasks</w:t>
+            </w:r>
+          </w:p>
+        </w:tc>
+        <w:tc>
+          <w:tcPr>
+            <w:tcW w:type="dxa" w:w="5112"/>
+          </w:tcPr>
+          <w:p>
+            <w:r>
+              <w:t>Comparison confounds version with task difficulty</w:t>
+            </w:r>
+          </w:p>
+        </w:tc>
+      </w:tr>
+      <w:tr>
+        <w:tc>
+          <w:tcPr>
+            <w:tcW w:type="dxa" w:w="5112"/>
+          </w:tcPr>
+          <w:p>
+            <w:r>
+              <w:t>Rubric/corpus changes between versions</w:t>
+            </w:r>
+          </w:p>
+        </w:tc>
+        <w:tc>
+          <w:tcPr>
+            <w:tcW w:type="dxa" w:w="5112"/>
+          </w:tcPr>
+          <w:p>
+            <w:r>
+              <w:t>Different measurement conditions require review</w:t>
+            </w:r>
+          </w:p>
+        </w:tc>
+      </w:tr>
+      <w:tr>
+        <w:tc>
+          <w:tcPr>
+            <w:tcW w:type="dxa" w:w="5112"/>
+          </w:tcPr>
+          <w:p>
+            <w:r>
+              <w:t>No outcome records yet</w:t>
+            </w:r>
+          </w:p>
+        </w:tc>
+        <w:tc>
+          <w:tcPr>
+            <w:tcW w:type="dxa" w:w="5112"/>
+          </w:tcPr>
+          <w:p>
+            <w:r>
+              <w:t>Question can be designed; no empirical winner can be stated</w:t>
+            </w:r>
+          </w:p>
+        </w:tc>
+      </w:tr>
+      <w:tr>
+        <w:tc>
+          <w:tcPr>
+            <w:tcW w:type="dxa" w:w="5112"/>
+          </w:tcPr>
+          <w:p>
+            <w:r>
+              <w:t>Practice examples already revealed</w:t>
+            </w:r>
+          </w:p>
+        </w:tc>
+        <w:tc>
+          <w:tcPr>
+            <w:tcW w:type="dxa" w:w="5112"/>
+          </w:tcPr>
+          <w:p>
+            <w:r>
+              <w:t>Do not call them unseen reserved evaluation</w:t>
+            </w:r>
+          </w:p>
+        </w:tc>
+      </w:tr>
+      <w:tr>
+        <w:tc>
+          <w:tcPr>
+            <w:tcW w:type="dxa" w:w="5112"/>
+          </w:tcPr>
+          <w:p>
+            <w:r>
+              <w:t>Five or six fictional cases</w:t>
+            </w:r>
+          </w:p>
+        </w:tc>
+        <w:tc>
+          <w:tcPr>
+            <w:tcW w:type="dxa" w:w="5112"/>
+          </w:tcPr>
+          <w:p>
+            <w:r>
+              <w:t>No population-wide usefulness or real learner effect follows</w:t>
+            </w:r>
+          </w:p>
+        </w:tc>
+      </w:tr>
+      <w:tr>
+        <w:tc>
+          <w:tcPr>
+            <w:tcW w:type="dxa" w:w="5112"/>
+          </w:tcPr>
+          <w:p>
+            <w:r>
+              <w:t>A better score is observed</w:t>
+            </w:r>
+          </w:p>
+        </w:tc>
+        <w:tc>
+          <w:tcPr>
+            <w:tcW w:type="dxa" w:w="5112"/>
+          </w:tcPr>
+          <w:p>
+            <w:r>
+              <w:t>Does not by itself identify which internal mechanism caused the change</w:t>
+            </w:r>
+          </w:p>
+        </w:tc>
+      </w:tr>
+    </w:tbl>
+    <w:p>
+      <w:pPr>
+        <w:pStyle w:val="Heading2"/>
+      </w:pPr>
+      <w:r>
+        <w:t>Separate six-task diagram comparison and missing results</w:t>
+      </w:r>
+    </w:p>
+    <w:p>
+      <w:pPr>
+        <w:spacing w:line="336" w:lineRule="auto" w:after="180"/>
+      </w:pPr>
+      <w:r>
+        <w:rPr>
+          <w:b w:val="0"/>
+        </w:rPr>
+        <w:t>A question with a measurable answer. A team wants to know whether giving a diagram changes accuracy on six fixed plant-identification tasks.</w:t>
+      </w:r>
+    </w:p>
+    <w:p>
+      <w:pPr>
+        <w:spacing w:line="336" w:lineRule="auto" w:after="180"/>
+      </w:pPr>
+      <w:r>
+        <w:rPr>
+          <w:b w:val="0"/>
+        </w:rPr>
+        <w:t>Candidate questions: "Are diagrams wonderful?" and "Does version B answer more of these six tasks correctly than version A?"</w:t>
+      </w:r>
+    </w:p>
+    <w:p>
+      <w:pPr>
+        <w:spacing w:line="336" w:lineRule="auto" w:after="180"/>
+      </w:pPr>
+      <w:r>
+        <w:rPr>
+          <w:b w:val="0"/>
+        </w:rPr>
+        <w:t>The picture asks a separate diagram question: version A without the diagram versus B with it on the same six fixed plant-identification tasks and answer labels. “Are diagrams wonderful?” has no defined measurement here. “Does B answer more of these six correctly than A?” specifies versions, outcome and denominator. No actual answers or counts are supplied for the picture, so do not claim B wins.</w:t>
+      </w:r>
+    </w:p>
+    <w:p>
+      <w:pPr>
+        <w:spacing w:line="336" w:lineRule="auto" w:after="180"/>
+      </w:pPr>
+      <w:r>
+        <w:rPr>
+          <w:b w:val="0"/>
+        </w:rPr>
+        <w:t>If only B receives easier tasks, version and difficulty change together; the resulting difference cannot isolate the diagram comparison. Even a matched six-task result would not establish all diagrams’ value or effects on children’s learning.</w:t>
+      </w:r>
+    </w:p>
+    <w:p>
+      <w:pPr>
+        <w:pStyle w:val="Heading2"/>
+      </w:pPr>
+      <w:r>
+        <w:t>Picture trace and easier-task key</w:t>
+      </w:r>
+    </w:p>
+    <w:p>
+      <w:r>
+        <w:drawing>
+          <wp:inline xmlns:a="http://schemas.openxmlformats.org/drawingml/2006/main" xmlns:pic="http://schemas.openxmlformats.org/drawingml/2006/picture">
+            <wp:extent cx="5486400" cy="3337560"/>
+            <wp:docPr id="1" name="Picture 1" descr="Narrow the question: Name versions A and B, the six tasks and correct-answer scoring. → Define the comparison: Use the same tasks and labels with and without the diagram. → Bound the conclusion: The study can compare those versions on those tasks, not all diagrams or learners."/>
+            <wp:cNvGraphicFramePr>
+              <a:graphicFrameLocks noChangeAspect="1"/>
+            </wp:cNvGraphicFramePr>
+            <a:graphic>
+              <a:graphicData uri="http://schemas.openxmlformats.org/drawingml/2006/picture">
+                <pic:pic>
+                  <pic:nvPicPr>
+                    <pic:cNvPr id="0" name="academy-story-ai-7-1-02.png"/>
+                    <pic:cNvPicPr/>
+                  </pic:nvPicPr>
+                  <pic:blipFill>
+                    <a:blip r:embed="rId9"/>
+                    <a:stretch>
+                      <a:fillRect/>
+                    </a:stretch>
+                  </pic:blipFill>
+                  <pic:spPr>
+                    <a:xfrm>
+                      <a:off x="0" y="0"/>
+                      <a:ext cx="5486400" cy="3337560"/>
+                    </a:xfrm>
+                    <a:prstGeom prst="rect"/>
+                  </pic:spPr>
+                </pic:pic>
+              </a:graphicData>
+            </a:graphic>
+          </wp:inline>
+        </w:drawing>
+      </w:r>
+    </w:p>
+    <w:p>
+      <w:pPr>
+        <w:pStyle w:val="Heading3"/>
+      </w:pPr>
+      <w:r>
+        <w:t>Read the picture one step at a time</w:t>
+      </w:r>
+    </w:p>
+    <w:tbl>
+      <w:tblPr>
+        <w:tblStyle w:val="LightShading-Accent1"/>
+        <w:tblW w:type="auto" w:w="0"/>
+        <w:tblLook w:firstColumn="1" w:firstRow="1" w:lastColumn="0" w:lastRow="0" w:noHBand="0" w:noVBand="1" w:val="04A0"/>
+      </w:tblPr>
+      <w:tblGrid>
+        <w:gridCol w:w="5112"/>
+        <w:gridCol w:w="5112"/>
+      </w:tblGrid>
+      <w:tr>
+        <w:trPr>
+          <w:tblHeader/>
+        </w:trPr>
+        <w:tc>
+          <w:tcPr>
+            <w:tcW w:type="dxa" w:w="5112"/>
+          </w:tcPr>
+          <w:p>
+            <w:r>
+              <w:t>Step</w:t>
+            </w:r>
+          </w:p>
+        </w:tc>
+        <w:tc>
+          <w:tcPr>
+            <w:tcW w:type="dxa" w:w="5112"/>
+          </w:tcPr>
+          <w:p>
+            <w:r>
+              <w:t>What happens and why</w:t>
+            </w:r>
+          </w:p>
+        </w:tc>
+      </w:tr>
+      <w:tr>
+        <w:tc>
+          <w:tcPr>
+            <w:tcW w:type="dxa" w:w="5112"/>
+          </w:tcPr>
+          <w:p>
+            <w:r>
+              <w:t>1. Narrow the question</w:t>
+            </w:r>
+          </w:p>
+        </w:tc>
+        <w:tc>
+          <w:tcPr>
+            <w:tcW w:type="dxa" w:w="5112"/>
+          </w:tcPr>
+          <w:p>
+            <w:r>
+              <w:t>Name versions A and B, the six tasks and correct-answer scoring.</w:t>
+            </w:r>
+          </w:p>
+        </w:tc>
+      </w:tr>
+      <w:tr>
+        <w:tc>
+          <w:tcPr>
+            <w:tcW w:type="dxa" w:w="5112"/>
+          </w:tcPr>
+          <w:p>
+            <w:r>
+              <w:t>2. Define the comparison</w:t>
+            </w:r>
+          </w:p>
+        </w:tc>
+        <w:tc>
+          <w:tcPr>
+            <w:tcW w:type="dxa" w:w="5112"/>
+          </w:tcPr>
+          <w:p>
+            <w:r>
+              <w:t>Use the same tasks and labels with and without the diagram.</w:t>
+            </w:r>
+          </w:p>
+        </w:tc>
+      </w:tr>
+      <w:tr>
+        <w:tc>
+          <w:tcPr>
+            <w:tcW w:type="dxa" w:w="5112"/>
+          </w:tcPr>
+          <w:p>
+            <w:r>
+              <w:t>3. Bound the conclusion</w:t>
+            </w:r>
+          </w:p>
+        </w:tc>
+        <w:tc>
+          <w:tcPr>
+            <w:tcW w:type="dxa" w:w="5112"/>
+          </w:tcPr>
+          <w:p>
+            <w:r>
+              <w:t>The study can compare those versions on those tasks, not all diagrams or learners.</w:t>
+            </w:r>
+          </w:p>
+        </w:tc>
+      </w:tr>
+    </w:tbl>
+    <w:p>
+      <w:r>
+        <w:t>Match each pictured step to the supplied facts. This is a worked teaching case, not an independent assessment.</w:t>
+      </w:r>
+    </w:p>
+    <w:p>
+      <w:pPr>
+        <w:spacing w:line="336" w:lineRule="auto" w:after="180"/>
+      </w:pPr>
+      <w:r>
+        <w:rPr>
+          <w:b w:val="0"/>
+        </w:rPr>
+        <w:t xml:space="preserve">An answerable </w:t>
+      </w:r>
+      <w:r>
+        <w:rPr>
+          <w:b/>
+        </w:rPr>
+        <w:t>research question</w:t>
+      </w:r>
+      <w:r>
+        <w:rPr>
+          <w:b w:val="0"/>
+        </w:rPr>
+        <w:t xml:space="preserve"> connects a change to an observable </w:t>
+      </w:r>
+      <w:r>
+        <w:rPr>
+          <w:b/>
+        </w:rPr>
+        <w:t>outcome</w:t>
+      </w:r>
+      <w:r>
+        <w:rPr>
+          <w:b w:val="0"/>
+        </w:rPr>
+        <w:t xml:space="preserve"> and a specified population. Opinion words need an operational definition before measurement.</w:t>
+      </w:r>
+    </w:p>
+    <w:p>
+      <w:pPr>
+        <w:spacing w:line="336" w:lineRule="auto" w:after="180"/>
+      </w:pPr>
+      <w:r>
+        <w:rPr>
+          <w:b w:val="0"/>
+        </w:rPr>
+        <w:t>This fictional study does not establish effects on children or general classroom learning.</w:t>
+      </w:r>
+    </w:p>
+    <w:p>
+      <w:pPr>
+        <w:spacing w:line="336" w:lineRule="auto" w:after="180"/>
+      </w:pPr>
+      <w:r>
+        <w:rPr>
+          <w:b w:val="0"/>
+        </w:rPr>
+        <w:t>Change: Replace the six tasks with six easier tasks only for B.</w:t>
+      </w:r>
+    </w:p>
+    <w:p>
+      <w:pPr>
+        <w:spacing w:line="336" w:lineRule="auto" w:after="180"/>
+      </w:pPr>
+      <w:r>
+        <w:rPr>
+          <w:b/>
+        </w:rPr>
+        <w:t>Prediction</w:t>
+      </w:r>
+      <w:r>
+        <w:rPr>
+          <w:b w:val="0"/>
+        </w:rPr>
+        <w:t>: The comparison no longer isolates the diagram condition.</w:t>
+      </w:r>
+    </w:p>
+    <w:p>
+      <w:pPr>
+        <w:spacing w:line="336" w:lineRule="auto" w:after="180"/>
+      </w:pPr>
+      <w:r>
+        <w:rPr>
+          <w:b w:val="0"/>
+        </w:rPr>
+        <w:t>Reason: Task difficulty now changes alongside the proposed intervention.</w:t>
+      </w:r>
+    </w:p>
+    <w:p>
+      <w:pPr>
+        <w:pStyle w:val="Heading2"/>
+      </w:pPr>
+      <w:r>
+        <w:t>Earlier wording, alternatives and picture transcripts · reference / check after trying</w:t>
+      </w:r>
+    </w:p>
+    <w:p>
+      <w:pPr>
+        <w:spacing w:line="336" w:lineRule="auto" w:after="180"/>
+      </w:pPr>
+      <w:r>
+        <w:rPr>
+          <w:b w:val="0"/>
+        </w:rPr>
+        <w:t>Begin by writing the question the procedure is intended to answer. Identify the information already supplied, the information it will produce and the information still missing.</w:t>
+      </w:r>
+    </w:p>
+    <w:p>
+      <w:pPr>
+        <w:spacing w:line="336" w:lineRule="auto" w:after="180"/>
+      </w:pPr>
+      <w:r>
+        <w:rPr>
+          <w:b w:val="0"/>
+        </w:rPr>
+        <w:t xml:space="preserve">These are constructed classroom examples; they do not require live accounts, private records or an external service. Do not treat a plausible explanation as a measured </w:t>
+      </w:r>
+      <w:r>
+        <w:rPr>
+          <w:b/>
+        </w:rPr>
+        <w:t>outcome</w:t>
+      </w:r>
+      <w:r>
+        <w:rPr>
+          <w:b w:val="0"/>
+        </w:rPr>
+        <w:t>.</w:t>
       </w:r>
     </w:p>
     <w:p>
@@ -917,99 +2362,30 @@
         <w:pStyle w:val="Heading3"/>
       </w:pPr>
       <w:r>
-        <w:t>A question that evidence can answer — evidence trace</w:t>
-      </w:r>
-    </w:p>
-    <w:tbl>
-      <w:tblPr>
-        <w:tblStyle w:val="LightShading-Accent1"/>
-        <w:tblW w:type="auto" w:w="0"/>
-        <w:tblLook w:firstColumn="1" w:firstRow="1" w:lastColumn="0" w:lastRow="0" w:noHBand="0" w:noVBand="1" w:val="04A0"/>
-      </w:tblPr>
-      <w:tblGrid>
-        <w:gridCol w:w="3408"/>
-        <w:gridCol w:w="3408"/>
-        <w:gridCol w:w="3408"/>
-      </w:tblGrid>
-      <w:tr>
-        <w:trPr>
-          <w:tblHeader/>
-        </w:trPr>
-        <w:tc>
-          <w:tcPr>
-            <w:tcW w:type="dxa" w:w="3408"/>
-          </w:tcPr>
-          <w:p>
-            <w:r>
-              <w:t>Input and scope</w:t>
-            </w:r>
-          </w:p>
-        </w:tc>
-        <w:tc>
-          <w:tcPr>
-            <w:tcW w:type="dxa" w:w="3408"/>
-          </w:tcPr>
-          <w:p>
-            <w:r>
-              <w:t>Check or calculation</w:t>
-            </w:r>
-          </w:p>
-        </w:tc>
-        <w:tc>
-          <w:tcPr>
-            <w:tcW w:type="dxa" w:w="3408"/>
-          </w:tcPr>
-          <w:p>
-            <w:r>
-              <w:t>Conclusion and limit</w:t>
-            </w:r>
-          </w:p>
-        </w:tc>
-      </w:tr>
-      <w:tr>
-        <w:tc>
-          <w:tcPr>
-            <w:tcW w:type="dxa" w:w="3408"/>
-          </w:tcPr>
-          <w:p>
-            <w:r>
-              <w:t>Proposal says prove AI is useful; available records are retrieval results for five room queries.</w:t>
-            </w:r>
-          </w:p>
-        </w:tc>
-        <w:tc>
-          <w:tcPr>
-            <w:tcW w:type="dxa" w:w="3408"/>
-          </w:tcPr>
-          <w:p>
-            <w:r>
-              <w:t>For fictional classroom retrieval, ask whether method B returns more relevant records than lexical baseline A on a reserved judged query set at cutoff3. Define eligible corpus and relevance rules before running.</w:t>
-            </w:r>
-          </w:p>
-        </w:tc>
-        <w:tc>
-          <w:tcPr>
-            <w:tcW w:type="dxa" w:w="3408"/>
-          </w:tcPr>
-          <w:p>
-            <w:r>
-              <w:t>Narrow to relevant retrieval at a declared cutoff on those queries. The supplied records cannot answer universal usefulness or deployment impact.</w:t>
-            </w:r>
-          </w:p>
-        </w:tc>
-      </w:tr>
-    </w:tbl>
-    <w:p>
-      <w:r>
-        <w:t>The figure connects this chapter's worked input, declared procedure and result. Read the complete worked reasoning for qualifiers and intermediate steps; the abbreviated labels do not replace that reasoning.</w:t>
+        <w:t>Model the reasoning aloud</w:t>
       </w:r>
     </w:p>
     <w:p>
       <w:pPr>
-        <w:pStyle w:val="Heading3"/>
-      </w:pPr>
-      <w:r>
-        <w:t>Explain A question that evidence can answer · 3</w:t>
+        <w:spacing w:line="336" w:lineRule="auto" w:after="180"/>
+      </w:pPr>
+      <w:r>
+        <w:rPr>
+          <w:b w:val="0"/>
+        </w:rPr>
+        <w:t xml:space="preserve">Use the complete worked example below before asking learners to complete W2. Reveal a small part, invite a </w:t>
+      </w:r>
+      <w:r>
+        <w:rPr>
+          <w:b/>
+        </w:rPr>
+        <w:t>prediction</w:t>
+      </w:r>
+      <w:r>
+        <w:rPr>
+          <w:b w:val="0"/>
+        </w:rPr>
+        <w:t>, then explain the deciding step.</w:t>
       </w:r>
     </w:p>
     <w:p>
@@ -1020,207 +2396,7 @@
         <w:rPr>
           <w:b w:val="0"/>
         </w:rPr>
-        <w:t>Guided: Narrow to relevant retrieval at a declared cutoff on those queries. The supplied records cannot answer universal usefulness or deployment impact.</w:t>
-      </w:r>
-    </w:p>
-    <w:p>
-      <w:pPr>
-        <w:spacing w:line="336" w:lineRule="auto" w:after="180"/>
-      </w:pPr>
-      <w:r>
-        <w:rPr>
-          <w:b w:val="0"/>
-        </w:rPr>
-        <w:t xml:space="preserve">Qualification: A measurable narrow question is not </w:t>
-      </w:r>
-      <w:r>
-        <w:rPr>
-          <w:b/>
-        </w:rPr>
-        <w:t>evidence</w:t>
-      </w:r>
-      <w:r>
-        <w:rPr>
-          <w:b w:val="0"/>
-        </w:rPr>
-        <w:t xml:space="preserve"> of its answer.</w:t>
-      </w:r>
-    </w:p>
-    <w:p>
-      <w:pPr>
-        <w:spacing w:line="336" w:lineRule="auto" w:after="180"/>
-      </w:pPr>
-      <w:r>
-        <w:rPr>
-          <w:b w:val="0"/>
-        </w:rPr>
-        <w:t xml:space="preserve">Exit: accept a concrete variation with its predicted </w:t>
-      </w:r>
-      <w:r>
-        <w:rPr>
-          <w:b/>
-        </w:rPr>
-        <w:t>outcome</w:t>
-      </w:r>
-      <w:r>
-        <w:rPr>
-          <w:b w:val="0"/>
-        </w:rPr>
-        <w:t xml:space="preserve"> and a stated condition that would challenge the </w:t>
-      </w:r>
-      <w:r>
-        <w:rPr>
-          <w:b/>
-        </w:rPr>
-        <w:t>mechanism</w:t>
-      </w:r>
-      <w:r>
-        <w:rPr>
-          <w:b w:val="0"/>
-        </w:rPr>
-        <w:t xml:space="preserve">; reject a claim resting on unmeasured </w:t>
-      </w:r>
-      <w:r>
-        <w:rPr>
-          <w:b/>
-        </w:rPr>
-        <w:t>evidence</w:t>
-      </w:r>
-      <w:r>
-        <w:rPr>
-          <w:b w:val="0"/>
-        </w:rPr>
-        <w:t>.</w:t>
-      </w:r>
-    </w:p>
-    <w:p>
-      <w:pPr>
-        <w:pStyle w:val="Heading3"/>
-      </w:pPr>
-      <w:r>
-        <w:t>Model the reasoning aloud</w:t>
-      </w:r>
-    </w:p>
-    <w:p>
-      <w:pPr>
-        <w:spacing w:line="336" w:lineRule="auto" w:after="180"/>
-      </w:pPr>
-      <w:r>
-        <w:rPr>
-          <w:b w:val="0"/>
-        </w:rPr>
-        <w:t xml:space="preserve">Use the complete worked example below before asking learners to complete W2. Reveal a small part, invite a </w:t>
-      </w:r>
-      <w:r>
-        <w:rPr>
-          <w:b/>
-        </w:rPr>
-        <w:t>prediction</w:t>
-      </w:r>
-      <w:r>
-        <w:rPr>
-          <w:b w:val="0"/>
-        </w:rPr>
-        <w:t>, then explain the deciding step.</w:t>
-      </w:r>
-    </w:p>
-    <w:p>
-      <w:pPr>
-        <w:spacing w:line="336" w:lineRule="auto" w:after="180"/>
-      </w:pPr>
-      <w:r>
-        <w:rPr>
-          <w:b w:val="0"/>
-        </w:rPr>
         <w:t>These teacher notes contain solutions; do not reveal the independent case answer during modelling.</w:t>
-      </w:r>
-    </w:p>
-    <w:p>
-      <w:pPr>
-        <w:spacing w:line="336" w:lineRule="auto" w:after="180"/>
-      </w:pPr>
-      <w:r>
-        <w:rPr>
-          <w:b w:val="0"/>
-        </w:rPr>
-        <w:t>Proposal says prove AI is useful; available records are retrieval results for five room queries.</w:t>
-      </w:r>
-    </w:p>
-    <w:p>
-      <w:pPr>
-        <w:spacing w:line="336" w:lineRule="auto" w:after="180"/>
-      </w:pPr>
-      <w:r>
-        <w:rPr>
-          <w:b w:val="0"/>
-        </w:rPr>
-        <w:t>Narrow to relevant retrieval at a declared cutoff on those queries. The supplied records cannot answer universal usefulness or deployment impact.</w:t>
-      </w:r>
-    </w:p>
-    <w:p>
-      <w:pPr>
-        <w:pStyle w:val="Heading3"/>
-      </w:pPr>
-      <w:r>
-        <w:t>Model the reasoning aloud · 4</w:t>
-      </w:r>
-    </w:p>
-    <w:p>
-      <w:pPr>
-        <w:spacing w:line="336" w:lineRule="auto" w:after="180"/>
-      </w:pPr>
-      <w:r>
-        <w:rPr>
-          <w:b w:val="0"/>
-        </w:rPr>
-        <w:t xml:space="preserve">Compare the intermediate </w:t>
-      </w:r>
-      <w:r>
-        <w:rPr>
-          <w:b/>
-        </w:rPr>
-        <w:t>evidence</w:t>
-      </w:r>
-      <w:r>
-        <w:rPr>
-          <w:b w:val="0"/>
-        </w:rPr>
-        <w:t xml:space="preserve"> with the final statement. Explain why each number or decision follows from the stated </w:t>
-      </w:r>
-      <w:r>
-        <w:rPr>
-          <w:b/>
-        </w:rPr>
-        <w:t>input</w:t>
-      </w:r>
-      <w:r>
-        <w:rPr>
-          <w:b w:val="0"/>
-        </w:rPr>
-        <w:t>s.</w:t>
-      </w:r>
-    </w:p>
-    <w:p>
-      <w:pPr>
-        <w:spacing w:line="336" w:lineRule="auto" w:after="180"/>
-      </w:pPr>
-      <w:r>
-        <w:rPr>
-          <w:b w:val="0"/>
-        </w:rPr>
-        <w:t xml:space="preserve">The conclusion belongs to this scenario and procedure; changing the </w:t>
-      </w:r>
-      <w:r>
-        <w:rPr>
-          <w:b/>
-        </w:rPr>
-        <w:t>input</w:t>
-      </w:r>
-      <w:r>
-        <w:rPr>
-          <w:b w:val="0"/>
-        </w:rPr>
-        <w:t>s, evaluation population or authority can change what it establishes. Retain the raw record so a later revision can be compared honestly.</w:t>
       </w:r>
     </w:p>
     <w:tbl>
@@ -1346,41 +2522,10 @@
     </w:p>
     <w:p>
       <w:pPr>
-        <w:spacing w:line="336" w:lineRule="auto" w:after="180"/>
-      </w:pPr>
-      <w:r>
-        <w:rPr>
-          <w:b w:val="0"/>
-        </w:rPr>
-        <w:t>A question with a measurable answer. A team wants to know whether giving a diagram changes accuracy on six fixed plant-identification tasks.</w:t>
-      </w:r>
-    </w:p>
-    <w:p>
-      <w:pPr>
         <w:pStyle w:val="Heading3"/>
       </w:pPr>
       <w:r>
         <w:t>The facts we will use</w:t>
-      </w:r>
-    </w:p>
-    <w:p>
-      <w:pPr>
-        <w:pStyle w:val="Heading3"/>
-      </w:pPr>
-      <w:r>
-        <w:t>Supplied facts</w:t>
-      </w:r>
-    </w:p>
-    <w:p>
-      <w:pPr>
-        <w:spacing w:line="336" w:lineRule="auto" w:after="180"/>
-        <w:shd w:fill="F1F6FC"/>
-      </w:pPr>
-      <w:r>
-        <w:rPr>
-          <w:b w:val="0"/>
-        </w:rPr>
-        <w:t>Candidate questions: "Are diagrams wonderful?" and "Does version B answer more of these six tasks correctly than version A?"</w:t>
       </w:r>
     </w:p>
     <w:p>
@@ -1388,7 +2533,7 @@
         <w:drawing>
           <wp:inline xmlns:a="http://schemas.openxmlformats.org/drawingml/2006/main" xmlns:pic="http://schemas.openxmlformats.org/drawingml/2006/picture">
             <wp:extent cx="5486400" cy="5261429"/>
-            <wp:docPr id="1" name="Picture 1" descr="A question that evidence can answer. Narrow the question: Name versions A and B, the six tasks and correct-answer scoring.. Define the comparison: Use the same tasks and labels with and without the diagram.. Bound the conclusion: The study can compare those versions on those tasks, not all diagrams or learners."/>
+            <wp:docPr id="2" name="Picture 2" descr="A question that evidence can answer. Narrow the question: Name versions A and B, the six tasks and correct-answer scoring.. Define the comparison: Use the same tasks and labels with and without the diagram.. Bound the conclusion: The study can compare those versions on those tasks, not all diagrams or learners."/>
             <wp:cNvGraphicFramePr>
               <a:graphicFrameLocks noChangeAspect="1"/>
             </wp:cNvGraphicFramePr>
@@ -1400,7 +2545,7 @@
                     <pic:cNvPicPr/>
                   </pic:nvPicPr>
                   <pic:blipFill>
-                    <a:blip r:embed="rId9"/>
+                    <a:blip r:embed="rId10"/>
                     <a:stretch>
                       <a:fillRect/>
                     </a:stretch>
@@ -1424,114 +2569,7 @@
         <w:pStyle w:val="Heading3"/>
       </w:pPr>
       <w:r>
-        <w:t>Read the picture one step at a time</w:t>
-      </w:r>
-    </w:p>
-    <w:tbl>
-      <w:tblPr>
-        <w:tblStyle w:val="LightShading-Accent1"/>
-        <w:tblW w:type="auto" w:w="0"/>
-        <w:tblLook w:firstColumn="1" w:firstRow="1" w:lastColumn="0" w:lastRow="0" w:noHBand="0" w:noVBand="1" w:val="04A0"/>
-      </w:tblPr>
-      <w:tblGrid>
-        <w:gridCol w:w="5112"/>
-        <w:gridCol w:w="5112"/>
-      </w:tblGrid>
-      <w:tr>
-        <w:trPr>
-          <w:tblHeader/>
-        </w:trPr>
-        <w:tc>
-          <w:tcPr>
-            <w:tcW w:type="dxa" w:w="5112"/>
-          </w:tcPr>
-          <w:p>
-            <w:r>
-              <w:t>Step</w:t>
-            </w:r>
-          </w:p>
-        </w:tc>
-        <w:tc>
-          <w:tcPr>
-            <w:tcW w:type="dxa" w:w="5112"/>
-          </w:tcPr>
-          <w:p>
-            <w:r>
-              <w:t>What happens and why</w:t>
-            </w:r>
-          </w:p>
-        </w:tc>
-      </w:tr>
-      <w:tr>
-        <w:tc>
-          <w:tcPr>
-            <w:tcW w:type="dxa" w:w="5112"/>
-          </w:tcPr>
-          <w:p>
-            <w:r>
-              <w:t>1. Narrow the question</w:t>
-            </w:r>
-          </w:p>
-        </w:tc>
-        <w:tc>
-          <w:tcPr>
-            <w:tcW w:type="dxa" w:w="5112"/>
-          </w:tcPr>
-          <w:p>
-            <w:r>
-              <w:t>Name versions A and B, the six tasks and correct-answer scoring.</w:t>
-            </w:r>
-          </w:p>
-        </w:tc>
-      </w:tr>
-      <w:tr>
-        <w:tc>
-          <w:tcPr>
-            <w:tcW w:type="dxa" w:w="5112"/>
-          </w:tcPr>
-          <w:p>
-            <w:r>
-              <w:t>2. Define the comparison</w:t>
-            </w:r>
-          </w:p>
-        </w:tc>
-        <w:tc>
-          <w:tcPr>
-            <w:tcW w:type="dxa" w:w="5112"/>
-          </w:tcPr>
-          <w:p>
-            <w:r>
-              <w:t>Use the same tasks and labels with and without the diagram.</w:t>
-            </w:r>
-          </w:p>
-        </w:tc>
-      </w:tr>
-      <w:tr>
-        <w:tc>
-          <w:tcPr>
-            <w:tcW w:type="dxa" w:w="5112"/>
-          </w:tcPr>
-          <w:p>
-            <w:r>
-              <w:t>3. Bound the conclusion</w:t>
-            </w:r>
-          </w:p>
-        </w:tc>
-        <w:tc>
-          <w:tcPr>
-            <w:tcW w:type="dxa" w:w="5112"/>
-          </w:tcPr>
-          <w:p>
-            <w:r>
-              <w:t>The study can compare those versions on those tasks, not all diagrams or learners.</w:t>
-            </w:r>
-          </w:p>
-        </w:tc>
-      </w:tr>
-    </w:tbl>
-    <w:p>
-      <w:r>
-        <w:t>Match each pictured step to the supplied facts. This is a worked teaching case, not an independent assessment.</w:t>
+        <w:t>Why this result follows</w:t>
       </w:r>
     </w:p>
     <w:p>
@@ -1539,7 +2577,7 @@
         <w:pStyle w:val="Heading3"/>
       </w:pPr>
       <w:r>
-        <w:t>Why this result follows</w:t>
+        <w:t>What this example does not establish</w:t>
       </w:r>
     </w:p>
     <w:p>
@@ -1547,161 +2585,192 @@
         <w:pStyle w:val="Heading3"/>
       </w:pPr>
       <w:r>
-        <w:t>Why the result follows</w:t>
+        <w:t>Change one thing in the pictured case</w:t>
       </w:r>
     </w:p>
     <w:p>
       <w:pPr>
-        <w:spacing w:line="336" w:lineRule="auto" w:after="180"/>
-        <w:shd w:fill="F1F6FC"/>
-      </w:pPr>
-      <w:r>
-        <w:rPr>
-          <w:b w:val="0"/>
-        </w:rPr>
-        <w:t xml:space="preserve">An answerable </w:t>
-      </w:r>
-      <w:r>
-        <w:rPr>
-          <w:b/>
-        </w:rPr>
-        <w:t>research question</w:t>
-      </w:r>
-      <w:r>
-        <w:rPr>
-          <w:b w:val="0"/>
-        </w:rPr>
-        <w:t xml:space="preserve"> connects a change to an observable </w:t>
-      </w:r>
-      <w:r>
-        <w:rPr>
-          <w:b/>
-        </w:rPr>
-        <w:t>outcome</w:t>
-      </w:r>
-      <w:r>
-        <w:rPr>
-          <w:b w:val="0"/>
-        </w:rPr>
-        <w:t xml:space="preserve"> and a specified population. Opinion words need an operational definition before measurement.</w:t>
+        <w:pStyle w:val="Heading3"/>
+      </w:pPr>
+      <w:r>
+        <w:t>Ask while showing the picture</w:t>
       </w:r>
     </w:p>
     <w:p>
       <w:pPr>
-        <w:pStyle w:val="Heading3"/>
-      </w:pPr>
-      <w:r>
-        <w:t>What this example does not establish</w:t>
+        <w:spacing w:line="336" w:lineRule="auto" w:after="180"/>
+      </w:pPr>
+      <w:r>
+        <w:rPr>
+          <w:b w:val="0"/>
+        </w:rPr>
+        <w:t xml:space="preserve">Cover the result. Ask learners to name the </w:t>
+      </w:r>
+      <w:r>
+        <w:rPr>
+          <w:b/>
+        </w:rPr>
+        <w:t>input</w:t>
+      </w:r>
+      <w:r>
+        <w:rPr>
+          <w:b w:val="0"/>
+        </w:rPr>
+        <w:t xml:space="preserve">s and predict the next step. Uncover one step, connect the icon to the actual procedure, and explain its </w:t>
+      </w:r>
+      <w:r>
+        <w:rPr>
+          <w:b/>
+        </w:rPr>
+        <w:t>evidence</w:t>
+      </w:r>
+      <w:r>
+        <w:rPr>
+          <w:b w:val="0"/>
+        </w:rPr>
+        <w:t>. Then change the supplied condition and compare.</w:t>
       </w:r>
     </w:p>
     <w:p>
       <w:pPr>
-        <w:pStyle w:val="Heading3"/>
-      </w:pPr>
-      <w:r>
-        <w:t>Keep the stated limit</w:t>
+        <w:spacing w:line="336" w:lineRule="auto" w:after="180"/>
+      </w:pPr>
+      <w:r>
+        <w:rPr>
+          <w:b w:val="0"/>
+        </w:rPr>
+        <w:t>The picture is a representation; it does not document execution of a real AI model.</w:t>
       </w:r>
     </w:p>
     <w:p>
       <w:pPr>
-        <w:spacing w:line="336" w:lineRule="auto" w:after="180"/>
-        <w:shd w:fill="FFF5E6"/>
-      </w:pPr>
-      <w:r>
-        <w:rPr>
-          <w:b w:val="0"/>
-        </w:rPr>
-        <w:t>This fictional study does not establish effects on children or general classroom learning.</w:t>
+        <w:pStyle w:val="Heading1"/>
+      </w:pPr>
+      <w:r>
+        <w:t>03. Model a step,then remove help</w:t>
       </w:r>
     </w:p>
     <w:p>
-      <w:pPr>
-        <w:pStyle w:val="Heading3"/>
-      </w:pPr>
-      <w:r>
-        <w:t>Change one thing in the pictured case</w:t>
+      <w:r>
+        <w:t>Collect each learner’s reasoning before showing a key.</w:t>
       </w:r>
     </w:p>
     <w:p>
       <w:pPr>
-        <w:pStyle w:val="Heading3"/>
-      </w:pPr>
-      <w:r>
-        <w:t>Change one thing</w:t>
+        <w:pStyle w:val="Heading2"/>
+      </w:pPr>
+      <w:r>
+        <w:t>Current completion task and checked reasoning</w:t>
       </w:r>
     </w:p>
     <w:p>
       <w:pPr>
         <w:spacing w:line="336" w:lineRule="auto" w:after="180"/>
-        <w:shd w:fill="F5F1FB"/>
       </w:pPr>
       <w:r>
         <w:rPr>
           <w:b w:val="0"/>
         </w:rPr>
-        <w:t>Change: Replace the six tasks with six easier tasks only for B.</w:t>
+        <w:t xml:space="preserve">Completion task: Proposal says prove AI is useful; available records are retrieval results for five room queries. Show the intermediate steps and give the conclusion with its </w:t>
+      </w:r>
+      <w:r>
+        <w:rPr>
+          <w:b/>
+        </w:rPr>
+        <w:t>scope</w:t>
+      </w:r>
+      <w:r>
+        <w:rPr>
+          <w:b w:val="0"/>
+        </w:rPr>
+        <w:t>.</w:t>
       </w:r>
     </w:p>
     <w:p>
       <w:pPr>
-        <w:pStyle w:val="Heading3"/>
-      </w:pPr>
-      <w:r>
-        <w:t>Predicted result</w:t>
+        <w:spacing w:line="336" w:lineRule="auto" w:after="180"/>
+      </w:pPr>
+      <w:r>
+        <w:rPr>
+          <w:b w:val="0"/>
+        </w:rPr>
+        <w:t>Teacher check: Teacher explanation: Narrow to relevant retrieval at a declared cutoff on those queries. The supplied records cannot answer universal usefulness or deployment impact.</w:t>
       </w:r>
     </w:p>
     <w:p>
       <w:pPr>
         <w:spacing w:line="336" w:lineRule="auto" w:after="180"/>
-        <w:shd w:fill="F1F6FC"/>
-      </w:pPr>
+      </w:pPr>
+      <w:r>
+        <w:rPr>
+          <w:b w:val="0"/>
+        </w:rPr>
+        <w:t xml:space="preserve">Start by identifying the given </w:t>
+      </w:r>
       <w:r>
         <w:rPr>
           <w:b/>
         </w:rPr>
-        <w:t>Prediction</w:t>
+        <w:t>input</w:t>
       </w:r>
       <w:r>
         <w:rPr>
           <w:b w:val="0"/>
         </w:rPr>
-        <w:t>: The comparison no longer isolates the diagram condition.</w:t>
+        <w:t>s together. Leave the intermediate steps blank. If needed, model one step, then withdraw that help on the next step. Move to a full trace only when the partial trace is understood.</w:t>
       </w:r>
     </w:p>
     <w:p>
       <w:pPr>
-        <w:pStyle w:val="Heading3"/>
-      </w:pPr>
-      <w:r>
-        <w:t>Why the result follows</w:t>
+        <w:spacing w:line="336" w:lineRule="auto" w:after="180"/>
+      </w:pPr>
+      <w:r>
+        <w:rPr>
+          <w:b w:val="0"/>
+        </w:rPr>
+        <w:t>For partners, alternate explainer and checker; collect a response from every learner before discussion.</w:t>
       </w:r>
     </w:p>
     <w:p>
       <w:pPr>
-        <w:spacing w:line="336" w:lineRule="auto" w:after="180"/>
-        <w:shd w:fill="F1F6FC"/>
-      </w:pPr>
-      <w:r>
-        <w:rPr>
-          <w:b w:val="0"/>
-        </w:rPr>
-        <w:t>Reason: Task difficulty now changes alongside the proposed intervention.</w:t>
+        <w:pStyle w:val="Heading2"/>
+      </w:pPr>
+      <w:r>
+        <w:t>Individual misconception check</w:t>
       </w:r>
     </w:p>
     <w:p>
       <w:pPr>
-        <w:pStyle w:val="Heading3"/>
-      </w:pPr>
-      <w:r>
-        <w:t>Ask while showing the picture</w:t>
+        <w:spacing w:line="336" w:lineRule="auto" w:after="180"/>
+      </w:pPr>
+      <w:r>
+        <w:rPr>
+          <w:b w:val="0"/>
+        </w:rPr>
+        <w:t xml:space="preserve">Use the worked case for A question that </w:t>
+      </w:r>
+      <w:r>
+        <w:rPr>
+          <w:b/>
+        </w:rPr>
+        <w:t>evidence</w:t>
+      </w:r>
+      <w:r>
+        <w:rPr>
+          <w:b w:val="0"/>
+        </w:rPr>
+        <w:t xml:space="preserve"> can answer. Proposed explanation: “The worked result establishes every future case”. Decide whether this explanation is supported.</w:t>
       </w:r>
     </w:p>
     <w:p>
       <w:pPr>
-        <w:pStyle w:val="Heading3"/>
-      </w:pPr>
-      <w:r>
-        <w:t>Ask while showing the picture · 5</w:t>
+        <w:spacing w:line="336" w:lineRule="auto" w:after="180"/>
+      </w:pPr>
+      <w:r>
+        <w:rPr>
+          <w:b w:val="0"/>
+        </w:rPr>
+        <w:t>Point to the step or supplied fact that decides; explain your repair if needed.</w:t>
       </w:r>
     </w:p>
     <w:p>
@@ -1712,31 +2781,19 @@
         <w:rPr>
           <w:b w:val="0"/>
         </w:rPr>
-        <w:t xml:space="preserve">Cover the result. Ask learners to name the </w:t>
+        <w:t xml:space="preserve">Expected correction: A measurable narrow question is not </w:t>
       </w:r>
       <w:r>
         <w:rPr>
           <w:b/>
         </w:rPr>
-        <w:t>input</w:t>
+        <w:t>evidence</w:t>
       </w:r>
       <w:r>
         <w:rPr>
           <w:b w:val="0"/>
         </w:rPr>
-        <w:t xml:space="preserve">s and predict the next step. Uncover one step, connect the icon to the actual procedure, and explain its </w:t>
-      </w:r>
-      <w:r>
-        <w:rPr>
-          <w:b/>
-        </w:rPr>
-        <w:t>evidence</w:t>
-      </w:r>
-      <w:r>
-        <w:rPr>
-          <w:b w:val="0"/>
-        </w:rPr>
-        <w:t>. Then change the supplied condition and compare.</w:t>
+        <w:t xml:space="preserve"> of its answer.</w:t>
       </w:r>
     </w:p>
     <w:p>
@@ -1747,20 +2804,214 @@
         <w:rPr>
           <w:b w:val="0"/>
         </w:rPr>
-        <w:t>The picture is a representation; it does not document execution of a real AI model.</w:t>
+        <w:t>Collect explanations, not only yes/no votes. If a misunderstanding is common, re-model the relevant step for the class.</w:t>
       </w:r>
     </w:p>
     <w:p>
       <w:pPr>
-        <w:pStyle w:val="Heading1"/>
-      </w:pPr>
-      <w:r>
-        <w:t>03. Demonstrate and guide practice</w:t>
+        <w:spacing w:line="336" w:lineRule="auto" w:after="180"/>
+      </w:pPr>
+      <w:r>
+        <w:rPr>
+          <w:b w:val="0"/>
+        </w:rPr>
+        <w:t>If it affects a few learners, give a short targeted group explanation while others solve a more demanding variation.</w:t>
       </w:r>
     </w:p>
     <w:p>
-      <w:r>
-        <w:t>Demonstrate A question that evidence can answer, reduce support deliberately and check individual reasoning before discussing answers.</w:t>
+      <w:pPr>
+        <w:pStyle w:val="Heading2"/>
+      </w:pPr>
+      <w:r>
+        <w:t>Pictured reasoning and changed case</w:t>
+      </w:r>
+    </w:p>
+    <w:p>
+      <w:pPr>
+        <w:spacing w:line="336" w:lineRule="auto" w:after="180"/>
+      </w:pPr>
+      <w:r>
+        <w:rPr>
+          <w:b w:val="0"/>
+        </w:rPr>
+        <w:t xml:space="preserve">Which proposed diagram question has a measurable </w:t>
+      </w:r>
+      <w:r>
+        <w:rPr>
+          <w:b/>
+        </w:rPr>
+        <w:t>outcome</w:t>
+      </w:r>
+      <w:r>
+        <w:rPr>
+          <w:b w:val="0"/>
+        </w:rPr>
+        <w:t>? Name its versions, six-case denominator and fixed scoring, then explain why giving only B easier tasks spoils the comparison.</w:t>
+      </w:r>
+    </w:p>
+    <w:p>
+      <w:pPr>
+        <w:spacing w:line="336" w:lineRule="auto" w:after="180"/>
+      </w:pPr>
+      <w:r>
+        <w:rPr>
+          <w:b w:val="0"/>
+        </w:rPr>
+        <w:t>Name versions A and B, the six tasks and correct-answer scoring. Use the same tasks and labels with and without the diagram. The study can compare those versions on those tasks, not all diagrams or learners.</w:t>
+      </w:r>
+    </w:p>
+    <w:p>
+      <w:pPr>
+        <w:spacing w:line="336" w:lineRule="auto" w:after="180"/>
+      </w:pPr>
+      <w:r>
+        <w:rPr>
+          <w:b w:val="0"/>
+        </w:rPr>
+        <w:t>Changed case: The comparison no longer isolates the diagram condition. Task difficulty now changes alongside the proposed intervention.</w:t>
+      </w:r>
+    </w:p>
+    <w:p>
+      <w:pPr>
+        <w:spacing w:line="336" w:lineRule="auto" w:after="180"/>
+      </w:pPr>
+      <w:r>
+        <w:rPr>
+          <w:b w:val="0"/>
+        </w:rPr>
+        <w:t>Changed-case reasoning: The comparison no longer isolates the diagram condition. Task difficulty now changes alongside the proposed intervention.</w:t>
+      </w:r>
+    </w:p>
+    <w:p>
+      <w:pPr>
+        <w:spacing w:line="336" w:lineRule="auto" w:after="180"/>
+      </w:pPr>
+      <w:r>
+        <w:rPr>
+          <w:b w:val="0"/>
+        </w:rPr>
+        <w:t xml:space="preserve">Collect each learner’s explanation before discussion. Use the first missing connection between </w:t>
+      </w:r>
+      <w:r>
+        <w:rPr>
+          <w:b/>
+        </w:rPr>
+        <w:t>input</w:t>
+      </w:r>
+      <w:r>
+        <w:rPr>
+          <w:b w:val="0"/>
+        </w:rPr>
+        <w:t xml:space="preserve">, deciding step and result to choose support. This question is worked-case practice, not fresh mastery </w:t>
+      </w:r>
+      <w:r>
+        <w:rPr>
+          <w:b/>
+        </w:rPr>
+        <w:t>evidence</w:t>
+      </w:r>
+      <w:r>
+        <w:rPr>
+          <w:b w:val="0"/>
+        </w:rPr>
+        <w:t>.</w:t>
+      </w:r>
+    </w:p>
+    <w:p>
+      <w:pPr>
+        <w:pStyle w:val="Heading2"/>
+      </w:pPr>
+      <w:r>
+        <w:t>Accessible support and extension</w:t>
+      </w:r>
+    </w:p>
+    <w:p>
+      <w:pPr>
+        <w:spacing w:line="336" w:lineRule="auto" w:after="180"/>
+      </w:pPr>
+      <w:r>
+        <w:rPr>
+          <w:b w:val="0"/>
+        </w:rPr>
+        <w:t xml:space="preserve">Use the worked example in Sections 3 and 6. Collect a </w:t>
+      </w:r>
+      <w:r>
+        <w:rPr>
+          <w:b/>
+        </w:rPr>
+        <w:t>prediction</w:t>
+      </w:r>
+      <w:r>
+        <w:rPr>
+          <w:b w:val="0"/>
+        </w:rPr>
+        <w:t xml:space="preserve"> before revealing its result; ask the learner to point to each intermediate fact.</w:t>
+      </w:r>
+    </w:p>
+    <w:p>
+      <w:pPr>
+        <w:spacing w:line="336" w:lineRule="auto" w:after="180"/>
+      </w:pPr>
+      <w:r>
+        <w:rPr>
+          <w:b w:val="0"/>
+        </w:rPr>
+        <w:t xml:space="preserve">Provide an </w:t>
+      </w:r>
+      <w:r>
+        <w:rPr>
+          <w:b/>
+        </w:rPr>
+        <w:t>input</w:t>
+      </w:r>
+      <w:r>
+        <w:rPr>
+          <w:b w:val="0"/>
+        </w:rPr>
+        <w:t>/procedure/result/limit frame and a calculator when needed. Ask students to identify the first step before completing the whole trace.</w:t>
+      </w:r>
+    </w:p>
+    <w:p>
+      <w:pPr>
+        <w:spacing w:line="336" w:lineRule="auto" w:after="180"/>
+      </w:pPr>
+      <w:r>
+        <w:rPr>
+          <w:b w:val="0"/>
+        </w:rPr>
+        <w:t xml:space="preserve">Extension: compare two concrete variants of this </w:t>
+      </w:r>
+      <w:r>
+        <w:rPr>
+          <w:b/>
+        </w:rPr>
+        <w:t>mechanism</w:t>
+      </w:r>
+      <w:r>
+        <w:rPr>
+          <w:b w:val="0"/>
+        </w:rPr>
+        <w:t xml:space="preserve"> while holding unrelated conditions fixed; report both successful and unsuccessful </w:t>
+      </w:r>
+      <w:r>
+        <w:rPr>
+          <w:b/>
+        </w:rPr>
+        <w:t>outcome</w:t>
+      </w:r>
+      <w:r>
+        <w:rPr>
+          <w:b w:val="0"/>
+        </w:rPr>
+        <w:t>s.</w:t>
+      </w:r>
+    </w:p>
+    <w:p>
+      <w:pPr>
+        <w:pStyle w:val="Heading2"/>
+      </w:pPr>
+      <w:r>
+        <w:t>Earlier wording, alternatives and picture transcripts · reference / check after trying</w:t>
       </w:r>
     </w:p>
     <w:tbl>
@@ -1977,83 +3228,26 @@
     </w:tbl>
     <w:p>
       <w:pPr>
-        <w:spacing w:line="336" w:lineRule="auto" w:after="180"/>
-      </w:pPr>
-      <w:r>
-        <w:rPr>
-          <w:b w:val="0"/>
-        </w:rPr>
-        <w:t xml:space="preserve">Use the worked example in Sections 3 and 6. Collect a </w:t>
-      </w:r>
-      <w:r>
-        <w:rPr>
-          <w:b/>
-        </w:rPr>
-        <w:t>prediction</w:t>
-      </w:r>
-      <w:r>
-        <w:rPr>
-          <w:b w:val="0"/>
-        </w:rPr>
-        <w:t xml:space="preserve"> before revealing its result; ask the learner to point to each intermediate fact.</w:t>
+        <w:pStyle w:val="Heading3"/>
+      </w:pPr>
+      <w:r>
+        <w:t>Reduce help deliberately</w:t>
       </w:r>
     </w:p>
     <w:p>
       <w:pPr>
-        <w:spacing w:line="336" w:lineRule="auto" w:after="180"/>
-      </w:pPr>
-      <w:r>
-        <w:rPr>
-          <w:b w:val="0"/>
-        </w:rPr>
-        <w:t xml:space="preserve">Provide an </w:t>
-      </w:r>
-      <w:r>
-        <w:rPr>
-          <w:b/>
-        </w:rPr>
-        <w:t>input</w:t>
-      </w:r>
-      <w:r>
-        <w:rPr>
-          <w:b w:val="0"/>
-        </w:rPr>
-        <w:t>/procedure/result/limit frame and a calculator when needed. Ask students to identify the first step before completing the whole trace.</w:t>
+        <w:pStyle w:val="Heading3"/>
+      </w:pPr>
+      <w:r>
+        <w:t>Individual reasoning check</w:t>
       </w:r>
     </w:p>
     <w:p>
       <w:pPr>
-        <w:spacing w:line="336" w:lineRule="auto" w:after="180"/>
-      </w:pPr>
-      <w:r>
-        <w:rPr>
-          <w:b w:val="0"/>
-        </w:rPr>
-        <w:t xml:space="preserve">Extension: compare two concrete variants of this </w:t>
-      </w:r>
-      <w:r>
-        <w:rPr>
-          <w:b/>
-        </w:rPr>
-        <w:t>mechanism</w:t>
-      </w:r>
-      <w:r>
-        <w:rPr>
-          <w:b w:val="0"/>
-        </w:rPr>
-        <w:t xml:space="preserve"> while holding unrelated conditions fixed; report both successful and unsuccessful </w:t>
-      </w:r>
-      <w:r>
-        <w:rPr>
-          <w:b/>
-        </w:rPr>
-        <w:t>outcome</w:t>
-      </w:r>
-      <w:r>
-        <w:rPr>
-          <w:b w:val="0"/>
-        </w:rPr>
-        <w:t>s.</w:t>
+        <w:pStyle w:val="Heading3"/>
+      </w:pPr>
+      <w:r>
+        <w:t>Pictorial practice question</w:t>
       </w:r>
     </w:p>
     <w:p>
@@ -2061,59 +3255,39 @@
         <w:pStyle w:val="Heading3"/>
       </w:pPr>
       <w:r>
-        <w:t>Reduce help deliberately</w:t>
+        <w:t>Reasoned teacher answer</w:t>
       </w:r>
     </w:p>
     <w:p>
       <w:pPr>
-        <w:pStyle w:val="Heading3"/>
-      </w:pPr>
-      <w:r>
-        <w:t>Completion practice</w:t>
+        <w:pStyle w:val="Heading1"/>
+      </w:pPr>
+      <w:r>
+        <w:t>04. Run the complete supplied investigation</w:t>
       </w:r>
     </w:p>
     <w:p>
-      <w:pPr>
-        <w:spacing w:line="336" w:lineRule="auto" w:after="180"/>
-        <w:shd w:fill="F5F1FB"/>
-      </w:pPr>
-      <w:r>
-        <w:rPr>
-          <w:b w:val="0"/>
-        </w:rPr>
-        <w:t xml:space="preserve">Completion task: Proposal says prove AI is useful; available records are retrieval results for five room queries. Show the intermediate steps and give the conclusion with its </w:t>
-      </w:r>
-      <w:r>
-        <w:rPr>
-          <w:b/>
-        </w:rPr>
-        <w:t>scope</w:t>
-      </w:r>
-      <w:r>
-        <w:rPr>
-          <w:b w:val="0"/>
-        </w:rPr>
-        <w:t>.</w:t>
+      <w:r>
+        <w:t>Separate predictions,actual runs and paper traces.</w:t>
       </w:r>
     </w:p>
     <w:p>
       <w:pPr>
-        <w:pStyle w:val="Heading3"/>
-      </w:pPr>
-      <w:r>
-        <w:t>Reasoning to listen for</w:t>
+        <w:pStyle w:val="Heading2"/>
+      </w:pPr>
+      <w:r>
+        <w:t>Complete inputs,expected results and limits</w:t>
       </w:r>
     </w:p>
     <w:p>
       <w:pPr>
         <w:spacing w:line="336" w:lineRule="auto" w:after="180"/>
-        <w:shd w:fill="F1F6FC"/>
       </w:pPr>
       <w:r>
         <w:rPr>
           <w:b w:val="0"/>
         </w:rPr>
-        <w:t>Teacher check: Teacher explanation: Narrow to relevant retrieval at a declared cutoff on those queries. The supplied records cannot answer universal usefulness or deployment impact.</w:t>
+        <w:t>Main bounded top-three question uses matched cases/corpus/labels; constructed practice means A 1 and B 1.4 with Q4 worse. Picture measurable six-task diagram question has no actual results; easier B-only tasks spoil the matched comparison. Selected independent case asks whether B lowers latency while preserving correctness on those ten requests, with explicit timing boundary, matched inputs and scoring details.</w:t>
       </w:r>
     </w:p>
     <w:p>
@@ -2124,38 +3298,38 @@
         <w:rPr>
           <w:b w:val="0"/>
         </w:rPr>
-        <w:t xml:space="preserve">Start by identifying the given </w:t>
-      </w:r>
-      <w:r>
-        <w:rPr>
-          <w:b/>
-        </w:rPr>
-        <w:t>input</w:t>
-      </w:r>
-      <w:r>
-        <w:rPr>
-          <w:b w:val="0"/>
-        </w:rPr>
-        <w:t>s together. Leave the intermediate steps blank. If needed, model one step, then withdraw that help on the next step. Move to a full trace only when the partial trace is understood.</w:t>
+        <w:t>No broader population or child-learning conclusion is supported.</w:t>
       </w:r>
     </w:p>
     <w:p>
       <w:pPr>
-        <w:spacing w:line="336" w:lineRule="auto" w:after="180"/>
-      </w:pPr>
-      <w:r>
-        <w:rPr>
-          <w:b w:val="0"/>
-        </w:rPr>
-        <w:t>For partners, alternate explainer and checker; collect a response from every learner before discussion.</w:t>
+        <w:pStyle w:val="Heading2"/>
+      </w:pPr>
+      <w:r>
+        <w:t>Diagnose the current misconceptions</w:t>
       </w:r>
     </w:p>
     <w:p>
       <w:pPr>
-        <w:pStyle w:val="Heading3"/>
-      </w:pPr>
-      <w:r>
-        <w:t>Individual reasoning check</w:t>
+        <w:spacing w:line="336" w:lineRule="auto" w:after="180"/>
+      </w:pPr>
+      <w:r>
+        <w:rPr>
+          <w:b w:val="0"/>
+        </w:rPr>
+        <w:t xml:space="preserve">The worked result establishes every future case: A measurable narrow question is not </w:t>
+      </w:r>
+      <w:r>
+        <w:rPr>
+          <w:b/>
+        </w:rPr>
+        <w:t>evidence</w:t>
+      </w:r>
+      <w:r>
+        <w:rPr>
+          <w:b w:val="0"/>
+        </w:rPr>
+        <w:t xml:space="preserve"> of its answer.</w:t>
       </w:r>
     </w:p>
     <w:p>
@@ -2166,19 +3340,31 @@
         <w:rPr>
           <w:b w:val="0"/>
         </w:rPr>
-        <w:t xml:space="preserve">Use the worked case for A question that </w:t>
+        <w:t xml:space="preserve">A missing </w:t>
       </w:r>
       <w:r>
         <w:rPr>
           <w:b/>
         </w:rPr>
+        <w:t>input</w:t>
+      </w:r>
+      <w:r>
+        <w:rPr>
+          <w:b w:val="0"/>
+        </w:rPr>
+        <w:t xml:space="preserve"> may be replaced without recording the change: A replacement changes the </w:t>
+      </w:r>
+      <w:r>
+        <w:rPr>
+          <w:b/>
+        </w:rPr>
         <w:t>evidence</w:t>
       </w:r>
       <w:r>
         <w:rPr>
           <w:b w:val="0"/>
         </w:rPr>
-        <w:t xml:space="preserve"> can answer. Proposed explanation: “The worked result establishes every future case”. Decide whether this explanation is supported.</w:t>
+        <w:t xml:space="preserve"> or contract. Record the change and its justification; do not silently turn unknown into a measured value.</w:t>
       </w:r>
     </w:p>
     <w:p>
@@ -2189,305 +3375,62 @@
         <w:rPr>
           <w:b w:val="0"/>
         </w:rPr>
-        <w:t>Point to the step or supplied fact that decides; explain your repair if needed.</w:t>
+        <w:t xml:space="preserve">Repeating an assessed case is new independent </w:t>
+      </w:r>
+      <w:r>
+        <w:rPr>
+          <w:b/>
+        </w:rPr>
+        <w:t>evidence</w:t>
+      </w:r>
+      <w:r>
+        <w:rPr>
+          <w:b w:val="0"/>
+        </w:rPr>
+        <w:t>: A replay checks consistency. An example used for feedback or revision cannot later be described as untouched final evaluation.</w:t>
       </w:r>
     </w:p>
     <w:p>
       <w:pPr>
-        <w:pStyle w:val="Heading3"/>
-      </w:pPr>
-      <w:r>
-        <w:t>Expected repair</w:t>
+        <w:spacing w:line="336" w:lineRule="auto" w:after="180"/>
+      </w:pPr>
+      <w:r>
+        <w:rPr>
+          <w:b w:val="0"/>
+        </w:rPr>
+        <w:t xml:space="preserve">Use Section 9 for the </w:t>
+      </w:r>
+      <w:r>
+        <w:rPr>
+          <w:b/>
+        </w:rPr>
+        <w:t>evidence</w:t>
+      </w:r>
+      <w:r>
+        <w:rPr>
+          <w:b w:val="0"/>
+        </w:rPr>
+        <w:t xml:space="preserve"> ledger. Add a boundary or missing-</w:t>
+      </w:r>
+      <w:r>
+        <w:rPr>
+          <w:b/>
+        </w:rPr>
+        <w:t>input</w:t>
+      </w:r>
+      <w:r>
+        <w:rPr>
+          <w:b w:val="0"/>
+        </w:rPr>
+        <w:t xml:space="preserve"> case and record the expected response before checking. More successful repeats of one case do not establish wider coverage.</w:t>
       </w:r>
     </w:p>
     <w:p>
       <w:pPr>
-        <w:spacing w:line="336" w:lineRule="auto" w:after="180"/>
-        <w:shd w:fill="F1F6FC"/>
-      </w:pPr>
-      <w:r>
-        <w:rPr>
-          <w:b w:val="0"/>
-        </w:rPr>
-        <w:t xml:space="preserve">Expected correction: A measurable narrow question is not </w:t>
-      </w:r>
-      <w:r>
-        <w:rPr>
-          <w:b/>
-        </w:rPr>
-        <w:t>evidence</w:t>
-      </w:r>
-      <w:r>
-        <w:rPr>
-          <w:b w:val="0"/>
-        </w:rPr>
-        <w:t xml:space="preserve"> of its answer.</w:t>
-      </w:r>
-    </w:p>
-    <w:p>
-      <w:pPr>
-        <w:spacing w:line="336" w:lineRule="auto" w:after="180"/>
-      </w:pPr>
-      <w:r>
-        <w:rPr>
-          <w:b w:val="0"/>
-        </w:rPr>
-        <w:t>Collect explanations, not only yes/no votes. If a misunderstanding is common, re-model the relevant step for the class.</w:t>
-      </w:r>
-    </w:p>
-    <w:p>
-      <w:pPr>
-        <w:spacing w:line="336" w:lineRule="auto" w:after="180"/>
-      </w:pPr>
-      <w:r>
-        <w:rPr>
-          <w:b w:val="0"/>
-        </w:rPr>
-        <w:t>If it affects a few learners, give a short targeted group explanation while others solve a more demanding variation.</w:t>
-      </w:r>
-    </w:p>
-    <w:p>
-      <w:pPr>
-        <w:pStyle w:val="Heading3"/>
-      </w:pPr>
-      <w:r>
-        <w:t>Pictorial practice question</w:t>
-      </w:r>
-    </w:p>
-    <w:p>
-      <w:pPr>
-        <w:spacing w:line="336" w:lineRule="auto" w:after="180"/>
-      </w:pPr>
-      <w:r>
-        <w:rPr>
-          <w:b w:val="0"/>
-        </w:rPr>
-        <w:t xml:space="preserve">Which proposed diagram question has a measurable </w:t>
-      </w:r>
-      <w:r>
-        <w:rPr>
-          <w:b/>
-        </w:rPr>
-        <w:t>outcome</w:t>
-      </w:r>
-      <w:r>
-        <w:rPr>
-          <w:b w:val="0"/>
-        </w:rPr>
-        <w:t>? Name its versions, six-case denominator and fixed scoring, then explain why giving only B easier tasks spoils the comparison.</w:t>
-      </w:r>
-    </w:p>
-    <w:p>
-      <w:pPr>
-        <w:pStyle w:val="Heading3"/>
-      </w:pPr>
-      <w:r>
-        <w:t>Reasoned teacher answer</w:t>
-      </w:r>
-    </w:p>
-    <w:p>
-      <w:pPr>
-        <w:spacing w:line="336" w:lineRule="auto" w:after="180"/>
-      </w:pPr>
-      <w:r>
-        <w:rPr>
-          <w:b w:val="0"/>
-        </w:rPr>
-        <w:t>Name versions A and B, the six tasks and correct-answer scoring. Use the same tasks and labels with and without the diagram. The study can compare those versions on those tasks, not all diagrams or learners.</w:t>
-      </w:r>
-    </w:p>
-    <w:p>
-      <w:pPr>
-        <w:spacing w:line="336" w:lineRule="auto" w:after="180"/>
-      </w:pPr>
-      <w:r>
-        <w:rPr>
-          <w:b w:val="0"/>
-        </w:rPr>
-        <w:t>Changed case: The comparison no longer isolates the diagram condition. Task difficulty now changes alongside the proposed intervention.</w:t>
-      </w:r>
-    </w:p>
-    <w:p>
-      <w:pPr>
-        <w:spacing w:line="336" w:lineRule="auto" w:after="180"/>
-      </w:pPr>
-      <w:r>
-        <w:rPr>
-          <w:b w:val="0"/>
-        </w:rPr>
-        <w:t>Changed-case reasoning: The comparison no longer isolates the diagram condition. Task difficulty now changes alongside the proposed intervention.</w:t>
-      </w:r>
-    </w:p>
-    <w:p>
-      <w:pPr>
-        <w:spacing w:line="336" w:lineRule="auto" w:after="180"/>
-      </w:pPr>
-      <w:r>
-        <w:rPr>
-          <w:b w:val="0"/>
-        </w:rPr>
-        <w:t xml:space="preserve">Collect each learner’s explanation before discussion. Use the first missing connection between </w:t>
-      </w:r>
-      <w:r>
-        <w:rPr>
-          <w:b/>
-        </w:rPr>
-        <w:t>input</w:t>
-      </w:r>
-      <w:r>
-        <w:rPr>
-          <w:b w:val="0"/>
-        </w:rPr>
-        <w:t xml:space="preserve">, deciding step and result to choose support. This question is worked-case practice, not fresh mastery </w:t>
-      </w:r>
-      <w:r>
-        <w:rPr>
-          <w:b/>
-        </w:rPr>
-        <w:t>evidence</w:t>
-      </w:r>
-      <w:r>
-        <w:rPr>
-          <w:b w:val="0"/>
-        </w:rPr>
-        <w:t>.</w:t>
-      </w:r>
-    </w:p>
-    <w:p>
-      <w:pPr>
-        <w:pStyle w:val="Heading1"/>
-      </w:pPr>
-      <w:r>
-        <w:t>04. Run the investigation and diagnose misconceptions</w:t>
-      </w:r>
-    </w:p>
-    <w:p>
-      <w:r>
-        <w:t>Run the A question that evidence can answer investigation and use the first unsupported step to choose a teaching response.</w:t>
-      </w:r>
-    </w:p>
-    <w:p>
-      <w:pPr>
-        <w:spacing w:line="336" w:lineRule="auto" w:after="180"/>
-      </w:pPr>
-      <w:r>
-        <w:rPr>
-          <w:b w:val="0"/>
-        </w:rPr>
-        <w:t xml:space="preserve">The worked result establishes every future case: A measurable narrow question is not </w:t>
-      </w:r>
-      <w:r>
-        <w:rPr>
-          <w:b/>
-        </w:rPr>
-        <w:t>evidence</w:t>
-      </w:r>
-      <w:r>
-        <w:rPr>
-          <w:b w:val="0"/>
-        </w:rPr>
-        <w:t xml:space="preserve"> of its answer.</w:t>
-      </w:r>
-    </w:p>
-    <w:p>
-      <w:pPr>
-        <w:spacing w:line="336" w:lineRule="auto" w:after="180"/>
-      </w:pPr>
-      <w:r>
-        <w:rPr>
-          <w:b w:val="0"/>
-        </w:rPr>
-        <w:t xml:space="preserve">A missing </w:t>
-      </w:r>
-      <w:r>
-        <w:rPr>
-          <w:b/>
-        </w:rPr>
-        <w:t>input</w:t>
-      </w:r>
-      <w:r>
-        <w:rPr>
-          <w:b w:val="0"/>
-        </w:rPr>
-        <w:t xml:space="preserve"> may be replaced without recording the change: A replacement changes the </w:t>
-      </w:r>
-      <w:r>
-        <w:rPr>
-          <w:b/>
-        </w:rPr>
-        <w:t>evidence</w:t>
-      </w:r>
-      <w:r>
-        <w:rPr>
-          <w:b w:val="0"/>
-        </w:rPr>
-        <w:t xml:space="preserve"> or contract. Record the change and its justification; do not silently turn unknown into a measured value.</w:t>
-      </w:r>
-    </w:p>
-    <w:p>
-      <w:pPr>
-        <w:spacing w:line="336" w:lineRule="auto" w:after="180"/>
-      </w:pPr>
-      <w:r>
-        <w:rPr>
-          <w:b w:val="0"/>
-        </w:rPr>
-        <w:t xml:space="preserve">Repeating an assessed case is new independent </w:t>
-      </w:r>
-      <w:r>
-        <w:rPr>
-          <w:b/>
-        </w:rPr>
-        <w:t>evidence</w:t>
-      </w:r>
-      <w:r>
-        <w:rPr>
-          <w:b w:val="0"/>
-        </w:rPr>
-        <w:t>: A replay checks consistency. An example used for feedback or revision cannot later be described as untouched final evaluation.</w:t>
-      </w:r>
-    </w:p>
-    <w:p>
-      <w:pPr>
-        <w:spacing w:line="336" w:lineRule="auto" w:after="180"/>
-      </w:pPr>
-      <w:r>
-        <w:rPr>
-          <w:b w:val="0"/>
-        </w:rPr>
-        <w:t xml:space="preserve">Use Section 9 for the </w:t>
-      </w:r>
-      <w:r>
-        <w:rPr>
-          <w:b/>
-        </w:rPr>
-        <w:t>evidence</w:t>
-      </w:r>
-      <w:r>
-        <w:rPr>
-          <w:b w:val="0"/>
-        </w:rPr>
-        <w:t xml:space="preserve"> ledger. Add a boundary or missing-</w:t>
-      </w:r>
-      <w:r>
-        <w:rPr>
-          <w:b/>
-        </w:rPr>
-        <w:t>input</w:t>
-      </w:r>
-      <w:r>
-        <w:rPr>
-          <w:b w:val="0"/>
-        </w:rPr>
-        <w:t xml:space="preserve"> case and record the expected response before checking. More successful repeats of one case do not establish wider coverage.</w:t>
-      </w:r>
-    </w:p>
-    <w:p>
-      <w:pPr>
-        <w:pStyle w:val="Heading3"/>
-      </w:pPr>
-      <w:r>
-        <w:t>Match the support to the first error</w:t>
+        <w:pStyle w:val="Heading2"/>
+      </w:pPr>
+      <w:r>
+        <w:t>Choose accessible support</w:t>
       </w:r>
     </w:p>
     <w:tbl>
@@ -2660,57 +3603,39 @@
     </w:p>
     <w:p>
       <w:pPr>
-        <w:pStyle w:val="Heading1"/>
-      </w:pPr>
-      <w:r>
-        <w:t>05. Assess and explain the answers</w:t>
+        <w:pStyle w:val="Heading2"/>
+      </w:pPr>
+      <w:r>
+        <w:t>Earlier wording, alternatives and picture transcripts · reference / check after trying</w:t>
       </w:r>
     </w:p>
     <w:p>
-      <w:r>
-        <w:t>Use the A question that evidence can answer questions, teacher keys and criteria after the relevant attempts. Previously discussed cases are practice; protect the separately selected independent task.</w:t>
+      <w:pPr>
+        <w:pStyle w:val="Heading3"/>
+      </w:pPr>
+      <w:r>
+        <w:t>Match the support to the first error</w:t>
       </w:r>
     </w:p>
     <w:p>
       <w:pPr>
-        <w:pStyle w:val="Heading3"/>
-      </w:pPr>
-      <w:r>
-        <w:t>Guided and exit questions</w:t>
+        <w:pStyle w:val="Heading1"/>
+      </w:pPr>
+      <w:r>
+        <w:t>05. Assess the new research scenario</w:t>
       </w:r>
     </w:p>
     <w:p>
-      <w:pPr>
-        <w:spacing w:line="336" w:lineRule="auto" w:after="180"/>
-      </w:pPr>
-      <w:r>
-        <w:rPr>
-          <w:b w:val="0"/>
-        </w:rPr>
-        <w:t>Guided: Narrow to relevant retrieval at a declared cutoff on those queries. The supplied records cannot answer universal usefulness or deployment impact.</w:t>
+      <w:r>
+        <w:t>Keep the selected answer private until after a first attempt.</w:t>
       </w:r>
     </w:p>
     <w:p>
       <w:pPr>
-        <w:spacing w:line="336" w:lineRule="auto" w:after="180"/>
-      </w:pPr>
-      <w:r>
-        <w:rPr>
-          <w:b w:val="0"/>
-        </w:rPr>
-        <w:t xml:space="preserve">Qualification: A measurable narrow question is not </w:t>
-      </w:r>
-      <w:r>
-        <w:rPr>
-          <w:b/>
-        </w:rPr>
-        <w:t>evidence</w:t>
-      </w:r>
-      <w:r>
-        <w:rPr>
-          <w:b w:val="0"/>
-        </w:rPr>
-        <w:t xml:space="preserve"> of its answer.</w:t>
+        <w:pStyle w:val="Heading2"/>
+      </w:pPr>
+      <w:r>
+        <w:t>Selected independent task and checked answer</w:t>
       </w:r>
     </w:p>
     <w:p>
@@ -2721,703 +3646,38 @@
         <w:rPr>
           <w:b w:val="0"/>
         </w:rPr>
-        <w:t xml:space="preserve">Exit: accept a concrete variation with its predicted </w:t>
-      </w:r>
-      <w:r>
-        <w:rPr>
-          <w:b/>
-        </w:rPr>
-        <w:t>outcome</w:t>
-      </w:r>
-      <w:r>
-        <w:rPr>
-          <w:b w:val="0"/>
-        </w:rPr>
-        <w:t xml:space="preserve"> and a stated condition that would challenge the </w:t>
-      </w:r>
-      <w:r>
-        <w:rPr>
-          <w:b/>
-        </w:rPr>
-        <w:t>mechanism</w:t>
-      </w:r>
-      <w:r>
-        <w:rPr>
-          <w:b w:val="0"/>
-        </w:rPr>
-        <w:t xml:space="preserve">; reject a claim resting on unmeasured </w:t>
-      </w:r>
-      <w:r>
-        <w:rPr>
-          <w:b/>
-        </w:rPr>
-        <w:t>evidence</w:t>
-      </w:r>
-      <w:r>
-        <w:rPr>
-          <w:b w:val="0"/>
-        </w:rPr>
-        <w:t>.</w:t>
+        <w:t>Selected case: You have response times and correctness for two lookup procedures on ten fictional requests. Write a bounded question and one missing detail.</w:t>
       </w:r>
     </w:p>
     <w:p>
       <w:pPr>
-        <w:pStyle w:val="Heading3"/>
-      </w:pPr>
-      <w:r>
-        <w:t>W1 Explain the mechanism</w:t>
+        <w:spacing w:line="336" w:lineRule="auto" w:after="180"/>
+      </w:pPr>
+      <w:r>
+        <w:rPr>
+          <w:b w:val="0"/>
+        </w:rPr>
+        <w:t xml:space="preserve">Teacher explanation: Ask whether B lowers latency while preserving correctness on those ten cases; specify timing boundary, matched </w:t>
+      </w:r>
+      <w:r>
+        <w:rPr>
+          <w:b/>
+        </w:rPr>
+        <w:t>input</w:t>
+      </w:r>
+      <w:r>
+        <w:rPr>
+          <w:b w:val="0"/>
+        </w:rPr>
+        <w:t>s and scoring. No population-wide claim follows.</w:t>
       </w:r>
     </w:p>
     <w:p>
       <w:pPr>
-        <w:pStyle w:val="Heading3"/>
-      </w:pPr>
-      <w:r>
-        <w:t>Workbook question · W1</w:t>
-      </w:r>
-    </w:p>
-    <w:p>
-      <w:pPr>
-        <w:spacing w:line="336" w:lineRule="auto" w:after="180"/>
-        <w:shd w:fill="F5F1FB"/>
-      </w:pPr>
-      <w:r>
-        <w:rPr>
-          <w:b w:val="0"/>
-        </w:rPr>
-        <w:t xml:space="preserve">Explain the weekly </w:t>
-      </w:r>
-      <w:r>
-        <w:rPr>
-          <w:b/>
-        </w:rPr>
-        <w:t>mechanism</w:t>
-      </w:r>
-      <w:r>
-        <w:rPr>
-          <w:b w:val="0"/>
-        </w:rPr>
-        <w:t xml:space="preserve"> in your own words. Use the worked scenario to name its </w:t>
-      </w:r>
-      <w:r>
-        <w:rPr>
-          <w:b/>
-        </w:rPr>
-        <w:t>input</w:t>
-      </w:r>
-      <w:r>
-        <w:rPr>
-          <w:b w:val="0"/>
-        </w:rPr>
-        <w:t xml:space="preserve">, decision rule and </w:t>
-      </w:r>
-      <w:r>
-        <w:rPr>
-          <w:b/>
-        </w:rPr>
-        <w:t>output</w:t>
-      </w:r>
-      <w:r>
-        <w:rPr>
-          <w:b w:val="0"/>
-        </w:rPr>
-        <w:t>.</w:t>
-      </w:r>
-    </w:p>
-    <w:p>
-      <w:pPr>
-        <w:pStyle w:val="Heading3"/>
-      </w:pPr>
-      <w:r>
-        <w:t>Teacher reasoning · W1</w:t>
-      </w:r>
-    </w:p>
-    <w:p>
-      <w:pPr>
-        <w:spacing w:line="336" w:lineRule="auto" w:after="180"/>
-        <w:shd w:fill="F1F6FC"/>
-      </w:pPr>
-      <w:r>
-        <w:rPr>
-          <w:b w:val="0"/>
-        </w:rPr>
-        <w:t xml:space="preserve">Teacher explanation: A </w:t>
-      </w:r>
-      <w:r>
-        <w:rPr>
-          <w:b/>
-        </w:rPr>
-        <w:t>research question</w:t>
-      </w:r>
-      <w:r>
-        <w:rPr>
-          <w:b w:val="0"/>
-        </w:rPr>
-        <w:t xml:space="preserve"> identifies an </w:t>
-      </w:r>
-      <w:r>
-        <w:rPr>
-          <w:b/>
-        </w:rPr>
-        <w:t>outcome</w:t>
-      </w:r>
-      <w:r>
-        <w:rPr>
-          <w:b w:val="0"/>
-        </w:rPr>
-        <w:t xml:space="preserve">, comparison and conditions that </w:t>
-      </w:r>
-      <w:r>
-        <w:rPr>
-          <w:b/>
-        </w:rPr>
-        <w:t>evidence</w:t>
-      </w:r>
-      <w:r>
-        <w:rPr>
-          <w:b w:val="0"/>
-        </w:rPr>
-        <w:t xml:space="preserve"> could answer. A broad aspiration needs narrowing before a study.</w:t>
-      </w:r>
-    </w:p>
-    <w:p>
-      <w:pPr>
-        <w:spacing w:line="336" w:lineRule="auto" w:after="180"/>
-        <w:shd w:fill="F1F6FC"/>
-      </w:pPr>
-      <w:r>
-        <w:rPr>
-          <w:b w:val="0"/>
-        </w:rPr>
-        <w:t>For fictional classroom retrieval, ask whether method B returns more relevant records than lexical baseline A on a reserved judged query set at cutoff3. Define eligible corpus and relevance rules before running.</w:t>
-      </w:r>
-    </w:p>
-    <w:p>
-      <w:pPr>
-        <w:pStyle w:val="Heading3"/>
-      </w:pPr>
-      <w:r>
-        <w:t>W2 Trace the worked case</w:t>
-      </w:r>
-    </w:p>
-    <w:p>
-      <w:pPr>
-        <w:pStyle w:val="Heading3"/>
-      </w:pPr>
-      <w:r>
-        <w:t>Workbook question · W2</w:t>
-      </w:r>
-    </w:p>
-    <w:p>
-      <w:pPr>
-        <w:spacing w:line="336" w:lineRule="auto" w:after="180"/>
-        <w:shd w:fill="F5F1FB"/>
-      </w:pPr>
-      <w:r>
-        <w:rPr>
-          <w:b w:val="0"/>
-        </w:rPr>
-        <w:t xml:space="preserve">Proposal says prove AI is useful; available records are retrieval results for five room queries. Show the intermediate steps and give the conclusion with its </w:t>
-      </w:r>
-      <w:r>
-        <w:rPr>
-          <w:b/>
-        </w:rPr>
-        <w:t>scope</w:t>
-      </w:r>
-      <w:r>
-        <w:rPr>
-          <w:b w:val="0"/>
-        </w:rPr>
-        <w:t>.</w:t>
-      </w:r>
-    </w:p>
-    <w:p>
-      <w:pPr>
-        <w:pStyle w:val="Heading3"/>
-      </w:pPr>
-      <w:r>
-        <w:t>Teacher reasoning · W2</w:t>
-      </w:r>
-    </w:p>
-    <w:p>
-      <w:pPr>
-        <w:spacing w:line="336" w:lineRule="auto" w:after="180"/>
-        <w:shd w:fill="F1F6FC"/>
-      </w:pPr>
-      <w:r>
-        <w:rPr>
-          <w:b w:val="0"/>
-        </w:rPr>
-        <w:t>Teacher explanation: Narrow to relevant retrieval at a declared cutoff on those queries. The supplied records cannot answer universal usefulness or deployment impact.</w:t>
-      </w:r>
-    </w:p>
-    <w:p>
-      <w:pPr>
-        <w:pStyle w:val="Heading3"/>
-      </w:pPr>
-      <w:r>
-        <w:t>W3 Audit the limit</w:t>
-      </w:r>
-    </w:p>
-    <w:p>
-      <w:pPr>
-        <w:pStyle w:val="Heading3"/>
-      </w:pPr>
-      <w:r>
-        <w:t>Workbook question · W3</w:t>
-      </w:r>
-    </w:p>
-    <w:p>
-      <w:pPr>
-        <w:spacing w:line="336" w:lineRule="auto" w:after="180"/>
-        <w:shd w:fill="F5F1FB"/>
-      </w:pPr>
-      <w:r>
-        <w:rPr>
-          <w:b w:val="0"/>
-        </w:rPr>
-        <w:t xml:space="preserve">A report omits this qualification: A measurable narrow question is not </w:t>
-      </w:r>
-      <w:r>
-        <w:rPr>
-          <w:b/>
-        </w:rPr>
-        <w:t>evidence</w:t>
-      </w:r>
-      <w:r>
-        <w:rPr>
-          <w:b w:val="0"/>
-        </w:rPr>
-        <w:t xml:space="preserve"> of its answer. Explain how omitting it could change a reader's interpretation, and write an accurate replacement.</w:t>
-      </w:r>
-    </w:p>
-    <w:p>
-      <w:pPr>
-        <w:pStyle w:val="Heading3"/>
-      </w:pPr>
-      <w:r>
-        <w:t>Teacher reasoning · W3</w:t>
-      </w:r>
-    </w:p>
-    <w:p>
-      <w:pPr>
-        <w:spacing w:line="336" w:lineRule="auto" w:after="180"/>
-        <w:shd w:fill="F1F6FC"/>
-      </w:pPr>
-      <w:r>
-        <w:rPr>
-          <w:b w:val="0"/>
-        </w:rPr>
-        <w:t xml:space="preserve">Teacher explanation: A measurable narrow question is not </w:t>
-      </w:r>
-      <w:r>
-        <w:rPr>
-          <w:b/>
-        </w:rPr>
-        <w:t>evidence</w:t>
-      </w:r>
-      <w:r>
-        <w:rPr>
-          <w:b w:val="0"/>
-        </w:rPr>
-        <w:t xml:space="preserve"> of its answer.</w:t>
-      </w:r>
-    </w:p>
-    <w:p>
-      <w:pPr>
-        <w:spacing w:line="336" w:lineRule="auto" w:after="180"/>
-        <w:shd w:fill="F1F6FC"/>
-      </w:pPr>
-      <w:r>
-        <w:rPr>
-          <w:b w:val="0"/>
-        </w:rPr>
-        <w:t>State the observed result separately from the unverified or out-of-</w:t>
-      </w:r>
-      <w:r>
-        <w:rPr>
-          <w:b/>
-        </w:rPr>
-        <w:t>scope</w:t>
-      </w:r>
-      <w:r>
-        <w:rPr>
-          <w:b w:val="0"/>
-        </w:rPr>
-        <w:t xml:space="preserve"> claim; preserve the original </w:t>
-      </w:r>
-      <w:r>
-        <w:rPr>
-          <w:b/>
-        </w:rPr>
-        <w:t>evidence</w:t>
-      </w:r>
-      <w:r>
-        <w:rPr>
-          <w:b w:val="0"/>
-        </w:rPr>
-        <w:t xml:space="preserve"> rather than inventing a missing fact.</w:t>
-      </w:r>
-    </w:p>
-    <w:p>
-      <w:pPr>
-        <w:pStyle w:val="Heading3"/>
-      </w:pPr>
-      <w:r>
-        <w:t>W4 Apply a new case independently</w:t>
-      </w:r>
-    </w:p>
-    <w:p>
-      <w:pPr>
-        <w:pStyle w:val="Heading3"/>
-      </w:pPr>
-      <w:r>
-        <w:t>Workbook question · W4</w:t>
-      </w:r>
-    </w:p>
-    <w:p>
-      <w:pPr>
-        <w:spacing w:line="336" w:lineRule="auto" w:after="180"/>
-        <w:shd w:fill="F5F1FB"/>
-      </w:pPr>
-      <w:r>
-        <w:rPr>
-          <w:b w:val="0"/>
-        </w:rPr>
-        <w:t>You have response times and correctness for two lookup procedures on ten fictional requests. Write a bounded question and one missing detail.</w:t>
-      </w:r>
-    </w:p>
-    <w:p>
-      <w:pPr>
-        <w:pStyle w:val="Heading3"/>
-      </w:pPr>
-      <w:r>
-        <w:t>Teacher reasoning · W4</w:t>
-      </w:r>
-    </w:p>
-    <w:p>
-      <w:pPr>
-        <w:spacing w:line="336" w:lineRule="auto" w:after="180"/>
-        <w:shd w:fill="F1F6FC"/>
-      </w:pPr>
-      <w:r>
-        <w:rPr>
-          <w:b w:val="0"/>
-        </w:rPr>
-        <w:t xml:space="preserve">Teacher explanation: Ask whether B lowers latency while preserving correctness on those ten cases; specify timing boundary, matched </w:t>
-      </w:r>
-      <w:r>
-        <w:rPr>
-          <w:b/>
-        </w:rPr>
-        <w:t>input</w:t>
-      </w:r>
-      <w:r>
-        <w:rPr>
-          <w:b w:val="0"/>
-        </w:rPr>
-        <w:t>s and scoring. No population-wide claim follows.</w:t>
-      </w:r>
-    </w:p>
-    <w:p>
-      <w:pPr>
-        <w:pStyle w:val="Heading3"/>
-      </w:pPr>
-      <w:r>
-        <w:t>W5 Design a revealing follow-up</w:t>
-      </w:r>
-    </w:p>
-    <w:p>
-      <w:pPr>
-        <w:pStyle w:val="Heading3"/>
-      </w:pPr>
-      <w:r>
-        <w:t>Workbook question · W5</w:t>
-      </w:r>
-    </w:p>
-    <w:p>
-      <w:pPr>
-        <w:spacing w:line="336" w:lineRule="auto" w:after="180"/>
-        <w:shd w:fill="F5F1FB"/>
-      </w:pPr>
-      <w:r>
-        <w:rPr>
-          <w:b w:val="0"/>
-        </w:rPr>
-        <w:t xml:space="preserve">For the worked scenario, propose one additional case that could reveal a failure, describe its expected </w:t>
-      </w:r>
-      <w:r>
-        <w:rPr>
-          <w:b/>
-        </w:rPr>
-        <w:t>outcome</w:t>
-      </w:r>
-      <w:r>
-        <w:rPr>
-          <w:b w:val="0"/>
-        </w:rPr>
-        <w:t xml:space="preserve"> before running it, and explain what would need to remain fixed for a fair comparison.</w:t>
-      </w:r>
-    </w:p>
-    <w:p>
-      <w:pPr>
-        <w:spacing w:line="336" w:lineRule="auto" w:after="180"/>
-        <w:shd w:fill="F5F1FB"/>
-      </w:pPr>
-      <w:r>
-        <w:rPr>
-          <w:b w:val="0"/>
-        </w:rPr>
-        <w:t>Do not reuse W4 as a new final test after receiving feedback.</w:t>
-      </w:r>
-    </w:p>
-    <w:p>
-      <w:pPr>
-        <w:pStyle w:val="Heading3"/>
-      </w:pPr>
-      <w:r>
-        <w:t>Teacher reasoning · W5</w:t>
-      </w:r>
-    </w:p>
-    <w:p>
-      <w:pPr>
-        <w:spacing w:line="336" w:lineRule="auto" w:after="180"/>
-        <w:shd w:fill="F1F6FC"/>
-      </w:pPr>
-      <w:r>
-        <w:rPr>
-          <w:b w:val="0"/>
-        </w:rPr>
-        <w:t xml:space="preserve">Teacher explanation: Accept a concrete variant of the worked </w:t>
-      </w:r>
-      <w:r>
-        <w:rPr>
-          <w:b/>
-        </w:rPr>
-        <w:t>input</w:t>
-      </w:r>
-      <w:r>
-        <w:rPr>
-          <w:b w:val="0"/>
-        </w:rPr>
-        <w:t xml:space="preserve"> or a missing/conflicting/boundary condition, with an expectation derived from the declared procedure.</w:t>
-      </w:r>
-    </w:p>
-    <w:p>
-      <w:pPr>
-        <w:spacing w:line="336" w:lineRule="auto" w:after="180"/>
-        <w:shd w:fill="F1F6FC"/>
-      </w:pPr>
-      <w:r>
-        <w:rPr>
-          <w:b w:val="0"/>
-        </w:rPr>
-        <w:t xml:space="preserve">Require preserved settings, original </w:t>
-      </w:r>
-      <w:r>
-        <w:rPr>
-          <w:b/>
-        </w:rPr>
-        <w:t>output</w:t>
-      </w:r>
-      <w:r>
-        <w:rPr>
-          <w:b w:val="0"/>
-        </w:rPr>
-        <w:t xml:space="preserve">s and data roles. A measurable narrow question is not </w:t>
-      </w:r>
-      <w:r>
-        <w:rPr>
-          <w:b/>
-        </w:rPr>
-        <w:t>evidence</w:t>
-      </w:r>
-      <w:r>
-        <w:rPr>
-          <w:b w:val="0"/>
-        </w:rPr>
-        <w:t xml:space="preserve"> of its answer. The new case should test this particular </w:t>
-      </w:r>
-      <w:r>
-        <w:rPr>
-          <w:b/>
-        </w:rPr>
-        <w:t>mechanism</w:t>
-      </w:r>
-      <w:r>
-        <w:rPr>
-          <w:b w:val="0"/>
-        </w:rPr>
-        <w:t xml:space="preserve"> rather than merely restate the original result.</w:t>
-      </w:r>
-    </w:p>
-    <w:p>
-      <w:pPr>
-        <w:pStyle w:val="Heading3"/>
-      </w:pPr>
-      <w:r>
-        <w:t>Independent assessment and fresh retry</w:t>
-      </w:r>
-    </w:p>
-    <w:p>
-      <w:pPr>
-        <w:pStyle w:val="Heading3"/>
-      </w:pPr>
-      <w:r>
-        <w:t>Teacher key · Independent assessment and fresh retry</w:t>
-      </w:r>
-    </w:p>
-    <w:p>
-      <w:pPr>
-        <w:spacing w:line="336" w:lineRule="auto" w:after="180"/>
-        <w:shd w:fill="F1F6FC"/>
-      </w:pPr>
-      <w:r>
-        <w:rPr>
-          <w:b w:val="0"/>
-        </w:rPr>
-        <w:t xml:space="preserve">W4: Ask whether B lowers latency while preserving correctness on those ten cases; specify timing boundary, matched </w:t>
-      </w:r>
-      <w:r>
-        <w:rPr>
-          <w:b/>
-        </w:rPr>
-        <w:t>input</w:t>
-      </w:r>
-      <w:r>
-        <w:rPr>
-          <w:b w:val="0"/>
-        </w:rPr>
-        <w:t xml:space="preserve">s and scoring. No population-wide claim follows. Require intermediate reasoning and the stated </w:t>
-      </w:r>
-      <w:r>
-        <w:rPr>
-          <w:b/>
-        </w:rPr>
-        <w:t>scope</w:t>
-      </w:r>
-      <w:r>
-        <w:rPr>
-          <w:b w:val="0"/>
-        </w:rPr>
-        <w:t>.</w:t>
-      </w:r>
-    </w:p>
-    <w:p>
-      <w:pPr>
-        <w:spacing w:line="336" w:lineRule="auto" w:after="180"/>
-        <w:shd w:fill="F1F6FC"/>
-      </w:pPr>
-      <w:r>
-        <w:rPr>
-          <w:b w:val="0"/>
-        </w:rPr>
-        <w:t xml:space="preserve">Fresh retry: You have citations and support judgments for six </w:t>
-      </w:r>
-      <w:r>
-        <w:rPr>
-          <w:b/>
-        </w:rPr>
-        <w:t>output</w:t>
-      </w:r>
-      <w:r>
-        <w:rPr>
-          <w:b w:val="0"/>
-        </w:rPr>
-        <w:t xml:space="preserve">s. Expected reasoning: Ask whether the method improves claim support against a stated baseline on those six </w:t>
-      </w:r>
-      <w:r>
-        <w:rPr>
-          <w:b/>
-        </w:rPr>
-        <w:t>output</w:t>
-      </w:r>
-      <w:r>
-        <w:rPr>
-          <w:b w:val="0"/>
-        </w:rPr>
-        <w:t>s; specify judgment rules.</w:t>
-      </w:r>
-    </w:p>
-    <w:p>
-      <w:pPr>
-        <w:spacing w:line="336" w:lineRule="auto" w:after="180"/>
-        <w:shd w:fill="F1F6FC"/>
-      </w:pPr>
-      <w:r>
-        <w:rPr>
-          <w:b w:val="0"/>
-        </w:rPr>
-        <w:t>If students need support, record it and reassess with another new case rather than awarding independence to a copied answer.</w:t>
-      </w:r>
-    </w:p>
-    <w:p>
-      <w:pPr>
-        <w:pStyle w:val="Heading3"/>
-      </w:pPr>
-      <w:r>
-        <w:t>Assess independent transfer</w:t>
-      </w:r>
-    </w:p>
-    <w:p>
-      <w:pPr>
-        <w:pStyle w:val="Heading3"/>
-      </w:pPr>
-      <w:r>
-        <w:t>Independent question · withhold the key</w:t>
-      </w:r>
-    </w:p>
-    <w:p>
-      <w:pPr>
-        <w:spacing w:line="336" w:lineRule="auto" w:after="180"/>
-        <w:shd w:fill="F5F1FB"/>
-      </w:pPr>
-      <w:r>
-        <w:rPr>
-          <w:b w:val="0"/>
-        </w:rPr>
-        <w:t>Selected case: You have response times and correctness for two lookup procedures on ten fictional requests. Write a bounded question and one missing detail.</w:t>
-      </w:r>
-    </w:p>
-    <w:p>
-      <w:pPr>
-        <w:pStyle w:val="Heading3"/>
-      </w:pPr>
-      <w:r>
-        <w:t>Selected case answer</w:t>
-      </w:r>
-    </w:p>
-    <w:p>
-      <w:pPr>
-        <w:pStyle w:val="Heading3"/>
-      </w:pPr>
-      <w:r>
-        <w:t>Teacher key · Selected case answer</w:t>
-      </w:r>
-    </w:p>
-    <w:p>
-      <w:pPr>
-        <w:spacing w:line="336" w:lineRule="auto" w:after="180"/>
-        <w:shd w:fill="F1F6FC"/>
-      </w:pPr>
-      <w:r>
-        <w:rPr>
-          <w:b w:val="0"/>
-        </w:rPr>
-        <w:t xml:space="preserve">Teacher explanation: Ask whether B lowers latency while preserving correctness on those ten cases; specify timing boundary, matched </w:t>
-      </w:r>
-      <w:r>
-        <w:rPr>
-          <w:b/>
-        </w:rPr>
-        <w:t>input</w:t>
-      </w:r>
-      <w:r>
-        <w:rPr>
-          <w:b w:val="0"/>
-        </w:rPr>
-        <w:t>s and scoring. No population-wide claim follows.</w:t>
+        <w:pStyle w:val="Heading2"/>
+      </w:pPr>
+      <w:r>
+        <w:t>Judge explanation,trace and limits</w:t>
       </w:r>
     </w:p>
     <w:tbl>
@@ -3524,54 +3784,55 @@
     </w:tbl>
     <w:p>
       <w:pPr>
-        <w:pStyle w:val="Heading3"/>
-      </w:pPr>
-      <w:r>
-        <w:t>Teacher key · Selected case answer</w:t>
+        <w:spacing w:line="336" w:lineRule="auto" w:after="180"/>
+      </w:pPr>
+      <w:r>
+        <w:rPr>
+          <w:b w:val="0"/>
+        </w:rPr>
+        <w:t>Record each dimension as not yet, with support, or independent. Accept a valid alternative procedure with a defensible trace.</w:t>
       </w:r>
     </w:p>
     <w:p>
       <w:pPr>
         <w:spacing w:line="336" w:lineRule="auto" w:after="180"/>
-        <w:shd w:fill="F1F6FC"/>
       </w:pPr>
       <w:r>
         <w:rPr>
           <w:b w:val="0"/>
         </w:rPr>
-        <w:t>Record each dimension as not yet, with support, or independent. Accept a valid alternative procedure with a defensible trace.</w:t>
+        <w:t xml:space="preserve">Do not penalise an honestly recorded model failure if the learner correctly explains its </w:t>
+      </w:r>
+      <w:r>
+        <w:rPr>
+          <w:b/>
+        </w:rPr>
+        <w:t>evidence</w:t>
+      </w:r>
+      <w:r>
+        <w:rPr>
+          <w:b w:val="0"/>
+        </w:rPr>
+        <w:t xml:space="preserve"> and limits.</w:t>
       </w:r>
     </w:p>
     <w:p>
       <w:pPr>
-        <w:spacing w:line="336" w:lineRule="auto" w:after="180"/>
-        <w:shd w:fill="F1F6FC"/>
-      </w:pPr>
-      <w:r>
-        <w:rPr>
-          <w:b w:val="0"/>
-        </w:rPr>
-        <w:t xml:space="preserve">Do not penalise an honestly recorded model failure if the learner correctly explains its </w:t>
-      </w:r>
-      <w:r>
-        <w:rPr>
-          <w:b/>
-        </w:rPr>
-        <w:t>evidence</w:t>
-      </w:r>
-      <w:r>
-        <w:rPr>
-          <w:b w:val="0"/>
-        </w:rPr>
-        <w:t xml:space="preserve"> and limits.</w:t>
+        <w:pStyle w:val="Heading2"/>
+      </w:pPr>
+      <w:r>
+        <w:t>Give one usable repair</w:t>
       </w:r>
     </w:p>
     <w:p>
       <w:pPr>
-        <w:pStyle w:val="Heading3"/>
-      </w:pPr>
-      <w:r>
-        <w:t>Feedback that the learner uses</w:t>
+        <w:spacing w:line="336" w:lineRule="auto" w:after="180"/>
+      </w:pPr>
+      <w:r>
+        <w:rPr>
+          <w:b w:val="0"/>
+        </w:rPr>
+        <w:t>Name the earliest unsupported step and give one action to repair it. Have the learner make that repair now and explain why. Then assess the relevant skill on a fresh, fully specified case.</w:t>
       </w:r>
     </w:p>
     <w:p>
@@ -3582,90 +3843,117 @@
         <w:rPr>
           <w:b w:val="0"/>
         </w:rPr>
-        <w:t>Name the earliest unsupported step and give one action to repair it. Have the learner make that repair now and explain why. Then assess the relevant skill on a fresh, fully specified case.</w:t>
+        <w:t>Confirm it was not previously practised with feedback; solve and check the new case before assigning it. A follow-up design prompt is a starting brief, not automatically an equivalent test.</w:t>
       </w:r>
     </w:p>
     <w:p>
       <w:pPr>
-        <w:spacing w:line="336" w:lineRule="auto" w:after="180"/>
-      </w:pPr>
-      <w:r>
-        <w:rPr>
-          <w:b w:val="0"/>
-        </w:rPr>
-        <w:t>Confirm it was not previously practised with feedback; solve and check the new case before assigning it. A follow-up design prompt is a starting brief, not automatically an equivalent test.</w:t>
+        <w:pStyle w:val="Heading2"/>
+      </w:pPr>
+      <w:r>
+        <w:t>W1 Explain the mechanism</w:t>
       </w:r>
     </w:p>
     <w:p>
       <w:pPr>
-        <w:pStyle w:val="Heading1"/>
-      </w:pPr>
-      <w:r>
-        <w:t>06. Connect the project, support and next lesson</w:t>
+        <w:spacing w:line="336" w:lineRule="auto" w:after="180"/>
+      </w:pPr>
+      <w:r>
+        <w:rPr>
+          <w:b w:val="0"/>
+        </w:rPr>
+        <w:t xml:space="preserve">Explain the weekly </w:t>
+      </w:r>
+      <w:r>
+        <w:rPr>
+          <w:b/>
+        </w:rPr>
+        <w:t>mechanism</w:t>
+      </w:r>
+      <w:r>
+        <w:rPr>
+          <w:b w:val="0"/>
+        </w:rPr>
+        <w:t xml:space="preserve"> in your own words. Use the worked scenario to name its </w:t>
+      </w:r>
+      <w:r>
+        <w:rPr>
+          <w:b/>
+        </w:rPr>
+        <w:t>input</w:t>
+      </w:r>
+      <w:r>
+        <w:rPr>
+          <w:b w:val="0"/>
+        </w:rPr>
+        <w:t xml:space="preserve">, decision rule and </w:t>
+      </w:r>
+      <w:r>
+        <w:rPr>
+          <w:b/>
+        </w:rPr>
+        <w:t>output</w:t>
+      </w:r>
+      <w:r>
+        <w:rPr>
+          <w:b w:val="0"/>
+        </w:rPr>
+        <w:t>.</w:t>
       </w:r>
     </w:p>
     <w:p>
-      <w:r>
-        <w:t>Connect A question that evidence can answer to Reproducible AI Research Study, adapt support and plan a later changed-case check.</w:t>
+      <w:pPr>
+        <w:spacing w:line="336" w:lineRule="auto" w:after="180"/>
+      </w:pPr>
+      <w:r>
+        <w:rPr>
+          <w:b w:val="0"/>
+        </w:rPr>
+        <w:t xml:space="preserve">Teacher explanation: A </w:t>
+      </w:r>
+      <w:r>
+        <w:rPr>
+          <w:b/>
+        </w:rPr>
+        <w:t>research question</w:t>
+      </w:r>
+      <w:r>
+        <w:rPr>
+          <w:b w:val="0"/>
+        </w:rPr>
+        <w:t xml:space="preserve"> identifies an </w:t>
+      </w:r>
+      <w:r>
+        <w:rPr>
+          <w:b/>
+        </w:rPr>
+        <w:t>outcome</w:t>
+      </w:r>
+      <w:r>
+        <w:rPr>
+          <w:b w:val="0"/>
+        </w:rPr>
+        <w:t xml:space="preserve">, comparison and conditions that </w:t>
+      </w:r>
+      <w:r>
+        <w:rPr>
+          <w:b/>
+        </w:rPr>
+        <w:t>evidence</w:t>
+      </w:r>
+      <w:r>
+        <w:rPr>
+          <w:b w:val="0"/>
+        </w:rPr>
+        <w:t xml:space="preserve"> could answer. A broad aspiration needs narrowing before a study. For fictional classroom retrieval, ask whether method B returns more relevant records than lexical baseline A on a reserved judged query set at cutoff 3. Define eligible corpus and relevance rules before running.</w:t>
       </w:r>
     </w:p>
     <w:p>
       <w:pPr>
-        <w:spacing w:line="336" w:lineRule="auto" w:after="180"/>
-      </w:pPr>
-      <w:r>
-        <w:rPr>
-          <w:b w:val="0"/>
-        </w:rPr>
-        <w:t xml:space="preserve">Add a labelled a question that </w:t>
-      </w:r>
-      <w:r>
-        <w:rPr>
-          <w:b/>
-        </w:rPr>
-        <w:t>evidence</w:t>
-      </w:r>
-      <w:r>
-        <w:rPr>
-          <w:b w:val="0"/>
-        </w:rPr>
-        <w:t xml:space="preserve"> can answer </w:t>
-      </w:r>
-      <w:r>
-        <w:rPr>
-          <w:b/>
-        </w:rPr>
-        <w:t>evidence</w:t>
-      </w:r>
-      <w:r>
-        <w:rPr>
-          <w:b w:val="0"/>
-        </w:rPr>
-        <w:t xml:space="preserve"> sheet to Reproducible AI Research Study. Show how you can explain the </w:t>
-      </w:r>
-      <w:r>
-        <w:rPr>
-          <w:b/>
-        </w:rPr>
-        <w:t>mechanism</w:t>
-      </w:r>
-      <w:r>
-        <w:rPr>
-          <w:b w:val="0"/>
-        </w:rPr>
-        <w:t xml:space="preserve"> and terminology of a question that </w:t>
-      </w:r>
-      <w:r>
-        <w:rPr>
-          <w:b/>
-        </w:rPr>
-        <w:t>evidence</w:t>
-      </w:r>
-      <w:r>
-        <w:rPr>
-          <w:b w:val="0"/>
-        </w:rPr>
-        <w:t xml:space="preserve"> can answer.</w:t>
+        <w:pStyle w:val="Heading2"/>
+      </w:pPr>
+      <w:r>
+        <w:t>W2 Trace the worked case</w:t>
       </w:r>
     </w:p>
     <w:p>
@@ -3676,31 +3964,19 @@
         <w:rPr>
           <w:b w:val="0"/>
         </w:rPr>
-        <w:t xml:space="preserve">Use the supplied fictional case and keep its </w:t>
+        <w:t xml:space="preserve">Proposal says prove AI is useful; available records are retrieval results for five room queries. Show the intermediate steps and give the conclusion with its </w:t>
       </w:r>
       <w:r>
         <w:rPr>
           <w:b/>
         </w:rPr>
-        <w:t>input</w:t>
+        <w:t>scope</w:t>
       </w:r>
       <w:r>
         <w:rPr>
           <w:b w:val="0"/>
         </w:rPr>
-        <w:t xml:space="preserve">s, intermediate steps, calculation or </w:t>
-      </w:r>
-      <w:r>
-        <w:rPr>
-          <w:b/>
-        </w:rPr>
-        <w:t>prediction</w:t>
-      </w:r>
-      <w:r>
-        <w:rPr>
-          <w:b w:val="0"/>
-        </w:rPr>
-        <w:t>, and limitation. Connect this record to last week’s record; a matching answer without a trace is insufficient.</w:t>
+        <w:t>.</w:t>
       </w:r>
     </w:p>
     <w:p>
@@ -3711,54 +3987,15 @@
         <w:rPr>
           <w:b w:val="0"/>
         </w:rPr>
-        <w:t xml:space="preserve">Provide an </w:t>
-      </w:r>
-      <w:r>
-        <w:rPr>
-          <w:b/>
-        </w:rPr>
-        <w:t>input</w:t>
-      </w:r>
-      <w:r>
-        <w:rPr>
-          <w:b w:val="0"/>
-        </w:rPr>
-        <w:t>/procedure/result/limit frame and a calculator when needed. Ask students to identify the first step before completing the whole trace.</w:t>
+        <w:t>Teacher explanation: Narrow to relevant retrieval at a declared cutoff on those queries. The supplied records cannot answer universal usefulness or deployment impact.</w:t>
       </w:r>
     </w:p>
     <w:p>
       <w:pPr>
-        <w:spacing w:line="336" w:lineRule="auto" w:after="180"/>
-      </w:pPr>
-      <w:r>
-        <w:rPr>
-          <w:b w:val="0"/>
-        </w:rPr>
-        <w:t xml:space="preserve">Extension: compare two concrete variants of this </w:t>
-      </w:r>
-      <w:r>
-        <w:rPr>
-          <w:b/>
-        </w:rPr>
-        <w:t>mechanism</w:t>
-      </w:r>
-      <w:r>
-        <w:rPr>
-          <w:b w:val="0"/>
-        </w:rPr>
-        <w:t xml:space="preserve"> while holding unrelated conditions fixed; report both successful and unsuccessful </w:t>
-      </w:r>
-      <w:r>
-        <w:rPr>
-          <w:b/>
-        </w:rPr>
-        <w:t>outcome</w:t>
-      </w:r>
-      <w:r>
-        <w:rPr>
-          <w:b w:val="0"/>
-        </w:rPr>
-        <w:t>s.</w:t>
+        <w:pStyle w:val="Heading2"/>
+      </w:pPr>
+      <w:r>
+        <w:t>W3 Audit the limit</w:t>
       </w:r>
     </w:p>
     <w:p>
@@ -3769,7 +4006,7 @@
         <w:rPr>
           <w:b w:val="0"/>
         </w:rPr>
-        <w:t xml:space="preserve">Next connection: Reading a research claim. Preserve the current case record and retrieve its </w:t>
+        <w:t xml:space="preserve">A report omits this qualification: A measurable narrow question is not </w:t>
       </w:r>
       <w:r>
         <w:rPr>
@@ -3781,7 +4018,7 @@
         <w:rPr>
           <w:b w:val="0"/>
         </w:rPr>
-        <w:t xml:space="preserve"> boundary before moving on.</w:t>
+        <w:t xml:space="preserve"> of its answer. Explain how omitting it could change a reader's interpretation, and write an accurate replacement.</w:t>
       </w:r>
     </w:p>
     <w:p>
@@ -3792,15 +4029,676 @@
         <w:rPr>
           <w:b w:val="0"/>
         </w:rPr>
-        <w:t>Retain the project ledger and assess a changed case after support. Check the relevant prerequisite before carrying this component forward.</w:t>
+        <w:t xml:space="preserve">Teacher explanation: A measurable narrow question is not </w:t>
+      </w:r>
+      <w:r>
+        <w:rPr>
+          <w:b/>
+        </w:rPr>
+        <w:t>evidence</w:t>
+      </w:r>
+      <w:r>
+        <w:rPr>
+          <w:b w:val="0"/>
+        </w:rPr>
+        <w:t xml:space="preserve"> of its answer.</w:t>
       </w:r>
     </w:p>
     <w:p>
       <w:pPr>
+        <w:spacing w:line="336" w:lineRule="auto" w:after="180"/>
+      </w:pPr>
+      <w:r>
+        <w:rPr>
+          <w:b w:val="0"/>
+        </w:rPr>
+        <w:t>State the observed result separately from the unverified or out-of-</w:t>
+      </w:r>
+      <w:r>
+        <w:rPr>
+          <w:b/>
+        </w:rPr>
+        <w:t>scope</w:t>
+      </w:r>
+      <w:r>
+        <w:rPr>
+          <w:b w:val="0"/>
+        </w:rPr>
+        <w:t xml:space="preserve"> claim; preserve the original </w:t>
+      </w:r>
+      <w:r>
+        <w:rPr>
+          <w:b/>
+        </w:rPr>
+        <w:t>evidence</w:t>
+      </w:r>
+      <w:r>
+        <w:rPr>
+          <w:b w:val="0"/>
+        </w:rPr>
+        <w:t xml:space="preserve"> rather than inventing a missing fact.</w:t>
+      </w:r>
+    </w:p>
+    <w:p>
+      <w:pPr>
+        <w:pStyle w:val="Heading2"/>
+      </w:pPr>
+      <w:r>
+        <w:t>W5 Design a revealing follow-up</w:t>
+      </w:r>
+    </w:p>
+    <w:p>
+      <w:pPr>
+        <w:spacing w:line="336" w:lineRule="auto" w:after="180"/>
+      </w:pPr>
+      <w:r>
+        <w:rPr>
+          <w:b w:val="0"/>
+        </w:rPr>
+        <w:t xml:space="preserve">For the worked scenario, propose one additional case that could reveal a failure, describe its expected </w:t>
+      </w:r>
+      <w:r>
+        <w:rPr>
+          <w:b/>
+        </w:rPr>
+        <w:t>outcome</w:t>
+      </w:r>
+      <w:r>
+        <w:rPr>
+          <w:b w:val="0"/>
+        </w:rPr>
+        <w:t xml:space="preserve"> before running it, and explain what would need to remain fixed for a fair comparison.</w:t>
+      </w:r>
+    </w:p>
+    <w:p>
+      <w:pPr>
+        <w:spacing w:line="336" w:lineRule="auto" w:after="180"/>
+      </w:pPr>
+      <w:r>
+        <w:rPr>
+          <w:b w:val="0"/>
+        </w:rPr>
+        <w:t>Do not reuse W4 as a new final test after receiving feedback.</w:t>
+      </w:r>
+    </w:p>
+    <w:p>
+      <w:pPr>
+        <w:spacing w:line="336" w:lineRule="auto" w:after="180"/>
+      </w:pPr>
+      <w:r>
+        <w:rPr>
+          <w:b w:val="0"/>
+        </w:rPr>
+        <w:t xml:space="preserve">Teacher explanation: Accept a concrete variant of the worked </w:t>
+      </w:r>
+      <w:r>
+        <w:rPr>
+          <w:b/>
+        </w:rPr>
+        <w:t>input</w:t>
+      </w:r>
+      <w:r>
+        <w:rPr>
+          <w:b w:val="0"/>
+        </w:rPr>
+        <w:t xml:space="preserve"> or a missing/conflicting/boundary condition, with an expectation derived from the declared procedure.</w:t>
+      </w:r>
+    </w:p>
+    <w:p>
+      <w:pPr>
+        <w:spacing w:line="336" w:lineRule="auto" w:after="180"/>
+      </w:pPr>
+      <w:r>
+        <w:rPr>
+          <w:b w:val="0"/>
+        </w:rPr>
+        <w:t xml:space="preserve">Require preserved settings, original </w:t>
+      </w:r>
+      <w:r>
+        <w:rPr>
+          <w:b/>
+        </w:rPr>
+        <w:t>output</w:t>
+      </w:r>
+      <w:r>
+        <w:rPr>
+          <w:b w:val="0"/>
+        </w:rPr>
+        <w:t xml:space="preserve">s and data roles. A measurable narrow question is not </w:t>
+      </w:r>
+      <w:r>
+        <w:rPr>
+          <w:b/>
+        </w:rPr>
+        <w:t>evidence</w:t>
+      </w:r>
+      <w:r>
+        <w:rPr>
+          <w:b w:val="0"/>
+        </w:rPr>
+        <w:t xml:space="preserve"> of its answer. The new case should test this particular </w:t>
+      </w:r>
+      <w:r>
+        <w:rPr>
+          <w:b/>
+        </w:rPr>
+        <w:t>mechanism</w:t>
+      </w:r>
+      <w:r>
+        <w:rPr>
+          <w:b w:val="0"/>
+        </w:rPr>
+        <w:t xml:space="preserve"> rather than merely restate the original result.</w:t>
+      </w:r>
+    </w:p>
+    <w:p>
+      <w:pPr>
+        <w:pStyle w:val="Heading2"/>
+      </w:pPr>
+      <w:r>
+        <w:t>Earlier wording, alternatives and picture transcripts · reference / check after trying</w:t>
+      </w:r>
+    </w:p>
+    <w:p>
+      <w:pPr>
         <w:pStyle w:val="Heading3"/>
       </w:pPr>
       <w:r>
-        <w:t>Plan the delayed return</w:t>
+        <w:t>Guided and exit questions</w:t>
+      </w:r>
+    </w:p>
+    <w:p>
+      <w:pPr>
+        <w:spacing w:line="336" w:lineRule="auto" w:after="180"/>
+      </w:pPr>
+      <w:r>
+        <w:rPr>
+          <w:b w:val="0"/>
+        </w:rPr>
+        <w:t>Guided: Narrow to relevant retrieval at a declared cutoff on those queries. The supplied records cannot answer universal usefulness or deployment impact.</w:t>
+      </w:r>
+    </w:p>
+    <w:p>
+      <w:pPr>
+        <w:spacing w:line="336" w:lineRule="auto" w:after="180"/>
+      </w:pPr>
+      <w:r>
+        <w:rPr>
+          <w:b w:val="0"/>
+        </w:rPr>
+        <w:t xml:space="preserve">Qualification: A measurable narrow question is not </w:t>
+      </w:r>
+      <w:r>
+        <w:rPr>
+          <w:b/>
+        </w:rPr>
+        <w:t>evidence</w:t>
+      </w:r>
+      <w:r>
+        <w:rPr>
+          <w:b w:val="0"/>
+        </w:rPr>
+        <w:t xml:space="preserve"> of its answer.</w:t>
+      </w:r>
+    </w:p>
+    <w:p>
+      <w:pPr>
+        <w:spacing w:line="336" w:lineRule="auto" w:after="180"/>
+      </w:pPr>
+      <w:r>
+        <w:rPr>
+          <w:b w:val="0"/>
+        </w:rPr>
+        <w:t xml:space="preserve">Exit: accept a concrete variation with its predicted </w:t>
+      </w:r>
+      <w:r>
+        <w:rPr>
+          <w:b/>
+        </w:rPr>
+        <w:t>outcome</w:t>
+      </w:r>
+      <w:r>
+        <w:rPr>
+          <w:b w:val="0"/>
+        </w:rPr>
+        <w:t xml:space="preserve"> and a stated condition that would challenge the </w:t>
+      </w:r>
+      <w:r>
+        <w:rPr>
+          <w:b/>
+        </w:rPr>
+        <w:t>mechanism</w:t>
+      </w:r>
+      <w:r>
+        <w:rPr>
+          <w:b w:val="0"/>
+        </w:rPr>
+        <w:t xml:space="preserve">; reject a claim resting on unmeasured </w:t>
+      </w:r>
+      <w:r>
+        <w:rPr>
+          <w:b/>
+        </w:rPr>
+        <w:t>evidence</w:t>
+      </w:r>
+      <w:r>
+        <w:rPr>
+          <w:b w:val="0"/>
+        </w:rPr>
+        <w:t>.</w:t>
+      </w:r>
+    </w:p>
+    <w:p>
+      <w:pPr>
+        <w:pStyle w:val="Heading3"/>
+      </w:pPr>
+      <w:r>
+        <w:t>W1 Explain the mechanism</w:t>
+      </w:r>
+    </w:p>
+    <w:p>
+      <w:pPr>
+        <w:pStyle w:val="Heading3"/>
+      </w:pPr>
+      <w:r>
+        <w:t>W2 Trace the worked case</w:t>
+      </w:r>
+    </w:p>
+    <w:p>
+      <w:pPr>
+        <w:pStyle w:val="Heading3"/>
+      </w:pPr>
+      <w:r>
+        <w:t>W3 Audit the limit</w:t>
+      </w:r>
+    </w:p>
+    <w:p>
+      <w:pPr>
+        <w:pStyle w:val="Heading3"/>
+      </w:pPr>
+      <w:r>
+        <w:t>W4 Apply a new case independently</w:t>
+      </w:r>
+    </w:p>
+    <w:p>
+      <w:pPr>
+        <w:spacing w:line="336" w:lineRule="auto" w:after="180"/>
+      </w:pPr>
+      <w:r>
+        <w:rPr>
+          <w:b w:val="0"/>
+        </w:rPr>
+        <w:t>You have response times and correctness for two lookup procedures on ten fictional requests. Write a bounded question and one missing detail.</w:t>
+      </w:r>
+    </w:p>
+    <w:p>
+      <w:pPr>
+        <w:spacing w:line="336" w:lineRule="auto" w:after="180"/>
+      </w:pPr>
+      <w:r>
+        <w:rPr>
+          <w:b w:val="0"/>
+        </w:rPr>
+        <w:t xml:space="preserve">Teacher explanation: Ask whether B lowers latency while preserving correctness on those ten cases; specify timing boundary, matched </w:t>
+      </w:r>
+      <w:r>
+        <w:rPr>
+          <w:b/>
+        </w:rPr>
+        <w:t>input</w:t>
+      </w:r>
+      <w:r>
+        <w:rPr>
+          <w:b w:val="0"/>
+        </w:rPr>
+        <w:t>s and scoring. No population-wide claim follows.</w:t>
+      </w:r>
+    </w:p>
+    <w:p>
+      <w:pPr>
+        <w:pStyle w:val="Heading3"/>
+      </w:pPr>
+      <w:r>
+        <w:t>W5 Design a revealing follow-up</w:t>
+      </w:r>
+    </w:p>
+    <w:p>
+      <w:pPr>
+        <w:pStyle w:val="Heading3"/>
+      </w:pPr>
+      <w:r>
+        <w:t>Independent assessment and fresh retry</w:t>
+      </w:r>
+    </w:p>
+    <w:p>
+      <w:pPr>
+        <w:spacing w:line="336" w:lineRule="auto" w:after="180"/>
+      </w:pPr>
+      <w:r>
+        <w:rPr>
+          <w:b w:val="0"/>
+        </w:rPr>
+        <w:t xml:space="preserve">W4: Ask whether B lowers latency while preserving correctness on those ten cases; specify timing boundary, matched </w:t>
+      </w:r>
+      <w:r>
+        <w:rPr>
+          <w:b/>
+        </w:rPr>
+        <w:t>input</w:t>
+      </w:r>
+      <w:r>
+        <w:rPr>
+          <w:b w:val="0"/>
+        </w:rPr>
+        <w:t xml:space="preserve">s and scoring. No population-wide claim follows. Require intermediate reasoning and the stated </w:t>
+      </w:r>
+      <w:r>
+        <w:rPr>
+          <w:b/>
+        </w:rPr>
+        <w:t>scope</w:t>
+      </w:r>
+      <w:r>
+        <w:rPr>
+          <w:b w:val="0"/>
+        </w:rPr>
+        <w:t>.</w:t>
+      </w:r>
+    </w:p>
+    <w:p>
+      <w:pPr>
+        <w:spacing w:line="336" w:lineRule="auto" w:after="180"/>
+      </w:pPr>
+      <w:r>
+        <w:rPr>
+          <w:b w:val="0"/>
+        </w:rPr>
+        <w:t xml:space="preserve">Fresh retry: You have citations and support judgments for six </w:t>
+      </w:r>
+      <w:r>
+        <w:rPr>
+          <w:b/>
+        </w:rPr>
+        <w:t>output</w:t>
+      </w:r>
+      <w:r>
+        <w:rPr>
+          <w:b w:val="0"/>
+        </w:rPr>
+        <w:t xml:space="preserve">s. Expected reasoning: Ask whether the method improves claim support against a stated baseline on those six </w:t>
+      </w:r>
+      <w:r>
+        <w:rPr>
+          <w:b/>
+        </w:rPr>
+        <w:t>output</w:t>
+      </w:r>
+      <w:r>
+        <w:rPr>
+          <w:b w:val="0"/>
+        </w:rPr>
+        <w:t>s; specify judgment rules.</w:t>
+      </w:r>
+    </w:p>
+    <w:p>
+      <w:pPr>
+        <w:spacing w:line="336" w:lineRule="auto" w:after="180"/>
+      </w:pPr>
+      <w:r>
+        <w:rPr>
+          <w:b w:val="0"/>
+        </w:rPr>
+        <w:t>If students need support, record it and reassess with another new case rather than awarding independence to a copied answer.</w:t>
+      </w:r>
+    </w:p>
+    <w:p>
+      <w:pPr>
+        <w:pStyle w:val="Heading3"/>
+      </w:pPr>
+      <w:r>
+        <w:t>Assess independent transfer</w:t>
+      </w:r>
+    </w:p>
+    <w:p>
+      <w:pPr>
+        <w:pStyle w:val="Heading3"/>
+      </w:pPr>
+      <w:r>
+        <w:t>Selected case answer</w:t>
+      </w:r>
+    </w:p>
+    <w:p>
+      <w:pPr>
+        <w:pStyle w:val="Heading3"/>
+      </w:pPr>
+      <w:r>
+        <w:t>Feedback that the learner uses</w:t>
+      </w:r>
+    </w:p>
+    <w:p>
+      <w:pPr>
+        <w:pStyle w:val="Heading1"/>
+      </w:pPr>
+      <w:r>
+        <w:t>06. Connect, support and revisit research reasoning</w:t>
+      </w:r>
+    </w:p>
+    <w:p>
+      <w:r>
+        <w:t>Use saved evidence and assumptions to choose the next question.</w:t>
+      </w:r>
+    </w:p>
+    <w:p>
+      <w:pPr>
+        <w:pStyle w:val="Heading2"/>
+      </w:pPr>
+      <w:r>
+        <w:t>Project and next-week bridge</w:t>
+      </w:r>
+    </w:p>
+    <w:p>
+      <w:pPr>
+        <w:spacing w:line="336" w:lineRule="auto" w:after="180"/>
+      </w:pPr>
+      <w:r>
+        <w:rPr>
+          <w:b w:val="0"/>
+        </w:rPr>
+        <w:t xml:space="preserve">Add a labelled a question that </w:t>
+      </w:r>
+      <w:r>
+        <w:rPr>
+          <w:b/>
+        </w:rPr>
+        <w:t>evidence</w:t>
+      </w:r>
+      <w:r>
+        <w:rPr>
+          <w:b w:val="0"/>
+        </w:rPr>
+        <w:t xml:space="preserve"> can answer </w:t>
+      </w:r>
+      <w:r>
+        <w:rPr>
+          <w:b/>
+        </w:rPr>
+        <w:t>evidence</w:t>
+      </w:r>
+      <w:r>
+        <w:rPr>
+          <w:b w:val="0"/>
+        </w:rPr>
+        <w:t xml:space="preserve"> sheet to Reproducible AI Research Study. Show how you can explain the </w:t>
+      </w:r>
+      <w:r>
+        <w:rPr>
+          <w:b/>
+        </w:rPr>
+        <w:t>mechanism</w:t>
+      </w:r>
+      <w:r>
+        <w:rPr>
+          <w:b w:val="0"/>
+        </w:rPr>
+        <w:t xml:space="preserve"> and terminology of a question that </w:t>
+      </w:r>
+      <w:r>
+        <w:rPr>
+          <w:b/>
+        </w:rPr>
+        <w:t>evidence</w:t>
+      </w:r>
+      <w:r>
+        <w:rPr>
+          <w:b w:val="0"/>
+        </w:rPr>
+        <w:t xml:space="preserve"> can answer.</w:t>
+      </w:r>
+    </w:p>
+    <w:p>
+      <w:pPr>
+        <w:spacing w:line="336" w:lineRule="auto" w:after="180"/>
+      </w:pPr>
+      <w:r>
+        <w:rPr>
+          <w:b w:val="0"/>
+        </w:rPr>
+        <w:t xml:space="preserve">Use the supplied fictional case and keep its </w:t>
+      </w:r>
+      <w:r>
+        <w:rPr>
+          <w:b/>
+        </w:rPr>
+        <w:t>input</w:t>
+      </w:r>
+      <w:r>
+        <w:rPr>
+          <w:b w:val="0"/>
+        </w:rPr>
+        <w:t xml:space="preserve">s, intermediate steps, calculation or </w:t>
+      </w:r>
+      <w:r>
+        <w:rPr>
+          <w:b/>
+        </w:rPr>
+        <w:t>prediction</w:t>
+      </w:r>
+      <w:r>
+        <w:rPr>
+          <w:b w:val="0"/>
+        </w:rPr>
+        <w:t>, and limitation. Connect this record to last week’s record; a matching answer without a trace is insufficient.</w:t>
+      </w:r>
+    </w:p>
+    <w:p>
+      <w:pPr>
+        <w:spacing w:line="336" w:lineRule="auto" w:after="180"/>
+      </w:pPr>
+      <w:r>
+        <w:rPr>
+          <w:b w:val="0"/>
+        </w:rPr>
+        <w:t xml:space="preserve">Provide an </w:t>
+      </w:r>
+      <w:r>
+        <w:rPr>
+          <w:b/>
+        </w:rPr>
+        <w:t>input</w:t>
+      </w:r>
+      <w:r>
+        <w:rPr>
+          <w:b w:val="0"/>
+        </w:rPr>
+        <w:t>/procedure/result/limit frame and a calculator when needed. Ask students to identify the first step before completing the whole trace.</w:t>
+      </w:r>
+    </w:p>
+    <w:p>
+      <w:pPr>
+        <w:spacing w:line="336" w:lineRule="auto" w:after="180"/>
+      </w:pPr>
+      <w:r>
+        <w:rPr>
+          <w:b w:val="0"/>
+        </w:rPr>
+        <w:t xml:space="preserve">Extension: compare two concrete variants of this </w:t>
+      </w:r>
+      <w:r>
+        <w:rPr>
+          <w:b/>
+        </w:rPr>
+        <w:t>mechanism</w:t>
+      </w:r>
+      <w:r>
+        <w:rPr>
+          <w:b w:val="0"/>
+        </w:rPr>
+        <w:t xml:space="preserve"> while holding unrelated conditions fixed; report both successful and unsuccessful </w:t>
+      </w:r>
+      <w:r>
+        <w:rPr>
+          <w:b/>
+        </w:rPr>
+        <w:t>outcome</w:t>
+      </w:r>
+      <w:r>
+        <w:rPr>
+          <w:b w:val="0"/>
+        </w:rPr>
+        <w:t>s.</w:t>
+      </w:r>
+    </w:p>
+    <w:p>
+      <w:pPr>
+        <w:spacing w:line="336" w:lineRule="auto" w:after="180"/>
+      </w:pPr>
+      <w:r>
+        <w:rPr>
+          <w:b w:val="0"/>
+        </w:rPr>
+        <w:t xml:space="preserve">Next connection: Reading a research claim. Preserve the current case record and retrieve its </w:t>
+      </w:r>
+      <w:r>
+        <w:rPr>
+          <w:b/>
+        </w:rPr>
+        <w:t>evidence</w:t>
+      </w:r>
+      <w:r>
+        <w:rPr>
+          <w:b w:val="0"/>
+        </w:rPr>
+        <w:t xml:space="preserve"> boundary before moving on.</w:t>
+      </w:r>
+    </w:p>
+    <w:p>
+      <w:pPr>
+        <w:spacing w:line="336" w:lineRule="auto" w:after="180"/>
+      </w:pPr>
+      <w:r>
+        <w:rPr>
+          <w:b w:val="0"/>
+        </w:rPr>
+        <w:t>Retain the project ledger and assess a changed case after support. Check the relevant prerequisite before carrying this component forward.</w:t>
+      </w:r>
+    </w:p>
+    <w:p>
+      <w:pPr>
+        <w:spacing w:line="336" w:lineRule="auto" w:after="180"/>
+      </w:pPr>
+      <w:r>
+        <w:rPr>
+          <w:b w:val="0"/>
+        </w:rPr>
+        <w:t>For the Reproducible AI Research Study, retain an annotated worked trace and the changed-case reasoning. Connect the claim to its records, units and assumptions so another investigator can challenge or reproduce it.</w:t>
+      </w:r>
+    </w:p>
+    <w:p>
+      <w:pPr>
+        <w:pStyle w:val="Heading2"/>
+      </w:pPr>
+      <w:r>
+        <w:t>Delayed return and support record</w:t>
       </w:r>
     </w:p>
     <w:p>
@@ -4017,48 +4915,60 @@
     </w:p>
     <w:p>
       <w:pPr>
-        <w:pStyle w:val="Heading3"/>
-      </w:pPr>
-      <w:r>
-        <w:t>Project evidence from this case</w:t>
+        <w:pStyle w:val="Heading2"/>
+      </w:pPr>
+      <w:r>
+        <w:t>Earlier wording, alternatives and picture transcripts · reference / check after trying</w:t>
       </w:r>
     </w:p>
     <w:p>
       <w:pPr>
-        <w:spacing w:line="336" w:lineRule="auto" w:after="180"/>
-      </w:pPr>
-      <w:r>
-        <w:rPr>
-          <w:b w:val="0"/>
-        </w:rPr>
-        <w:t>For the Reproducible AI Research Study, retain an annotated worked trace and the changed-case reasoning. Connect the claim to its records, units and assumptions so another investigator can challenge or reproduce it.</w:t>
+        <w:pStyle w:val="Heading3"/>
+      </w:pPr>
+      <w:r>
+        <w:t>Plan the delayed return</w:t>
       </w:r>
     </w:p>
     <w:p>
       <w:pPr>
-        <w:pStyle w:val="Heading1"/>
-      </w:pPr>
-      <w:r>
-        <w:t>07. Prepare, teach and assess</w:t>
+        <w:pStyle w:val="Heading3"/>
+      </w:pPr>
+      <w:r>
+        <w:t>Project evidence from this case</w:t>
       </w:r>
     </w:p>
     <w:p>
-      <w:r>
-        <w:t>Use this preparation summary alongside the detailed A question that evidence can answer lesson; it is a checklist rather than a replacement for the full sequence.</w:t>
+      <w:pPr>
+        <w:pStyle w:val="Heading1"/>
+      </w:pPr>
+      <w:r>
+        <w:t>Reference bank and extra practice</w:t>
       </w:r>
     </w:p>
     <w:p>
       <w:pPr>
-        <w:pStyle w:val="Heading3"/>
-      </w:pPr>
-      <w:r>
-        <w:t>Teaching target</w:t>
+        <w:pStyle w:val="Heading1"/>
+      </w:pPr>
+      <w:r>
+        <w:t>07. Reference · Alternative planning checklist</w:t>
       </w:r>
     </w:p>
     <w:p>
+      <w:r>
+        <w:t>Use alongside the main route when helpful.</w:t>
+      </w:r>
+    </w:p>
+    <w:p>
+      <w:pPr>
+        <w:pStyle w:val="Heading2"/>
+      </w:pPr>
+      <w:r>
+        <w:t>Planning,assessment and project reminders</w:t>
+      </w:r>
+    </w:p>
+    <w:p>
       <w:pPr>
         <w:spacing w:line="336" w:lineRule="auto" w:after="180"/>
-        <w:shd w:fill="EDF7F3"/>
       </w:pPr>
       <w:r>
         <w:rPr>
@@ -4282,22 +5192,36 @@
     </w:p>
     <w:p>
       <w:pPr>
-        <w:pStyle w:val="Heading3"/>
-      </w:pPr>
-      <w:r>
-        <w:t>Supported practice answer</w:t>
+        <w:spacing w:line="336" w:lineRule="auto" w:after="180"/>
+      </w:pPr>
+      <w:r>
+        <w:rPr>
+          <w:b w:val="0"/>
+        </w:rPr>
+        <w:t>Reasoned practice answer: Teacher explanation: Narrow to relevant retrieval at a declared cutoff on those queries. The supplied records cannot answer universal usefulness or deployment impact.</w:t>
       </w:r>
     </w:p>
     <w:p>
       <w:pPr>
         <w:spacing w:line="336" w:lineRule="auto" w:after="180"/>
-        <w:shd w:fill="F1F6FC"/>
       </w:pPr>
       <w:r>
         <w:rPr>
           <w:b w:val="0"/>
         </w:rPr>
-        <w:t>Reasoned practice answer: Teacher explanation: Narrow to relevant retrieval at a declared cutoff on those queries. The supplied records cannot answer universal usefulness or deployment impact.</w:t>
+        <w:t xml:space="preserve">Check every learner before discussion: Use the worked case for A question that </w:t>
+      </w:r>
+      <w:r>
+        <w:rPr>
+          <w:b/>
+        </w:rPr>
+        <w:t>evidence</w:t>
+      </w:r>
+      <w:r>
+        <w:rPr>
+          <w:b w:val="0"/>
+        </w:rPr>
+        <w:t xml:space="preserve"> can answer. Proposed explanation: “The worked result establishes every future case”. Decide whether this explanation is supported.</w:t>
       </w:r>
     </w:p>
     <w:p>
@@ -4308,19 +5232,7 @@
         <w:rPr>
           <w:b w:val="0"/>
         </w:rPr>
-        <w:t xml:space="preserve">Check every learner before discussion: Use the worked case for A question that </w:t>
-      </w:r>
-      <w:r>
-        <w:rPr>
-          <w:b/>
-        </w:rPr>
-        <w:t>evidence</w:t>
-      </w:r>
-      <w:r>
-        <w:rPr>
-          <w:b w:val="0"/>
-        </w:rPr>
-        <w:t xml:space="preserve"> can answer. Proposed explanation: “The worked result establishes every future case”. Decide whether this explanation is supported.</w:t>
+        <w:t>Point to the step or supplied fact that decides; explain your repair if needed.</w:t>
       </w:r>
     </w:p>
     <w:p>
@@ -4331,129 +5243,81 @@
         <w:rPr>
           <w:b w:val="0"/>
         </w:rPr>
-        <w:t>Point to the step or supplied fact that decides; explain your repair if needed.</w:t>
+        <w:t xml:space="preserve">Misconception repair: A measurable narrow question is not </w:t>
+      </w:r>
+      <w:r>
+        <w:rPr>
+          <w:b/>
+        </w:rPr>
+        <w:t>evidence</w:t>
+      </w:r>
+      <w:r>
+        <w:rPr>
+          <w:b w:val="0"/>
+        </w:rPr>
+        <w:t xml:space="preserve"> of its answer.</w:t>
       </w:r>
     </w:p>
     <w:p>
       <w:pPr>
-        <w:pStyle w:val="Heading3"/>
-      </w:pPr>
-      <w:r>
-        <w:t>Repair the misconception</w:t>
+        <w:spacing w:line="336" w:lineRule="auto" w:after="180"/>
+      </w:pPr>
+      <w:r>
+        <w:rPr>
+          <w:b w:val="0"/>
+        </w:rPr>
+        <w:t xml:space="preserve">Support: read the exact case aloud, enlarge the labelled picture, supply </w:t>
+      </w:r>
+      <w:r>
+        <w:rPr>
+          <w:b/>
+        </w:rPr>
+        <w:t>input</w:t>
+      </w:r>
+      <w:r>
+        <w:rPr>
+          <w:b w:val="0"/>
+        </w:rPr>
+        <w:t xml:space="preserve"> cards and model only the first deciding step. Accept a spoken explanation or drawing; retain the reasoning goal.</w:t>
       </w:r>
     </w:p>
     <w:p>
       <w:pPr>
         <w:spacing w:line="336" w:lineRule="auto" w:after="180"/>
-        <w:shd w:fill="FFF5E6"/>
       </w:pPr>
       <w:r>
         <w:rPr>
           <w:b w:val="0"/>
         </w:rPr>
-        <w:t xml:space="preserve">Misconception repair: A measurable narrow question is not </w:t>
+        <w:t xml:space="preserve">Extension: Replace the six tasks with six easier tasks only for B. Require a </w:t>
       </w:r>
       <w:r>
         <w:rPr>
           <w:b/>
         </w:rPr>
-        <w:t>evidence</w:t>
+        <w:t>prediction</w:t>
       </w:r>
       <w:r>
         <w:rPr>
           <w:b w:val="0"/>
         </w:rPr>
-        <w:t xml:space="preserve"> of its answer.</w:t>
+        <w:t xml:space="preserve"> and a reason before comparing. Expected result: The comparison no longer isolates the diagram condition.</w:t>
       </w:r>
     </w:p>
     <w:p>
       <w:pPr>
-        <w:pStyle w:val="Heading3"/>
-      </w:pPr>
-      <w:r>
-        <w:t>Support without giving away the answer</w:t>
+        <w:spacing w:line="336" w:lineRule="auto" w:after="180"/>
+      </w:pPr>
+      <w:r>
+        <w:rPr>
+          <w:b w:val="0"/>
+        </w:rPr>
+        <w:t>Reason: Task difficulty now changes alongside the proposed intervention.</w:t>
       </w:r>
     </w:p>
     <w:p>
       <w:pPr>
         <w:spacing w:line="336" w:lineRule="auto" w:after="180"/>
-        <w:shd w:fill="F1F6F8"/>
-      </w:pPr>
-      <w:r>
-        <w:rPr>
-          <w:b w:val="0"/>
-        </w:rPr>
-        <w:t xml:space="preserve">Support: read the exact case aloud, enlarge the labelled picture, supply </w:t>
-      </w:r>
-      <w:r>
-        <w:rPr>
-          <w:b/>
-        </w:rPr>
-        <w:t>input</w:t>
-      </w:r>
-      <w:r>
-        <w:rPr>
-          <w:b w:val="0"/>
-        </w:rPr>
-        <w:t xml:space="preserve"> cards and model only the first deciding step. Accept a spoken explanation or drawing; retain the reasoning goal.</w:t>
-      </w:r>
-    </w:p>
-    <w:p>
-      <w:pPr>
-        <w:pStyle w:val="Heading3"/>
-      </w:pPr>
-      <w:r>
-        <w:t>Extend the reasoning</w:t>
-      </w:r>
-    </w:p>
-    <w:p>
-      <w:pPr>
-        <w:spacing w:line="336" w:lineRule="auto" w:after="180"/>
-        <w:shd w:fill="F5F1FB"/>
-      </w:pPr>
-      <w:r>
-        <w:rPr>
-          <w:b w:val="0"/>
-        </w:rPr>
-        <w:t xml:space="preserve">Extension: Replace the six tasks with six easier tasks only for B. Require a </w:t>
-      </w:r>
-      <w:r>
-        <w:rPr>
-          <w:b/>
-        </w:rPr>
-        <w:t>prediction</w:t>
-      </w:r>
-      <w:r>
-        <w:rPr>
-          <w:b w:val="0"/>
-        </w:rPr>
-        <w:t xml:space="preserve"> and a reason before comparing. Expected result: The comparison no longer isolates the diagram condition.</w:t>
-      </w:r>
-    </w:p>
-    <w:p>
-      <w:pPr>
-        <w:spacing w:line="336" w:lineRule="auto" w:after="180"/>
-        <w:shd w:fill="F5F1FB"/>
-      </w:pPr>
-      <w:r>
-        <w:rPr>
-          <w:b w:val="0"/>
-        </w:rPr>
-        <w:t>Reason: Task difficulty now changes alongside the proposed intervention.</w:t>
-      </w:r>
-    </w:p>
-    <w:p>
-      <w:pPr>
-        <w:pStyle w:val="Heading3"/>
-      </w:pPr>
-      <w:r>
-        <w:t>Protect the independent attempt</w:t>
-      </w:r>
-    </w:p>
-    <w:p>
-      <w:pPr>
-        <w:spacing w:line="336" w:lineRule="auto" w:after="180"/>
-        <w:shd w:fill="FFF5E6"/>
       </w:pPr>
       <w:r>
         <w:rPr>
@@ -4648,70 +5512,69 @@
     </w:tbl>
     <w:p>
       <w:pPr>
-        <w:pStyle w:val="Heading3"/>
-      </w:pPr>
-      <w:r>
-        <w:t>Project checkpoint</w:t>
+        <w:spacing w:line="336" w:lineRule="auto" w:after="180"/>
+      </w:pPr>
+      <w:r>
+        <w:rPr>
+          <w:b w:val="0"/>
+        </w:rPr>
+        <w:t xml:space="preserve">Project checkpoint: Frame the need. Name the user, the problem, allowed </w:t>
+      </w:r>
+      <w:r>
+        <w:rPr>
+          <w:b/>
+        </w:rPr>
+        <w:t>input</w:t>
+      </w:r>
+      <w:r>
+        <w:rPr>
+          <w:b w:val="0"/>
+        </w:rPr>
+        <w:t>s and a safe simple starting method.</w:t>
       </w:r>
     </w:p>
     <w:p>
       <w:pPr>
         <w:spacing w:line="336" w:lineRule="auto" w:after="180"/>
-        <w:shd w:fill="EDF7F3"/>
       </w:pPr>
       <w:r>
         <w:rPr>
           <w:b w:val="0"/>
         </w:rPr>
-        <w:t xml:space="preserve">Project checkpoint: Frame the need. Name the user, the problem, allowed </w:t>
+        <w:t xml:space="preserve">Use the weekly teacher answer for topic-specific reasoning. A saved progress tick is an activity record; judge mastery from the learner’s explanation and </w:t>
       </w:r>
       <w:r>
         <w:rPr>
           <w:b/>
         </w:rPr>
-        <w:t>input</w:t>
+        <w:t>evidence</w:t>
       </w:r>
       <w:r>
         <w:rPr>
           <w:b w:val="0"/>
         </w:rPr>
-        <w:t>s and a safe simple starting method.</w:t>
+        <w:t>.</w:t>
       </w:r>
     </w:p>
     <w:p>
       <w:pPr>
-        <w:spacing w:line="336" w:lineRule="auto" w:after="180"/>
-      </w:pPr>
-      <w:r>
-        <w:rPr>
-          <w:b w:val="0"/>
-        </w:rPr>
-        <w:t xml:space="preserve">Use the weekly teacher answer for topic-specific reasoning. A saved progress tick is an activity record; judge mastery from the learner’s explanation and </w:t>
-      </w:r>
-      <w:r>
-        <w:rPr>
-          <w:b/>
-        </w:rPr>
-        <w:t>evidence</w:t>
-      </w:r>
-      <w:r>
-        <w:rPr>
-          <w:b w:val="0"/>
-        </w:rPr>
-        <w:t>.</w:t>
+        <w:pStyle w:val="Heading1"/>
+      </w:pPr>
+      <w:r>
+        <w:t>08. Reference · Feedback,labs and repair paths</w:t>
       </w:r>
     </w:p>
     <w:p>
-      <w:pPr>
-        <w:pStyle w:val="Heading1"/>
-      </w:pPr>
-      <w:r>
-        <w:t>08. Use feedback, labs and repair paths</w:t>
+      <w:r>
+        <w:t>Retain the first attempt and the evidence used for a repair.</w:t>
       </w:r>
     </w:p>
     <w:p>
-      <w:r>
-        <w:t>Use feedback, earlier review and portfolios purposefully. Apply the coding routine only when this lesson has an executable lab.</w:t>
+      <w:pPr>
+        <w:pStyle w:val="Heading2"/>
+      </w:pPr>
+      <w:r>
+        <w:t>Feedback and record guidance</w:t>
       </w:r>
     </w:p>
     <w:p>
@@ -4749,40 +5612,42 @@
       </w:r>
     </w:p>
     <w:p>
-      <w:pPr>
-        <w:pStyle w:val="Heading3"/>
-      </w:pPr>
-      <w:r>
-        <w:t>For later coding lessons</w:t>
+      <w:r>
+        <w:t>This week has no code block. Use this routine when a later lesson includes an executable lab.</w:t>
       </w:r>
     </w:p>
     <w:p>
-      <w:r>
-        <w:t>This week has no code block. Use this routine when a later lesson includes an executable lab.</w:t>
+      <w:pPr>
+        <w:spacing w:line="336" w:lineRule="auto" w:after="180"/>
+      </w:pPr>
+      <w:r>
+        <w:rPr>
+          <w:b w:val="0"/>
+        </w:rPr>
+        <w:t xml:space="preserve">Ask students to predict before running code. Preserve errors and actual </w:t>
+      </w:r>
+      <w:r>
+        <w:rPr>
+          <w:b/>
+        </w:rPr>
+        <w:t>output</w:t>
+      </w:r>
+      <w:r>
+        <w:rPr>
+          <w:b w:val="0"/>
+        </w:rPr>
+        <w:t>s; collect a changed test and an explanation. The branch-boundary and indexing lessons deliberately include failure cases.</w:t>
       </w:r>
     </w:p>
     <w:p>
       <w:pPr>
         <w:spacing w:line="336" w:lineRule="auto" w:after="180"/>
-        <w:shd w:fill="F1F6F8"/>
       </w:pPr>
       <w:r>
         <w:rPr>
           <w:b w:val="0"/>
         </w:rPr>
-        <w:t xml:space="preserve">Ask students to predict before running code. Preserve errors and actual </w:t>
-      </w:r>
-      <w:r>
-        <w:rPr>
-          <w:b/>
-        </w:rPr>
-        <w:t>output</w:t>
-      </w:r>
-      <w:r>
-        <w:rPr>
-          <w:b w:val="0"/>
-        </w:rPr>
-        <w:t>s; collect a changed test and an explanation. The branch-boundary and indexing lessons deliberately include failure cases.</w:t>
+        <w:t>Use the earlier worked-explanation links to address a specific missing building block, then return to the current question. Adapt this suggestion after observing the learner; it is not an automatic diagnosis.</w:t>
       </w:r>
     </w:p>
     <w:p>
@@ -4793,71 +5658,37 @@
         <w:rPr>
           <w:b w:val="0"/>
         </w:rPr>
-        <w:t>Use the earlier worked-explanation links to address a specific missing building block, then return to the current question. Adapt this suggestion after observing the learner; it is not an automatic diagnosis.</w:t>
+        <w:t xml:space="preserve">Collect the completed-work portfolio as </w:t>
+      </w:r>
+      <w:r>
+        <w:rPr>
+          <w:b/>
+        </w:rPr>
+        <w:t>evidence</w:t>
+      </w:r>
+      <w:r>
+        <w:rPr>
+          <w:b w:val="0"/>
+        </w:rPr>
+        <w:t>. Record support separately from correctness, and assess explanation, trace/test and limitations. Progress ticks and quiz selections alone do not establish mastery.</w:t>
       </w:r>
     </w:p>
     <w:p>
       <w:pPr>
-        <w:spacing w:line="336" w:lineRule="auto" w:after="180"/>
-      </w:pPr>
-      <w:r>
-        <w:rPr>
-          <w:b w:val="0"/>
-        </w:rPr>
-        <w:t xml:space="preserve">Collect the completed-work portfolio as </w:t>
-      </w:r>
-      <w:r>
-        <w:rPr>
-          <w:b/>
-        </w:rPr>
-        <w:t>evidence</w:t>
-      </w:r>
-      <w:r>
-        <w:rPr>
-          <w:b w:val="0"/>
-        </w:rPr>
-        <w:t>. Record support separately from correctness, and assess explanation, trace/test and limitations. Progress ticks and quiz selections alone do not establish mastery.</w:t>
+        <w:pStyle w:val="Heading1"/>
+      </w:pPr>
+      <w:r>
+        <w:t>09. Reference · Teach with the six pictures</w:t>
       </w:r>
     </w:p>
     <w:p>
-      <w:pPr>
-        <w:pStyle w:val="Heading1"/>
-      </w:pPr>
-      <w:r>
-        <w:t>09. Visual concept journey</w:t>
+      <w:r>
+        <w:t>Choose one picture for a particular reasoning move.</w:t>
       </w:r>
     </w:p>
     <w:p>
-      <w:r>
-        <w:t>Show one A question that evidence can answer graphic at a time, request a prediction and discuss its trace before the independent assessment.</w:t>
-      </w:r>
-    </w:p>
-    <w:p>
-      <w:pPr>
-        <w:spacing w:line="336" w:lineRule="auto" w:after="180"/>
-      </w:pPr>
-      <w:r>
-        <w:rPr>
-          <w:b w:val="0"/>
-        </w:rPr>
-        <w:t xml:space="preserve">Use one picture at a time. Hide a worked result before asking for a </w:t>
-      </w:r>
-      <w:r>
-        <w:rPr>
-          <w:b/>
-        </w:rPr>
-        <w:t>prediction</w:t>
-      </w:r>
-      <w:r>
-        <w:rPr>
-          <w:b w:val="0"/>
-        </w:rPr>
-        <w:t>, then reveal it for feedback. These are supported teaching cases; retain the separate independent assessment for a fresh first attempt.</w:t>
-      </w:r>
-    </w:p>
-    <w:p>
-      <w:pPr>
-        <w:pStyle w:val="Heading3"/>
+      <w:pPr>
+        <w:pStyle w:val="Heading2"/>
       </w:pPr>
       <w:r>
         <w:t>01. A question that evidence can answer: the case</w:t>
@@ -4868,7 +5699,7 @@
         <w:drawing>
           <wp:inline xmlns:a="http://schemas.openxmlformats.org/drawingml/2006/main" xmlns:pic="http://schemas.openxmlformats.org/drawingml/2006/picture">
             <wp:extent cx="5486400" cy="2834640"/>
-            <wp:docPr id="2" name="Picture 2" descr="A question with a measurable answer. A team wants to know whether giving a diagram changes accuracy on six fixed plant-identification tasks. Supplied facts: Candidate questions: &quot;Are diagrams wonderful?&quot; and &quot;Does version B answer more of these six tasks correctly than version A?&quot;"/>
+            <wp:docPr id="3" name="Picture 3" descr="A question with a measurable answer. A team wants to know whether giving a diagram changes accuracy on six fixed plant-identification tasks. Supplied facts: Candidate questions: &quot;Are diagrams wonderful?&quot; and &quot;Does version B answer more of these six tasks correctly than version A?&quot;"/>
             <wp:cNvGraphicFramePr>
               <a:graphicFrameLocks noChangeAspect="1"/>
             </wp:cNvGraphicFramePr>
@@ -4880,7 +5711,7 @@
                     <pic:cNvPicPr/>
                   </pic:nvPicPr>
                   <pic:blipFill>
-                    <a:blip r:embed="rId10"/>
+                    <a:blip r:embed="rId11"/>
                     <a:stretch>
                       <a:fillRect/>
                     </a:stretch>
@@ -4924,7 +5755,6 @@
     <w:p>
       <w:pPr>
         <w:spacing w:line="336" w:lineRule="auto" w:after="180"/>
-        <w:shd w:fill="F5F1FB"/>
       </w:pPr>
       <w:r>
         <w:rPr>
@@ -4935,27 +5765,18 @@
     </w:p>
     <w:p>
       <w:pPr>
-        <w:pStyle w:val="Heading3"/>
-      </w:pPr>
-      <w:r>
-        <w:t>Discuss while showing the picture</w:t>
+        <w:spacing w:line="336" w:lineRule="auto" w:after="180"/>
+      </w:pPr>
+      <w:r>
+        <w:rPr>
+          <w:b w:val="0"/>
+        </w:rPr>
+        <w:t>Teacher prompt: Point to the given fact that matters most. Explain why it matters. Ask learners to describe one label or arrow in ordinary words. Use the adjacent transcript if the image is difficult to see.</w:t>
       </w:r>
     </w:p>
     <w:p>
       <w:pPr>
-        <w:spacing w:line="336" w:lineRule="auto" w:after="180"/>
-        <w:shd w:fill="F1F6F8"/>
-      </w:pPr>
-      <w:r>
-        <w:rPr>
-          <w:b w:val="0"/>
-        </w:rPr>
-        <w:t>Teacher prompt: Point to the given fact that matters most. Explain why it matters. Ask learners to describe one label or arrow in ordinary words. Use the adjacent transcript if the image is difficult to see.</w:t>
-      </w:r>
-    </w:p>
-    <w:p>
-      <w:pPr>
-        <w:pStyle w:val="Heading3"/>
+        <w:pStyle w:val="Heading2"/>
       </w:pPr>
       <w:r>
         <w:t>02. Follow the deciding steps</w:t>
@@ -4966,7 +5787,7 @@
         <w:drawing>
           <wp:inline xmlns:a="http://schemas.openxmlformats.org/drawingml/2006/main" xmlns:pic="http://schemas.openxmlformats.org/drawingml/2006/picture">
             <wp:extent cx="5486400" cy="3337560"/>
-            <wp:docPr id="3" name="Picture 3" descr="Narrow the question: Name versions A and B, the six tasks and correct-answer scoring. → Define the comparison: Use the same tasks and labels with and without the diagram. → Bound the conclusion: The study can compare those versions on those tasks, not all diagrams or learners."/>
+            <wp:docPr id="4" name="Picture 4" descr="Narrow the question: Name versions A and B, the six tasks and correct-answer scoring. → Define the comparison: Use the same tasks and labels with and without the diagram. → Bound the conclusion: The study can compare those versions on those tasks, not all diagrams or learners."/>
             <wp:cNvGraphicFramePr>
               <a:graphicFrameLocks noChangeAspect="1"/>
             </wp:cNvGraphicFramePr>
@@ -4978,7 +5799,7 @@
                     <pic:cNvPicPr/>
                   </pic:nvPicPr>
                   <pic:blipFill>
-                    <a:blip r:embed="rId11"/>
+                    <a:blip r:embed="rId9"/>
                     <a:stretch>
                       <a:fillRect/>
                     </a:stretch>
@@ -5011,7 +5832,6 @@
     <w:p>
       <w:pPr>
         <w:spacing w:line="336" w:lineRule="auto" w:after="180"/>
-        <w:shd w:fill="F5F1FB"/>
       </w:pPr>
       <w:r>
         <w:rPr>
@@ -5034,39 +5854,30 @@
     </w:p>
     <w:p>
       <w:pPr>
-        <w:pStyle w:val="Heading3"/>
-      </w:pPr>
-      <w:r>
-        <w:t>Discuss while showing the picture</w:t>
+        <w:spacing w:line="336" w:lineRule="auto" w:after="180"/>
+      </w:pPr>
+      <w:r>
+        <w:rPr>
+          <w:b w:val="0"/>
+        </w:rPr>
+        <w:t xml:space="preserve">Teacher prompt: Point to each numbered stage and explain which recorded </w:t>
+      </w:r>
+      <w:r>
+        <w:rPr>
+          <w:b/>
+        </w:rPr>
+        <w:t>input</w:t>
+      </w:r>
+      <w:r>
+        <w:rPr>
+          <w:b w:val="0"/>
+        </w:rPr>
+        <w:t xml:space="preserve"> it uses. Ask learners to describe one label or arrow in ordinary words. Use the adjacent transcript if the image is difficult to see.</w:t>
       </w:r>
     </w:p>
     <w:p>
       <w:pPr>
-        <w:spacing w:line="336" w:lineRule="auto" w:after="180"/>
-        <w:shd w:fill="F1F6F8"/>
-      </w:pPr>
-      <w:r>
-        <w:rPr>
-          <w:b w:val="0"/>
-        </w:rPr>
-        <w:t xml:space="preserve">Teacher prompt: Point to each numbered stage and explain which recorded </w:t>
-      </w:r>
-      <w:r>
-        <w:rPr>
-          <w:b/>
-        </w:rPr>
-        <w:t>input</w:t>
-      </w:r>
-      <w:r>
-        <w:rPr>
-          <w:b w:val="0"/>
-        </w:rPr>
-        <w:t xml:space="preserve"> it uses. Ask learners to describe one label or arrow in ordinary words. Use the adjacent transcript if the image is difficult to see.</w:t>
-      </w:r>
-    </w:p>
-    <w:p>
-      <w:pPr>
-        <w:pStyle w:val="Heading3"/>
+        <w:pStyle w:val="Heading2"/>
       </w:pPr>
       <w:r>
         <w:t>03. A question that evidence can answer — evidence trace</w:t>
@@ -5077,7 +5888,7 @@
         <w:drawing>
           <wp:inline xmlns:a="http://schemas.openxmlformats.org/drawingml/2006/main" xmlns:pic="http://schemas.openxmlformats.org/drawingml/2006/picture">
             <wp:extent cx="5486400" cy="3145536"/>
-            <wp:docPr id="4" name="Picture 4" descr="A question that evidence can answer — evidence trace. Proposal says prove AI is useful; available records are retrieval results for five room queries. | For fictional classroom retrieval, ask whether method B returns more relevant records than lexical baseline A on a reserved judged query set at cutoff3. Define eligible corpus and relevance rules before running. | Narrow to relevant retrieval at a declared cutoff on those queries. The supplied records cannot answer universal usefulness or deployment impact."/>
+            <wp:docPr id="5" name="Picture 5" descr="A question that evidence can answer — evidence trace. Proposal says prove AI is useful; available records are retrieval results for five room queries. | For fictional classroom retrieval, ask whether method B returns more relevant records than lexical baseline A on a reserved judged query set at cutoff 3. Define eligible corpus and relevance rules before running. | Narrow to relevant retrieval at a declared cutoff on those queries. The supplied records cannot answer universal usefulness or deployment impact."/>
             <wp:cNvGraphicFramePr>
               <a:graphicFrameLocks noChangeAspect="1"/>
             </wp:cNvGraphicFramePr>
@@ -5140,7 +5951,7 @@
         <w:rPr>
           <w:b w:val="0"/>
         </w:rPr>
-        <w:t xml:space="preserve"> trace.</w:t>
+        <w:t xml:space="preserve"> trace. Proposal says prove AI is useful; available records are retrieval results for five room queries. | For fictional classroom retrieval, ask whether method B returns more relevant records than lexical baseline A on a reserved judged query set at cutoff 3. Define eligible corpus and relevance rules before running. | Narrow to relevant retrieval at a declared cutoff on those queries. The supplied records cannot answer universal usefulness or deployment impact.</w:t>
       </w:r>
     </w:p>
     <w:p>
@@ -5151,7 +5962,7 @@
         <w:rPr>
           <w:b w:val="0"/>
         </w:rPr>
-        <w:t>Proposal says prove AI is useful; available records are retrieval results for five room queries. | For fictional classroom retrieval, ask whether method B returns more relevant records than lexical baseline A on a reserved judged query set at cutoff3.</w:t>
+        <w:t>Read the labels and values. Explain the relationship the model shows.</w:t>
       </w:r>
     </w:p>
     <w:p>
@@ -5162,44 +5973,12 @@
         <w:rPr>
           <w:b w:val="0"/>
         </w:rPr>
-        <w:t>Define eligible corpus and relevance rules before running. | Narrow to relevant retrieval at a declared cutoff on those queries. The supplied records cannot answer universal usefulness or deployment impact.</w:t>
+        <w:t>Teacher prompt: Read the labels and values. Explain the relationship the model shows. Ask learners to describe one label or arrow in ordinary words. Use the adjacent transcript if the image is difficult to see.</w:t>
       </w:r>
     </w:p>
     <w:p>
       <w:pPr>
-        <w:spacing w:line="336" w:lineRule="auto" w:after="180"/>
-        <w:shd w:fill="F5F1FB"/>
-      </w:pPr>
-      <w:r>
-        <w:rPr>
-          <w:b w:val="0"/>
-        </w:rPr>
-        <w:t>Read the labels and values. Explain the relationship the model shows.</w:t>
-      </w:r>
-    </w:p>
-    <w:p>
-      <w:pPr>
-        <w:pStyle w:val="Heading3"/>
-      </w:pPr>
-      <w:r>
-        <w:t>Discuss while showing the picture</w:t>
-      </w:r>
-    </w:p>
-    <w:p>
-      <w:pPr>
-        <w:spacing w:line="336" w:lineRule="auto" w:after="180"/>
-        <w:shd w:fill="F1F6F8"/>
-      </w:pPr>
-      <w:r>
-        <w:rPr>
-          <w:b w:val="0"/>
-        </w:rPr>
-        <w:t>Teacher prompt: Read the labels and values. Explain the relationship the model shows. Ask learners to describe one label or arrow in ordinary words. Use the adjacent transcript if the image is difficult to see.</w:t>
-      </w:r>
-    </w:p>
-    <w:p>
-      <w:pPr>
-        <w:pStyle w:val="Heading3"/>
+        <w:pStyle w:val="Heading2"/>
       </w:pPr>
       <w:r>
         <w:t>04. Change one thing. Trace what follows.</w:t>
@@ -5210,7 +5989,7 @@
         <w:drawing>
           <wp:inline xmlns:a="http://schemas.openxmlformats.org/drawingml/2006/main" xmlns:pic="http://schemas.openxmlformats.org/drawingml/2006/picture">
             <wp:extent cx="5486400" cy="3026664"/>
-            <wp:docPr id="5" name="Picture 5" descr="Original case: The study can compare those versions on those tasks, not all diagrams or learners. Changed condition: Replace the six tasks with six easier tasks only for B. Expected result: The comparison no longer isolates the diagram condition. Reason: Task difficulty now changes alongside the proposed intervention."/>
+            <wp:docPr id="6" name="Picture 6" descr="Original case: The study can compare those versions on those tasks, not all diagrams or learners. Changed condition: Replace the six tasks with six easier tasks only for B. Expected result: The comparison no longer isolates the diagram condition. Reason: Task difficulty now changes alongside the proposed intervention."/>
             <wp:cNvGraphicFramePr>
               <a:graphicFrameLocks noChangeAspect="1"/>
             </wp:cNvGraphicFramePr>
@@ -5266,7 +6045,6 @@
     <w:p>
       <w:pPr>
         <w:spacing w:line="336" w:lineRule="auto" w:after="180"/>
-        <w:shd w:fill="F5F1FB"/>
       </w:pPr>
       <w:r>
         <w:rPr>
@@ -5277,39 +6055,29 @@
     </w:p>
     <w:p>
       <w:pPr>
-        <w:pStyle w:val="Heading3"/>
-      </w:pPr>
-      <w:r>
-        <w:t>Discuss while showing the picture</w:t>
+        <w:spacing w:line="336" w:lineRule="auto" w:after="180"/>
+      </w:pPr>
+      <w:r>
+        <w:rPr>
+          <w:b w:val="0"/>
+        </w:rPr>
+        <w:t>Teacher prompt: Predict before checking the worked changed-case result. Name what changed and what the supplied facts allow you to conclude. Ask learners to describe one label or arrow in ordinary words.</w:t>
       </w:r>
     </w:p>
     <w:p>
       <w:pPr>
         <w:spacing w:line="336" w:lineRule="auto" w:after="180"/>
-        <w:shd w:fill="F1F6F8"/>
       </w:pPr>
       <w:r>
         <w:rPr>
           <w:b w:val="0"/>
         </w:rPr>
-        <w:t>Teacher prompt: Predict before checking the worked changed-case result. Name what changed and what the supplied facts allow you to conclude. Ask learners to describe one label or arrow in ordinary words.</w:t>
+        <w:t>Use the adjacent transcript if the image is difficult to see. Changed-case reasoning: Task difficulty now changes alongside the proposed intervention.</w:t>
       </w:r>
     </w:p>
     <w:p>
       <w:pPr>
-        <w:spacing w:line="336" w:lineRule="auto" w:after="180"/>
-        <w:shd w:fill="F1F6F8"/>
-      </w:pPr>
-      <w:r>
-        <w:rPr>
-          <w:b w:val="0"/>
-        </w:rPr>
-        <w:t>Use the adjacent transcript if the image is difficult to see. Changed-case reasoning: Task difficulty now changes alongside the proposed intervention.</w:t>
-      </w:r>
-    </w:p>
-    <w:p>
-      <w:pPr>
-        <w:pStyle w:val="Heading3"/>
+        <w:pStyle w:val="Heading2"/>
       </w:pPr>
       <w:r>
         <w:t>05. Connect the explanation to its limit</w:t>
@@ -5320,7 +6088,7 @@
         <w:drawing>
           <wp:inline xmlns:a="http://schemas.openxmlformats.org/drawingml/2006/main" xmlns:pic="http://schemas.openxmlformats.org/drawingml/2006/picture">
             <wp:extent cx="5486400" cy="2834640"/>
-            <wp:docPr id="6" name="Picture 6" descr="An answerable research question connects a change to an observable outcome and a specified population. Opinion words need an operational definition before measurement. Limit: This fictional study does not establish effects on children or general classroom learning."/>
+            <wp:docPr id="7" name="Picture 7" descr="An answerable research question connects a change to an observable outcome and a specified population. Opinion words need an operational definition before measurement. Limit: This fictional study does not establish effects on children or general classroom learning."/>
             <wp:cNvGraphicFramePr>
               <a:graphicFrameLocks noChangeAspect="1"/>
             </wp:cNvGraphicFramePr>
@@ -5400,7 +6168,6 @@
     <w:p>
       <w:pPr>
         <w:spacing w:line="336" w:lineRule="auto" w:after="180"/>
-        <w:shd w:fill="F5F1FB"/>
       </w:pPr>
       <w:r>
         <w:rPr>
@@ -5411,51 +6178,41 @@
     </w:p>
     <w:p>
       <w:pPr>
-        <w:pStyle w:val="Heading3"/>
-      </w:pPr>
-      <w:r>
-        <w:t>Discuss while showing the picture</w:t>
+        <w:spacing w:line="336" w:lineRule="auto" w:after="180"/>
+      </w:pPr>
+      <w:r>
+        <w:rPr>
+          <w:b w:val="0"/>
+        </w:rPr>
+        <w:t>Teacher prompt: Explain the case, then point to a limit on the claim. Ask learners to describe one label or arrow in ordinary words. Use the adjacent transcript if the image is difficult to see.</w:t>
       </w:r>
     </w:p>
     <w:p>
       <w:pPr>
         <w:spacing w:line="336" w:lineRule="auto" w:after="180"/>
-        <w:shd w:fill="F1F6F8"/>
       </w:pPr>
       <w:r>
         <w:rPr>
           <w:b w:val="0"/>
         </w:rPr>
-        <w:t>Teacher prompt: Explain the case, then point to a limit on the claim. Ask learners to describe one label or arrow in ordinary words. Use the adjacent transcript if the image is difficult to see.</w:t>
+        <w:t xml:space="preserve">Keep the stated </w:t>
+      </w:r>
+      <w:r>
+        <w:rPr>
+          <w:b/>
+        </w:rPr>
+        <w:t>scope</w:t>
+      </w:r>
+      <w:r>
+        <w:rPr>
+          <w:b w:val="0"/>
+        </w:rPr>
+        <w:t>: This fictional study does not establish effects on children or general classroom learning.</w:t>
       </w:r>
     </w:p>
     <w:p>
       <w:pPr>
-        <w:spacing w:line="336" w:lineRule="auto" w:after="180"/>
-        <w:shd w:fill="F1F6F8"/>
-      </w:pPr>
-      <w:r>
-        <w:rPr>
-          <w:b w:val="0"/>
-        </w:rPr>
-        <w:t xml:space="preserve">Keep the stated </w:t>
-      </w:r>
-      <w:r>
-        <w:rPr>
-          <w:b/>
-        </w:rPr>
-        <w:t>scope</w:t>
-      </w:r>
-      <w:r>
-        <w:rPr>
-          <w:b w:val="0"/>
-        </w:rPr>
-        <w:t>: This fictional study does not establish effects on children or general classroom learning.</w:t>
-      </w:r>
-    </w:p>
-    <w:p>
-      <w:pPr>
-        <w:pStyle w:val="Heading3"/>
+        <w:pStyle w:val="Heading2"/>
       </w:pPr>
       <w:r>
         <w:t>06. Make the idea visible in your project</w:t>
@@ -5466,7 +6223,7 @@
         <w:drawing>
           <wp:inline xmlns:a="http://schemas.openxmlformats.org/drawingml/2006/main" xmlns:pic="http://schemas.openxmlformats.org/drawingml/2006/picture">
             <wp:extent cx="5486400" cy="3681984"/>
-            <wp:docPr id="7" name="Picture 7" descr="For the Reproducible AI Research Study, retain an annotated worked trace and the changed-case reasoning. Connect the claim to its records, units and assumptions so another investigator can challenge or reproduce it. Draw your input, deciding step, result and limit. Supported question: Which proposed diagram question has a measurable outcome? Name its versions, six-case denominator and fixed scoring, then explain why giving only B easier tasks spoils the comparison."/>
+            <wp:docPr id="8" name="Picture 8" descr="For the Reproducible AI Research Study, retain an annotated worked trace and the changed-case reasoning. Connect the claim to its records, units and assumptions so another investigator can challenge or reproduce it. Draw your input, deciding step, result and limit. Supported question: Which proposed diagram question has a measurable outcome? Name its versions, six-case denominator and fixed scoring, then explain why giving only B easier tasks spoils the comparison."/>
             <wp:cNvGraphicFramePr>
               <a:graphicFrameLocks noChangeAspect="1"/>
             </wp:cNvGraphicFramePr>
@@ -5557,7 +6314,6 @@
     <w:p>
       <w:pPr>
         <w:spacing w:line="336" w:lineRule="auto" w:after="180"/>
-        <w:shd w:fill="F5F1FB"/>
       </w:pPr>
       <w:r>
         <w:rPr>
@@ -5580,58 +6336,126 @@
     </w:p>
     <w:p>
       <w:pPr>
-        <w:pStyle w:val="Heading3"/>
-      </w:pPr>
-      <w:r>
-        <w:t>Discuss while showing the picture</w:t>
+        <w:spacing w:line="336" w:lineRule="auto" w:after="180"/>
+      </w:pPr>
+      <w:r>
+        <w:rPr>
+          <w:b w:val="0"/>
+        </w:rPr>
+        <w:t xml:space="preserve">Teacher prompt: Draw your project trace and justify the deciding step using </w:t>
+      </w:r>
+      <w:r>
+        <w:rPr>
+          <w:b/>
+        </w:rPr>
+        <w:t>evidence</w:t>
+      </w:r>
+      <w:r>
+        <w:rPr>
+          <w:b w:val="0"/>
+        </w:rPr>
+        <w:t>. Ask learners to describe one label or arrow in ordinary words. Use the adjacent transcript if the image is difficult to see.</w:t>
       </w:r>
     </w:p>
     <w:p>
       <w:pPr>
         <w:spacing w:line="336" w:lineRule="auto" w:after="180"/>
-        <w:shd w:fill="F1F6F8"/>
       </w:pPr>
       <w:r>
         <w:rPr>
           <w:b w:val="0"/>
         </w:rPr>
-        <w:t xml:space="preserve">Teacher prompt: Draw your project trace and justify the deciding step using </w:t>
-      </w:r>
-      <w:r>
-        <w:rPr>
-          <w:b/>
-        </w:rPr>
-        <w:t>evidence</w:t>
-      </w:r>
-      <w:r>
-        <w:rPr>
-          <w:b w:val="0"/>
-        </w:rPr>
-        <w:t>. Ask learners to describe one label or arrow in ordinary words. Use the adjacent transcript if the image is difficult to see.</w:t>
+        <w:t>Supported practice key: Name versions A and B, the six tasks and correct-answer scoring. Use the same tasks and labels with and without the diagram.</w:t>
       </w:r>
     </w:p>
     <w:p>
       <w:pPr>
         <w:spacing w:line="336" w:lineRule="auto" w:after="180"/>
-        <w:shd w:fill="F1F6F8"/>
       </w:pPr>
       <w:r>
         <w:rPr>
           <w:b w:val="0"/>
         </w:rPr>
-        <w:t>Supported practice key: Name versions A and B, the six tasks and correct-answer scoring. Use the same tasks and labels with and without the diagram.</w:t>
+        <w:t>The study can compare those versions on those tasks, not all diagrams or learners. Changed case: The comparison no longer isolates the diagram condition. Task difficulty now changes alongside the proposed intervention.</w:t>
       </w:r>
     </w:p>
     <w:p>
       <w:pPr>
+        <w:pStyle w:val="Heading2"/>
+      </w:pPr>
+      <w:r>
+        <w:t>Earlier wording, alternatives and picture transcripts · reference / check after trying</w:t>
+      </w:r>
+    </w:p>
+    <w:p>
+      <w:pPr>
         <w:spacing w:line="336" w:lineRule="auto" w:after="180"/>
-        <w:shd w:fill="F1F6F8"/>
       </w:pPr>
       <w:r>
         <w:rPr>
           <w:b w:val="0"/>
         </w:rPr>
-        <w:t>The study can compare those versions on those tasks, not all diagrams or learners. Changed case: The comparison no longer isolates the diagram condition. Task difficulty now changes alongside the proposed intervention.</w:t>
+        <w:t xml:space="preserve">Use one picture at a time. Hide a worked result before asking for a </w:t>
+      </w:r>
+      <w:r>
+        <w:rPr>
+          <w:b/>
+        </w:rPr>
+        <w:t>prediction</w:t>
+      </w:r>
+      <w:r>
+        <w:rPr>
+          <w:b w:val="0"/>
+        </w:rPr>
+        <w:t>, then reveal it for feedback. These are supported teaching cases; retain the separate independent assessment for a fresh first attempt.</w:t>
+      </w:r>
+    </w:p>
+    <w:p>
+      <w:pPr>
+        <w:pStyle w:val="Heading3"/>
+      </w:pPr>
+      <w:r>
+        <w:t>01. A question that evidence can answer: the case</w:t>
+      </w:r>
+    </w:p>
+    <w:p>
+      <w:pPr>
+        <w:pStyle w:val="Heading3"/>
+      </w:pPr>
+      <w:r>
+        <w:t>02. Follow the deciding steps</w:t>
+      </w:r>
+    </w:p>
+    <w:p>
+      <w:pPr>
+        <w:pStyle w:val="Heading3"/>
+      </w:pPr>
+      <w:r>
+        <w:t>03. A question that evidence can answer — evidence trace</w:t>
+      </w:r>
+    </w:p>
+    <w:p>
+      <w:pPr>
+        <w:pStyle w:val="Heading3"/>
+      </w:pPr>
+      <w:r>
+        <w:t>04. Change one thing. Trace what follows.</w:t>
+      </w:r>
+    </w:p>
+    <w:p>
+      <w:pPr>
+        <w:pStyle w:val="Heading3"/>
+      </w:pPr>
+      <w:r>
+        <w:t>05. Connect the explanation to its limit</w:t>
+      </w:r>
+    </w:p>
+    <w:p>
+      <w:pPr>
+        <w:pStyle w:val="Heading3"/>
+      </w:pPr>
+      <w:r>
+        <w:t>06. Make the idea visible in your project</w:t>
       </w:r>
     </w:p>
     <w:sectPr>
